--- a/manuel-math-t5/Manuel_Mathematiques_T5_UNITE5.docx
+++ b/manuel-math-t5/Manuel_Mathematiques_T5_UNITE5.docx
@@ -26504,96 +26504,13 @@
     </w:p>
     <w:p>
       <w:pPr>
-        <w:spacing w:after="110" w:line="300"/>
-        <w:jc w:val="both"/>
-      </w:pPr>
-      <w:r>
-        <w:rPr>
-          <w:rFonts w:ascii="Times New Roman" w:cs="Times New Roman" w:eastAsia="Times New Roman" w:hAnsi="Times New Roman"/>
-          <w:b/>
-          <w:bCs/>
-          <w:i w:val="false"/>
-          <w:iCs w:val="false"/>
-          <w:color w:val="2E7D32"/>
-          <w:sz w:val="24"/>
-          <w:szCs w:val="24"/>
-        </w:rPr>
-        <w:t xml:space="preserve">Définition — </w:t>
-      </w:r>
-      <w:r>
-        <w:rPr>
-          <w:rFonts w:ascii="Times New Roman" w:cs="Times New Roman" w:eastAsia="Times New Roman" w:hAnsi="Times New Roman"/>
-          <w:b/>
-          <w:bCs/>
-          <w:i w:val="false"/>
-          <w:iCs w:val="false"/>
-          <w:color w:val="000000"/>
-          <w:sz w:val="24"/>
-          <w:szCs w:val="24"/>
-        </w:rPr>
-        <w:t xml:space="preserve">Le volume mesure la place qu’occupe un objet dans l’espace. L’unité est le cube unité : le cm³ est un cube de 1 cm d’arête. Le volume d’un pavé droit se trouve en comptant ses cubes : longueur × largeur × hauteur ; le cube, dont toutes les arêtes sont égales, a pour volume arête × arête × arête.</w:t>
-      </w:r>
-    </w:p>
-    <w:p>
-      <w:pPr>
-        <w:spacing w:after="110" w:line="300"/>
-        <w:jc w:val="both"/>
-      </w:pPr>
-      <w:r>
-        <w:rPr>
-          <w:rFonts w:ascii="Times New Roman" w:cs="Times New Roman" w:eastAsia="Times New Roman" w:hAnsi="Times New Roman"/>
-          <w:b/>
-          <w:bCs/>
-          <w:i w:val="false"/>
-          <w:iCs w:val="false"/>
-          <w:color w:val="1F4E79"/>
-          <w:sz w:val="24"/>
-          <w:szCs w:val="24"/>
-        </w:rPr>
-        <w:t xml:space="preserve">Autrement dit : </w:t>
-      </w:r>
-      <w:r>
-        <w:rPr>
-          <w:rFonts w:ascii="Times New Roman" w:cs="Times New Roman" w:eastAsia="Times New Roman" w:hAnsi="Times New Roman"/>
-          <w:b w:val="false"/>
-          <w:bCs w:val="false"/>
-          <w:i w:val="false"/>
-          <w:iCs w:val="false"/>
-          <w:color w:val="000000"/>
-          <w:sz w:val="24"/>
-          <w:szCs w:val="24"/>
-        </w:rPr>
-        <w:t xml:space="preserve">après le fil du périmètre et les carreaux de l’aire, voici les dés du volume : on compte combien de petits cubes remplissent la boîte.</w:t>
-      </w:r>
-    </w:p>
-    <w:p>
-      <w:pPr>
-        <w:spacing w:after="110" w:line="300"/>
-        <w:jc w:val="both"/>
-      </w:pPr>
-      <w:r>
-        <w:rPr>
-          <w:rFonts w:ascii="Times New Roman" w:cs="Times New Roman" w:eastAsia="Times New Roman" w:hAnsi="Times New Roman"/>
-          <w:b w:val="false"/>
-          <w:bCs w:val="false"/>
-          <w:i w:val="false"/>
-          <w:iCs w:val="false"/>
-          <w:color w:val="000000"/>
-          <w:sz w:val="24"/>
-          <w:szCs w:val="24"/>
-        </w:rPr>
-        <w:t xml:space="preserve">Le volume est le troisième étage de la tour des mesures : le périmètre suit une LIGNE (cm), l’aire couvre une SURFACE (cm²), le volume remplit un ESPACE (cm³) — un exposant de plus à chaque étage ! Le comptage s’organise comme le carrelage en 3D : un étage de 4 × 3 = 12 cubes, 2 étages → 24 cm³ ; d’où la formule L × l × h, trois longueurs multipliées (toutes dans la même unité !). Le cube est le pavé parfait : 3 × 3 × 3 = 27 cm³. La construction des solides (demandée par le programme) passe par les PATRONS : six carrés en croix se plient en cube ; le pavé réclame trois paires de rectangles. Et le volume tend la main aux capacités : la boîte de 10 × 10 × 10 = 1 000 cm³ contient exactement… 1 litre ! Le litre est un cube de 10 cm caché dans la bouteille.</w:t>
-      </w:r>
-    </w:p>
-    <w:p>
-      <w:pPr>
         <w:spacing w:after="120" w:before="120"/>
         <w:jc w:val="center"/>
       </w:pPr>
       <w:r>
         <w:drawing>
           <wp:inline distT="0" distB="0" distL="0" distR="0">
-            <wp:extent cx="4762500" cy="2419350"/>
+            <wp:extent cx="4095750" cy="2238375"/>
             <wp:effectExtent t="0" r="0" b="0" l="0"/>
             <wp:docPr id="17" name="" descr="" title=""/>
             <wp:cNvGraphicFramePr>
@@ -26610,6 +26527,135 @@
                   </pic:nvPicPr>
                   <pic:blipFill>
                     <a:blip r:embed="rId25" cstate="none"/>
+                    <a:srcRect/>
+                    <a:stretch>
+                      <a:fillRect/>
+                    </a:stretch>
+                  </pic:blipFill>
+                  <pic:spPr bwMode="auto">
+                    <a:xfrm>
+                      <a:off x="0" y="0"/>
+                      <a:ext cx="4095750" cy="2238375"/>
+                    </a:xfrm>
+                    <a:prstGeom prst="rect">
+                      <a:avLst/>
+                    </a:prstGeom>
+                  </pic:spPr>
+                </pic:pic>
+              </a:graphicData>
+            </a:graphic>
+          </wp:inline>
+        </w:drawing>
+      </w:r>
+    </w:p>
+    <w:p>
+      <w:pPr>
+        <w:spacing w:after="110" w:line="300"/>
+        <w:jc w:val="both"/>
+      </w:pPr>
+      <w:r>
+        <w:rPr>
+          <w:rFonts w:ascii="Times New Roman" w:cs="Times New Roman" w:eastAsia="Times New Roman" w:hAnsi="Times New Roman"/>
+          <w:b/>
+          <w:bCs/>
+          <w:i w:val="false"/>
+          <w:iCs w:val="false"/>
+          <w:color w:val="2E7D32"/>
+          <w:sz w:val="24"/>
+          <w:szCs w:val="24"/>
+        </w:rPr>
+        <w:t xml:space="preserve">Définition — </w:t>
+      </w:r>
+      <w:r>
+        <w:rPr>
+          <w:rFonts w:ascii="Times New Roman" w:cs="Times New Roman" w:eastAsia="Times New Roman" w:hAnsi="Times New Roman"/>
+          <w:b/>
+          <w:bCs/>
+          <w:i w:val="false"/>
+          <w:iCs w:val="false"/>
+          <w:color w:val="000000"/>
+          <w:sz w:val="24"/>
+          <w:szCs w:val="24"/>
+        </w:rPr>
+        <w:t xml:space="preserve">Le volume mesure la place qu’occupe un objet dans l’espace. L’unité est le cube unité : le cm³ est un cube de 1 cm d’arête. Le volume d’un pavé droit se trouve en comptant ses cubes : longueur × largeur × hauteur ; le cube, dont toutes les arêtes sont égales, a pour volume arête × arête × arête.</w:t>
+      </w:r>
+    </w:p>
+    <w:p>
+      <w:pPr>
+        <w:spacing w:after="110" w:line="300"/>
+        <w:jc w:val="both"/>
+      </w:pPr>
+      <w:r>
+        <w:rPr>
+          <w:rFonts w:ascii="Times New Roman" w:cs="Times New Roman" w:eastAsia="Times New Roman" w:hAnsi="Times New Roman"/>
+          <w:b/>
+          <w:bCs/>
+          <w:i w:val="false"/>
+          <w:iCs w:val="false"/>
+          <w:color w:val="1F4E79"/>
+          <w:sz w:val="24"/>
+          <w:szCs w:val="24"/>
+        </w:rPr>
+        <w:t xml:space="preserve">Autrement dit : </w:t>
+      </w:r>
+      <w:r>
+        <w:rPr>
+          <w:rFonts w:ascii="Times New Roman" w:cs="Times New Roman" w:eastAsia="Times New Roman" w:hAnsi="Times New Roman"/>
+          <w:b w:val="false"/>
+          <w:bCs w:val="false"/>
+          <w:i w:val="false"/>
+          <w:iCs w:val="false"/>
+          <w:color w:val="000000"/>
+          <w:sz w:val="24"/>
+          <w:szCs w:val="24"/>
+        </w:rPr>
+        <w:t xml:space="preserve">après le fil du périmètre et les carreaux de l’aire, voici les dés du volume : on compte combien de petits cubes remplissent la boîte.</w:t>
+      </w:r>
+    </w:p>
+    <w:p>
+      <w:pPr>
+        <w:spacing w:after="110" w:line="300"/>
+        <w:jc w:val="both"/>
+      </w:pPr>
+      <w:r>
+        <w:rPr>
+          <w:rFonts w:ascii="Times New Roman" w:cs="Times New Roman" w:eastAsia="Times New Roman" w:hAnsi="Times New Roman"/>
+          <w:b w:val="false"/>
+          <w:bCs w:val="false"/>
+          <w:i w:val="false"/>
+          <w:iCs w:val="false"/>
+          <w:color w:val="000000"/>
+          <w:sz w:val="24"/>
+          <w:szCs w:val="24"/>
+        </w:rPr>
+        <w:t xml:space="preserve">Le volume est le troisième étage de la tour des mesures : le périmètre suit une LIGNE (cm), l’aire couvre une SURFACE (cm²), le volume remplit un ESPACE (cm³) — un exposant de plus à chaque étage ! Le comptage s’organise comme le carrelage en 3D : un étage de 4 × 3 = 12 cubes, 2 étages → 24 cm³ ; d’où la formule L × l × h, trois longueurs multipliées (toutes dans la même unité !). Le cube est le pavé parfait : 3 × 3 × 3 = 27 cm³. La construction des solides (demandée par le programme) passe par les PATRONS : six carrés en croix se plient en cube ; le pavé réclame trois paires de rectangles. Et le volume tend la main aux capacités : la boîte de 10 × 10 × 10 = 1 000 cm³ contient exactement… 1 litre ! Le litre est un cube de 10 cm caché dans la bouteille.</w:t>
+      </w:r>
+    </w:p>
+    <w:p>
+      <w:pPr>
+        <w:spacing w:after="120" w:before="120"/>
+        <w:jc w:val="center"/>
+      </w:pPr>
+      <w:r>
+        <w:drawing>
+          <wp:inline distT="0" distB="0" distL="0" distR="0">
+            <wp:extent cx="4762500" cy="2419350"/>
+            <wp:effectExtent t="0" r="0" b="0" l="0"/>
+            <wp:docPr id="18" name="" descr="" title=""/>
+            <wp:cNvGraphicFramePr>
+              <a:graphicFrameLocks xmlns:a="http://schemas.openxmlformats.org/drawingml/2006/main" noChangeAspect="1"/>
+            </wp:cNvGraphicFramePr>
+            <a:graphic xmlns:a="http://schemas.openxmlformats.org/drawingml/2006/main">
+              <a:graphicData uri="http://schemas.openxmlformats.org/drawingml/2006/picture">
+                <pic:pic xmlns:pic="http://schemas.openxmlformats.org/drawingml/2006/picture">
+                  <pic:nvPicPr>
+                    <pic:cNvPr id="0" name="" descr=""/>
+                    <pic:cNvPicPr>
+                      <a:picLocks noChangeAspect="1" noChangeArrowheads="1"/>
+                    </pic:cNvPicPr>
+                  </pic:nvPicPr>
+                  <pic:blipFill>
+                    <a:blip r:embed="rId26" cstate="none"/>
                     <a:srcRect/>
                     <a:stretch>
                       <a:fillRect/>

--- a/manuel-math-t5/Manuel_Mathematiques_T5_UNITE5.docx
+++ b/manuel-math-t5/Manuel_Mathematiques_T5_UNITE5.docx
@@ -2789,7 +2789,7 @@
           <wp:inline distT="0" distB="0" distL="0" distR="0">
             <wp:extent cx="4095750" cy="2238375"/>
             <wp:effectExtent t="0" r="0" b="0" l="0"/>
-            <wp:docPr id="1" name="" descr="" title=""/>
+            <wp:docPr id="1" name=""/>
             <wp:cNvGraphicFramePr>
               <a:graphicFrameLocks xmlns:a="http://schemas.openxmlformats.org/drawingml/2006/main" noChangeAspect="1"/>
             </wp:cNvGraphicFramePr>
@@ -2918,7 +2918,7 @@
           <wp:inline distT="0" distB="0" distL="0" distR="0">
             <wp:extent cx="4762500" cy="1790700"/>
             <wp:effectExtent t="0" r="0" b="0" l="0"/>
-            <wp:docPr id="2" name="" descr="" title=""/>
+            <wp:docPr id="2" name=""/>
             <wp:cNvGraphicFramePr>
               <a:graphicFrameLocks xmlns:a="http://schemas.openxmlformats.org/drawingml/2006/main" noChangeAspect="1"/>
             </wp:cNvGraphicFramePr>
@@ -3205,6 +3205,63 @@
     </w:p>
     <w:p>
       <w:pPr>
+        <w:spacing w:after="110" w:line="300"/>
+        <w:jc w:val="both"/>
+      </w:pPr>
+      <w:r>
+        <w:rPr>
+          <w:rFonts w:ascii="Times New Roman" w:cs="Times New Roman" w:eastAsia="Times New Roman" w:hAnsi="Times New Roman"/>
+          <w:b w:val="false"/>
+          <w:bCs w:val="false"/>
+          <w:i w:val="false"/>
+          <w:iCs w:val="false"/>
+          <w:color w:val="000000"/>
+          <w:sz w:val="24"/>
+          <w:szCs w:val="24"/>
+        </w:rPr>
+        <w:t xml:space="preserve">4. Convertis : a) 3 m en cm ; b) 250 cm en m ; d) 7 km en m ; e) 4 500 m en km.</w:t>
+      </w:r>
+    </w:p>
+    <w:p>
+      <w:pPr>
+        <w:spacing w:after="110" w:line="300"/>
+        <w:jc w:val="both"/>
+      </w:pPr>
+      <w:r>
+        <w:rPr>
+          <w:rFonts w:ascii="Times New Roman" w:cs="Times New Roman" w:eastAsia="Times New Roman" w:hAnsi="Times New Roman"/>
+          <w:b w:val="false"/>
+          <w:bCs w:val="false"/>
+          <w:i w:val="false"/>
+          <w:iCs w:val="false"/>
+          <w:color w:val="000000"/>
+          <w:sz w:val="24"/>
+          <w:szCs w:val="24"/>
+        </w:rPr>
+        <w:t xml:space="preserve">5. a) Convertis 2 m 35 cm en centimètres. b) Convertis 5 km 250 m en mètres. d) Compare 3 050 m et 3 km 5 m. e) Range en ordre croissant : 1 200 m ; 1,5 km ; 980 m.</w:t>
+      </w:r>
+    </w:p>
+    <w:p>
+      <w:pPr>
+        <w:spacing w:after="110" w:line="300"/>
+        <w:jc w:val="both"/>
+      </w:pPr>
+      <w:r>
+        <w:rPr>
+          <w:rFonts w:ascii="Times New Roman" w:cs="Times New Roman" w:eastAsia="Times New Roman" w:hAnsi="Times New Roman"/>
+          <w:b w:val="false"/>
+          <w:bCs w:val="false"/>
+          <w:i w:val="false"/>
+          <w:iCs w:val="false"/>
+          <w:color w:val="000000"/>
+          <w:sz w:val="24"/>
+          <w:szCs w:val="24"/>
+        </w:rPr>
+        <w:t xml:space="preserve">6. Défi CEPE — Le chemin de l’école mesure 1,2 km. Lova fait l’aller-retour le matin et l’aller-retour l’après-midi. a) Quelle distance parcourt-elle par jour ? b) Par semaine de 5 jours d’école ? d) Exprime cette distance hebdomadaire en mètres. e) Au bout de combien de jours dépasse-t-elle 50 km ?</w:t>
+      </w:r>
+    </w:p>
+    <w:p>
+      <w:pPr>
         <w:spacing w:after="150" w:before="200"/>
         <w:jc w:val="left"/>
       </w:pPr>
@@ -3313,6 +3370,99 @@
           <w:szCs w:val="24"/>
         </w:rPr>
         <w:t xml:space="preserve">a) 1 200 m ; b) 1 200 − 650 = 550 m ; d) 0,55 km ; e) le cm : le cahier est trop petit pour le m, trop grand pour le mm.</w:t>
+      </w:r>
+    </w:p>
+    <w:p>
+      <w:pPr>
+        <w:spacing w:after="80"/>
+      </w:pPr>
+      <w:r>
+        <w:rPr>
+          <w:rFonts w:ascii="Times New Roman" w:cs="Times New Roman" w:eastAsia="Times New Roman" w:hAnsi="Times New Roman"/>
+          <w:b/>
+          <w:bCs/>
+          <w:i w:val="false"/>
+          <w:iCs w:val="false"/>
+          <w:color w:val="C2185B"/>
+          <w:sz w:val="24"/>
+          <w:szCs w:val="24"/>
+        </w:rPr>
+        <w:t xml:space="preserve">4. </w:t>
+      </w:r>
+      <w:r>
+        <w:rPr>
+          <w:rFonts w:ascii="Times New Roman" w:cs="Times New Roman" w:eastAsia="Times New Roman" w:hAnsi="Times New Roman"/>
+          <w:b w:val="false"/>
+          <w:bCs w:val="false"/>
+          <w:i w:val="false"/>
+          <w:iCs w:val="false"/>
+          <w:color w:val="000000"/>
+          <w:sz w:val="24"/>
+          <w:szCs w:val="24"/>
+        </w:rPr>
+        <w:t xml:space="preserve">a) 300 cm ; b) 2,5 m ; d) 7 000 m ; e) 4,5 km.</w:t>
+      </w:r>
+    </w:p>
+    <w:p>
+      <w:pPr>
+        <w:spacing w:after="80"/>
+      </w:pPr>
+      <w:r>
+        <w:rPr>
+          <w:rFonts w:ascii="Times New Roman" w:cs="Times New Roman" w:eastAsia="Times New Roman" w:hAnsi="Times New Roman"/>
+          <w:b/>
+          <w:bCs/>
+          <w:i w:val="false"/>
+          <w:iCs w:val="false"/>
+          <w:color w:val="C2185B"/>
+          <w:sz w:val="24"/>
+          <w:szCs w:val="24"/>
+        </w:rPr>
+        <w:t xml:space="preserve">5. </w:t>
+      </w:r>
+      <w:r>
+        <w:rPr>
+          <w:rFonts w:ascii="Times New Roman" w:cs="Times New Roman" w:eastAsia="Times New Roman" w:hAnsi="Times New Roman"/>
+          <w:b w:val="false"/>
+          <w:bCs w:val="false"/>
+          <w:i w:val="false"/>
+          <w:iCs w:val="false"/>
+          <w:color w:val="000000"/>
+          <w:sz w:val="24"/>
+          <w:szCs w:val="24"/>
+        </w:rPr>
+        <w:t xml:space="preserve">a) 235 cm ; b) 5 250 m ; d) 3 km 5 m = 3 005 m, donc 3 050 m &gt; 3 km 5 m ; e) 980 m &lt; 1 200 m &lt; 1,5 km (soit 1 500 m).</w:t>
+      </w:r>
+    </w:p>
+    <w:p>
+      <w:pPr>
+        <w:spacing w:after="80"/>
+      </w:pPr>
+      <w:r>
+        <w:rPr>
+          <w:rFonts w:ascii="Times New Roman" w:cs="Times New Roman" w:eastAsia="Times New Roman" w:hAnsi="Times New Roman"/>
+          <w:b/>
+          <w:bCs/>
+          <w:i w:val="false"/>
+          <w:iCs w:val="false"/>
+          <w:color w:val="C2185B"/>
+          <w:sz w:val="24"/>
+          <w:szCs w:val="24"/>
+        </w:rPr>
+        <w:t xml:space="preserve">6. </w:t>
+      </w:r>
+      <w:r>
+        <w:rPr>
+          <w:rFonts w:ascii="Times New Roman" w:cs="Times New Roman" w:eastAsia="Times New Roman" w:hAnsi="Times New Roman"/>
+          <w:b w:val="false"/>
+          <w:bCs w:val="false"/>
+          <w:i w:val="false"/>
+          <w:iCs w:val="false"/>
+          <w:color w:val="000000"/>
+          <w:sz w:val="24"/>
+          <w:szCs w:val="24"/>
+        </w:rPr>
+        <w:t xml:space="preserve">a) 4 × 1,2 = 4,8 km ; b) 5 × 4,8 = 24 km ; d) 24 000 m ; e) au 11ᵉ jour : 10 jours font 48 km (pas assez), 11 jours font 52,8 km.</w:t>
       </w:r>
     </w:p>
     <w:p>
@@ -5751,7 +5901,7 @@
           <wp:inline distT="0" distB="0" distL="0" distR="0">
             <wp:extent cx="4095750" cy="2238375"/>
             <wp:effectExtent t="0" r="0" b="0" l="0"/>
-            <wp:docPr id="3" name="" descr="" title=""/>
+            <wp:docPr id="3" name=""/>
             <wp:cNvGraphicFramePr>
               <a:graphicFrameLocks xmlns:a="http://schemas.openxmlformats.org/drawingml/2006/main" noChangeAspect="1"/>
             </wp:cNvGraphicFramePr>
@@ -5880,7 +6030,7 @@
           <wp:inline distT="0" distB="0" distL="0" distR="0">
             <wp:extent cx="4762500" cy="2362200"/>
             <wp:effectExtent t="0" r="0" b="0" l="0"/>
-            <wp:docPr id="4" name="" descr="" title=""/>
+            <wp:docPr id="4" name=""/>
             <wp:cNvGraphicFramePr>
               <a:graphicFrameLocks xmlns:a="http://schemas.openxmlformats.org/drawingml/2006/main" noChangeAspect="1"/>
             </wp:cNvGraphicFramePr>
@@ -6167,6 +6317,63 @@
     </w:p>
     <w:p>
       <w:pPr>
+        <w:spacing w:after="110" w:line="300"/>
+        <w:jc w:val="both"/>
+      </w:pPr>
+      <w:r>
+        <w:rPr>
+          <w:rFonts w:ascii="Times New Roman" w:cs="Times New Roman" w:eastAsia="Times New Roman" w:hAnsi="Times New Roman"/>
+          <w:b w:val="false"/>
+          <w:bCs w:val="false"/>
+          <w:i w:val="false"/>
+          <w:iCs w:val="false"/>
+          <w:color w:val="000000"/>
+          <w:sz w:val="24"/>
+          <w:szCs w:val="24"/>
+        </w:rPr>
+        <w:t xml:space="preserve">4. Calcule le périmètre : a) un carré de côté 7 cm ; b) un rectangle de 9 cm sur 4 cm ; d) un triangle équilatéral de côté 6 cm ; e) un triangle de côtés 5 cm, 7 cm et 9 cm.</w:t>
+      </w:r>
+    </w:p>
+    <w:p>
+      <w:pPr>
+        <w:spacing w:after="110" w:line="300"/>
+        <w:jc w:val="both"/>
+      </w:pPr>
+      <w:r>
+        <w:rPr>
+          <w:rFonts w:ascii="Times New Roman" w:cs="Times New Roman" w:eastAsia="Times New Roman" w:hAnsi="Times New Roman"/>
+          <w:b w:val="false"/>
+          <w:bCs w:val="false"/>
+          <w:i w:val="false"/>
+          <w:iCs w:val="false"/>
+          <w:color w:val="000000"/>
+          <w:sz w:val="24"/>
+          <w:szCs w:val="24"/>
+        </w:rPr>
+        <w:t xml:space="preserve">5. a) Le périmètre d’un carré vaut 36 cm : quel est son côté ? b) Un rectangle a un périmètre de 30 cm et une longueur de 9 cm : quelle est sa largeur ? d) Quelle longueur de clôture pour un terrain rectangulaire de 25 m sur 18 m ? e) À 12 000 Ar le mètre, combien coûte cette clôture ?</w:t>
+      </w:r>
+    </w:p>
+    <w:p>
+      <w:pPr>
+        <w:spacing w:after="110" w:line="300"/>
+        <w:jc w:val="both"/>
+      </w:pPr>
+      <w:r>
+        <w:rPr>
+          <w:rFonts w:ascii="Times New Roman" w:cs="Times New Roman" w:eastAsia="Times New Roman" w:hAnsi="Times New Roman"/>
+          <w:b w:val="false"/>
+          <w:bCs w:val="false"/>
+          <w:i w:val="false"/>
+          <w:iCs w:val="false"/>
+          <w:color w:val="000000"/>
+          <w:sz w:val="24"/>
+          <w:szCs w:val="24"/>
+        </w:rPr>
+        <w:t xml:space="preserve">6. Défi CEPE — Un jardin carré de 15 m de côté doit être entouré d’un grillage, sauf un portail de 2 m de large. a) Quel est le périmètre du jardin ? b) Quelle longueur de grillage faut-il ? d) Le grillage se vend en rouleaux de 10 m : combien de rouleaux acheter ? e) Quelle longueur restera-t-elle inutilisée ?</w:t>
+      </w:r>
+    </w:p>
+    <w:p>
+      <w:pPr>
         <w:spacing w:after="150" w:before="200"/>
         <w:jc w:val="left"/>
       </w:pPr>
@@ -6275,6 +6482,99 @@
           <w:szCs w:val="24"/>
         </w:rPr>
         <w:t xml:space="preserve">a) 26 m ; b) 3 rouleaux (26 &gt; 20, il en faut 3) ; d) 26 − 1 = 25 m ; e) 25 m → encore 3 rouleaux : 3 × 3 500 = 10 500 Ar.</w:t>
+      </w:r>
+    </w:p>
+    <w:p>
+      <w:pPr>
+        <w:spacing w:after="80"/>
+      </w:pPr>
+      <w:r>
+        <w:rPr>
+          <w:rFonts w:ascii="Times New Roman" w:cs="Times New Roman" w:eastAsia="Times New Roman" w:hAnsi="Times New Roman"/>
+          <w:b/>
+          <w:bCs/>
+          <w:i w:val="false"/>
+          <w:iCs w:val="false"/>
+          <w:color w:val="C2185B"/>
+          <w:sz w:val="24"/>
+          <w:szCs w:val="24"/>
+        </w:rPr>
+        <w:t xml:space="preserve">4. </w:t>
+      </w:r>
+      <w:r>
+        <w:rPr>
+          <w:rFonts w:ascii="Times New Roman" w:cs="Times New Roman" w:eastAsia="Times New Roman" w:hAnsi="Times New Roman"/>
+          <w:b w:val="false"/>
+          <w:bCs w:val="false"/>
+          <w:i w:val="false"/>
+          <w:iCs w:val="false"/>
+          <w:color w:val="000000"/>
+          <w:sz w:val="24"/>
+          <w:szCs w:val="24"/>
+        </w:rPr>
+        <w:t xml:space="preserve">a) 4 × 7 = 28 cm ; b) (9 + 4) × 2 = 26 cm ; d) 3 × 6 = 18 cm ; e) 5 + 7 + 9 = 21 cm.</w:t>
+      </w:r>
+    </w:p>
+    <w:p>
+      <w:pPr>
+        <w:spacing w:after="80"/>
+      </w:pPr>
+      <w:r>
+        <w:rPr>
+          <w:rFonts w:ascii="Times New Roman" w:cs="Times New Roman" w:eastAsia="Times New Roman" w:hAnsi="Times New Roman"/>
+          <w:b/>
+          <w:bCs/>
+          <w:i w:val="false"/>
+          <w:iCs w:val="false"/>
+          <w:color w:val="C2185B"/>
+          <w:sz w:val="24"/>
+          <w:szCs w:val="24"/>
+        </w:rPr>
+        <w:t xml:space="preserve">5. </w:t>
+      </w:r>
+      <w:r>
+        <w:rPr>
+          <w:rFonts w:ascii="Times New Roman" w:cs="Times New Roman" w:eastAsia="Times New Roman" w:hAnsi="Times New Roman"/>
+          <w:b w:val="false"/>
+          <w:bCs w:val="false"/>
+          <w:i w:val="false"/>
+          <w:iCs w:val="false"/>
+          <w:color w:val="000000"/>
+          <w:sz w:val="24"/>
+          <w:szCs w:val="24"/>
+        </w:rPr>
+        <w:t xml:space="preserve">a) 36 ÷ 4 = 9 cm ; b) 30 ÷ 2 = 15, puis 15 − 9 = 6 cm ; d) (25 + 18) × 2 = 86 m ; e) 86 × 12 000 = 1 032 000 Ar.</w:t>
+      </w:r>
+    </w:p>
+    <w:p>
+      <w:pPr>
+        <w:spacing w:after="80"/>
+      </w:pPr>
+      <w:r>
+        <w:rPr>
+          <w:rFonts w:ascii="Times New Roman" w:cs="Times New Roman" w:eastAsia="Times New Roman" w:hAnsi="Times New Roman"/>
+          <w:b/>
+          <w:bCs/>
+          <w:i w:val="false"/>
+          <w:iCs w:val="false"/>
+          <w:color w:val="C2185B"/>
+          <w:sz w:val="24"/>
+          <w:szCs w:val="24"/>
+        </w:rPr>
+        <w:t xml:space="preserve">6. </w:t>
+      </w:r>
+      <w:r>
+        <w:rPr>
+          <w:rFonts w:ascii="Times New Roman" w:cs="Times New Roman" w:eastAsia="Times New Roman" w:hAnsi="Times New Roman"/>
+          <w:b w:val="false"/>
+          <w:bCs w:val="false"/>
+          <w:i w:val="false"/>
+          <w:iCs w:val="false"/>
+          <w:color w:val="000000"/>
+          <w:sz w:val="24"/>
+          <w:szCs w:val="24"/>
+        </w:rPr>
+        <w:t xml:space="preserve">a) 4 × 15 = 60 m ; b) 60 − 2 = 58 m ; d) 6 rouleaux (5 rouleaux = 50 m, insuffisant) ; e) 60 − 58 = 2 m.</w:t>
       </w:r>
     </w:p>
     <w:p>
@@ -8713,7 +9013,7 @@
           <wp:inline distT="0" distB="0" distL="0" distR="0">
             <wp:extent cx="4095750" cy="2238375"/>
             <wp:effectExtent t="0" r="0" b="0" l="0"/>
-            <wp:docPr id="5" name="" descr="" title=""/>
+            <wp:docPr id="5" name=""/>
             <wp:cNvGraphicFramePr>
               <a:graphicFrameLocks xmlns:a="http://schemas.openxmlformats.org/drawingml/2006/main" noChangeAspect="1"/>
             </wp:cNvGraphicFramePr>
@@ -8842,7 +9142,7 @@
           <wp:inline distT="0" distB="0" distL="0" distR="0">
             <wp:extent cx="4762500" cy="2390775"/>
             <wp:effectExtent t="0" r="0" b="0" l="0"/>
-            <wp:docPr id="6" name="" descr="" title=""/>
+            <wp:docPr id="6" name=""/>
             <wp:cNvGraphicFramePr>
               <a:graphicFrameLocks xmlns:a="http://schemas.openxmlformats.org/drawingml/2006/main" noChangeAspect="1"/>
             </wp:cNvGraphicFramePr>
@@ -9156,6 +9456,63 @@
     </w:p>
     <w:p>
       <w:pPr>
+        <w:spacing w:after="110" w:line="300"/>
+        <w:jc w:val="both"/>
+      </w:pPr>
+      <w:r>
+        <w:rPr>
+          <w:rFonts w:ascii="Times New Roman" w:cs="Times New Roman" w:eastAsia="Times New Roman" w:hAnsi="Times New Roman"/>
+          <w:b w:val="false"/>
+          <w:bCs w:val="false"/>
+          <w:i w:val="false"/>
+          <w:iCs w:val="false"/>
+          <w:color w:val="000000"/>
+          <w:sz w:val="24"/>
+          <w:szCs w:val="24"/>
+        </w:rPr>
+        <w:t xml:space="preserve">4. Prends π ≈ 3,14. Calcule la circonférence d’un cercle de : a) diamètre 10 cm ; b) diamètre 4 cm ; d) rayon 3 cm ; e) rayon 10 cm.</w:t>
+      </w:r>
+    </w:p>
+    <w:p>
+      <w:pPr>
+        <w:spacing w:after="110" w:line="300"/>
+        <w:jc w:val="both"/>
+      </w:pPr>
+      <w:r>
+        <w:rPr>
+          <w:rFonts w:ascii="Times New Roman" w:cs="Times New Roman" w:eastAsia="Times New Roman" w:hAnsi="Times New Roman"/>
+          <w:b w:val="false"/>
+          <w:bCs w:val="false"/>
+          <w:i w:val="false"/>
+          <w:iCs w:val="false"/>
+          <w:color w:val="000000"/>
+          <w:sz w:val="24"/>
+          <w:szCs w:val="24"/>
+        </w:rPr>
+        <w:t xml:space="preserve">5. Une roue de bicyclette a un diamètre de 60 cm. a) Quelle est sa circonférence ? b) Quelle distance parcourt-elle en 10 tours ? d) Exprime cette distance en mètres. e) Combien de tours environ pour parcourir 100 m ?</w:t>
+      </w:r>
+    </w:p>
+    <w:p>
+      <w:pPr>
+        <w:spacing w:after="110" w:line="300"/>
+        <w:jc w:val="both"/>
+      </w:pPr>
+      <w:r>
+        <w:rPr>
+          <w:rFonts w:ascii="Times New Roman" w:cs="Times New Roman" w:eastAsia="Times New Roman" w:hAnsi="Times New Roman"/>
+          <w:b w:val="false"/>
+          <w:bCs w:val="false"/>
+          <w:i w:val="false"/>
+          <w:iCs w:val="false"/>
+          <w:color w:val="000000"/>
+          <w:sz w:val="24"/>
+          <w:szCs w:val="24"/>
+        </w:rPr>
+        <w:t xml:space="preserve">6. Défi CEPE — Le tour d’un puits circulaire mesure 6,28 m. a) Quelle formule relie la circonférence et le diamètre ? b) Calcule le diamètre du puits. d) Son rayon. e) On construit une margelle circulaire dont le bord est à 1 m du bord du puits : quelle est la circonférence de ce grand cercle ?</w:t>
+      </w:r>
+    </w:p>
+    <w:p>
+      <w:pPr>
         <w:spacing w:after="150" w:before="200"/>
         <w:jc w:val="left"/>
       </w:pPr>
@@ -9264,6 +9621,99 @@
           <w:szCs w:val="24"/>
         </w:rPr>
         <w:t xml:space="preserve">a) 9,42 ÷ 3,14 = 3 m ; b) 1,5 m ; d) 10 m (9,42 arrondi au mètre supérieur) ; e) la mesure à la ficelle est imprécise, et 3,14 est déjà une valeur approchée de π.</w:t>
+      </w:r>
+    </w:p>
+    <w:p>
+      <w:pPr>
+        <w:spacing w:after="80"/>
+      </w:pPr>
+      <w:r>
+        <w:rPr>
+          <w:rFonts w:ascii="Times New Roman" w:cs="Times New Roman" w:eastAsia="Times New Roman" w:hAnsi="Times New Roman"/>
+          <w:b/>
+          <w:bCs/>
+          <w:i w:val="false"/>
+          <w:iCs w:val="false"/>
+          <w:color w:val="C2185B"/>
+          <w:sz w:val="24"/>
+          <w:szCs w:val="24"/>
+        </w:rPr>
+        <w:t xml:space="preserve">4. </w:t>
+      </w:r>
+      <w:r>
+        <w:rPr>
+          <w:rFonts w:ascii="Times New Roman" w:cs="Times New Roman" w:eastAsia="Times New Roman" w:hAnsi="Times New Roman"/>
+          <w:b w:val="false"/>
+          <w:bCs w:val="false"/>
+          <w:i w:val="false"/>
+          <w:iCs w:val="false"/>
+          <w:color w:val="000000"/>
+          <w:sz w:val="24"/>
+          <w:szCs w:val="24"/>
+        </w:rPr>
+        <w:t xml:space="preserve">a) 10 × 3,14 = 31,4 cm ; b) 12,56 cm ; d) 2 × 3,14 × 3 = 18,84 cm ; e) 62,8 cm.</w:t>
+      </w:r>
+    </w:p>
+    <w:p>
+      <w:pPr>
+        <w:spacing w:after="80"/>
+      </w:pPr>
+      <w:r>
+        <w:rPr>
+          <w:rFonts w:ascii="Times New Roman" w:cs="Times New Roman" w:eastAsia="Times New Roman" w:hAnsi="Times New Roman"/>
+          <w:b/>
+          <w:bCs/>
+          <w:i w:val="false"/>
+          <w:iCs w:val="false"/>
+          <w:color w:val="C2185B"/>
+          <w:sz w:val="24"/>
+          <w:szCs w:val="24"/>
+        </w:rPr>
+        <w:t xml:space="preserve">5. </w:t>
+      </w:r>
+      <w:r>
+        <w:rPr>
+          <w:rFonts w:ascii="Times New Roman" w:cs="Times New Roman" w:eastAsia="Times New Roman" w:hAnsi="Times New Roman"/>
+          <w:b w:val="false"/>
+          <w:bCs w:val="false"/>
+          <w:i w:val="false"/>
+          <w:iCs w:val="false"/>
+          <w:color w:val="000000"/>
+          <w:sz w:val="24"/>
+          <w:szCs w:val="24"/>
+        </w:rPr>
+        <w:t xml:space="preserve">a) 60 × 3,14 = 188,4 cm ; b) 1 884 cm ; d) 18,84 m ; e) 100 ÷ 1,884 ≈ 53 tours.</w:t>
+      </w:r>
+    </w:p>
+    <w:p>
+      <w:pPr>
+        <w:spacing w:after="80"/>
+      </w:pPr>
+      <w:r>
+        <w:rPr>
+          <w:rFonts w:ascii="Times New Roman" w:cs="Times New Roman" w:eastAsia="Times New Roman" w:hAnsi="Times New Roman"/>
+          <w:b/>
+          <w:bCs/>
+          <w:i w:val="false"/>
+          <w:iCs w:val="false"/>
+          <w:color w:val="C2185B"/>
+          <w:sz w:val="24"/>
+          <w:szCs w:val="24"/>
+        </w:rPr>
+        <w:t xml:space="preserve">6. </w:t>
+      </w:r>
+      <w:r>
+        <w:rPr>
+          <w:rFonts w:ascii="Times New Roman" w:cs="Times New Roman" w:eastAsia="Times New Roman" w:hAnsi="Times New Roman"/>
+          <w:b w:val="false"/>
+          <w:bCs w:val="false"/>
+          <w:i w:val="false"/>
+          <w:iCs w:val="false"/>
+          <w:color w:val="000000"/>
+          <w:sz w:val="24"/>
+          <w:szCs w:val="24"/>
+        </w:rPr>
+        <w:t xml:space="preserve">a) circonférence = diamètre × π ; b) 6,28 ÷ 3,14 = 2 m ; d) 1 m ; e) le grand rayon vaut 1 + 1 = 2 m, donc 2 × 3,14 × 2 = 12,56 m.</w:t>
       </w:r>
     </w:p>
     <w:p>
@@ -11702,7 +12152,7 @@
           <wp:inline distT="0" distB="0" distL="0" distR="0">
             <wp:extent cx="4095750" cy="2238375"/>
             <wp:effectExtent t="0" r="0" b="0" l="0"/>
-            <wp:docPr id="7" name="" descr="" title=""/>
+            <wp:docPr id="7" name=""/>
             <wp:cNvGraphicFramePr>
               <a:graphicFrameLocks xmlns:a="http://schemas.openxmlformats.org/drawingml/2006/main" noChangeAspect="1"/>
             </wp:cNvGraphicFramePr>
@@ -11831,7 +12281,7 @@
           <wp:inline distT="0" distB="0" distL="0" distR="0">
             <wp:extent cx="4762500" cy="1790700"/>
             <wp:effectExtent t="0" r="0" b="0" l="0"/>
-            <wp:docPr id="8" name="" descr="" title=""/>
+            <wp:docPr id="8" name=""/>
             <wp:cNvGraphicFramePr>
               <a:graphicFrameLocks xmlns:a="http://schemas.openxmlformats.org/drawingml/2006/main" noChangeAspect="1"/>
             </wp:cNvGraphicFramePr>
@@ -12118,6 +12568,63 @@
     </w:p>
     <w:p>
       <w:pPr>
+        <w:spacing w:after="110" w:line="300"/>
+        <w:jc w:val="both"/>
+      </w:pPr>
+      <w:r>
+        <w:rPr>
+          <w:rFonts w:ascii="Times New Roman" w:cs="Times New Roman" w:eastAsia="Times New Roman" w:hAnsi="Times New Roman"/>
+          <w:b w:val="false"/>
+          <w:bCs w:val="false"/>
+          <w:i w:val="false"/>
+          <w:iCs w:val="false"/>
+          <w:color w:val="000000"/>
+          <w:sz w:val="24"/>
+          <w:szCs w:val="24"/>
+        </w:rPr>
+        <w:t xml:space="preserve">4. Convertis : a) 3 kg en g ; b) 4 500 g en kg ; d) 2 t en kg ; e) 750 g + 250 g, en kg.</w:t>
+      </w:r>
+    </w:p>
+    <w:p>
+      <w:pPr>
+        <w:spacing w:after="110" w:line="300"/>
+        <w:jc w:val="both"/>
+      </w:pPr>
+      <w:r>
+        <w:rPr>
+          <w:rFonts w:ascii="Times New Roman" w:cs="Times New Roman" w:eastAsia="Times New Roman" w:hAnsi="Times New Roman"/>
+          <w:b w:val="false"/>
+          <w:bCs w:val="false"/>
+          <w:i w:val="false"/>
+          <w:iCs w:val="false"/>
+          <w:color w:val="000000"/>
+          <w:sz w:val="24"/>
+          <w:szCs w:val="24"/>
+        </w:rPr>
+        <w:t xml:space="preserve">5. Choisis l’unité qui convient (g, kg ou t) : a) la masse d’un zébu ; b) d’une orange ; d) d’un sac de riz ; e) d’un camion chargé.</w:t>
+      </w:r>
+    </w:p>
+    <w:p>
+      <w:pPr>
+        <w:spacing w:after="110" w:line="300"/>
+        <w:jc w:val="both"/>
+      </w:pPr>
+      <w:r>
+        <w:rPr>
+          <w:rFonts w:ascii="Times New Roman" w:cs="Times New Roman" w:eastAsia="Times New Roman" w:hAnsi="Times New Roman"/>
+          <w:b w:val="false"/>
+          <w:bCs w:val="false"/>
+          <w:i w:val="false"/>
+          <w:iCs w:val="false"/>
+          <w:color w:val="000000"/>
+          <w:sz w:val="24"/>
+          <w:szCs w:val="24"/>
+        </w:rPr>
+        <w:t xml:space="preserve">6. Défi CEPE — Une marchande achète 25 kg de sucre pour 110 000 Ar et prépare des sachets de 500 g. a) Convertis 25 kg en grammes. b) Combien de sachets obtient-elle ? d) Elle vend chaque sachet 2 500 Ar : quelle est sa recette totale ? e) Quel est son bénéfice ?</w:t>
+      </w:r>
+    </w:p>
+    <w:p>
+      <w:pPr>
         <w:spacing w:after="150" w:before="200"/>
         <w:jc w:val="left"/>
       </w:pPr>
@@ -12226,6 +12733,99 @@
           <w:szCs w:val="24"/>
         </w:rPr>
         <w:t xml:space="preserve">a) 2 400 kg ; b) 2 400 ÷ 50 = 48 sacs ; d) 300 kg ; e) 2 400 − 300 = 2 100 kg = 2,1 t.</w:t>
+      </w:r>
+    </w:p>
+    <w:p>
+      <w:pPr>
+        <w:spacing w:after="80"/>
+      </w:pPr>
+      <w:r>
+        <w:rPr>
+          <w:rFonts w:ascii="Times New Roman" w:cs="Times New Roman" w:eastAsia="Times New Roman" w:hAnsi="Times New Roman"/>
+          <w:b/>
+          <w:bCs/>
+          <w:i w:val="false"/>
+          <w:iCs w:val="false"/>
+          <w:color w:val="C2185B"/>
+          <w:sz w:val="24"/>
+          <w:szCs w:val="24"/>
+        </w:rPr>
+        <w:t xml:space="preserve">4. </w:t>
+      </w:r>
+      <w:r>
+        <w:rPr>
+          <w:rFonts w:ascii="Times New Roman" w:cs="Times New Roman" w:eastAsia="Times New Roman" w:hAnsi="Times New Roman"/>
+          <w:b w:val="false"/>
+          <w:bCs w:val="false"/>
+          <w:i w:val="false"/>
+          <w:iCs w:val="false"/>
+          <w:color w:val="000000"/>
+          <w:sz w:val="24"/>
+          <w:szCs w:val="24"/>
+        </w:rPr>
+        <w:t xml:space="preserve">a) 3 000 g ; b) 4,5 kg ; d) 2 000 kg ; e) 1 000 g = 1 kg.</w:t>
+      </w:r>
+    </w:p>
+    <w:p>
+      <w:pPr>
+        <w:spacing w:after="80"/>
+      </w:pPr>
+      <w:r>
+        <w:rPr>
+          <w:rFonts w:ascii="Times New Roman" w:cs="Times New Roman" w:eastAsia="Times New Roman" w:hAnsi="Times New Roman"/>
+          <w:b/>
+          <w:bCs/>
+          <w:i w:val="false"/>
+          <w:iCs w:val="false"/>
+          <w:color w:val="C2185B"/>
+          <w:sz w:val="24"/>
+          <w:szCs w:val="24"/>
+        </w:rPr>
+        <w:t xml:space="preserve">5. </w:t>
+      </w:r>
+      <w:r>
+        <w:rPr>
+          <w:rFonts w:ascii="Times New Roman" w:cs="Times New Roman" w:eastAsia="Times New Roman" w:hAnsi="Times New Roman"/>
+          <w:b w:val="false"/>
+          <w:bCs w:val="false"/>
+          <w:i w:val="false"/>
+          <w:iCs w:val="false"/>
+          <w:color w:val="000000"/>
+          <w:sz w:val="24"/>
+          <w:szCs w:val="24"/>
+        </w:rPr>
+        <w:t xml:space="preserve">a) en kg (300 à 400 kg environ) ; b) en g ; d) en kg ; e) en t.</w:t>
+      </w:r>
+    </w:p>
+    <w:p>
+      <w:pPr>
+        <w:spacing w:after="80"/>
+      </w:pPr>
+      <w:r>
+        <w:rPr>
+          <w:rFonts w:ascii="Times New Roman" w:cs="Times New Roman" w:eastAsia="Times New Roman" w:hAnsi="Times New Roman"/>
+          <w:b/>
+          <w:bCs/>
+          <w:i w:val="false"/>
+          <w:iCs w:val="false"/>
+          <w:color w:val="C2185B"/>
+          <w:sz w:val="24"/>
+          <w:szCs w:val="24"/>
+        </w:rPr>
+        <w:t xml:space="preserve">6. </w:t>
+      </w:r>
+      <w:r>
+        <w:rPr>
+          <w:rFonts w:ascii="Times New Roman" w:cs="Times New Roman" w:eastAsia="Times New Roman" w:hAnsi="Times New Roman"/>
+          <w:b w:val="false"/>
+          <w:bCs w:val="false"/>
+          <w:i w:val="false"/>
+          <w:iCs w:val="false"/>
+          <w:color w:val="000000"/>
+          <w:sz w:val="24"/>
+          <w:szCs w:val="24"/>
+        </w:rPr>
+        <w:t xml:space="preserve">a) 25 000 g ; b) 25 000 ÷ 500 = 50 sachets ; d) 50 × 2 500 = 125 000 Ar ; e) 125 000 − 110 000 = 15 000 Ar.</w:t>
       </w:r>
     </w:p>
     <w:p>
@@ -14664,7 +15264,7 @@
           <wp:inline distT="0" distB="0" distL="0" distR="0">
             <wp:extent cx="4095750" cy="2238375"/>
             <wp:effectExtent t="0" r="0" b="0" l="0"/>
-            <wp:docPr id="9" name="" descr="" title=""/>
+            <wp:docPr id="9" name=""/>
             <wp:cNvGraphicFramePr>
               <a:graphicFrameLocks xmlns:a="http://schemas.openxmlformats.org/drawingml/2006/main" noChangeAspect="1"/>
             </wp:cNvGraphicFramePr>
@@ -14793,7 +15393,7 @@
           <wp:inline distT="0" distB="0" distL="0" distR="0">
             <wp:extent cx="4762500" cy="1990725"/>
             <wp:effectExtent t="0" r="0" b="0" l="0"/>
-            <wp:docPr id="10" name="" descr="" title=""/>
+            <wp:docPr id="10" name=""/>
             <wp:cNvGraphicFramePr>
               <a:graphicFrameLocks xmlns:a="http://schemas.openxmlformats.org/drawingml/2006/main" noChangeAspect="1"/>
             </wp:cNvGraphicFramePr>
@@ -15080,6 +15680,63 @@
     </w:p>
     <w:p>
       <w:pPr>
+        <w:spacing w:after="110" w:line="300"/>
+        <w:jc w:val="both"/>
+      </w:pPr>
+      <w:r>
+        <w:rPr>
+          <w:rFonts w:ascii="Times New Roman" w:cs="Times New Roman" w:eastAsia="Times New Roman" w:hAnsi="Times New Roman"/>
+          <w:b w:val="false"/>
+          <w:bCs w:val="false"/>
+          <w:i w:val="false"/>
+          <w:iCs w:val="false"/>
+          <w:color w:val="000000"/>
+          <w:sz w:val="24"/>
+          <w:szCs w:val="24"/>
+        </w:rPr>
+        <w:t xml:space="preserve">4. Convertis : a) 3 L en cL ; b) 250 cL en L ; d) 5 L en mL ; e) 1 500 mL en L.</w:t>
+      </w:r>
+    </w:p>
+    <w:p>
+      <w:pPr>
+        <w:spacing w:after="110" w:line="300"/>
+        <w:jc w:val="both"/>
+      </w:pPr>
+      <w:r>
+        <w:rPr>
+          <w:rFonts w:ascii="Times New Roman" w:cs="Times New Roman" w:eastAsia="Times New Roman" w:hAnsi="Times New Roman"/>
+          <w:b w:val="false"/>
+          <w:bCs w:val="false"/>
+          <w:i w:val="false"/>
+          <w:iCs w:val="false"/>
+          <w:color w:val="000000"/>
+          <w:sz w:val="24"/>
+          <w:szCs w:val="24"/>
+        </w:rPr>
+        <w:t xml:space="preserve">5. Une bouteille contient 1,5 L de jus. a) Convertis en centilitres. b) Combien de verres de 25 cL peut-on remplir ? d) On a déjà servi 4 verres : quel volume a été servi ? e) Exprime ce volume servi en litres.</w:t>
+      </w:r>
+    </w:p>
+    <w:p>
+      <w:pPr>
+        <w:spacing w:after="110" w:line="300"/>
+        <w:jc w:val="both"/>
+      </w:pPr>
+      <w:r>
+        <w:rPr>
+          <w:rFonts w:ascii="Times New Roman" w:cs="Times New Roman" w:eastAsia="Times New Roman" w:hAnsi="Times New Roman"/>
+          <w:b w:val="false"/>
+          <w:bCs w:val="false"/>
+          <w:i w:val="false"/>
+          <w:iCs w:val="false"/>
+          <w:color w:val="000000"/>
+          <w:sz w:val="24"/>
+          <w:szCs w:val="24"/>
+        </w:rPr>
+        <w:t xml:space="preserve">6. Défi CEPE — Un fût contient 200 L d’eau ; un arrosoir contient 12,5 L. a) Combien d’arrosoirs pleins peut-on remplir ? b) Vérifie ta réponse par une multiplication. d) On utilise 4 arrosoirs par jour : en combien de jours vide-t-on le fût ? e) Quel volume reste-t-il après 3 jours ?</w:t>
+      </w:r>
+    </w:p>
+    <w:p>
+      <w:pPr>
         <w:spacing w:after="150" w:before="200"/>
         <w:jc w:val="left"/>
       </w:pPr>
@@ -15188,6 +15845,99 @@
           <w:szCs w:val="24"/>
         </w:rPr>
         <w:t xml:space="preserve">a) 20 ÷ 1,5 → 13 bouteilles pleines ; b) 20 − 13 × 1,5 = 0,5 L ; d) 20 kg ; e) 1 000 kg = 1 tonne.</w:t>
+      </w:r>
+    </w:p>
+    <w:p>
+      <w:pPr>
+        <w:spacing w:after="80"/>
+      </w:pPr>
+      <w:r>
+        <w:rPr>
+          <w:rFonts w:ascii="Times New Roman" w:cs="Times New Roman" w:eastAsia="Times New Roman" w:hAnsi="Times New Roman"/>
+          <w:b/>
+          <w:bCs/>
+          <w:i w:val="false"/>
+          <w:iCs w:val="false"/>
+          <w:color w:val="C2185B"/>
+          <w:sz w:val="24"/>
+          <w:szCs w:val="24"/>
+        </w:rPr>
+        <w:t xml:space="preserve">4. </w:t>
+      </w:r>
+      <w:r>
+        <w:rPr>
+          <w:rFonts w:ascii="Times New Roman" w:cs="Times New Roman" w:eastAsia="Times New Roman" w:hAnsi="Times New Roman"/>
+          <w:b w:val="false"/>
+          <w:bCs w:val="false"/>
+          <w:i w:val="false"/>
+          <w:iCs w:val="false"/>
+          <w:color w:val="000000"/>
+          <w:sz w:val="24"/>
+          <w:szCs w:val="24"/>
+        </w:rPr>
+        <w:t xml:space="preserve">a) 300 cL ; b) 2,5 L ; d) 5 000 mL ; e) 1,5 L.</w:t>
+      </w:r>
+    </w:p>
+    <w:p>
+      <w:pPr>
+        <w:spacing w:after="80"/>
+      </w:pPr>
+      <w:r>
+        <w:rPr>
+          <w:rFonts w:ascii="Times New Roman" w:cs="Times New Roman" w:eastAsia="Times New Roman" w:hAnsi="Times New Roman"/>
+          <w:b/>
+          <w:bCs/>
+          <w:i w:val="false"/>
+          <w:iCs w:val="false"/>
+          <w:color w:val="C2185B"/>
+          <w:sz w:val="24"/>
+          <w:szCs w:val="24"/>
+        </w:rPr>
+        <w:t xml:space="preserve">5. </w:t>
+      </w:r>
+      <w:r>
+        <w:rPr>
+          <w:rFonts w:ascii="Times New Roman" w:cs="Times New Roman" w:eastAsia="Times New Roman" w:hAnsi="Times New Roman"/>
+          <w:b w:val="false"/>
+          <w:bCs w:val="false"/>
+          <w:i w:val="false"/>
+          <w:iCs w:val="false"/>
+          <w:color w:val="000000"/>
+          <w:sz w:val="24"/>
+          <w:szCs w:val="24"/>
+        </w:rPr>
+        <w:t xml:space="preserve">a) 150 cL ; b) 150 ÷ 25 = 6 verres ; d) 4 × 25 = 100 cL ; e) 1 L.</w:t>
+      </w:r>
+    </w:p>
+    <w:p>
+      <w:pPr>
+        <w:spacing w:after="80"/>
+      </w:pPr>
+      <w:r>
+        <w:rPr>
+          <w:rFonts w:ascii="Times New Roman" w:cs="Times New Roman" w:eastAsia="Times New Roman" w:hAnsi="Times New Roman"/>
+          <w:b/>
+          <w:bCs/>
+          <w:i w:val="false"/>
+          <w:iCs w:val="false"/>
+          <w:color w:val="C2185B"/>
+          <w:sz w:val="24"/>
+          <w:szCs w:val="24"/>
+        </w:rPr>
+        <w:t xml:space="preserve">6. </w:t>
+      </w:r>
+      <w:r>
+        <w:rPr>
+          <w:rFonts w:ascii="Times New Roman" w:cs="Times New Roman" w:eastAsia="Times New Roman" w:hAnsi="Times New Roman"/>
+          <w:b w:val="false"/>
+          <w:bCs w:val="false"/>
+          <w:i w:val="false"/>
+          <w:iCs w:val="false"/>
+          <w:color w:val="000000"/>
+          <w:sz w:val="24"/>
+          <w:szCs w:val="24"/>
+        </w:rPr>
+        <w:t xml:space="preserve">a) 200 ÷ 12,5 = 16 arrosoirs ; b) 16 × 12,5 = 200 L : c’est juste ; d) 16 ÷ 4 = 4 jours ; e) 3 jours = 12 arrosoirs = 150 L utilisés, il reste 200 − 150 = 50 L.</w:t>
       </w:r>
     </w:p>
     <w:p>
@@ -17626,7 +18376,7 @@
           <wp:inline distT="0" distB="0" distL="0" distR="0">
             <wp:extent cx="4095750" cy="2238375"/>
             <wp:effectExtent t="0" r="0" b="0" l="0"/>
-            <wp:docPr id="11" name="" descr="" title=""/>
+            <wp:docPr id="11" name=""/>
             <wp:cNvGraphicFramePr>
               <a:graphicFrameLocks xmlns:a="http://schemas.openxmlformats.org/drawingml/2006/main" noChangeAspect="1"/>
             </wp:cNvGraphicFramePr>
@@ -17755,7 +18505,7 @@
           <wp:inline distT="0" distB="0" distL="0" distR="0">
             <wp:extent cx="4762500" cy="1800225"/>
             <wp:effectExtent t="0" r="0" b="0" l="0"/>
-            <wp:docPr id="12" name="" descr="" title=""/>
+            <wp:docPr id="12" name=""/>
             <wp:cNvGraphicFramePr>
               <a:graphicFrameLocks xmlns:a="http://schemas.openxmlformats.org/drawingml/2006/main" noChangeAspect="1"/>
             </wp:cNvGraphicFramePr>
@@ -18042,6 +18792,63 @@
     </w:p>
     <w:p>
       <w:pPr>
+        <w:spacing w:after="110" w:line="300"/>
+        <w:jc w:val="both"/>
+      </w:pPr>
+      <w:r>
+        <w:rPr>
+          <w:rFonts w:ascii="Times New Roman" w:cs="Times New Roman" w:eastAsia="Times New Roman" w:hAnsi="Times New Roman"/>
+          <w:b w:val="false"/>
+          <w:bCs w:val="false"/>
+          <w:i w:val="false"/>
+          <w:iCs w:val="false"/>
+          <w:color w:val="000000"/>
+          <w:sz w:val="24"/>
+          <w:szCs w:val="24"/>
+        </w:rPr>
+        <w:t xml:space="preserve">4. Convertis : a) 2 h en minutes ; b) 180 s en minutes ; d) 3 min 20 s en secondes ; e) 90 min en heures et minutes.</w:t>
+      </w:r>
+    </w:p>
+    <w:p>
+      <w:pPr>
+        <w:spacing w:after="110" w:line="300"/>
+        <w:jc w:val="both"/>
+      </w:pPr>
+      <w:r>
+        <w:rPr>
+          <w:rFonts w:ascii="Times New Roman" w:cs="Times New Roman" w:eastAsia="Times New Roman" w:hAnsi="Times New Roman"/>
+          <w:b w:val="false"/>
+          <w:bCs w:val="false"/>
+          <w:i w:val="false"/>
+          <w:iCs w:val="false"/>
+          <w:color w:val="000000"/>
+          <w:sz w:val="24"/>
+          <w:szCs w:val="24"/>
+        </w:rPr>
+        <w:t xml:space="preserve">5. Le taxi-brousse part à 8 h 45 et arrive à 11 h 20. a) Quelle est la durée du trajet ? b) S’il était parti avec 25 min de retard, à quelle heure serait-il arrivé ? d) Le retour dure 2 h 50 ; il repart à 14 h 30 : heure d’arrivée ? e) Quelle est la durée totale de route aller-retour ?</w:t>
+      </w:r>
+    </w:p>
+    <w:p>
+      <w:pPr>
+        <w:spacing w:after="110" w:line="300"/>
+        <w:jc w:val="both"/>
+      </w:pPr>
+      <w:r>
+        <w:rPr>
+          <w:rFonts w:ascii="Times New Roman" w:cs="Times New Roman" w:eastAsia="Times New Roman" w:hAnsi="Times New Roman"/>
+          <w:b w:val="false"/>
+          <w:bCs w:val="false"/>
+          <w:i w:val="false"/>
+          <w:iCs w:val="false"/>
+          <w:color w:val="000000"/>
+          <w:sz w:val="24"/>
+          <w:szCs w:val="24"/>
+        </w:rPr>
+        <w:t xml:space="preserve">6. Défi CEPE — Un film commence à 20 h 35 et dure 1 h 50. a) À quelle heure finit-il ? b) Fara doit se coucher à 21 h 30 : combien de minutes du film va-t-elle manquer ? d) Le film est rediffusé le lendemain à 14 h 05 : à quelle heure finira-t-il ? e) Convertis la durée du film en minutes.</w:t>
+      </w:r>
+    </w:p>
+    <w:p>
+      <w:pPr>
         <w:spacing w:after="150" w:before="200"/>
         <w:jc w:val="left"/>
       </w:pPr>
@@ -18150,6 +18957,99 @@
           <w:szCs w:val="24"/>
         </w:rPr>
         <w:t xml:space="preserve">a) 11 h 15 ; b) de 15 h 20 à 18 h 05 : 40 min + 2 h 05 = 2 h 45 ; d) toute raison sensée (route encombrée, arrêts…) ; e) 2 h 30 + 2 h 45 = 5 h 15.</w:t>
+      </w:r>
+    </w:p>
+    <w:p>
+      <w:pPr>
+        <w:spacing w:after="80"/>
+      </w:pPr>
+      <w:r>
+        <w:rPr>
+          <w:rFonts w:ascii="Times New Roman" w:cs="Times New Roman" w:eastAsia="Times New Roman" w:hAnsi="Times New Roman"/>
+          <w:b/>
+          <w:bCs/>
+          <w:i w:val="false"/>
+          <w:iCs w:val="false"/>
+          <w:color w:val="C2185B"/>
+          <w:sz w:val="24"/>
+          <w:szCs w:val="24"/>
+        </w:rPr>
+        <w:t xml:space="preserve">4. </w:t>
+      </w:r>
+      <w:r>
+        <w:rPr>
+          <w:rFonts w:ascii="Times New Roman" w:cs="Times New Roman" w:eastAsia="Times New Roman" w:hAnsi="Times New Roman"/>
+          <w:b w:val="false"/>
+          <w:bCs w:val="false"/>
+          <w:i w:val="false"/>
+          <w:iCs w:val="false"/>
+          <w:color w:val="000000"/>
+          <w:sz w:val="24"/>
+          <w:szCs w:val="24"/>
+        </w:rPr>
+        <w:t xml:space="preserve">a) 120 min ; b) 3 min ; d) 200 s ; e) 1 h 30 min.</w:t>
+      </w:r>
+    </w:p>
+    <w:p>
+      <w:pPr>
+        <w:spacing w:after="80"/>
+      </w:pPr>
+      <w:r>
+        <w:rPr>
+          <w:rFonts w:ascii="Times New Roman" w:cs="Times New Roman" w:eastAsia="Times New Roman" w:hAnsi="Times New Roman"/>
+          <w:b/>
+          <w:bCs/>
+          <w:i w:val="false"/>
+          <w:iCs w:val="false"/>
+          <w:color w:val="C2185B"/>
+          <w:sz w:val="24"/>
+          <w:szCs w:val="24"/>
+        </w:rPr>
+        <w:t xml:space="preserve">5. </w:t>
+      </w:r>
+      <w:r>
+        <w:rPr>
+          <w:rFonts w:ascii="Times New Roman" w:cs="Times New Roman" w:eastAsia="Times New Roman" w:hAnsi="Times New Roman"/>
+          <w:b w:val="false"/>
+          <w:bCs w:val="false"/>
+          <w:i w:val="false"/>
+          <w:iCs w:val="false"/>
+          <w:color w:val="000000"/>
+          <w:sz w:val="24"/>
+          <w:szCs w:val="24"/>
+        </w:rPr>
+        <w:t xml:space="preserve">a) 2 h 35 min ; b) à 11 h 45 ; d) à 17 h 20 ; e) 2 h 35 + 2 h 50 = 5 h 25 min.</w:t>
+      </w:r>
+    </w:p>
+    <w:p>
+      <w:pPr>
+        <w:spacing w:after="80"/>
+      </w:pPr>
+      <w:r>
+        <w:rPr>
+          <w:rFonts w:ascii="Times New Roman" w:cs="Times New Roman" w:eastAsia="Times New Roman" w:hAnsi="Times New Roman"/>
+          <w:b/>
+          <w:bCs/>
+          <w:i w:val="false"/>
+          <w:iCs w:val="false"/>
+          <w:color w:val="C2185B"/>
+          <w:sz w:val="24"/>
+          <w:szCs w:val="24"/>
+        </w:rPr>
+        <w:t xml:space="preserve">6. </w:t>
+      </w:r>
+      <w:r>
+        <w:rPr>
+          <w:rFonts w:ascii="Times New Roman" w:cs="Times New Roman" w:eastAsia="Times New Roman" w:hAnsi="Times New Roman"/>
+          <w:b w:val="false"/>
+          <w:bCs w:val="false"/>
+          <w:i w:val="false"/>
+          <w:iCs w:val="false"/>
+          <w:color w:val="000000"/>
+          <w:sz w:val="24"/>
+          <w:szCs w:val="24"/>
+        </w:rPr>
+        <w:t xml:space="preserve">a) à 22 h 25 ; b) de 21 h 30 à 22 h 25 : 55 minutes ; d) à 15 h 55 ; e) 60 + 50 = 110 minutes.</w:t>
       </w:r>
     </w:p>
     <w:p>
@@ -20588,7 +21488,7 @@
           <wp:inline distT="0" distB="0" distL="0" distR="0">
             <wp:extent cx="4095750" cy="2238375"/>
             <wp:effectExtent t="0" r="0" b="0" l="0"/>
-            <wp:docPr id="13" name="" descr="" title=""/>
+            <wp:docPr id="13" name=""/>
             <wp:cNvGraphicFramePr>
               <a:graphicFrameLocks xmlns:a="http://schemas.openxmlformats.org/drawingml/2006/main" noChangeAspect="1"/>
             </wp:cNvGraphicFramePr>
@@ -20717,7 +21617,7 @@
           <wp:inline distT="0" distB="0" distL="0" distR="0">
             <wp:extent cx="4762500" cy="2066925"/>
             <wp:effectExtent t="0" r="0" b="0" l="0"/>
-            <wp:docPr id="14" name="" descr="" title=""/>
+            <wp:docPr id="14" name=""/>
             <wp:cNvGraphicFramePr>
               <a:graphicFrameLocks xmlns:a="http://schemas.openxmlformats.org/drawingml/2006/main" noChangeAspect="1"/>
             </wp:cNvGraphicFramePr>
@@ -21004,6 +21904,63 @@
     </w:p>
     <w:p>
       <w:pPr>
+        <w:spacing w:after="110" w:line="300"/>
+        <w:jc w:val="both"/>
+      </w:pPr>
+      <w:r>
+        <w:rPr>
+          <w:rFonts w:ascii="Times New Roman" w:cs="Times New Roman" w:eastAsia="Times New Roman" w:hAnsi="Times New Roman"/>
+          <w:b w:val="false"/>
+          <w:bCs w:val="false"/>
+          <w:i w:val="false"/>
+          <w:iCs w:val="false"/>
+          <w:color w:val="000000"/>
+          <w:sz w:val="24"/>
+          <w:szCs w:val="24"/>
+        </w:rPr>
+        <w:t xml:space="preserve">4. Calcule l’aire : a) un carré de côté 6 cm ; b) un rectangle de 8 cm sur 5 cm ; d) un carré de côté 12 m ; e) un rectangle de 20 m sur 7 m.</w:t>
+      </w:r>
+    </w:p>
+    <w:p>
+      <w:pPr>
+        <w:spacing w:after="110" w:line="300"/>
+        <w:jc w:val="both"/>
+      </w:pPr>
+      <w:r>
+        <w:rPr>
+          <w:rFonts w:ascii="Times New Roman" w:cs="Times New Roman" w:eastAsia="Times New Roman" w:hAnsi="Times New Roman"/>
+          <w:b w:val="false"/>
+          <w:bCs w:val="false"/>
+          <w:i w:val="false"/>
+          <w:iCs w:val="false"/>
+          <w:color w:val="000000"/>
+          <w:sz w:val="24"/>
+          <w:szCs w:val="24"/>
+        </w:rPr>
+        <w:t xml:space="preserve">5. Une salle rectangulaire mesure 9 m sur 6 m. a) Quelle est son aire ? b) Combien de carreaux de 1 m² faut-il pour couvrir le sol ? d) À 8 000 Ar le carreau, quelle est la dépense ? e) Quel est le périmètre de la salle ?</w:t>
+      </w:r>
+    </w:p>
+    <w:p>
+      <w:pPr>
+        <w:spacing w:after="110" w:line="300"/>
+        <w:jc w:val="both"/>
+      </w:pPr>
+      <w:r>
+        <w:rPr>
+          <w:rFonts w:ascii="Times New Roman" w:cs="Times New Roman" w:eastAsia="Times New Roman" w:hAnsi="Times New Roman"/>
+          <w:b w:val="false"/>
+          <w:bCs w:val="false"/>
+          <w:i w:val="false"/>
+          <w:iCs w:val="false"/>
+          <w:color w:val="000000"/>
+          <w:sz w:val="24"/>
+          <w:szCs w:val="24"/>
+        </w:rPr>
+        <w:t xml:space="preserve">6. Défi CEPE — Un terrain rectangulaire de 24 m sur 15 m porte une maison carrée de 8 m de côté ; le reste est un jardin. a) Quelle est l’aire du terrain ? b) L’aire de la maison ? d) L’aire du jardin ? e) On sème du gazon à 1 500 Ar le m² : combien coûte le jardin ?</w:t>
+      </w:r>
+    </w:p>
+    <w:p>
+      <w:pPr>
         <w:spacing w:after="150" w:before="200"/>
         <w:jc w:val="left"/>
       </w:pPr>
@@ -21112,6 +22069,99 @@
           <w:szCs w:val="24"/>
         </w:rPr>
         <w:t xml:space="preserve">a) 48 m² ; b) 48 ÷ 0,25 = 192 carreaux ; d) 40 ÷ 8 = 5 m ; e) la première salle (48 m²) est plus grande que la seconde (40 m²) de 8 m².</w:t>
+      </w:r>
+    </w:p>
+    <w:p>
+      <w:pPr>
+        <w:spacing w:after="80"/>
+      </w:pPr>
+      <w:r>
+        <w:rPr>
+          <w:rFonts w:ascii="Times New Roman" w:cs="Times New Roman" w:eastAsia="Times New Roman" w:hAnsi="Times New Roman"/>
+          <w:b/>
+          <w:bCs/>
+          <w:i w:val="false"/>
+          <w:iCs w:val="false"/>
+          <w:color w:val="C2185B"/>
+          <w:sz w:val="24"/>
+          <w:szCs w:val="24"/>
+        </w:rPr>
+        <w:t xml:space="preserve">4. </w:t>
+      </w:r>
+      <w:r>
+        <w:rPr>
+          <w:rFonts w:ascii="Times New Roman" w:cs="Times New Roman" w:eastAsia="Times New Roman" w:hAnsi="Times New Roman"/>
+          <w:b w:val="false"/>
+          <w:bCs w:val="false"/>
+          <w:i w:val="false"/>
+          <w:iCs w:val="false"/>
+          <w:color w:val="000000"/>
+          <w:sz w:val="24"/>
+          <w:szCs w:val="24"/>
+        </w:rPr>
+        <w:t xml:space="preserve">a) 6 × 6 = 36 cm² ; b) 8 × 5 = 40 cm² ; d) 144 m² ; e) 140 m².</w:t>
+      </w:r>
+    </w:p>
+    <w:p>
+      <w:pPr>
+        <w:spacing w:after="80"/>
+      </w:pPr>
+      <w:r>
+        <w:rPr>
+          <w:rFonts w:ascii="Times New Roman" w:cs="Times New Roman" w:eastAsia="Times New Roman" w:hAnsi="Times New Roman"/>
+          <w:b/>
+          <w:bCs/>
+          <w:i w:val="false"/>
+          <w:iCs w:val="false"/>
+          <w:color w:val="C2185B"/>
+          <w:sz w:val="24"/>
+          <w:szCs w:val="24"/>
+        </w:rPr>
+        <w:t xml:space="preserve">5. </w:t>
+      </w:r>
+      <w:r>
+        <w:rPr>
+          <w:rFonts w:ascii="Times New Roman" w:cs="Times New Roman" w:eastAsia="Times New Roman" w:hAnsi="Times New Roman"/>
+          <w:b w:val="false"/>
+          <w:bCs w:val="false"/>
+          <w:i w:val="false"/>
+          <w:iCs w:val="false"/>
+          <w:color w:val="000000"/>
+          <w:sz w:val="24"/>
+          <w:szCs w:val="24"/>
+        </w:rPr>
+        <w:t xml:space="preserve">a) 9 × 6 = 54 m² ; b) 54 carreaux ; d) 54 × 8 000 = 432 000 Ar ; e) (9 + 6) × 2 = 30 m.</w:t>
+      </w:r>
+    </w:p>
+    <w:p>
+      <w:pPr>
+        <w:spacing w:after="80"/>
+      </w:pPr>
+      <w:r>
+        <w:rPr>
+          <w:rFonts w:ascii="Times New Roman" w:cs="Times New Roman" w:eastAsia="Times New Roman" w:hAnsi="Times New Roman"/>
+          <w:b/>
+          <w:bCs/>
+          <w:i w:val="false"/>
+          <w:iCs w:val="false"/>
+          <w:color w:val="C2185B"/>
+          <w:sz w:val="24"/>
+          <w:szCs w:val="24"/>
+        </w:rPr>
+        <w:t xml:space="preserve">6. </w:t>
+      </w:r>
+      <w:r>
+        <w:rPr>
+          <w:rFonts w:ascii="Times New Roman" w:cs="Times New Roman" w:eastAsia="Times New Roman" w:hAnsi="Times New Roman"/>
+          <w:b w:val="false"/>
+          <w:bCs w:val="false"/>
+          <w:i w:val="false"/>
+          <w:iCs w:val="false"/>
+          <w:color w:val="000000"/>
+          <w:sz w:val="24"/>
+          <w:szCs w:val="24"/>
+        </w:rPr>
+        <w:t xml:space="preserve">a) 24 × 15 = 360 m² ; b) 8 × 8 = 64 m² ; d) 360 − 64 = 296 m² ; e) 296 × 1 500 = 444 000 Ar.</w:t>
       </w:r>
     </w:p>
     <w:p>
@@ -23550,7 +24600,7 @@
           <wp:inline distT="0" distB="0" distL="0" distR="0">
             <wp:extent cx="4095750" cy="2238375"/>
             <wp:effectExtent t="0" r="0" b="0" l="0"/>
-            <wp:docPr id="15" name="" descr="" title=""/>
+            <wp:docPr id="15" name=""/>
             <wp:cNvGraphicFramePr>
               <a:graphicFrameLocks xmlns:a="http://schemas.openxmlformats.org/drawingml/2006/main" noChangeAspect="1"/>
             </wp:cNvGraphicFramePr>
@@ -23679,7 +24729,7 @@
           <wp:inline distT="0" distB="0" distL="0" distR="0">
             <wp:extent cx="4762500" cy="2124075"/>
             <wp:effectExtent t="0" r="0" b="0" l="0"/>
-            <wp:docPr id="16" name="" descr="" title=""/>
+            <wp:docPr id="16" name=""/>
             <wp:cNvGraphicFramePr>
               <a:graphicFrameLocks xmlns:a="http://schemas.openxmlformats.org/drawingml/2006/main" noChangeAspect="1"/>
             </wp:cNvGraphicFramePr>
@@ -23966,6 +25016,63 @@
     </w:p>
     <w:p>
       <w:pPr>
+        <w:spacing w:after="110" w:line="300"/>
+        <w:jc w:val="both"/>
+      </w:pPr>
+      <w:r>
+        <w:rPr>
+          <w:rFonts w:ascii="Times New Roman" w:cs="Times New Roman" w:eastAsia="Times New Roman" w:hAnsi="Times New Roman"/>
+          <w:b w:val="false"/>
+          <w:bCs w:val="false"/>
+          <w:i w:val="false"/>
+          <w:iCs w:val="false"/>
+          <w:color w:val="000000"/>
+          <w:sz w:val="24"/>
+          <w:szCs w:val="24"/>
+        </w:rPr>
+        <w:t xml:space="preserve">4. Calcule l’aire du triangle : a) base 6 cm, hauteur 4 cm ; b) base 10 cm, hauteur 7 cm ; d) base 9 cm, hauteur 6 cm ; e) base 5 cm, hauteur 5 cm.</w:t>
+      </w:r>
+    </w:p>
+    <w:p>
+      <w:pPr>
+        <w:spacing w:after="110" w:line="300"/>
+        <w:jc w:val="both"/>
+      </w:pPr>
+      <w:r>
+        <w:rPr>
+          <w:rFonts w:ascii="Times New Roman" w:cs="Times New Roman" w:eastAsia="Times New Roman" w:hAnsi="Times New Roman"/>
+          <w:b w:val="false"/>
+          <w:bCs w:val="false"/>
+          <w:i w:val="false"/>
+          <w:iCs w:val="false"/>
+          <w:color w:val="000000"/>
+          <w:sz w:val="24"/>
+          <w:szCs w:val="24"/>
+        </w:rPr>
+        <w:t xml:space="preserve">5. a) Un triangle a une aire de 24 cm² et une base de 8 cm : quelle est sa hauteur ? b) Compare l’aire du triangle de base 12 cm et hauteur 5 cm avec celle du rectangle de 6 cm sur 5 cm. d) Deux triangles ont la même base de 8 cm, avec des hauteurs de 3 cm et 6 cm : compare leurs aires. e) Pourquoi divise-t-on par 2 dans la formule de l’aire du triangle ?</w:t>
+      </w:r>
+    </w:p>
+    <w:p>
+      <w:pPr>
+        <w:spacing w:after="110" w:line="300"/>
+        <w:jc w:val="both"/>
+      </w:pPr>
+      <w:r>
+        <w:rPr>
+          <w:rFonts w:ascii="Times New Roman" w:cs="Times New Roman" w:eastAsia="Times New Roman" w:hAnsi="Times New Roman"/>
+          <w:b w:val="false"/>
+          <w:bCs w:val="false"/>
+          <w:i w:val="false"/>
+          <w:iCs w:val="false"/>
+          <w:color w:val="000000"/>
+          <w:sz w:val="24"/>
+          <w:szCs w:val="24"/>
+        </w:rPr>
+        <w:t xml:space="preserve">6. Défi CEPE — Un champ en forme de quadrilatère est coupé par une diagonale en deux triangles : le premier a une base de 40 m et une hauteur de 25 m ; le second, la même base de 40 m et une hauteur de 15 m. a) Aire du premier triangle ? b) Du second ? d) Aire totale du champ ? e) Avec 2 kg de maïs récoltés par m², quelle est la récolte totale ?</w:t>
+      </w:r>
+    </w:p>
+    <w:p>
+      <w:pPr>
         <w:spacing w:after="150" w:before="200"/>
         <w:jc w:val="left"/>
       </w:pPr>
@@ -24074,6 +25181,99 @@
           <w:szCs w:val="24"/>
         </w:rPr>
         <w:t xml:space="preserve">a) 20 cm² ; b) 25 cm² ; d) 21 cm² ; e) triangle (20) &lt; rectangle (21) &lt; carré (25).</w:t>
+      </w:r>
+    </w:p>
+    <w:p>
+      <w:pPr>
+        <w:spacing w:after="80"/>
+      </w:pPr>
+      <w:r>
+        <w:rPr>
+          <w:rFonts w:ascii="Times New Roman" w:cs="Times New Roman" w:eastAsia="Times New Roman" w:hAnsi="Times New Roman"/>
+          <w:b/>
+          <w:bCs/>
+          <w:i w:val="false"/>
+          <w:iCs w:val="false"/>
+          <w:color w:val="C2185B"/>
+          <w:sz w:val="24"/>
+          <w:szCs w:val="24"/>
+        </w:rPr>
+        <w:t xml:space="preserve">4. </w:t>
+      </w:r>
+      <w:r>
+        <w:rPr>
+          <w:rFonts w:ascii="Times New Roman" w:cs="Times New Roman" w:eastAsia="Times New Roman" w:hAnsi="Times New Roman"/>
+          <w:b w:val="false"/>
+          <w:bCs w:val="false"/>
+          <w:i w:val="false"/>
+          <w:iCs w:val="false"/>
+          <w:color w:val="000000"/>
+          <w:sz w:val="24"/>
+          <w:szCs w:val="24"/>
+        </w:rPr>
+        <w:t xml:space="preserve">a) (6 × 4) ÷ 2 = 12 cm² ; b) 35 cm² ; d) 27 cm² ; e) 12,5 cm².</w:t>
+      </w:r>
+    </w:p>
+    <w:p>
+      <w:pPr>
+        <w:spacing w:after="80"/>
+      </w:pPr>
+      <w:r>
+        <w:rPr>
+          <w:rFonts w:ascii="Times New Roman" w:cs="Times New Roman" w:eastAsia="Times New Roman" w:hAnsi="Times New Roman"/>
+          <w:b/>
+          <w:bCs/>
+          <w:i w:val="false"/>
+          <w:iCs w:val="false"/>
+          <w:color w:val="C2185B"/>
+          <w:sz w:val="24"/>
+          <w:szCs w:val="24"/>
+        </w:rPr>
+        <w:t xml:space="preserve">5. </w:t>
+      </w:r>
+      <w:r>
+        <w:rPr>
+          <w:rFonts w:ascii="Times New Roman" w:cs="Times New Roman" w:eastAsia="Times New Roman" w:hAnsi="Times New Roman"/>
+          <w:b w:val="false"/>
+          <w:bCs w:val="false"/>
+          <w:i w:val="false"/>
+          <w:iCs w:val="false"/>
+          <w:color w:val="000000"/>
+          <w:sz w:val="24"/>
+          <w:szCs w:val="24"/>
+        </w:rPr>
+        <w:t xml:space="preserve">a) (24 × 2) ÷ 8 = 6 cm ; b) triangle : (12 × 5) ÷ 2 = 30 cm² ; rectangle : 6 × 5 = 30 cm² : aires égales ; d) 12 cm² et 24 cm² : la seconde est le double ; e) parce qu’un triangle est la moitié d’un rectangle de même base et de même hauteur.</w:t>
+      </w:r>
+    </w:p>
+    <w:p>
+      <w:pPr>
+        <w:spacing w:after="80"/>
+      </w:pPr>
+      <w:r>
+        <w:rPr>
+          <w:rFonts w:ascii="Times New Roman" w:cs="Times New Roman" w:eastAsia="Times New Roman" w:hAnsi="Times New Roman"/>
+          <w:b/>
+          <w:bCs/>
+          <w:i w:val="false"/>
+          <w:iCs w:val="false"/>
+          <w:color w:val="C2185B"/>
+          <w:sz w:val="24"/>
+          <w:szCs w:val="24"/>
+        </w:rPr>
+        <w:t xml:space="preserve">6. </w:t>
+      </w:r>
+      <w:r>
+        <w:rPr>
+          <w:rFonts w:ascii="Times New Roman" w:cs="Times New Roman" w:eastAsia="Times New Roman" w:hAnsi="Times New Roman"/>
+          <w:b w:val="false"/>
+          <w:bCs w:val="false"/>
+          <w:i w:val="false"/>
+          <w:iCs w:val="false"/>
+          <w:color w:val="000000"/>
+          <w:sz w:val="24"/>
+          <w:szCs w:val="24"/>
+        </w:rPr>
+        <w:t xml:space="preserve">a) (40 × 25) ÷ 2 = 500 m² ; b) (40 × 15) ÷ 2 = 300 m² ; d) 500 + 300 = 800 m² ; e) 800 × 2 = 1 600 kg de maïs.</w:t>
       </w:r>
     </w:p>
     <w:p>
@@ -26512,7 +27712,7 @@
           <wp:inline distT="0" distB="0" distL="0" distR="0">
             <wp:extent cx="4095750" cy="2238375"/>
             <wp:effectExtent t="0" r="0" b="0" l="0"/>
-            <wp:docPr id="17" name="" descr="" title=""/>
+            <wp:docPr id="17" name=""/>
             <wp:cNvGraphicFramePr>
               <a:graphicFrameLocks xmlns:a="http://schemas.openxmlformats.org/drawingml/2006/main" noChangeAspect="1"/>
             </wp:cNvGraphicFramePr>
@@ -26641,7 +27841,7 @@
           <wp:inline distT="0" distB="0" distL="0" distR="0">
             <wp:extent cx="4762500" cy="2419350"/>
             <wp:effectExtent t="0" r="0" b="0" l="0"/>
-            <wp:docPr id="18" name="" descr="" title=""/>
+            <wp:docPr id="18" name=""/>
             <wp:cNvGraphicFramePr>
               <a:graphicFrameLocks xmlns:a="http://schemas.openxmlformats.org/drawingml/2006/main" noChangeAspect="1"/>
             </wp:cNvGraphicFramePr>
@@ -26928,6 +28128,90 @@
     </w:p>
     <w:p>
       <w:pPr>
+        <w:spacing w:after="110" w:line="300"/>
+        <w:jc w:val="both"/>
+      </w:pPr>
+      <w:r>
+        <w:rPr>
+          <w:rFonts w:ascii="Times New Roman" w:cs="Times New Roman" w:eastAsia="Times New Roman" w:hAnsi="Times New Roman"/>
+          <w:b w:val="false"/>
+          <w:bCs w:val="false"/>
+          <w:i w:val="false"/>
+          <w:iCs w:val="false"/>
+          <w:color w:val="000000"/>
+          <w:sz w:val="24"/>
+          <w:szCs w:val="24"/>
+        </w:rPr>
+        <w:t xml:space="preserve">4. Calcule le volume : a) un cube d’arête 3 cm ; b) un cube d’arête 5 cm ; d) un pavé droit de 6 cm × 4 cm × 2 cm ; e) un pavé droit de 10 cm × 3 cm × 3 cm.</w:t>
+      </w:r>
+    </w:p>
+    <w:p>
+      <w:pPr>
+        <w:spacing w:after="110" w:line="300"/>
+        <w:jc w:val="both"/>
+      </w:pPr>
+      <w:r>
+        <w:rPr>
+          <w:rFonts w:ascii="Times New Roman" w:cs="Times New Roman" w:eastAsia="Times New Roman" w:hAnsi="Times New Roman"/>
+          <w:b w:val="false"/>
+          <w:bCs w:val="false"/>
+          <w:i w:val="false"/>
+          <w:iCs w:val="false"/>
+          <w:color w:val="000000"/>
+          <w:sz w:val="24"/>
+          <w:szCs w:val="24"/>
+        </w:rPr>
+        <w:t xml:space="preserve">5. Une boîte en forme de pavé droit mesure 20 cm × 10 cm × 5 cm. a) Quel est son volume ? b) Combien de cubes de 1 cm³ peut-elle contenir ? d) Combien de cubes d’arête 5 cm ? e) Vérifie ta réponse d) en comptant les cubes par rangées.</w:t>
+      </w:r>
+    </w:p>
+    <w:p>
+      <w:pPr>
+        <w:spacing w:after="110" w:line="300"/>
+        <w:jc w:val="both"/>
+      </w:pPr>
+      <w:r>
+        <w:rPr>
+          <w:rFonts w:ascii="Times New Roman" w:cs="Times New Roman" w:eastAsia="Times New Roman" w:hAnsi="Times New Roman"/>
+          <w:b w:val="false"/>
+          <w:bCs w:val="false"/>
+          <w:i w:val="false"/>
+          <w:iCs w:val="false"/>
+          <w:color w:val="000000"/>
+          <w:sz w:val="24"/>
+          <w:szCs w:val="24"/>
+        </w:rPr>
+        <w:t xml:space="preserve">6. Défi CEPE — Un réservoir en forme de pavé droit mesure 2 m × 1 m × 1,5 m. a) Quel est son volume en m³ ? b) Sachant que 1 m³ = 1 000 L, quelle est sa capacité en litres ? d) Il est rempli aux </w:t>
+      </w:r>
+      <m:oMath>
+        <m:f>
+          <m:num>
+            <m:r>
+              <m:t>2</m:t>
+            </m:r>
+          </m:num>
+          <m:den>
+            <m:r>
+              <m:t>3</m:t>
+            </m:r>
+          </m:den>
+        </m:f>
+      </m:oMath>
+      <w:r>
+        <w:rPr>
+          <w:rFonts w:ascii="Times New Roman" w:cs="Times New Roman" w:eastAsia="Times New Roman" w:hAnsi="Times New Roman"/>
+          <w:b w:val="false"/>
+          <w:bCs w:val="false"/>
+          <w:i w:val="false"/>
+          <w:iCs w:val="false"/>
+          <w:color w:val="000000"/>
+          <w:sz w:val="24"/>
+          <w:szCs w:val="24"/>
+        </w:rPr>
+        <w:t xml:space="preserve">: quel volume d’eau contient-il ? e) Combien de bidons de 20 L faut-il pour achever de le remplir ?</w:t>
+      </w:r>
+    </w:p>
+    <w:p>
+      <w:pPr>
         <w:spacing w:after="150" w:before="200"/>
         <w:jc w:val="left"/>
       </w:pPr>
@@ -27036,6 +28320,126 @@
           <w:szCs w:val="24"/>
         </w:rPr>
         <w:t xml:space="preserve">a) patron en croix correct ; b) 27 cm³ ; d) 1 000 cubes ; e) 1 litre.</w:t>
+      </w:r>
+    </w:p>
+    <w:p>
+      <w:pPr>
+        <w:spacing w:after="80"/>
+      </w:pPr>
+      <w:r>
+        <w:rPr>
+          <w:rFonts w:ascii="Times New Roman" w:cs="Times New Roman" w:eastAsia="Times New Roman" w:hAnsi="Times New Roman"/>
+          <w:b/>
+          <w:bCs/>
+          <w:i w:val="false"/>
+          <w:iCs w:val="false"/>
+          <w:color w:val="C2185B"/>
+          <w:sz w:val="24"/>
+          <w:szCs w:val="24"/>
+        </w:rPr>
+        <w:t xml:space="preserve">4. </w:t>
+      </w:r>
+      <w:r>
+        <w:rPr>
+          <w:rFonts w:ascii="Times New Roman" w:cs="Times New Roman" w:eastAsia="Times New Roman" w:hAnsi="Times New Roman"/>
+          <w:b w:val="false"/>
+          <w:bCs w:val="false"/>
+          <w:i w:val="false"/>
+          <w:iCs w:val="false"/>
+          <w:color w:val="000000"/>
+          <w:sz w:val="24"/>
+          <w:szCs w:val="24"/>
+        </w:rPr>
+        <w:t xml:space="preserve">a) 3 × 3 × 3 = 27 cm³ ; b) 125 cm³ ; d) 48 cm³ ; e) 90 cm³.</w:t>
+      </w:r>
+    </w:p>
+    <w:p>
+      <w:pPr>
+        <w:spacing w:after="80"/>
+      </w:pPr>
+      <w:r>
+        <w:rPr>
+          <w:rFonts w:ascii="Times New Roman" w:cs="Times New Roman" w:eastAsia="Times New Roman" w:hAnsi="Times New Roman"/>
+          <w:b/>
+          <w:bCs/>
+          <w:i w:val="false"/>
+          <w:iCs w:val="false"/>
+          <w:color w:val="C2185B"/>
+          <w:sz w:val="24"/>
+          <w:szCs w:val="24"/>
+        </w:rPr>
+        <w:t xml:space="preserve">5. </w:t>
+      </w:r>
+      <w:r>
+        <w:rPr>
+          <w:rFonts w:ascii="Times New Roman" w:cs="Times New Roman" w:eastAsia="Times New Roman" w:hAnsi="Times New Roman"/>
+          <w:b w:val="false"/>
+          <w:bCs w:val="false"/>
+          <w:i w:val="false"/>
+          <w:iCs w:val="false"/>
+          <w:color w:val="000000"/>
+          <w:sz w:val="24"/>
+          <w:szCs w:val="24"/>
+        </w:rPr>
+        <w:t xml:space="preserve">a) 20 × 10 × 5 = 1 000 cm³ ; b) 1 000 cubes ; d) un cube d’arête 5 cm vaut 125 cm³ : 1 000 ÷ 125 = 8 cubes ; e) 4 cubes par longueur × 2 par largeur × 1 par hauteur = 8 : c’est juste.</w:t>
+      </w:r>
+    </w:p>
+    <w:p>
+      <w:pPr>
+        <w:spacing w:after="80"/>
+      </w:pPr>
+      <w:r>
+        <w:rPr>
+          <w:rFonts w:ascii="Times New Roman" w:cs="Times New Roman" w:eastAsia="Times New Roman" w:hAnsi="Times New Roman"/>
+          <w:b/>
+          <w:bCs/>
+          <w:i w:val="false"/>
+          <w:iCs w:val="false"/>
+          <w:color w:val="C2185B"/>
+          <w:sz w:val="24"/>
+          <w:szCs w:val="24"/>
+        </w:rPr>
+        <w:t xml:space="preserve">6. </w:t>
+      </w:r>
+      <w:r>
+        <w:rPr>
+          <w:rFonts w:ascii="Times New Roman" w:cs="Times New Roman" w:eastAsia="Times New Roman" w:hAnsi="Times New Roman"/>
+          <w:b w:val="false"/>
+          <w:bCs w:val="false"/>
+          <w:i w:val="false"/>
+          <w:iCs w:val="false"/>
+          <w:color w:val="000000"/>
+          <w:sz w:val="24"/>
+          <w:szCs w:val="24"/>
+        </w:rPr>
+        <w:t xml:space="preserve">a) 2 × 1 × 1,5 = 3 m³ ; b) 3 000 L ; d) </w:t>
+      </w:r>
+      <m:oMath>
+        <m:f>
+          <m:num>
+            <m:r>
+              <m:t>2</m:t>
+            </m:r>
+          </m:num>
+          <m:den>
+            <m:r>
+              <m:t>3</m:t>
+            </m:r>
+          </m:den>
+        </m:f>
+      </m:oMath>
+      <w:r>
+        <w:rPr>
+          <w:rFonts w:ascii="Times New Roman" w:cs="Times New Roman" w:eastAsia="Times New Roman" w:hAnsi="Times New Roman"/>
+          <w:b w:val="false"/>
+          <w:bCs w:val="false"/>
+          <w:i w:val="false"/>
+          <w:iCs w:val="false"/>
+          <w:color w:val="000000"/>
+          <w:sz w:val="24"/>
+          <w:szCs w:val="24"/>
+        </w:rPr>
+        <w:t xml:space="preserve">× 3 000 = 2 000 L ; e) il manque 1 000 L, soit 1 000 ÷ 20 = 50 bidons.</w:t>
       </w:r>
     </w:p>
     <w:p>
@@ -28426,8 +29830,29 @@
         <w:szCs w:val="18"/>
       </w:rPr>
       <w:fldChar w:fldCharType="begin"/>
+    </w:r>
+    <w:r>
+      <w:rPr>
+        <w:rFonts w:ascii="Times New Roman" w:cs="Times New Roman" w:eastAsia="Times New Roman" w:hAnsi="Times New Roman"/>
+        <w:sz w:val="18"/>
+        <w:szCs w:val="18"/>
+      </w:rPr>
       <w:instrText xml:space="preserve">PAGE</w:instrText>
+    </w:r>
+    <w:r>
+      <w:rPr>
+        <w:rFonts w:ascii="Times New Roman" w:cs="Times New Roman" w:eastAsia="Times New Roman" w:hAnsi="Times New Roman"/>
+        <w:sz w:val="18"/>
+        <w:szCs w:val="18"/>
+      </w:rPr>
       <w:fldChar w:fldCharType="separate"/>
+    </w:r>
+    <w:r>
+      <w:rPr>
+        <w:rFonts w:ascii="Times New Roman" w:cs="Times New Roman" w:eastAsia="Times New Roman" w:hAnsi="Times New Roman"/>
+        <w:sz w:val="18"/>
+        <w:szCs w:val="18"/>
+      </w:rPr>
       <w:fldChar w:fldCharType="end"/>
     </w:r>
   </w:p>
@@ -28711,6 +30136,139 @@
     <w:basedOn w:val="Normal"/>
     <w:qFormat/>
   </w:style>
+  <w:style w:type="paragraph" w:styleId="Caption">
+    <w:name w:val="caption"/>
+    <w:basedOn w:val="Normal"/>
+    <w:next w:val="Normal"/>
+    <w:uiPriority w:val="35"/>
+    <w:semiHidden/>
+    <w:unhideWhenUsed/>
+    <w:qFormat/>
+    <w:pPr>
+      <w:spacing w:after="200"/>
+    </w:pPr>
+    <w:rPr>
+      <w:i/>
+      <w:iCs/>
+      <w:color w:val="44546A" w:themeColor="dark2"/>
+      <w:sz w:val="18"/>
+      <w:szCs w:val="18"/>
+    </w:rPr>
+  </w:style>
+  <w:style w:type="paragraph" w:styleId="Bibliography">
+    <w:name w:val="Bibliography"/>
+    <w:basedOn w:val="Normal"/>
+    <w:next w:val="Normal"/>
+    <w:uiPriority w:val="37"/>
+    <w:unhideWhenUsed/>
+  </w:style>
+  <w:style w:type="paragraph" w:styleId="TOC1">
+    <w:name w:val="toc 1"/>
+    <w:basedOn w:val="Normal"/>
+    <w:next w:val="Normal"/>
+    <w:uiPriority w:val="39"/>
+    <w:semiHidden/>
+    <w:unhideWhenUsed/>
+    <w:pPr>
+      <w:spacing w:after="100"/>
+    </w:pPr>
+  </w:style>
+  <w:style w:type="paragraph" w:styleId="TOC2">
+    <w:name w:val="toc 2"/>
+    <w:basedOn w:val="Normal"/>
+    <w:next w:val="Normal"/>
+    <w:uiPriority w:val="39"/>
+    <w:semiHidden/>
+    <w:unhideWhenUsed/>
+    <w:pPr>
+      <w:spacing w:after="100"/>
+      <w:ind w:left="240"/>
+    </w:pPr>
+  </w:style>
+  <w:style w:type="paragraph" w:styleId="TOC3">
+    <w:name w:val="toc 3"/>
+    <w:basedOn w:val="Normal"/>
+    <w:next w:val="Normal"/>
+    <w:uiPriority w:val="39"/>
+    <w:semiHidden/>
+    <w:unhideWhenUsed/>
+    <w:pPr>
+      <w:spacing w:after="100"/>
+      <w:ind w:left="480"/>
+    </w:pPr>
+  </w:style>
+  <w:style w:type="paragraph" w:styleId="TOC4">
+    <w:name w:val="toc 4"/>
+    <w:basedOn w:val="Normal"/>
+    <w:next w:val="Normal"/>
+    <w:uiPriority w:val="39"/>
+    <w:semiHidden/>
+    <w:unhideWhenUsed/>
+    <w:pPr>
+      <w:spacing w:after="100"/>
+      <w:ind w:left="720"/>
+    </w:pPr>
+  </w:style>
+  <w:style w:type="paragraph" w:styleId="TOC5">
+    <w:name w:val="toc 5"/>
+    <w:basedOn w:val="Normal"/>
+    <w:next w:val="Normal"/>
+    <w:uiPriority w:val="39"/>
+    <w:semiHidden/>
+    <w:unhideWhenUsed/>
+    <w:pPr>
+      <w:spacing w:after="100"/>
+      <w:ind w:left="960"/>
+    </w:pPr>
+  </w:style>
+  <w:style w:type="paragraph" w:styleId="TOC6">
+    <w:name w:val="toc 6"/>
+    <w:basedOn w:val="Normal"/>
+    <w:next w:val="Normal"/>
+    <w:uiPriority w:val="39"/>
+    <w:semiHidden/>
+    <w:unhideWhenUsed/>
+    <w:pPr>
+      <w:spacing w:after="100"/>
+      <w:ind w:left="1200"/>
+    </w:pPr>
+  </w:style>
+  <w:style w:type="paragraph" w:styleId="TOC7">
+    <w:name w:val="toc 7"/>
+    <w:basedOn w:val="Normal"/>
+    <w:next w:val="Normal"/>
+    <w:uiPriority w:val="39"/>
+    <w:semiHidden/>
+    <w:unhideWhenUsed/>
+    <w:pPr>
+      <w:spacing w:after="100"/>
+      <w:ind w:left="1440"/>
+    </w:pPr>
+  </w:style>
+  <w:style w:type="paragraph" w:styleId="TOC8">
+    <w:name w:val="toc 8"/>
+    <w:basedOn w:val="Normal"/>
+    <w:next w:val="Normal"/>
+    <w:uiPriority w:val="39"/>
+    <w:semiHidden/>
+    <w:unhideWhenUsed/>
+    <w:pPr>
+      <w:spacing w:after="100"/>
+      <w:ind w:left="1680"/>
+    </w:pPr>
+  </w:style>
+  <w:style w:type="paragraph" w:styleId="TOC9">
+    <w:name w:val="toc 9"/>
+    <w:basedOn w:val="Normal"/>
+    <w:next w:val="Normal"/>
+    <w:uiPriority w:val="39"/>
+    <w:semiHidden/>
+    <w:unhideWhenUsed/>
+    <w:pPr>
+      <w:spacing w:after="100"/>
+      <w:ind w:left="1920"/>
+    </w:pPr>
+  </w:style>
   <w:style w:type="character" w:styleId="Hyperlink">
     <w:name w:val="Hyperlink"/>
     <w:basedOn w:val="DefaultParagraphFont"/>
@@ -28794,6 +30352,13 @@
       <w:sz w:val="20"/>
       <w:szCs w:val="20"/>
     </w:rPr>
+  </w:style>
+  <w:style w:type="character" w:styleId="LineNumber">
+    <w:name w:val="line number"/>
+    <w:basedOn w:val="DefaultParagraphFont"/>
+    <w:uiPriority w:val="99"/>
+    <w:semiHidden/>
+    <w:unhideWhenUsed/>
   </w:style>
 </w:styles>
 </file>

--- a/manuel-math-t5/Manuel_Mathematiques_T5_UNITE5.docx
+++ b/manuel-math-t5/Manuel_Mathematiques_T5_UNITE5.docx
@@ -13508,7 +13508,7 @@
           <w:sz w:val="24"/>
           <w:szCs w:val="24"/>
         </w:rPr>
-        <w:t xml:space="preserve">Pendant 130 ans, le kilogramme du monde entier a été UN objet : un cylindre de métal précieux gardé sous trois cloches de verre près de Paris, le « grand K ». Problème : il maigrissait de quelques millionièmes de gramme par an ! Depuis 2019, le kilogramme est défini par les lois de la physique — plus personne ne peut le faire maigrir.</w:t>
+        <w:t xml:space="preserve">Pendant 130 ans, le kilogramme du monde entier a été UN objet : un cylindre de métal précieux gardé sous trois cloches de verre près de Paris, le « grand K ». Problème : il maigrissait de quelques millionièmes de gramme par an ! Depuis 2019, le kilogramme est défini par les lois de la physique — plus personne ne peut le faire maigrir. Et à Madagascar, avant l’Ariary, on comptait en francs malgaches (Fmg) : 5 Fmg valaient exactement 1 Ar — donc 500 Fmg = 100 Ar et 25 000 Fmg = 5 000 Ar. Demande aux aînés : ils ont encore des prix en tête en Fmg !</w:t>
       </w:r>
     </w:p>
     <w:p>

--- a/manuel-math-t5/Manuel_Mathematiques_T5_UNITE5.docx
+++ b/manuel-math-t5/Manuel_Mathematiques_T5_UNITE5.docx
@@ -768,7 +768,7 @@
           <w:sz w:val="28"/>
           <w:szCs w:val="28"/>
         </w:rPr>
-        <w:t xml:space="preserve">1. Unités de longueur et conversions</w:t>
+        <w:t xml:space="preserve">Unités de longueur et conversions</w:t>
       </w:r>
     </w:p>
     <w:p>
@@ -857,6 +857,146 @@
     </w:p>
     <w:p>
       <w:pPr>
+        <w:spacing w:after="130" w:before="100" w:line="300"/>
+        <w:jc w:val="both"/>
+      </w:pPr>
+      <w:r>
+        <w:rPr>
+          <w:rFonts w:ascii="Times New Roman" w:cs="Times New Roman" w:eastAsia="Times New Roman" w:hAnsi="Times New Roman"/>
+          <w:b w:val="false"/>
+          <w:bCs w:val="false"/>
+          <w:i/>
+          <w:iCs/>
+          <w:color w:val="000000"/>
+          <w:sz w:val="24"/>
+          <w:szCs w:val="24"/>
+          <w:u w:val="single"/>
+        </w:rPr>
+        <w:t xml:space="preserve">Convertir 7,8 m en cm : 7 en m, 8 en dm, 0 en cm → 780 cm. Et 3 500 m = 3,5 km.</w:t>
+      </w:r>
+    </w:p>
+    <w:p>
+      <w:pPr>
+        <w:spacing w:after="55" w:line="300"/>
+        <w:ind w:left="260"/>
+        <w:jc w:val="both"/>
+      </w:pPr>
+      <w:r>
+        <w:rPr>
+          <w:rFonts w:ascii="Times New Roman" w:cs="Times New Roman" w:eastAsia="Times New Roman" w:hAnsi="Times New Roman"/>
+          <w:b w:val="false"/>
+          <w:bCs w:val="false"/>
+          <w:i w:val="false"/>
+          <w:iCs w:val="false"/>
+          <w:color w:val="000000"/>
+          <w:sz w:val="24"/>
+          <w:szCs w:val="24"/>
+        </w:rPr>
+        <w:t xml:space="preserve">1. Tracer le tableau et poser le nombre, un chiffre par colonne, l’unité donnée recevant le chiffre des unités.</w:t>
+      </w:r>
+    </w:p>
+    <w:p>
+      <w:pPr>
+        <w:spacing w:after="55" w:line="300"/>
+        <w:ind w:left="260"/>
+        <w:jc w:val="both"/>
+      </w:pPr>
+      <w:r>
+        <w:rPr>
+          <w:rFonts w:ascii="Times New Roman" w:cs="Times New Roman" w:eastAsia="Times New Roman" w:hAnsi="Times New Roman"/>
+          <w:b w:val="false"/>
+          <w:bCs w:val="false"/>
+          <w:i w:val="false"/>
+          <w:iCs w:val="false"/>
+          <w:color w:val="000000"/>
+          <w:sz w:val="24"/>
+          <w:szCs w:val="24"/>
+        </w:rPr>
+        <w:t xml:space="preserve">2. Compléter avec des zéros jusqu’à l’unité demandée.</w:t>
+      </w:r>
+    </w:p>
+    <w:p>
+      <w:pPr>
+        <w:spacing w:after="55" w:line="300"/>
+        <w:ind w:left="260"/>
+        <w:jc w:val="both"/>
+      </w:pPr>
+      <w:r>
+        <w:rPr>
+          <w:rFonts w:ascii="Times New Roman" w:cs="Times New Roman" w:eastAsia="Times New Roman" w:hAnsi="Times New Roman"/>
+          <w:b w:val="false"/>
+          <w:bCs w:val="false"/>
+          <w:i w:val="false"/>
+          <w:iCs w:val="false"/>
+          <w:color w:val="000000"/>
+          <w:sz w:val="24"/>
+          <w:szCs w:val="24"/>
+        </w:rPr>
+        <w:t xml:space="preserve">3. Lire le résultat, la virgule derrière la nouvelle unité.</w:t>
+      </w:r>
+    </w:p>
+    <w:p>
+      <w:pPr>
+        <w:shd w:fill="E8F5E9" w:val="clear"/>
+        <w:spacing w:after="110" w:line="300"/>
+        <w:jc w:val="both"/>
+      </w:pPr>
+      <w:r>
+        <w:rPr>
+          <w:rFonts w:ascii="Times New Roman" w:cs="Times New Roman" w:eastAsia="Times New Roman" w:hAnsi="Times New Roman"/>
+          <w:b/>
+          <w:bCs/>
+          <w:i w:val="false"/>
+          <w:iCs w:val="false"/>
+          <w:color w:val="000000"/>
+          <w:sz w:val="24"/>
+          <w:szCs w:val="24"/>
+        </w:rPr>
+        <w:t xml:space="preserve">km hm dam m dm cm mm ; × 10 par marche vers la droite ; un chiffre par colonne, zéros pour compléter ; même unité avant de calculer.</w:t>
+      </w:r>
+    </w:p>
+    <w:p>
+      <w:pPr>
+        <w:shd w:fill="E3F2FD" w:val="clear"/>
+        <w:spacing w:after="110" w:line="300"/>
+        <w:jc w:val="both"/>
+      </w:pPr>
+      <w:r>
+        <w:rPr>
+          <w:rFonts w:ascii="Times New Roman" w:cs="Times New Roman" w:eastAsia="Times New Roman" w:hAnsi="Times New Roman"/>
+          <w:b w:val="false"/>
+          <w:bCs w:val="false"/>
+          <w:i w:val="false"/>
+          <w:iCs w:val="false"/>
+          <w:color w:val="1F4E79"/>
+          <w:sz w:val="24"/>
+          <w:szCs w:val="24"/>
+        </w:rPr>
+        <w:t xml:space="preserve">Le savais-tu ? Le mètre a été inventé pendant la Révolution française : les savants ont voulu une unité valant la dix-millionième partie du quart du tour de la Terre ! Deux astronomes ont mesuré la France pendant 7 ans pour le calculer.</w:t>
+      </w:r>
+    </w:p>
+    <w:p>
+      <w:pPr>
+        <w:shd w:fill="FFF8E1" w:val="clear"/>
+        <w:spacing w:after="110" w:line="300"/>
+        <w:jc w:val="both"/>
+      </w:pPr>
+      <w:r>
+        <w:rPr>
+          <w:rFonts w:ascii="Times New Roman" w:cs="Times New Roman" w:eastAsia="Times New Roman" w:hAnsi="Times New Roman"/>
+          <w:b w:val="false"/>
+          <w:bCs w:val="false"/>
+          <w:i w:val="false"/>
+          <w:iCs w:val="false"/>
+          <w:color w:val="000000"/>
+          <w:sz w:val="24"/>
+          <w:szCs w:val="24"/>
+        </w:rPr>
+        <w:t xml:space="preserve">Attention : Croire que « 1 m = 100 cm donc 1,5 m = 105 cm » : la conversion n’est pas un collage de chiffres ! Le tableau donne 150 cm. Toujours poser les colonnes en cas de doute.</w:t>
+      </w:r>
+    </w:p>
+    <w:p>
+      <w:pPr>
         <w:spacing w:after="150" w:before="200"/>
         <w:jc w:val="left"/>
       </w:pPr>
@@ -871,27 +1011,121 @@
           <w:sz w:val="28"/>
           <w:szCs w:val="28"/>
         </w:rPr>
-        <w:t xml:space="preserve">2. Exemple</w:t>
-      </w:r>
-    </w:p>
-    <w:p>
-      <w:pPr>
-        <w:shd w:fill="E8F5E9" w:val="clear"/>
-        <w:spacing w:after="110" w:line="300"/>
-        <w:jc w:val="both"/>
-      </w:pPr>
-      <w:r>
-        <w:rPr>
-          <w:rFonts w:ascii="Times New Roman" w:cs="Times New Roman" w:eastAsia="Times New Roman" w:hAnsi="Times New Roman"/>
-          <w:b/>
-          <w:bCs/>
-          <w:i w:val="false"/>
-          <w:iCs w:val="false"/>
-          <w:color w:val="000000"/>
-          <w:sz w:val="24"/>
-          <w:szCs w:val="24"/>
-        </w:rPr>
-        <w:t xml:space="preserve">Convertir 7,8 m en cm : 7 en m, 8 en dm, 0 en cm → 780 cm. Et 3 500 m = 3,5 km.</w:t>
+        <w:t xml:space="preserve">EXERCICE</w:t>
+      </w:r>
+    </w:p>
+    <w:p>
+      <w:pPr>
+        <w:spacing w:after="110" w:line="300"/>
+        <w:jc w:val="both"/>
+      </w:pPr>
+      <w:r>
+        <w:rPr>
+          <w:rFonts w:ascii="Times New Roman" w:cs="Times New Roman" w:eastAsia="Times New Roman" w:hAnsi="Times New Roman"/>
+          <w:b w:val="false"/>
+          <w:bCs w:val="false"/>
+          <w:i w:val="false"/>
+          <w:iCs w:val="false"/>
+          <w:color w:val="000000"/>
+          <w:sz w:val="24"/>
+          <w:szCs w:val="24"/>
+        </w:rPr>
+        <w:t xml:space="preserve">1. Convertis : a) 5 m en cm ; b) 3 km en m ; d) 7,2 cm en mm ; e) 0,8 m en cm.</w:t>
+      </w:r>
+    </w:p>
+    <w:p>
+      <w:pPr>
+        <w:spacing w:after="110" w:line="300"/>
+        <w:jc w:val="both"/>
+      </w:pPr>
+      <w:r>
+        <w:rPr>
+          <w:rFonts w:ascii="Times New Roman" w:cs="Times New Roman" w:eastAsia="Times New Roman" w:hAnsi="Times New Roman"/>
+          <w:b w:val="false"/>
+          <w:bCs w:val="false"/>
+          <w:i w:val="false"/>
+          <w:iCs w:val="false"/>
+          <w:color w:val="000000"/>
+          <w:sz w:val="24"/>
+          <w:szCs w:val="24"/>
+        </w:rPr>
+        <w:t xml:space="preserve">2. Convertis : a) 450 cm en m ; b) 2 500 m en km ; d) 85 mm en cm ; e) 12 dm en m.</w:t>
+      </w:r>
+    </w:p>
+    <w:p>
+      <w:pPr>
+        <w:spacing w:after="110" w:line="300"/>
+        <w:jc w:val="both"/>
+      </w:pPr>
+      <w:r>
+        <w:rPr>
+          <w:rFonts w:ascii="Times New Roman" w:cs="Times New Roman" w:eastAsia="Times New Roman" w:hAnsi="Times New Roman"/>
+          <w:b w:val="false"/>
+          <w:bCs w:val="false"/>
+          <w:i w:val="false"/>
+          <w:iCs w:val="false"/>
+          <w:color w:val="000000"/>
+          <w:sz w:val="24"/>
+          <w:szCs w:val="24"/>
+        </w:rPr>
+        <w:t xml:space="preserve">3. Le chemin de l’école fait 1,2 km ; Hanta a déjà marché 650 m. a) Convertis 1,2 km en m. b) Quelle distance reste-t-il ? d) Exprime le reste en km. e) Quelle unité choisirais-tu pour mesurer ton cahier ? Pourquoi ?</w:t>
+      </w:r>
+    </w:p>
+    <w:p>
+      <w:pPr>
+        <w:spacing w:after="110" w:line="300"/>
+        <w:jc w:val="both"/>
+      </w:pPr>
+      <w:r>
+        <w:rPr>
+          <w:rFonts w:ascii="Times New Roman" w:cs="Times New Roman" w:eastAsia="Times New Roman" w:hAnsi="Times New Roman"/>
+          <w:b w:val="false"/>
+          <w:bCs w:val="false"/>
+          <w:i w:val="false"/>
+          <w:iCs w:val="false"/>
+          <w:color w:val="000000"/>
+          <w:sz w:val="24"/>
+          <w:szCs w:val="24"/>
+        </w:rPr>
+        <w:t xml:space="preserve">4. Convertis : a) 3 m en cm ; b) 250 cm en m ; d) 7 km en m ; e) 4 500 m en km.</w:t>
+      </w:r>
+    </w:p>
+    <w:p>
+      <w:pPr>
+        <w:spacing w:after="110" w:line="300"/>
+        <w:jc w:val="both"/>
+      </w:pPr>
+      <w:r>
+        <w:rPr>
+          <w:rFonts w:ascii="Times New Roman" w:cs="Times New Roman" w:eastAsia="Times New Roman" w:hAnsi="Times New Roman"/>
+          <w:b w:val="false"/>
+          <w:bCs w:val="false"/>
+          <w:i w:val="false"/>
+          <w:iCs w:val="false"/>
+          <w:color w:val="000000"/>
+          <w:sz w:val="24"/>
+          <w:szCs w:val="24"/>
+        </w:rPr>
+        <w:t xml:space="preserve">5. a) Convertis 2 m 35 cm en centimètres. b) Convertis 5 km 250 m en mètres. d) Compare 3 050 m et 3 km 5 m. e) Range en ordre croissant : 1 200 m ; 1,5 km ; 980 m.</w:t>
+      </w:r>
+    </w:p>
+    <w:p>
+      <w:pPr>
+        <w:spacing w:after="110" w:line="300"/>
+        <w:jc w:val="both"/>
+      </w:pPr>
+      <w:r>
+        <w:rPr>
+          <w:rFonts w:ascii="Times New Roman" w:cs="Times New Roman" w:eastAsia="Times New Roman" w:hAnsi="Times New Roman"/>
+          <w:b w:val="false"/>
+          <w:bCs w:val="false"/>
+          <w:i w:val="false"/>
+          <w:iCs w:val="false"/>
+          <w:color w:val="000000"/>
+          <w:sz w:val="24"/>
+          <w:szCs w:val="24"/>
+        </w:rPr>
+        <w:t xml:space="preserve">6. Défi CEPE — Le chemin de l’école mesure 1,2 km. Lova fait l’aller-retour le matin et l’aller-retour l’après-midi. a) Quelle distance parcourt-elle par jour ? b) Par semaine de 5 jours d’école ? d) Exprime cette distance hebdomadaire en mètres. e) Au bout de combien de jours dépasse-t-elle 50 km ?</w:t>
       </w:r>
     </w:p>
     <w:p>
@@ -910,65 +1144,239 @@
           <w:sz w:val="28"/>
           <w:szCs w:val="28"/>
         </w:rPr>
-        <w:t xml:space="preserve">3. Méthode</w:t>
-      </w:r>
-    </w:p>
-    <w:p>
-      <w:pPr>
-        <w:spacing w:after="55" w:line="300"/>
-        <w:jc w:val="both"/>
-      </w:pPr>
-      <w:r>
-        <w:rPr>
-          <w:rFonts w:ascii="Times New Roman" w:cs="Times New Roman" w:eastAsia="Times New Roman" w:hAnsi="Times New Roman"/>
-          <w:b w:val="false"/>
-          <w:bCs w:val="false"/>
-          <w:i w:val="false"/>
-          <w:iCs w:val="false"/>
-          <w:color w:val="000000"/>
-          <w:sz w:val="24"/>
-          <w:szCs w:val="24"/>
-        </w:rPr>
-        <w:t xml:space="preserve">1. Tracer le tableau et poser le nombre, un chiffre par colonne, l’unité donnée recevant le chiffre des unités.</w:t>
-      </w:r>
-    </w:p>
-    <w:p>
-      <w:pPr>
-        <w:spacing w:after="55" w:line="300"/>
-        <w:jc w:val="both"/>
-      </w:pPr>
-      <w:r>
-        <w:rPr>
-          <w:rFonts w:ascii="Times New Roman" w:cs="Times New Roman" w:eastAsia="Times New Roman" w:hAnsi="Times New Roman"/>
-          <w:b w:val="false"/>
-          <w:bCs w:val="false"/>
-          <w:i w:val="false"/>
-          <w:iCs w:val="false"/>
-          <w:color w:val="000000"/>
-          <w:sz w:val="24"/>
-          <w:szCs w:val="24"/>
-        </w:rPr>
-        <w:t xml:space="preserve">2. Compléter avec des zéros jusqu’à l’unité demandée.</w:t>
-      </w:r>
-    </w:p>
-    <w:p>
-      <w:pPr>
-        <w:spacing w:after="55" w:line="300"/>
-        <w:jc w:val="both"/>
-      </w:pPr>
-      <w:r>
-        <w:rPr>
-          <w:rFonts w:ascii="Times New Roman" w:cs="Times New Roman" w:eastAsia="Times New Roman" w:hAnsi="Times New Roman"/>
-          <w:b w:val="false"/>
-          <w:bCs w:val="false"/>
-          <w:i w:val="false"/>
-          <w:iCs w:val="false"/>
-          <w:color w:val="000000"/>
-          <w:sz w:val="24"/>
-          <w:szCs w:val="24"/>
-        </w:rPr>
-        <w:t xml:space="preserve">3. Lire le résultat, la virgule derrière la nouvelle unité.</w:t>
-      </w:r>
+        <w:t xml:space="preserve">Correction</w:t>
+      </w:r>
+    </w:p>
+    <w:p>
+      <w:pPr>
+        <w:spacing w:after="80"/>
+      </w:pPr>
+      <w:r>
+        <w:rPr>
+          <w:rFonts w:ascii="Times New Roman" w:cs="Times New Roman" w:eastAsia="Times New Roman" w:hAnsi="Times New Roman"/>
+          <w:b/>
+          <w:bCs/>
+          <w:i w:val="false"/>
+          <w:iCs w:val="false"/>
+          <w:color w:val="C2185B"/>
+          <w:sz w:val="24"/>
+          <w:szCs w:val="24"/>
+        </w:rPr>
+        <w:t xml:space="preserve">1. </w:t>
+      </w:r>
+      <w:r>
+        <w:rPr>
+          <w:rFonts w:ascii="Times New Roman" w:cs="Times New Roman" w:eastAsia="Times New Roman" w:hAnsi="Times New Roman"/>
+          <w:b w:val="false"/>
+          <w:bCs w:val="false"/>
+          <w:i w:val="false"/>
+          <w:iCs w:val="false"/>
+          <w:color w:val="000000"/>
+          <w:sz w:val="24"/>
+          <w:szCs w:val="24"/>
+        </w:rPr>
+        <w:t xml:space="preserve">a) 500 cm ; b) 3 000 m ; d) 72 mm ; e) 80 cm.</w:t>
+      </w:r>
+    </w:p>
+    <w:p>
+      <w:pPr>
+        <w:spacing w:after="80"/>
+      </w:pPr>
+      <w:r>
+        <w:rPr>
+          <w:rFonts w:ascii="Times New Roman" w:cs="Times New Roman" w:eastAsia="Times New Roman" w:hAnsi="Times New Roman"/>
+          <w:b/>
+          <w:bCs/>
+          <w:i w:val="false"/>
+          <w:iCs w:val="false"/>
+          <w:color w:val="C2185B"/>
+          <w:sz w:val="24"/>
+          <w:szCs w:val="24"/>
+        </w:rPr>
+        <w:t xml:space="preserve">2. </w:t>
+      </w:r>
+      <w:r>
+        <w:rPr>
+          <w:rFonts w:ascii="Times New Roman" w:cs="Times New Roman" w:eastAsia="Times New Roman" w:hAnsi="Times New Roman"/>
+          <w:b w:val="false"/>
+          <w:bCs w:val="false"/>
+          <w:i w:val="false"/>
+          <w:iCs w:val="false"/>
+          <w:color w:val="000000"/>
+          <w:sz w:val="24"/>
+          <w:szCs w:val="24"/>
+        </w:rPr>
+        <w:t xml:space="preserve">a) 4,5 m ; b) 2,5 km ; d) 8,5 cm ; e) 1,2 m.</w:t>
+      </w:r>
+    </w:p>
+    <w:p>
+      <w:pPr>
+        <w:spacing w:after="80"/>
+      </w:pPr>
+      <w:r>
+        <w:rPr>
+          <w:rFonts w:ascii="Times New Roman" w:cs="Times New Roman" w:eastAsia="Times New Roman" w:hAnsi="Times New Roman"/>
+          <w:b/>
+          <w:bCs/>
+          <w:i w:val="false"/>
+          <w:iCs w:val="false"/>
+          <w:color w:val="C2185B"/>
+          <w:sz w:val="24"/>
+          <w:szCs w:val="24"/>
+        </w:rPr>
+        <w:t xml:space="preserve">3. </w:t>
+      </w:r>
+      <w:r>
+        <w:rPr>
+          <w:rFonts w:ascii="Times New Roman" w:cs="Times New Roman" w:eastAsia="Times New Roman" w:hAnsi="Times New Roman"/>
+          <w:b w:val="false"/>
+          <w:bCs w:val="false"/>
+          <w:i w:val="false"/>
+          <w:iCs w:val="false"/>
+          <w:color w:val="000000"/>
+          <w:sz w:val="24"/>
+          <w:szCs w:val="24"/>
+        </w:rPr>
+        <w:t xml:space="preserve">a) 1 200 m ; b) 1 200 − 650 = 550 m ; d) 0,55 km ; e) le cm : le cahier est trop petit pour le m, trop grand pour le mm.</w:t>
+      </w:r>
+    </w:p>
+    <w:p>
+      <w:pPr>
+        <w:spacing w:after="80"/>
+      </w:pPr>
+      <w:r>
+        <w:rPr>
+          <w:rFonts w:ascii="Times New Roman" w:cs="Times New Roman" w:eastAsia="Times New Roman" w:hAnsi="Times New Roman"/>
+          <w:b/>
+          <w:bCs/>
+          <w:i w:val="false"/>
+          <w:iCs w:val="false"/>
+          <w:color w:val="C2185B"/>
+          <w:sz w:val="24"/>
+          <w:szCs w:val="24"/>
+        </w:rPr>
+        <w:t xml:space="preserve">4. </w:t>
+      </w:r>
+      <w:r>
+        <w:rPr>
+          <w:rFonts w:ascii="Times New Roman" w:cs="Times New Roman" w:eastAsia="Times New Roman" w:hAnsi="Times New Roman"/>
+          <w:b w:val="false"/>
+          <w:bCs w:val="false"/>
+          <w:i w:val="false"/>
+          <w:iCs w:val="false"/>
+          <w:color w:val="000000"/>
+          <w:sz w:val="24"/>
+          <w:szCs w:val="24"/>
+        </w:rPr>
+        <w:t xml:space="preserve">a) 300 cm ; b) 2,5 m ; d) 7 000 m ; e) 4,5 km.</w:t>
+      </w:r>
+    </w:p>
+    <w:p>
+      <w:pPr>
+        <w:spacing w:after="80"/>
+      </w:pPr>
+      <w:r>
+        <w:rPr>
+          <w:rFonts w:ascii="Times New Roman" w:cs="Times New Roman" w:eastAsia="Times New Roman" w:hAnsi="Times New Roman"/>
+          <w:b/>
+          <w:bCs/>
+          <w:i w:val="false"/>
+          <w:iCs w:val="false"/>
+          <w:color w:val="C2185B"/>
+          <w:sz w:val="24"/>
+          <w:szCs w:val="24"/>
+        </w:rPr>
+        <w:t xml:space="preserve">5. </w:t>
+      </w:r>
+      <w:r>
+        <w:rPr>
+          <w:rFonts w:ascii="Times New Roman" w:cs="Times New Roman" w:eastAsia="Times New Roman" w:hAnsi="Times New Roman"/>
+          <w:b w:val="false"/>
+          <w:bCs w:val="false"/>
+          <w:i w:val="false"/>
+          <w:iCs w:val="false"/>
+          <w:color w:val="000000"/>
+          <w:sz w:val="24"/>
+          <w:szCs w:val="24"/>
+        </w:rPr>
+        <w:t xml:space="preserve">a) 235 cm ; b) 5 250 m ; d) 3 km 5 m = 3 005 m, donc 3 050 m &gt; 3 km 5 m ; e) 980 m &lt; 1 200 m &lt; 1,5 km (soit 1 500 m).</w:t>
+      </w:r>
+    </w:p>
+    <w:p>
+      <w:pPr>
+        <w:spacing w:after="80"/>
+      </w:pPr>
+      <w:r>
+        <w:rPr>
+          <w:rFonts w:ascii="Times New Roman" w:cs="Times New Roman" w:eastAsia="Times New Roman" w:hAnsi="Times New Roman"/>
+          <w:b/>
+          <w:bCs/>
+          <w:i w:val="false"/>
+          <w:iCs w:val="false"/>
+          <w:color w:val="C2185B"/>
+          <w:sz w:val="24"/>
+          <w:szCs w:val="24"/>
+        </w:rPr>
+        <w:t xml:space="preserve">6. </w:t>
+      </w:r>
+      <w:r>
+        <w:rPr>
+          <w:rFonts w:ascii="Times New Roman" w:cs="Times New Roman" w:eastAsia="Times New Roman" w:hAnsi="Times New Roman"/>
+          <w:b w:val="false"/>
+          <w:bCs w:val="false"/>
+          <w:i w:val="false"/>
+          <w:iCs w:val="false"/>
+          <w:color w:val="000000"/>
+          <w:sz w:val="24"/>
+          <w:szCs w:val="24"/>
+        </w:rPr>
+        <w:t xml:space="preserve">a) 4 × 1,2 = 4,8 km ; b) 5 × 4,8 = 24 km ; d) 24 000 m ; e) au 11ᵉ jour : 10 jours font 48 km (pas assez), 11 jours font 52,8 km.</w:t>
+      </w:r>
+    </w:p>
+    <w:p>
+      <w:r>
+        <w:br w:type="page"/>
+      </w:r>
+    </w:p>
+    <w:p>
+      <w:pPr>
+        <w:spacing w:after="80" w:before="120"/>
+        <w:jc w:val="center"/>
+      </w:pPr>
+      <w:r>
+        <w:rPr>
+          <w:rFonts w:ascii="Times New Roman" w:cs="Times New Roman" w:eastAsia="Times New Roman" w:hAnsi="Times New Roman"/>
+          <w:b/>
+          <w:bCs/>
+          <w:i w:val="false"/>
+          <w:iCs w:val="false"/>
+          <w:color w:val="E7E6E6"/>
+          <w:sz w:val="22"/>
+          <w:szCs w:val="22"/>
+        </w:rPr>
+        <w:t xml:space="preserve">MATHÉMATIQUES — T5</w:t>
+      </w:r>
+    </w:p>
+    <w:p>
+      <w:pPr>
+        <w:spacing w:after="150" w:before="200"/>
+        <w:jc w:val="center"/>
+      </w:pPr>
+      <w:bookmarkStart w:name="u5_l2" w:id="3"/>
+      <w:r>
+        <w:rPr>
+          <w:rFonts w:ascii="Times New Roman" w:cs="Times New Roman" w:eastAsia="Times New Roman" w:hAnsi="Times New Roman"/>
+          <w:b/>
+          <w:bCs/>
+          <w:i w:val="false"/>
+          <w:iCs w:val="false"/>
+          <w:color w:val="C00000"/>
+          <w:sz w:val="32"/>
+          <w:szCs w:val="32"/>
+        </w:rPr>
+        <w:t xml:space="preserve">LE PÉRIMÈTRE DES POLYGONES</w:t>
+      </w:r>
+      <w:bookmarkEnd w:id="3"/>
     </w:p>
     <w:p>
       <w:pPr>
@@ -986,469 +1394,7 @@
           <w:sz w:val="28"/>
           <w:szCs w:val="28"/>
         </w:rPr>
-        <w:t xml:space="preserve">Règle</w:t>
-      </w:r>
-    </w:p>
-    <w:p>
-      <w:pPr>
-        <w:shd w:fill="E8F5E9" w:val="clear"/>
-        <w:spacing w:after="110" w:line="300"/>
-        <w:jc w:val="both"/>
-      </w:pPr>
-      <w:r>
-        <w:rPr>
-          <w:rFonts w:ascii="Times New Roman" w:cs="Times New Roman" w:eastAsia="Times New Roman" w:hAnsi="Times New Roman"/>
-          <w:b/>
-          <w:bCs/>
-          <w:i w:val="false"/>
-          <w:iCs w:val="false"/>
-          <w:color w:val="000000"/>
-          <w:sz w:val="24"/>
-          <w:szCs w:val="24"/>
-        </w:rPr>
-        <w:t xml:space="preserve">km hm dam m dm cm mm ; × 10 par marche vers la droite ; un chiffre par colonne, zéros pour compléter ; même unité avant de calculer.</w:t>
-      </w:r>
-    </w:p>
-    <w:p>
-      <w:pPr>
-        <w:shd w:fill="E3F2FD" w:val="clear"/>
-        <w:spacing w:after="110" w:line="300"/>
-        <w:jc w:val="both"/>
-      </w:pPr>
-      <w:r>
-        <w:rPr>
-          <w:rFonts w:ascii="Times New Roman" w:cs="Times New Roman" w:eastAsia="Times New Roman" w:hAnsi="Times New Roman"/>
-          <w:b w:val="false"/>
-          <w:bCs w:val="false"/>
-          <w:i w:val="false"/>
-          <w:iCs w:val="false"/>
-          <w:color w:val="1F4E79"/>
-          <w:sz w:val="24"/>
-          <w:szCs w:val="24"/>
-        </w:rPr>
-        <w:t xml:space="preserve">Le savais-tu ? Le mètre a été inventé pendant la Révolution française : les savants ont voulu une unité valant la dix-millionième partie du quart du tour de la Terre ! Deux astronomes ont mesuré la France pendant 7 ans pour le calculer.</w:t>
-      </w:r>
-    </w:p>
-    <w:p>
-      <w:pPr>
-        <w:shd w:fill="FFF8E1" w:val="clear"/>
-        <w:spacing w:after="110" w:line="300"/>
-        <w:jc w:val="both"/>
-      </w:pPr>
-      <w:r>
-        <w:rPr>
-          <w:rFonts w:ascii="Times New Roman" w:cs="Times New Roman" w:eastAsia="Times New Roman" w:hAnsi="Times New Roman"/>
-          <w:b w:val="false"/>
-          <w:bCs w:val="false"/>
-          <w:i w:val="false"/>
-          <w:iCs w:val="false"/>
-          <w:color w:val="000000"/>
-          <w:sz w:val="24"/>
-          <w:szCs w:val="24"/>
-        </w:rPr>
-        <w:t xml:space="preserve">Attention : Croire que « 1 m = 100 cm donc 1,5 m = 105 cm » : la conversion n’est pas un collage de chiffres ! Le tableau donne 150 cm. Toujours poser les colonnes en cas de doute.</w:t>
-      </w:r>
-    </w:p>
-    <w:p>
-      <w:pPr>
-        <w:spacing w:after="150" w:before="200"/>
-        <w:jc w:val="left"/>
-      </w:pPr>
-      <w:r>
-        <w:rPr>
-          <w:rFonts w:ascii="Times New Roman" w:cs="Times New Roman" w:eastAsia="Times New Roman" w:hAnsi="Times New Roman"/>
-          <w:b/>
-          <w:bCs/>
-          <w:i w:val="false"/>
-          <w:iCs w:val="false"/>
-          <w:color w:val="2E7D32"/>
-          <w:sz w:val="28"/>
-          <w:szCs w:val="28"/>
-        </w:rPr>
-        <w:t xml:space="preserve">EXERCICE</w:t>
-      </w:r>
-    </w:p>
-    <w:p>
-      <w:pPr>
-        <w:spacing w:after="110" w:line="300"/>
-        <w:jc w:val="both"/>
-      </w:pPr>
-      <w:r>
-        <w:rPr>
-          <w:rFonts w:ascii="Times New Roman" w:cs="Times New Roman" w:eastAsia="Times New Roman" w:hAnsi="Times New Roman"/>
-          <w:b w:val="false"/>
-          <w:bCs w:val="false"/>
-          <w:i w:val="false"/>
-          <w:iCs w:val="false"/>
-          <w:color w:val="000000"/>
-          <w:sz w:val="24"/>
-          <w:szCs w:val="24"/>
-        </w:rPr>
-        <w:t xml:space="preserve">1. Convertis : a) 5 m en cm ; b) 3 km en m ; d) 7,2 cm en mm ; e) 0,8 m en cm.</w:t>
-      </w:r>
-    </w:p>
-    <w:p>
-      <w:pPr>
-        <w:spacing w:after="110" w:line="300"/>
-        <w:jc w:val="both"/>
-      </w:pPr>
-      <w:r>
-        <w:rPr>
-          <w:rFonts w:ascii="Times New Roman" w:cs="Times New Roman" w:eastAsia="Times New Roman" w:hAnsi="Times New Roman"/>
-          <w:b w:val="false"/>
-          <w:bCs w:val="false"/>
-          <w:i w:val="false"/>
-          <w:iCs w:val="false"/>
-          <w:color w:val="000000"/>
-          <w:sz w:val="24"/>
-          <w:szCs w:val="24"/>
-        </w:rPr>
-        <w:t xml:space="preserve">2. Convertis : a) 450 cm en m ; b) 2 500 m en km ; d) 85 mm en cm ; e) 12 dm en m.</w:t>
-      </w:r>
-    </w:p>
-    <w:p>
-      <w:pPr>
-        <w:spacing w:after="110" w:line="300"/>
-        <w:jc w:val="both"/>
-      </w:pPr>
-      <w:r>
-        <w:rPr>
-          <w:rFonts w:ascii="Times New Roman" w:cs="Times New Roman" w:eastAsia="Times New Roman" w:hAnsi="Times New Roman"/>
-          <w:b w:val="false"/>
-          <w:bCs w:val="false"/>
-          <w:i w:val="false"/>
-          <w:iCs w:val="false"/>
-          <w:color w:val="000000"/>
-          <w:sz w:val="24"/>
-          <w:szCs w:val="24"/>
-        </w:rPr>
-        <w:t xml:space="preserve">3. Le chemin de l’école fait 1,2 km ; Hanta a déjà marché 650 m. a) Convertis 1,2 km en m. b) Quelle distance reste-t-il ? d) Exprime le reste en km. e) Quelle unité choisirais-tu pour mesurer ton cahier ? Pourquoi ?</w:t>
-      </w:r>
-    </w:p>
-    <w:p>
-      <w:pPr>
-        <w:spacing w:after="110" w:line="300"/>
-        <w:jc w:val="both"/>
-      </w:pPr>
-      <w:r>
-        <w:rPr>
-          <w:rFonts w:ascii="Times New Roman" w:cs="Times New Roman" w:eastAsia="Times New Roman" w:hAnsi="Times New Roman"/>
-          <w:b w:val="false"/>
-          <w:bCs w:val="false"/>
-          <w:i w:val="false"/>
-          <w:iCs w:val="false"/>
-          <w:color w:val="000000"/>
-          <w:sz w:val="24"/>
-          <w:szCs w:val="24"/>
-        </w:rPr>
-        <w:t xml:space="preserve">4. Convertis : a) 3 m en cm ; b) 250 cm en m ; d) 7 km en m ; e) 4 500 m en km.</w:t>
-      </w:r>
-    </w:p>
-    <w:p>
-      <w:pPr>
-        <w:spacing w:after="110" w:line="300"/>
-        <w:jc w:val="both"/>
-      </w:pPr>
-      <w:r>
-        <w:rPr>
-          <w:rFonts w:ascii="Times New Roman" w:cs="Times New Roman" w:eastAsia="Times New Roman" w:hAnsi="Times New Roman"/>
-          <w:b w:val="false"/>
-          <w:bCs w:val="false"/>
-          <w:i w:val="false"/>
-          <w:iCs w:val="false"/>
-          <w:color w:val="000000"/>
-          <w:sz w:val="24"/>
-          <w:szCs w:val="24"/>
-        </w:rPr>
-        <w:t xml:space="preserve">5. a) Convertis 2 m 35 cm en centimètres. b) Convertis 5 km 250 m en mètres. d) Compare 3 050 m et 3 km 5 m. e) Range en ordre croissant : 1 200 m ; 1,5 km ; 980 m.</w:t>
-      </w:r>
-    </w:p>
-    <w:p>
-      <w:pPr>
-        <w:spacing w:after="110" w:line="300"/>
-        <w:jc w:val="both"/>
-      </w:pPr>
-      <w:r>
-        <w:rPr>
-          <w:rFonts w:ascii="Times New Roman" w:cs="Times New Roman" w:eastAsia="Times New Roman" w:hAnsi="Times New Roman"/>
-          <w:b w:val="false"/>
-          <w:bCs w:val="false"/>
-          <w:i w:val="false"/>
-          <w:iCs w:val="false"/>
-          <w:color w:val="000000"/>
-          <w:sz w:val="24"/>
-          <w:szCs w:val="24"/>
-        </w:rPr>
-        <w:t xml:space="preserve">6. Défi CEPE — Le chemin de l’école mesure 1,2 km. Lova fait l’aller-retour le matin et l’aller-retour l’après-midi. a) Quelle distance parcourt-elle par jour ? b) Par semaine de 5 jours d’école ? d) Exprime cette distance hebdomadaire en mètres. e) Au bout de combien de jours dépasse-t-elle 50 km ?</w:t>
-      </w:r>
-    </w:p>
-    <w:p>
-      <w:pPr>
-        <w:spacing w:after="150" w:before="200"/>
-        <w:jc w:val="left"/>
-      </w:pPr>
-      <w:r>
-        <w:rPr>
-          <w:rFonts w:ascii="Times New Roman" w:cs="Times New Roman" w:eastAsia="Times New Roman" w:hAnsi="Times New Roman"/>
-          <w:b/>
-          <w:bCs/>
-          <w:i w:val="false"/>
-          <w:iCs w:val="false"/>
-          <w:color w:val="2E7D32"/>
-          <w:sz w:val="28"/>
-          <w:szCs w:val="28"/>
-        </w:rPr>
-        <w:t xml:space="preserve">Correction</w:t>
-      </w:r>
-    </w:p>
-    <w:p>
-      <w:pPr>
-        <w:spacing w:after="80"/>
-      </w:pPr>
-      <w:r>
-        <w:rPr>
-          <w:rFonts w:ascii="Times New Roman" w:cs="Times New Roman" w:eastAsia="Times New Roman" w:hAnsi="Times New Roman"/>
-          <w:b/>
-          <w:bCs/>
-          <w:i w:val="false"/>
-          <w:iCs w:val="false"/>
-          <w:color w:val="C2185B"/>
-          <w:sz w:val="24"/>
-          <w:szCs w:val="24"/>
-        </w:rPr>
-        <w:t xml:space="preserve">1. </w:t>
-      </w:r>
-      <w:r>
-        <w:rPr>
-          <w:rFonts w:ascii="Times New Roman" w:cs="Times New Roman" w:eastAsia="Times New Roman" w:hAnsi="Times New Roman"/>
-          <w:b w:val="false"/>
-          <w:bCs w:val="false"/>
-          <w:i w:val="false"/>
-          <w:iCs w:val="false"/>
-          <w:color w:val="000000"/>
-          <w:sz w:val="24"/>
-          <w:szCs w:val="24"/>
-        </w:rPr>
-        <w:t xml:space="preserve">a) 500 cm ; b) 3 000 m ; d) 72 mm ; e) 80 cm.</w:t>
-      </w:r>
-    </w:p>
-    <w:p>
-      <w:pPr>
-        <w:spacing w:after="80"/>
-      </w:pPr>
-      <w:r>
-        <w:rPr>
-          <w:rFonts w:ascii="Times New Roman" w:cs="Times New Roman" w:eastAsia="Times New Roman" w:hAnsi="Times New Roman"/>
-          <w:b/>
-          <w:bCs/>
-          <w:i w:val="false"/>
-          <w:iCs w:val="false"/>
-          <w:color w:val="C2185B"/>
-          <w:sz w:val="24"/>
-          <w:szCs w:val="24"/>
-        </w:rPr>
-        <w:t xml:space="preserve">2. </w:t>
-      </w:r>
-      <w:r>
-        <w:rPr>
-          <w:rFonts w:ascii="Times New Roman" w:cs="Times New Roman" w:eastAsia="Times New Roman" w:hAnsi="Times New Roman"/>
-          <w:b w:val="false"/>
-          <w:bCs w:val="false"/>
-          <w:i w:val="false"/>
-          <w:iCs w:val="false"/>
-          <w:color w:val="000000"/>
-          <w:sz w:val="24"/>
-          <w:szCs w:val="24"/>
-        </w:rPr>
-        <w:t xml:space="preserve">a) 4,5 m ; b) 2,5 km ; d) 8,5 cm ; e) 1,2 m.</w:t>
-      </w:r>
-    </w:p>
-    <w:p>
-      <w:pPr>
-        <w:spacing w:after="80"/>
-      </w:pPr>
-      <w:r>
-        <w:rPr>
-          <w:rFonts w:ascii="Times New Roman" w:cs="Times New Roman" w:eastAsia="Times New Roman" w:hAnsi="Times New Roman"/>
-          <w:b/>
-          <w:bCs/>
-          <w:i w:val="false"/>
-          <w:iCs w:val="false"/>
-          <w:color w:val="C2185B"/>
-          <w:sz w:val="24"/>
-          <w:szCs w:val="24"/>
-        </w:rPr>
-        <w:t xml:space="preserve">3. </w:t>
-      </w:r>
-      <w:r>
-        <w:rPr>
-          <w:rFonts w:ascii="Times New Roman" w:cs="Times New Roman" w:eastAsia="Times New Roman" w:hAnsi="Times New Roman"/>
-          <w:b w:val="false"/>
-          <w:bCs w:val="false"/>
-          <w:i w:val="false"/>
-          <w:iCs w:val="false"/>
-          <w:color w:val="000000"/>
-          <w:sz w:val="24"/>
-          <w:szCs w:val="24"/>
-        </w:rPr>
-        <w:t xml:space="preserve">a) 1 200 m ; b) 1 200 − 650 = 550 m ; d) 0,55 km ; e) le cm : le cahier est trop petit pour le m, trop grand pour le mm.</w:t>
-      </w:r>
-    </w:p>
-    <w:p>
-      <w:pPr>
-        <w:spacing w:after="80"/>
-      </w:pPr>
-      <w:r>
-        <w:rPr>
-          <w:rFonts w:ascii="Times New Roman" w:cs="Times New Roman" w:eastAsia="Times New Roman" w:hAnsi="Times New Roman"/>
-          <w:b/>
-          <w:bCs/>
-          <w:i w:val="false"/>
-          <w:iCs w:val="false"/>
-          <w:color w:val="C2185B"/>
-          <w:sz w:val="24"/>
-          <w:szCs w:val="24"/>
-        </w:rPr>
-        <w:t xml:space="preserve">4. </w:t>
-      </w:r>
-      <w:r>
-        <w:rPr>
-          <w:rFonts w:ascii="Times New Roman" w:cs="Times New Roman" w:eastAsia="Times New Roman" w:hAnsi="Times New Roman"/>
-          <w:b w:val="false"/>
-          <w:bCs w:val="false"/>
-          <w:i w:val="false"/>
-          <w:iCs w:val="false"/>
-          <w:color w:val="000000"/>
-          <w:sz w:val="24"/>
-          <w:szCs w:val="24"/>
-        </w:rPr>
-        <w:t xml:space="preserve">a) 300 cm ; b) 2,5 m ; d) 7 000 m ; e) 4,5 km.</w:t>
-      </w:r>
-    </w:p>
-    <w:p>
-      <w:pPr>
-        <w:spacing w:after="80"/>
-      </w:pPr>
-      <w:r>
-        <w:rPr>
-          <w:rFonts w:ascii="Times New Roman" w:cs="Times New Roman" w:eastAsia="Times New Roman" w:hAnsi="Times New Roman"/>
-          <w:b/>
-          <w:bCs/>
-          <w:i w:val="false"/>
-          <w:iCs w:val="false"/>
-          <w:color w:val="C2185B"/>
-          <w:sz w:val="24"/>
-          <w:szCs w:val="24"/>
-        </w:rPr>
-        <w:t xml:space="preserve">5. </w:t>
-      </w:r>
-      <w:r>
-        <w:rPr>
-          <w:rFonts w:ascii="Times New Roman" w:cs="Times New Roman" w:eastAsia="Times New Roman" w:hAnsi="Times New Roman"/>
-          <w:b w:val="false"/>
-          <w:bCs w:val="false"/>
-          <w:i w:val="false"/>
-          <w:iCs w:val="false"/>
-          <w:color w:val="000000"/>
-          <w:sz w:val="24"/>
-          <w:szCs w:val="24"/>
-        </w:rPr>
-        <w:t xml:space="preserve">a) 235 cm ; b) 5 250 m ; d) 3 km 5 m = 3 005 m, donc 3 050 m &gt; 3 km 5 m ; e) 980 m &lt; 1 200 m &lt; 1,5 km (soit 1 500 m).</w:t>
-      </w:r>
-    </w:p>
-    <w:p>
-      <w:pPr>
-        <w:spacing w:after="80"/>
-      </w:pPr>
-      <w:r>
-        <w:rPr>
-          <w:rFonts w:ascii="Times New Roman" w:cs="Times New Roman" w:eastAsia="Times New Roman" w:hAnsi="Times New Roman"/>
-          <w:b/>
-          <w:bCs/>
-          <w:i w:val="false"/>
-          <w:iCs w:val="false"/>
-          <w:color w:val="C2185B"/>
-          <w:sz w:val="24"/>
-          <w:szCs w:val="24"/>
-        </w:rPr>
-        <w:t xml:space="preserve">6. </w:t>
-      </w:r>
-      <w:r>
-        <w:rPr>
-          <w:rFonts w:ascii="Times New Roman" w:cs="Times New Roman" w:eastAsia="Times New Roman" w:hAnsi="Times New Roman"/>
-          <w:b w:val="false"/>
-          <w:bCs w:val="false"/>
-          <w:i w:val="false"/>
-          <w:iCs w:val="false"/>
-          <w:color w:val="000000"/>
-          <w:sz w:val="24"/>
-          <w:szCs w:val="24"/>
-        </w:rPr>
-        <w:t xml:space="preserve">a) 4 × 1,2 = 4,8 km ; b) 5 × 4,8 = 24 km ; d) 24 000 m ; e) au 11ᵉ jour : 10 jours font 48 km (pas assez), 11 jours font 52,8 km.</w:t>
-      </w:r>
-    </w:p>
-    <w:p>
-      <w:r>
-        <w:br w:type="page"/>
-      </w:r>
-    </w:p>
-    <w:p>
-      <w:pPr>
-        <w:spacing w:after="80" w:before="120"/>
-        <w:jc w:val="center"/>
-      </w:pPr>
-      <w:r>
-        <w:rPr>
-          <w:rFonts w:ascii="Times New Roman" w:cs="Times New Roman" w:eastAsia="Times New Roman" w:hAnsi="Times New Roman"/>
-          <w:b/>
-          <w:bCs/>
-          <w:i w:val="false"/>
-          <w:iCs w:val="false"/>
-          <w:color w:val="E7E6E6"/>
-          <w:sz w:val="22"/>
-          <w:szCs w:val="22"/>
-        </w:rPr>
-        <w:t xml:space="preserve">MATHÉMATIQUES — T5</w:t>
-      </w:r>
-    </w:p>
-    <w:p>
-      <w:pPr>
-        <w:spacing w:after="150" w:before="200"/>
-        <w:jc w:val="center"/>
-      </w:pPr>
-      <w:bookmarkStart w:name="u5_l2" w:id="3"/>
-      <w:r>
-        <w:rPr>
-          <w:rFonts w:ascii="Times New Roman" w:cs="Times New Roman" w:eastAsia="Times New Roman" w:hAnsi="Times New Roman"/>
-          <w:b/>
-          <w:bCs/>
-          <w:i w:val="false"/>
-          <w:iCs w:val="false"/>
-          <w:color w:val="C00000"/>
-          <w:sz w:val="32"/>
-          <w:szCs w:val="32"/>
-        </w:rPr>
-        <w:t xml:space="preserve">LE PÉRIMÈTRE DES POLYGONES</w:t>
-      </w:r>
-      <w:bookmarkEnd w:id="3"/>
-    </w:p>
-    <w:p>
-      <w:pPr>
-        <w:spacing w:after="150" w:before="200"/>
-        <w:jc w:val="left"/>
-      </w:pPr>
-      <w:r>
-        <w:rPr>
-          <w:rFonts w:ascii="Times New Roman" w:cs="Times New Roman" w:eastAsia="Times New Roman" w:hAnsi="Times New Roman"/>
-          <w:b/>
-          <w:bCs/>
-          <w:i w:val="false"/>
-          <w:iCs w:val="false"/>
-          <w:color w:val="2E7D32"/>
-          <w:sz w:val="28"/>
-          <w:szCs w:val="28"/>
-        </w:rPr>
-        <w:t xml:space="preserve">1. Périmètre : formules et problèmes</w:t>
+        <w:t xml:space="preserve">Périmètre : formules et problèmes</w:t>
       </w:r>
     </w:p>
     <w:p>
@@ -1537,6 +1483,146 @@
     </w:p>
     <w:p>
       <w:pPr>
+        <w:spacing w:after="130" w:before="100" w:line="300"/>
+        <w:jc w:val="both"/>
+      </w:pPr>
+      <w:r>
+        <w:rPr>
+          <w:rFonts w:ascii="Times New Roman" w:cs="Times New Roman" w:eastAsia="Times New Roman" w:hAnsi="Times New Roman"/>
+          <w:b w:val="false"/>
+          <w:bCs w:val="false"/>
+          <w:i/>
+          <w:iCs/>
+          <w:color w:val="000000"/>
+          <w:sz w:val="24"/>
+          <w:szCs w:val="24"/>
+          <w:u w:val="single"/>
+        </w:rPr>
+        <w:t xml:space="preserve">Rectangle de 12 m sur 7 m : P = (12 + 7) × 2 = 38 m ; carré de périmètre 48 cm : côté = 48 ÷ 4 = 12 cm.</w:t>
+      </w:r>
+    </w:p>
+    <w:p>
+      <w:pPr>
+        <w:spacing w:after="55" w:line="300"/>
+        <w:ind w:left="260"/>
+        <w:jc w:val="both"/>
+      </w:pPr>
+      <w:r>
+        <w:rPr>
+          <w:rFonts w:ascii="Times New Roman" w:cs="Times New Roman" w:eastAsia="Times New Roman" w:hAnsi="Times New Roman"/>
+          <w:b w:val="false"/>
+          <w:bCs w:val="false"/>
+          <w:i w:val="false"/>
+          <w:iCs w:val="false"/>
+          <w:color w:val="000000"/>
+          <w:sz w:val="24"/>
+          <w:szCs w:val="24"/>
+        </w:rPr>
+        <w:t xml:space="preserve">1. Vérifier que tous les côtés sont dans la même unité (convertir sinon).</w:t>
+      </w:r>
+    </w:p>
+    <w:p>
+      <w:pPr>
+        <w:spacing w:after="55" w:line="300"/>
+        <w:ind w:left="260"/>
+        <w:jc w:val="both"/>
+      </w:pPr>
+      <w:r>
+        <w:rPr>
+          <w:rFonts w:ascii="Times New Roman" w:cs="Times New Roman" w:eastAsia="Times New Roman" w:hAnsi="Times New Roman"/>
+          <w:b w:val="false"/>
+          <w:bCs w:val="false"/>
+          <w:i w:val="false"/>
+          <w:iCs w:val="false"/>
+          <w:color w:val="000000"/>
+          <w:sz w:val="24"/>
+          <w:szCs w:val="24"/>
+        </w:rPr>
+        <w:t xml:space="preserve">2. Appliquer la formule de la figure — ou additionner tous les côtés.</w:t>
+      </w:r>
+    </w:p>
+    <w:p>
+      <w:pPr>
+        <w:spacing w:after="55" w:line="300"/>
+        <w:ind w:left="260"/>
+        <w:jc w:val="both"/>
+      </w:pPr>
+      <w:r>
+        <w:rPr>
+          <w:rFonts w:ascii="Times New Roman" w:cs="Times New Roman" w:eastAsia="Times New Roman" w:hAnsi="Times New Roman"/>
+          <w:b w:val="false"/>
+          <w:bCs w:val="false"/>
+          <w:i w:val="false"/>
+          <w:iCs w:val="false"/>
+          <w:color w:val="000000"/>
+          <w:sz w:val="24"/>
+          <w:szCs w:val="24"/>
+        </w:rPr>
+        <w:t xml:space="preserve">3. Contrôler l’ordre de grandeur et écrire l’unité (m, cm…).</w:t>
+      </w:r>
+    </w:p>
+    <w:p>
+      <w:pPr>
+        <w:shd w:fill="E8F5E9" w:val="clear"/>
+        <w:spacing w:after="110" w:line="300"/>
+        <w:jc w:val="both"/>
+      </w:pPr>
+      <w:r>
+        <w:rPr>
+          <w:rFonts w:ascii="Times New Roman" w:cs="Times New Roman" w:eastAsia="Times New Roman" w:hAnsi="Times New Roman"/>
+          <w:b/>
+          <w:bCs/>
+          <w:i w:val="false"/>
+          <w:iCs w:val="false"/>
+          <w:color w:val="000000"/>
+          <w:sz w:val="24"/>
+          <w:szCs w:val="24"/>
+        </w:rPr>
+        <w:t xml:space="preserve">P = somme de tous les côtés ; rectangle (L + l) × 2 ; carré c × 4 ; à reculons : P ÷ 4 donne le côté du carré, P ÷ 2 − L donne la largeur.</w:t>
+      </w:r>
+    </w:p>
+    <w:p>
+      <w:pPr>
+        <w:shd w:fill="E3F2FD" w:val="clear"/>
+        <w:spacing w:after="110" w:line="300"/>
+        <w:jc w:val="both"/>
+      </w:pPr>
+      <w:r>
+        <w:rPr>
+          <w:rFonts w:ascii="Times New Roman" w:cs="Times New Roman" w:eastAsia="Times New Roman" w:hAnsi="Times New Roman"/>
+          <w:b w:val="false"/>
+          <w:bCs w:val="false"/>
+          <w:i w:val="false"/>
+          <w:iCs w:val="false"/>
+          <w:color w:val="1F4E79"/>
+          <w:sz w:val="24"/>
+          <w:szCs w:val="24"/>
+        </w:rPr>
+        <w:t xml:space="preserve">Le savais-tu ? Le mot « périmètre » vient du grec peri (autour) et metron (mesure) : « mesurer autour ».</w:t>
+      </w:r>
+    </w:p>
+    <w:p>
+      <w:pPr>
+        <w:shd w:fill="FFF8E1" w:val="clear"/>
+        <w:spacing w:after="110" w:line="300"/>
+        <w:jc w:val="both"/>
+      </w:pPr>
+      <w:r>
+        <w:rPr>
+          <w:rFonts w:ascii="Times New Roman" w:cs="Times New Roman" w:eastAsia="Times New Roman" w:hAnsi="Times New Roman"/>
+          <w:b w:val="false"/>
+          <w:bCs w:val="false"/>
+          <w:i w:val="false"/>
+          <w:iCs w:val="false"/>
+          <w:color w:val="000000"/>
+          <w:sz w:val="24"/>
+          <w:szCs w:val="24"/>
+        </w:rPr>
+        <w:t xml:space="preserve">Attention : Additionner seulement une longueur et une largeur : (8 + 5) = 13 m n’est que le DEMI-tour ! La fourmi doit revenir à son départ : on multiplie par 2.</w:t>
+      </w:r>
+    </w:p>
+    <w:p>
+      <w:pPr>
         <w:spacing w:after="150" w:before="200"/>
         <w:jc w:val="left"/>
       </w:pPr>
@@ -1551,27 +1637,121 @@
           <w:sz w:val="28"/>
           <w:szCs w:val="28"/>
         </w:rPr>
-        <w:t xml:space="preserve">2. Exemple</w:t>
-      </w:r>
-    </w:p>
-    <w:p>
-      <w:pPr>
-        <w:shd w:fill="E8F5E9" w:val="clear"/>
-        <w:spacing w:after="110" w:line="300"/>
-        <w:jc w:val="both"/>
-      </w:pPr>
-      <w:r>
-        <w:rPr>
-          <w:rFonts w:ascii="Times New Roman" w:cs="Times New Roman" w:eastAsia="Times New Roman" w:hAnsi="Times New Roman"/>
-          <w:b/>
-          <w:bCs/>
-          <w:i w:val="false"/>
-          <w:iCs w:val="false"/>
-          <w:color w:val="000000"/>
-          <w:sz w:val="24"/>
-          <w:szCs w:val="24"/>
-        </w:rPr>
-        <w:t xml:space="preserve">Rectangle de 12 m sur 7 m : P = (12 + 7) × 2 = 38 m ; carré de périmètre 48 cm : côté = 48 ÷ 4 = 12 cm.</w:t>
+        <w:t xml:space="preserve">EXERCICE</w:t>
+      </w:r>
+    </w:p>
+    <w:p>
+      <w:pPr>
+        <w:spacing w:after="110" w:line="300"/>
+        <w:jc w:val="both"/>
+      </w:pPr>
+      <w:r>
+        <w:rPr>
+          <w:rFonts w:ascii="Times New Roman" w:cs="Times New Roman" w:eastAsia="Times New Roman" w:hAnsi="Times New Roman"/>
+          <w:b w:val="false"/>
+          <w:bCs w:val="false"/>
+          <w:i w:val="false"/>
+          <w:iCs w:val="false"/>
+          <w:color w:val="000000"/>
+          <w:sz w:val="24"/>
+          <w:szCs w:val="24"/>
+        </w:rPr>
+        <w:t xml:space="preserve">1. Calcule le périmètre : a) rectangle de 9 m sur 4 m ; b) carré de 7 cm ; d) triangle équilatéral de 12 cm ; e) polygone de côtés 5, 8, 6 et 7 m.</w:t>
+      </w:r>
+    </w:p>
+    <w:p>
+      <w:pPr>
+        <w:spacing w:after="110" w:line="300"/>
+        <w:jc w:val="both"/>
+      </w:pPr>
+      <w:r>
+        <w:rPr>
+          <w:rFonts w:ascii="Times New Roman" w:cs="Times New Roman" w:eastAsia="Times New Roman" w:hAnsi="Times New Roman"/>
+          <w:b w:val="false"/>
+          <w:bCs w:val="false"/>
+          <w:i w:val="false"/>
+          <w:iCs w:val="false"/>
+          <w:color w:val="000000"/>
+          <w:sz w:val="24"/>
+          <w:szCs w:val="24"/>
+        </w:rPr>
+        <w:t xml:space="preserve">2. Retrouve la dimension : a) carré de périmètre 60 cm ; b) triangle équilatéral de périmètre 27 m ; d) rectangle de périmètre 30 m et de longueur 9 m ; e) rectangle de périmètre 42 cm et de largeur 8 cm.</w:t>
+      </w:r>
+    </w:p>
+    <w:p>
+      <w:pPr>
+        <w:spacing w:after="110" w:line="300"/>
+        <w:jc w:val="both"/>
+      </w:pPr>
+      <w:r>
+        <w:rPr>
+          <w:rFonts w:ascii="Times New Roman" w:cs="Times New Roman" w:eastAsia="Times New Roman" w:hAnsi="Times New Roman"/>
+          <w:b w:val="false"/>
+          <w:bCs w:val="false"/>
+          <w:i w:val="false"/>
+          <w:iCs w:val="false"/>
+          <w:color w:val="000000"/>
+          <w:sz w:val="24"/>
+          <w:szCs w:val="24"/>
+        </w:rPr>
+        <w:t xml:space="preserve">3. Le potager de Papa mesure 8 m sur 5 m. a) Calcule le périmètre. b) Le fil se vend par rouleaux de 10 m : combien de rouleaux ? d) Il laisse une porte de 1 m sans fil : quelle longueur de fil faut-il vraiment ? e) Combien coûte la clôture à 3 500 Ar le rouleau (rouleaux entiers) ?</w:t>
+      </w:r>
+    </w:p>
+    <w:p>
+      <w:pPr>
+        <w:spacing w:after="110" w:line="300"/>
+        <w:jc w:val="both"/>
+      </w:pPr>
+      <w:r>
+        <w:rPr>
+          <w:rFonts w:ascii="Times New Roman" w:cs="Times New Roman" w:eastAsia="Times New Roman" w:hAnsi="Times New Roman"/>
+          <w:b w:val="false"/>
+          <w:bCs w:val="false"/>
+          <w:i w:val="false"/>
+          <w:iCs w:val="false"/>
+          <w:color w:val="000000"/>
+          <w:sz w:val="24"/>
+          <w:szCs w:val="24"/>
+        </w:rPr>
+        <w:t xml:space="preserve">4. Calcule le périmètre : a) un carré de côté 7 cm ; b) un rectangle de 9 cm sur 4 cm ; d) un triangle équilatéral de côté 6 cm ; e) un triangle de côtés 5 cm, 7 cm et 9 cm.</w:t>
+      </w:r>
+    </w:p>
+    <w:p>
+      <w:pPr>
+        <w:spacing w:after="110" w:line="300"/>
+        <w:jc w:val="both"/>
+      </w:pPr>
+      <w:r>
+        <w:rPr>
+          <w:rFonts w:ascii="Times New Roman" w:cs="Times New Roman" w:eastAsia="Times New Roman" w:hAnsi="Times New Roman"/>
+          <w:b w:val="false"/>
+          <w:bCs w:val="false"/>
+          <w:i w:val="false"/>
+          <w:iCs w:val="false"/>
+          <w:color w:val="000000"/>
+          <w:sz w:val="24"/>
+          <w:szCs w:val="24"/>
+        </w:rPr>
+        <w:t xml:space="preserve">5. a) Le périmètre d’un carré vaut 36 cm : quel est son côté ? b) Un rectangle a un périmètre de 30 cm et une longueur de 9 cm : quelle est sa largeur ? d) Quelle longueur de clôture pour un terrain rectangulaire de 25 m sur 18 m ? e) À 12 000 Ar le mètre, combien coûte cette clôture ?</w:t>
+      </w:r>
+    </w:p>
+    <w:p>
+      <w:pPr>
+        <w:spacing w:after="110" w:line="300"/>
+        <w:jc w:val="both"/>
+      </w:pPr>
+      <w:r>
+        <w:rPr>
+          <w:rFonts w:ascii="Times New Roman" w:cs="Times New Roman" w:eastAsia="Times New Roman" w:hAnsi="Times New Roman"/>
+          <w:b w:val="false"/>
+          <w:bCs w:val="false"/>
+          <w:i w:val="false"/>
+          <w:iCs w:val="false"/>
+          <w:color w:val="000000"/>
+          <w:sz w:val="24"/>
+          <w:szCs w:val="24"/>
+        </w:rPr>
+        <w:t xml:space="preserve">6. Défi CEPE — Un jardin carré de 15 m de côté doit être entouré d’un grillage, sauf un portail de 2 m de large. a) Quel est le périmètre du jardin ? b) Quelle longueur de grillage faut-il ? d) Le grillage se vend en rouleaux de 10 m : combien de rouleaux acheter ? e) Quelle longueur restera-t-elle inutilisée ?</w:t>
       </w:r>
     </w:p>
     <w:p>
@@ -1590,65 +1770,239 @@
           <w:sz w:val="28"/>
           <w:szCs w:val="28"/>
         </w:rPr>
-        <w:t xml:space="preserve">3. Méthode</w:t>
-      </w:r>
-    </w:p>
-    <w:p>
-      <w:pPr>
-        <w:spacing w:after="55" w:line="300"/>
-        <w:jc w:val="both"/>
-      </w:pPr>
-      <w:r>
-        <w:rPr>
-          <w:rFonts w:ascii="Times New Roman" w:cs="Times New Roman" w:eastAsia="Times New Roman" w:hAnsi="Times New Roman"/>
-          <w:b w:val="false"/>
-          <w:bCs w:val="false"/>
-          <w:i w:val="false"/>
-          <w:iCs w:val="false"/>
-          <w:color w:val="000000"/>
-          <w:sz w:val="24"/>
-          <w:szCs w:val="24"/>
-        </w:rPr>
-        <w:t xml:space="preserve">1. Vérifier que tous les côtés sont dans la même unité (convertir sinon).</w:t>
-      </w:r>
-    </w:p>
-    <w:p>
-      <w:pPr>
-        <w:spacing w:after="55" w:line="300"/>
-        <w:jc w:val="both"/>
-      </w:pPr>
-      <w:r>
-        <w:rPr>
-          <w:rFonts w:ascii="Times New Roman" w:cs="Times New Roman" w:eastAsia="Times New Roman" w:hAnsi="Times New Roman"/>
-          <w:b w:val="false"/>
-          <w:bCs w:val="false"/>
-          <w:i w:val="false"/>
-          <w:iCs w:val="false"/>
-          <w:color w:val="000000"/>
-          <w:sz w:val="24"/>
-          <w:szCs w:val="24"/>
-        </w:rPr>
-        <w:t xml:space="preserve">2. Appliquer la formule de la figure — ou additionner tous les côtés.</w:t>
-      </w:r>
-    </w:p>
-    <w:p>
-      <w:pPr>
-        <w:spacing w:after="55" w:line="300"/>
-        <w:jc w:val="both"/>
-      </w:pPr>
-      <w:r>
-        <w:rPr>
-          <w:rFonts w:ascii="Times New Roman" w:cs="Times New Roman" w:eastAsia="Times New Roman" w:hAnsi="Times New Roman"/>
-          <w:b w:val="false"/>
-          <w:bCs w:val="false"/>
-          <w:i w:val="false"/>
-          <w:iCs w:val="false"/>
-          <w:color w:val="000000"/>
-          <w:sz w:val="24"/>
-          <w:szCs w:val="24"/>
-        </w:rPr>
-        <w:t xml:space="preserve">3. Contrôler l’ordre de grandeur et écrire l’unité (m, cm…).</w:t>
-      </w:r>
+        <w:t xml:space="preserve">Correction</w:t>
+      </w:r>
+    </w:p>
+    <w:p>
+      <w:pPr>
+        <w:spacing w:after="80"/>
+      </w:pPr>
+      <w:r>
+        <w:rPr>
+          <w:rFonts w:ascii="Times New Roman" w:cs="Times New Roman" w:eastAsia="Times New Roman" w:hAnsi="Times New Roman"/>
+          <w:b/>
+          <w:bCs/>
+          <w:i w:val="false"/>
+          <w:iCs w:val="false"/>
+          <w:color w:val="C2185B"/>
+          <w:sz w:val="24"/>
+          <w:szCs w:val="24"/>
+        </w:rPr>
+        <w:t xml:space="preserve">1. </w:t>
+      </w:r>
+      <w:r>
+        <w:rPr>
+          <w:rFonts w:ascii="Times New Roman" w:cs="Times New Roman" w:eastAsia="Times New Roman" w:hAnsi="Times New Roman"/>
+          <w:b w:val="false"/>
+          <w:bCs w:val="false"/>
+          <w:i w:val="false"/>
+          <w:iCs w:val="false"/>
+          <w:color w:val="000000"/>
+          <w:sz w:val="24"/>
+          <w:szCs w:val="24"/>
+        </w:rPr>
+        <w:t xml:space="preserve">a) 26 m ; b) 28 cm ; d) 36 cm ; e) 26 m.</w:t>
+      </w:r>
+    </w:p>
+    <w:p>
+      <w:pPr>
+        <w:spacing w:after="80"/>
+      </w:pPr>
+      <w:r>
+        <w:rPr>
+          <w:rFonts w:ascii="Times New Roman" w:cs="Times New Roman" w:eastAsia="Times New Roman" w:hAnsi="Times New Roman"/>
+          <w:b/>
+          <w:bCs/>
+          <w:i w:val="false"/>
+          <w:iCs w:val="false"/>
+          <w:color w:val="C2185B"/>
+          <w:sz w:val="24"/>
+          <w:szCs w:val="24"/>
+        </w:rPr>
+        <w:t xml:space="preserve">2. </w:t>
+      </w:r>
+      <w:r>
+        <w:rPr>
+          <w:rFonts w:ascii="Times New Roman" w:cs="Times New Roman" w:eastAsia="Times New Roman" w:hAnsi="Times New Roman"/>
+          <w:b w:val="false"/>
+          <w:bCs w:val="false"/>
+          <w:i w:val="false"/>
+          <w:iCs w:val="false"/>
+          <w:color w:val="000000"/>
+          <w:sz w:val="24"/>
+          <w:szCs w:val="24"/>
+        </w:rPr>
+        <w:t xml:space="preserve">a) côté 15 cm ; b) côté 9 m ; d) largeur 30 ÷ 2 − 9 = 6 m ; e) longueur 42 ÷ 2 − 8 = 13 cm.</w:t>
+      </w:r>
+    </w:p>
+    <w:p>
+      <w:pPr>
+        <w:spacing w:after="80"/>
+      </w:pPr>
+      <w:r>
+        <w:rPr>
+          <w:rFonts w:ascii="Times New Roman" w:cs="Times New Roman" w:eastAsia="Times New Roman" w:hAnsi="Times New Roman"/>
+          <w:b/>
+          <w:bCs/>
+          <w:i w:val="false"/>
+          <w:iCs w:val="false"/>
+          <w:color w:val="C2185B"/>
+          <w:sz w:val="24"/>
+          <w:szCs w:val="24"/>
+        </w:rPr>
+        <w:t xml:space="preserve">3. </w:t>
+      </w:r>
+      <w:r>
+        <w:rPr>
+          <w:rFonts w:ascii="Times New Roman" w:cs="Times New Roman" w:eastAsia="Times New Roman" w:hAnsi="Times New Roman"/>
+          <w:b w:val="false"/>
+          <w:bCs w:val="false"/>
+          <w:i w:val="false"/>
+          <w:iCs w:val="false"/>
+          <w:color w:val="000000"/>
+          <w:sz w:val="24"/>
+          <w:szCs w:val="24"/>
+        </w:rPr>
+        <w:t xml:space="preserve">a) 26 m ; b) 3 rouleaux (26 &gt; 20, il en faut 3) ; d) 26 − 1 = 25 m ; e) 25 m → encore 3 rouleaux : 3 × 3 500 = 10 500 Ar.</w:t>
+      </w:r>
+    </w:p>
+    <w:p>
+      <w:pPr>
+        <w:spacing w:after="80"/>
+      </w:pPr>
+      <w:r>
+        <w:rPr>
+          <w:rFonts w:ascii="Times New Roman" w:cs="Times New Roman" w:eastAsia="Times New Roman" w:hAnsi="Times New Roman"/>
+          <w:b/>
+          <w:bCs/>
+          <w:i w:val="false"/>
+          <w:iCs w:val="false"/>
+          <w:color w:val="C2185B"/>
+          <w:sz w:val="24"/>
+          <w:szCs w:val="24"/>
+        </w:rPr>
+        <w:t xml:space="preserve">4. </w:t>
+      </w:r>
+      <w:r>
+        <w:rPr>
+          <w:rFonts w:ascii="Times New Roman" w:cs="Times New Roman" w:eastAsia="Times New Roman" w:hAnsi="Times New Roman"/>
+          <w:b w:val="false"/>
+          <w:bCs w:val="false"/>
+          <w:i w:val="false"/>
+          <w:iCs w:val="false"/>
+          <w:color w:val="000000"/>
+          <w:sz w:val="24"/>
+          <w:szCs w:val="24"/>
+        </w:rPr>
+        <w:t xml:space="preserve">a) 4 × 7 = 28 cm ; b) (9 + 4) × 2 = 26 cm ; d) 3 × 6 = 18 cm ; e) 5 + 7 + 9 = 21 cm.</w:t>
+      </w:r>
+    </w:p>
+    <w:p>
+      <w:pPr>
+        <w:spacing w:after="80"/>
+      </w:pPr>
+      <w:r>
+        <w:rPr>
+          <w:rFonts w:ascii="Times New Roman" w:cs="Times New Roman" w:eastAsia="Times New Roman" w:hAnsi="Times New Roman"/>
+          <w:b/>
+          <w:bCs/>
+          <w:i w:val="false"/>
+          <w:iCs w:val="false"/>
+          <w:color w:val="C2185B"/>
+          <w:sz w:val="24"/>
+          <w:szCs w:val="24"/>
+        </w:rPr>
+        <w:t xml:space="preserve">5. </w:t>
+      </w:r>
+      <w:r>
+        <w:rPr>
+          <w:rFonts w:ascii="Times New Roman" w:cs="Times New Roman" w:eastAsia="Times New Roman" w:hAnsi="Times New Roman"/>
+          <w:b w:val="false"/>
+          <w:bCs w:val="false"/>
+          <w:i w:val="false"/>
+          <w:iCs w:val="false"/>
+          <w:color w:val="000000"/>
+          <w:sz w:val="24"/>
+          <w:szCs w:val="24"/>
+        </w:rPr>
+        <w:t xml:space="preserve">a) 36 ÷ 4 = 9 cm ; b) 30 ÷ 2 = 15, puis 15 − 9 = 6 cm ; d) (25 + 18) × 2 = 86 m ; e) 86 × 12 000 = 1 032 000 Ar.</w:t>
+      </w:r>
+    </w:p>
+    <w:p>
+      <w:pPr>
+        <w:spacing w:after="80"/>
+      </w:pPr>
+      <w:r>
+        <w:rPr>
+          <w:rFonts w:ascii="Times New Roman" w:cs="Times New Roman" w:eastAsia="Times New Roman" w:hAnsi="Times New Roman"/>
+          <w:b/>
+          <w:bCs/>
+          <w:i w:val="false"/>
+          <w:iCs w:val="false"/>
+          <w:color w:val="C2185B"/>
+          <w:sz w:val="24"/>
+          <w:szCs w:val="24"/>
+        </w:rPr>
+        <w:t xml:space="preserve">6. </w:t>
+      </w:r>
+      <w:r>
+        <w:rPr>
+          <w:rFonts w:ascii="Times New Roman" w:cs="Times New Roman" w:eastAsia="Times New Roman" w:hAnsi="Times New Roman"/>
+          <w:b w:val="false"/>
+          <w:bCs w:val="false"/>
+          <w:i w:val="false"/>
+          <w:iCs w:val="false"/>
+          <w:color w:val="000000"/>
+          <w:sz w:val="24"/>
+          <w:szCs w:val="24"/>
+        </w:rPr>
+        <w:t xml:space="preserve">a) 4 × 15 = 60 m ; b) 60 − 2 = 58 m ; d) 6 rouleaux (5 rouleaux = 50 m, insuffisant) ; e) 60 − 58 = 2 m.</w:t>
+      </w:r>
+    </w:p>
+    <w:p>
+      <w:r>
+        <w:br w:type="page"/>
+      </w:r>
+    </w:p>
+    <w:p>
+      <w:pPr>
+        <w:spacing w:after="80" w:before="120"/>
+        <w:jc w:val="center"/>
+      </w:pPr>
+      <w:r>
+        <w:rPr>
+          <w:rFonts w:ascii="Times New Roman" w:cs="Times New Roman" w:eastAsia="Times New Roman" w:hAnsi="Times New Roman"/>
+          <w:b/>
+          <w:bCs/>
+          <w:i w:val="false"/>
+          <w:iCs w:val="false"/>
+          <w:color w:val="E7E6E6"/>
+          <w:sz w:val="22"/>
+          <w:szCs w:val="22"/>
+        </w:rPr>
+        <w:t xml:space="preserve">MATHÉMATIQUES — T5</w:t>
+      </w:r>
+    </w:p>
+    <w:p>
+      <w:pPr>
+        <w:spacing w:after="150" w:before="200"/>
+        <w:jc w:val="center"/>
+      </w:pPr>
+      <w:bookmarkStart w:name="u5_l3" w:id="4"/>
+      <w:r>
+        <w:rPr>
+          <w:rFonts w:ascii="Times New Roman" w:cs="Times New Roman" w:eastAsia="Times New Roman" w:hAnsi="Times New Roman"/>
+          <w:b/>
+          <w:bCs/>
+          <w:i w:val="false"/>
+          <w:iCs w:val="false"/>
+          <w:color w:val="C00000"/>
+          <w:sz w:val="32"/>
+          <w:szCs w:val="32"/>
+        </w:rPr>
+        <w:t xml:space="preserve">LA CIRCONFÉRENCE DU CERCLE</w:t>
+      </w:r>
+      <w:bookmarkEnd w:id="4"/>
     </w:p>
     <w:p>
       <w:pPr>
@@ -1666,469 +2020,7 @@
           <w:sz w:val="28"/>
           <w:szCs w:val="28"/>
         </w:rPr>
-        <w:t xml:space="preserve">Règle</w:t>
-      </w:r>
-    </w:p>
-    <w:p>
-      <w:pPr>
-        <w:shd w:fill="E8F5E9" w:val="clear"/>
-        <w:spacing w:after="110" w:line="300"/>
-        <w:jc w:val="both"/>
-      </w:pPr>
-      <w:r>
-        <w:rPr>
-          <w:rFonts w:ascii="Times New Roman" w:cs="Times New Roman" w:eastAsia="Times New Roman" w:hAnsi="Times New Roman"/>
-          <w:b/>
-          <w:bCs/>
-          <w:i w:val="false"/>
-          <w:iCs w:val="false"/>
-          <w:color w:val="000000"/>
-          <w:sz w:val="24"/>
-          <w:szCs w:val="24"/>
-        </w:rPr>
-        <w:t xml:space="preserve">P = somme de tous les côtés ; rectangle (L + l) × 2 ; carré c × 4 ; à reculons : P ÷ 4 donne le côté du carré, P ÷ 2 − L donne la largeur.</w:t>
-      </w:r>
-    </w:p>
-    <w:p>
-      <w:pPr>
-        <w:shd w:fill="E3F2FD" w:val="clear"/>
-        <w:spacing w:after="110" w:line="300"/>
-        <w:jc w:val="both"/>
-      </w:pPr>
-      <w:r>
-        <w:rPr>
-          <w:rFonts w:ascii="Times New Roman" w:cs="Times New Roman" w:eastAsia="Times New Roman" w:hAnsi="Times New Roman"/>
-          <w:b w:val="false"/>
-          <w:bCs w:val="false"/>
-          <w:i w:val="false"/>
-          <w:iCs w:val="false"/>
-          <w:color w:val="1F4E79"/>
-          <w:sz w:val="24"/>
-          <w:szCs w:val="24"/>
-        </w:rPr>
-        <w:t xml:space="preserve">Le savais-tu ? Le mot « périmètre » vient du grec peri (autour) et metron (mesure) : « mesurer autour ».</w:t>
-      </w:r>
-    </w:p>
-    <w:p>
-      <w:pPr>
-        <w:shd w:fill="FFF8E1" w:val="clear"/>
-        <w:spacing w:after="110" w:line="300"/>
-        <w:jc w:val="both"/>
-      </w:pPr>
-      <w:r>
-        <w:rPr>
-          <w:rFonts w:ascii="Times New Roman" w:cs="Times New Roman" w:eastAsia="Times New Roman" w:hAnsi="Times New Roman"/>
-          <w:b w:val="false"/>
-          <w:bCs w:val="false"/>
-          <w:i w:val="false"/>
-          <w:iCs w:val="false"/>
-          <w:color w:val="000000"/>
-          <w:sz w:val="24"/>
-          <w:szCs w:val="24"/>
-        </w:rPr>
-        <w:t xml:space="preserve">Attention : Additionner seulement une longueur et une largeur : (8 + 5) = 13 m n’est que le DEMI-tour ! La fourmi doit revenir à son départ : on multiplie par 2.</w:t>
-      </w:r>
-    </w:p>
-    <w:p>
-      <w:pPr>
-        <w:spacing w:after="150" w:before="200"/>
-        <w:jc w:val="left"/>
-      </w:pPr>
-      <w:r>
-        <w:rPr>
-          <w:rFonts w:ascii="Times New Roman" w:cs="Times New Roman" w:eastAsia="Times New Roman" w:hAnsi="Times New Roman"/>
-          <w:b/>
-          <w:bCs/>
-          <w:i w:val="false"/>
-          <w:iCs w:val="false"/>
-          <w:color w:val="2E7D32"/>
-          <w:sz w:val="28"/>
-          <w:szCs w:val="28"/>
-        </w:rPr>
-        <w:t xml:space="preserve">EXERCICE</w:t>
-      </w:r>
-    </w:p>
-    <w:p>
-      <w:pPr>
-        <w:spacing w:after="110" w:line="300"/>
-        <w:jc w:val="both"/>
-      </w:pPr>
-      <w:r>
-        <w:rPr>
-          <w:rFonts w:ascii="Times New Roman" w:cs="Times New Roman" w:eastAsia="Times New Roman" w:hAnsi="Times New Roman"/>
-          <w:b w:val="false"/>
-          <w:bCs w:val="false"/>
-          <w:i w:val="false"/>
-          <w:iCs w:val="false"/>
-          <w:color w:val="000000"/>
-          <w:sz w:val="24"/>
-          <w:szCs w:val="24"/>
-        </w:rPr>
-        <w:t xml:space="preserve">1. Calcule le périmètre : a) rectangle de 9 m sur 4 m ; b) carré de 7 cm ; d) triangle équilatéral de 12 cm ; e) polygone de côtés 5, 8, 6 et 7 m.</w:t>
-      </w:r>
-    </w:p>
-    <w:p>
-      <w:pPr>
-        <w:spacing w:after="110" w:line="300"/>
-        <w:jc w:val="both"/>
-      </w:pPr>
-      <w:r>
-        <w:rPr>
-          <w:rFonts w:ascii="Times New Roman" w:cs="Times New Roman" w:eastAsia="Times New Roman" w:hAnsi="Times New Roman"/>
-          <w:b w:val="false"/>
-          <w:bCs w:val="false"/>
-          <w:i w:val="false"/>
-          <w:iCs w:val="false"/>
-          <w:color w:val="000000"/>
-          <w:sz w:val="24"/>
-          <w:szCs w:val="24"/>
-        </w:rPr>
-        <w:t xml:space="preserve">2. Retrouve la dimension : a) carré de périmètre 60 cm ; b) triangle équilatéral de périmètre 27 m ; d) rectangle de périmètre 30 m et de longueur 9 m ; e) rectangle de périmètre 42 cm et de largeur 8 cm.</w:t>
-      </w:r>
-    </w:p>
-    <w:p>
-      <w:pPr>
-        <w:spacing w:after="110" w:line="300"/>
-        <w:jc w:val="both"/>
-      </w:pPr>
-      <w:r>
-        <w:rPr>
-          <w:rFonts w:ascii="Times New Roman" w:cs="Times New Roman" w:eastAsia="Times New Roman" w:hAnsi="Times New Roman"/>
-          <w:b w:val="false"/>
-          <w:bCs w:val="false"/>
-          <w:i w:val="false"/>
-          <w:iCs w:val="false"/>
-          <w:color w:val="000000"/>
-          <w:sz w:val="24"/>
-          <w:szCs w:val="24"/>
-        </w:rPr>
-        <w:t xml:space="preserve">3. Le potager de Papa mesure 8 m sur 5 m. a) Calcule le périmètre. b) Le fil se vend par rouleaux de 10 m : combien de rouleaux ? d) Il laisse une porte de 1 m sans fil : quelle longueur de fil faut-il vraiment ? e) Combien coûte la clôture à 3 500 Ar le rouleau (rouleaux entiers) ?</w:t>
-      </w:r>
-    </w:p>
-    <w:p>
-      <w:pPr>
-        <w:spacing w:after="110" w:line="300"/>
-        <w:jc w:val="both"/>
-      </w:pPr>
-      <w:r>
-        <w:rPr>
-          <w:rFonts w:ascii="Times New Roman" w:cs="Times New Roman" w:eastAsia="Times New Roman" w:hAnsi="Times New Roman"/>
-          <w:b w:val="false"/>
-          <w:bCs w:val="false"/>
-          <w:i w:val="false"/>
-          <w:iCs w:val="false"/>
-          <w:color w:val="000000"/>
-          <w:sz w:val="24"/>
-          <w:szCs w:val="24"/>
-        </w:rPr>
-        <w:t xml:space="preserve">4. Calcule le périmètre : a) un carré de côté 7 cm ; b) un rectangle de 9 cm sur 4 cm ; d) un triangle équilatéral de côté 6 cm ; e) un triangle de côtés 5 cm, 7 cm et 9 cm.</w:t>
-      </w:r>
-    </w:p>
-    <w:p>
-      <w:pPr>
-        <w:spacing w:after="110" w:line="300"/>
-        <w:jc w:val="both"/>
-      </w:pPr>
-      <w:r>
-        <w:rPr>
-          <w:rFonts w:ascii="Times New Roman" w:cs="Times New Roman" w:eastAsia="Times New Roman" w:hAnsi="Times New Roman"/>
-          <w:b w:val="false"/>
-          <w:bCs w:val="false"/>
-          <w:i w:val="false"/>
-          <w:iCs w:val="false"/>
-          <w:color w:val="000000"/>
-          <w:sz w:val="24"/>
-          <w:szCs w:val="24"/>
-        </w:rPr>
-        <w:t xml:space="preserve">5. a) Le périmètre d’un carré vaut 36 cm : quel est son côté ? b) Un rectangle a un périmètre de 30 cm et une longueur de 9 cm : quelle est sa largeur ? d) Quelle longueur de clôture pour un terrain rectangulaire de 25 m sur 18 m ? e) À 12 000 Ar le mètre, combien coûte cette clôture ?</w:t>
-      </w:r>
-    </w:p>
-    <w:p>
-      <w:pPr>
-        <w:spacing w:after="110" w:line="300"/>
-        <w:jc w:val="both"/>
-      </w:pPr>
-      <w:r>
-        <w:rPr>
-          <w:rFonts w:ascii="Times New Roman" w:cs="Times New Roman" w:eastAsia="Times New Roman" w:hAnsi="Times New Roman"/>
-          <w:b w:val="false"/>
-          <w:bCs w:val="false"/>
-          <w:i w:val="false"/>
-          <w:iCs w:val="false"/>
-          <w:color w:val="000000"/>
-          <w:sz w:val="24"/>
-          <w:szCs w:val="24"/>
-        </w:rPr>
-        <w:t xml:space="preserve">6. Défi CEPE — Un jardin carré de 15 m de côté doit être entouré d’un grillage, sauf un portail de 2 m de large. a) Quel est le périmètre du jardin ? b) Quelle longueur de grillage faut-il ? d) Le grillage se vend en rouleaux de 10 m : combien de rouleaux acheter ? e) Quelle longueur restera-t-elle inutilisée ?</w:t>
-      </w:r>
-    </w:p>
-    <w:p>
-      <w:pPr>
-        <w:spacing w:after="150" w:before="200"/>
-        <w:jc w:val="left"/>
-      </w:pPr>
-      <w:r>
-        <w:rPr>
-          <w:rFonts w:ascii="Times New Roman" w:cs="Times New Roman" w:eastAsia="Times New Roman" w:hAnsi="Times New Roman"/>
-          <w:b/>
-          <w:bCs/>
-          <w:i w:val="false"/>
-          <w:iCs w:val="false"/>
-          <w:color w:val="2E7D32"/>
-          <w:sz w:val="28"/>
-          <w:szCs w:val="28"/>
-        </w:rPr>
-        <w:t xml:space="preserve">Correction</w:t>
-      </w:r>
-    </w:p>
-    <w:p>
-      <w:pPr>
-        <w:spacing w:after="80"/>
-      </w:pPr>
-      <w:r>
-        <w:rPr>
-          <w:rFonts w:ascii="Times New Roman" w:cs="Times New Roman" w:eastAsia="Times New Roman" w:hAnsi="Times New Roman"/>
-          <w:b/>
-          <w:bCs/>
-          <w:i w:val="false"/>
-          <w:iCs w:val="false"/>
-          <w:color w:val="C2185B"/>
-          <w:sz w:val="24"/>
-          <w:szCs w:val="24"/>
-        </w:rPr>
-        <w:t xml:space="preserve">1. </w:t>
-      </w:r>
-      <w:r>
-        <w:rPr>
-          <w:rFonts w:ascii="Times New Roman" w:cs="Times New Roman" w:eastAsia="Times New Roman" w:hAnsi="Times New Roman"/>
-          <w:b w:val="false"/>
-          <w:bCs w:val="false"/>
-          <w:i w:val="false"/>
-          <w:iCs w:val="false"/>
-          <w:color w:val="000000"/>
-          <w:sz w:val="24"/>
-          <w:szCs w:val="24"/>
-        </w:rPr>
-        <w:t xml:space="preserve">a) 26 m ; b) 28 cm ; d) 36 cm ; e) 26 m.</w:t>
-      </w:r>
-    </w:p>
-    <w:p>
-      <w:pPr>
-        <w:spacing w:after="80"/>
-      </w:pPr>
-      <w:r>
-        <w:rPr>
-          <w:rFonts w:ascii="Times New Roman" w:cs="Times New Roman" w:eastAsia="Times New Roman" w:hAnsi="Times New Roman"/>
-          <w:b/>
-          <w:bCs/>
-          <w:i w:val="false"/>
-          <w:iCs w:val="false"/>
-          <w:color w:val="C2185B"/>
-          <w:sz w:val="24"/>
-          <w:szCs w:val="24"/>
-        </w:rPr>
-        <w:t xml:space="preserve">2. </w:t>
-      </w:r>
-      <w:r>
-        <w:rPr>
-          <w:rFonts w:ascii="Times New Roman" w:cs="Times New Roman" w:eastAsia="Times New Roman" w:hAnsi="Times New Roman"/>
-          <w:b w:val="false"/>
-          <w:bCs w:val="false"/>
-          <w:i w:val="false"/>
-          <w:iCs w:val="false"/>
-          <w:color w:val="000000"/>
-          <w:sz w:val="24"/>
-          <w:szCs w:val="24"/>
-        </w:rPr>
-        <w:t xml:space="preserve">a) côté 15 cm ; b) côté 9 m ; d) largeur 30 ÷ 2 − 9 = 6 m ; e) longueur 42 ÷ 2 − 8 = 13 cm.</w:t>
-      </w:r>
-    </w:p>
-    <w:p>
-      <w:pPr>
-        <w:spacing w:after="80"/>
-      </w:pPr>
-      <w:r>
-        <w:rPr>
-          <w:rFonts w:ascii="Times New Roman" w:cs="Times New Roman" w:eastAsia="Times New Roman" w:hAnsi="Times New Roman"/>
-          <w:b/>
-          <w:bCs/>
-          <w:i w:val="false"/>
-          <w:iCs w:val="false"/>
-          <w:color w:val="C2185B"/>
-          <w:sz w:val="24"/>
-          <w:szCs w:val="24"/>
-        </w:rPr>
-        <w:t xml:space="preserve">3. </w:t>
-      </w:r>
-      <w:r>
-        <w:rPr>
-          <w:rFonts w:ascii="Times New Roman" w:cs="Times New Roman" w:eastAsia="Times New Roman" w:hAnsi="Times New Roman"/>
-          <w:b w:val="false"/>
-          <w:bCs w:val="false"/>
-          <w:i w:val="false"/>
-          <w:iCs w:val="false"/>
-          <w:color w:val="000000"/>
-          <w:sz w:val="24"/>
-          <w:szCs w:val="24"/>
-        </w:rPr>
-        <w:t xml:space="preserve">a) 26 m ; b) 3 rouleaux (26 &gt; 20, il en faut 3) ; d) 26 − 1 = 25 m ; e) 25 m → encore 3 rouleaux : 3 × 3 500 = 10 500 Ar.</w:t>
-      </w:r>
-    </w:p>
-    <w:p>
-      <w:pPr>
-        <w:spacing w:after="80"/>
-      </w:pPr>
-      <w:r>
-        <w:rPr>
-          <w:rFonts w:ascii="Times New Roman" w:cs="Times New Roman" w:eastAsia="Times New Roman" w:hAnsi="Times New Roman"/>
-          <w:b/>
-          <w:bCs/>
-          <w:i w:val="false"/>
-          <w:iCs w:val="false"/>
-          <w:color w:val="C2185B"/>
-          <w:sz w:val="24"/>
-          <w:szCs w:val="24"/>
-        </w:rPr>
-        <w:t xml:space="preserve">4. </w:t>
-      </w:r>
-      <w:r>
-        <w:rPr>
-          <w:rFonts w:ascii="Times New Roman" w:cs="Times New Roman" w:eastAsia="Times New Roman" w:hAnsi="Times New Roman"/>
-          <w:b w:val="false"/>
-          <w:bCs w:val="false"/>
-          <w:i w:val="false"/>
-          <w:iCs w:val="false"/>
-          <w:color w:val="000000"/>
-          <w:sz w:val="24"/>
-          <w:szCs w:val="24"/>
-        </w:rPr>
-        <w:t xml:space="preserve">a) 4 × 7 = 28 cm ; b) (9 + 4) × 2 = 26 cm ; d) 3 × 6 = 18 cm ; e) 5 + 7 + 9 = 21 cm.</w:t>
-      </w:r>
-    </w:p>
-    <w:p>
-      <w:pPr>
-        <w:spacing w:after="80"/>
-      </w:pPr>
-      <w:r>
-        <w:rPr>
-          <w:rFonts w:ascii="Times New Roman" w:cs="Times New Roman" w:eastAsia="Times New Roman" w:hAnsi="Times New Roman"/>
-          <w:b/>
-          <w:bCs/>
-          <w:i w:val="false"/>
-          <w:iCs w:val="false"/>
-          <w:color w:val="C2185B"/>
-          <w:sz w:val="24"/>
-          <w:szCs w:val="24"/>
-        </w:rPr>
-        <w:t xml:space="preserve">5. </w:t>
-      </w:r>
-      <w:r>
-        <w:rPr>
-          <w:rFonts w:ascii="Times New Roman" w:cs="Times New Roman" w:eastAsia="Times New Roman" w:hAnsi="Times New Roman"/>
-          <w:b w:val="false"/>
-          <w:bCs w:val="false"/>
-          <w:i w:val="false"/>
-          <w:iCs w:val="false"/>
-          <w:color w:val="000000"/>
-          <w:sz w:val="24"/>
-          <w:szCs w:val="24"/>
-        </w:rPr>
-        <w:t xml:space="preserve">a) 36 ÷ 4 = 9 cm ; b) 30 ÷ 2 = 15, puis 15 − 9 = 6 cm ; d) (25 + 18) × 2 = 86 m ; e) 86 × 12 000 = 1 032 000 Ar.</w:t>
-      </w:r>
-    </w:p>
-    <w:p>
-      <w:pPr>
-        <w:spacing w:after="80"/>
-      </w:pPr>
-      <w:r>
-        <w:rPr>
-          <w:rFonts w:ascii="Times New Roman" w:cs="Times New Roman" w:eastAsia="Times New Roman" w:hAnsi="Times New Roman"/>
-          <w:b/>
-          <w:bCs/>
-          <w:i w:val="false"/>
-          <w:iCs w:val="false"/>
-          <w:color w:val="C2185B"/>
-          <w:sz w:val="24"/>
-          <w:szCs w:val="24"/>
-        </w:rPr>
-        <w:t xml:space="preserve">6. </w:t>
-      </w:r>
-      <w:r>
-        <w:rPr>
-          <w:rFonts w:ascii="Times New Roman" w:cs="Times New Roman" w:eastAsia="Times New Roman" w:hAnsi="Times New Roman"/>
-          <w:b w:val="false"/>
-          <w:bCs w:val="false"/>
-          <w:i w:val="false"/>
-          <w:iCs w:val="false"/>
-          <w:color w:val="000000"/>
-          <w:sz w:val="24"/>
-          <w:szCs w:val="24"/>
-        </w:rPr>
-        <w:t xml:space="preserve">a) 4 × 15 = 60 m ; b) 60 − 2 = 58 m ; d) 6 rouleaux (5 rouleaux = 50 m, insuffisant) ; e) 60 − 58 = 2 m.</w:t>
-      </w:r>
-    </w:p>
-    <w:p>
-      <w:r>
-        <w:br w:type="page"/>
-      </w:r>
-    </w:p>
-    <w:p>
-      <w:pPr>
-        <w:spacing w:after="80" w:before="120"/>
-        <w:jc w:val="center"/>
-      </w:pPr>
-      <w:r>
-        <w:rPr>
-          <w:rFonts w:ascii="Times New Roman" w:cs="Times New Roman" w:eastAsia="Times New Roman" w:hAnsi="Times New Roman"/>
-          <w:b/>
-          <w:bCs/>
-          <w:i w:val="false"/>
-          <w:iCs w:val="false"/>
-          <w:color w:val="E7E6E6"/>
-          <w:sz w:val="22"/>
-          <w:szCs w:val="22"/>
-        </w:rPr>
-        <w:t xml:space="preserve">MATHÉMATIQUES — T5</w:t>
-      </w:r>
-    </w:p>
-    <w:p>
-      <w:pPr>
-        <w:spacing w:after="150" w:before="200"/>
-        <w:jc w:val="center"/>
-      </w:pPr>
-      <w:bookmarkStart w:name="u5_l3" w:id="4"/>
-      <w:r>
-        <w:rPr>
-          <w:rFonts w:ascii="Times New Roman" w:cs="Times New Roman" w:eastAsia="Times New Roman" w:hAnsi="Times New Roman"/>
-          <w:b/>
-          <w:bCs/>
-          <w:i w:val="false"/>
-          <w:iCs w:val="false"/>
-          <w:color w:val="C00000"/>
-          <w:sz w:val="32"/>
-          <w:szCs w:val="32"/>
-        </w:rPr>
-        <w:t xml:space="preserve">LA CIRCONFÉRENCE DU CERCLE</w:t>
-      </w:r>
-      <w:bookmarkEnd w:id="4"/>
-    </w:p>
-    <w:p>
-      <w:pPr>
-        <w:spacing w:after="150" w:before="200"/>
-        <w:jc w:val="left"/>
-      </w:pPr>
-      <w:r>
-        <w:rPr>
-          <w:rFonts w:ascii="Times New Roman" w:cs="Times New Roman" w:eastAsia="Times New Roman" w:hAnsi="Times New Roman"/>
-          <w:b/>
-          <w:bCs/>
-          <w:i w:val="false"/>
-          <w:iCs w:val="false"/>
-          <w:color w:val="2E7D32"/>
-          <w:sz w:val="28"/>
-          <w:szCs w:val="28"/>
-        </w:rPr>
-        <w:t xml:space="preserve">1. Circonférence : C = d × 3,14</w:t>
+        <w:t xml:space="preserve">Circonférence : C = d × 3,14</w:t>
       </w:r>
     </w:p>
     <w:p>
@@ -2217,65 +2109,28 @@
     </w:p>
     <w:p>
       <w:pPr>
-        <w:spacing w:after="150" w:before="200"/>
-        <w:jc w:val="left"/>
-      </w:pPr>
-      <w:r>
-        <w:rPr>
-          <w:rFonts w:ascii="Times New Roman" w:cs="Times New Roman" w:eastAsia="Times New Roman" w:hAnsi="Times New Roman"/>
-          <w:b/>
-          <w:bCs/>
-          <w:i w:val="false"/>
-          <w:iCs w:val="false"/>
-          <w:color w:val="2E7D32"/>
-          <w:sz w:val="28"/>
-          <w:szCs w:val="28"/>
-        </w:rPr>
-        <w:t xml:space="preserve">2. Exemple</w:t>
-      </w:r>
-    </w:p>
-    <w:p>
-      <w:pPr>
-        <w:shd w:fill="E8F5E9" w:val="clear"/>
-        <w:spacing w:after="110" w:line="300"/>
-        <w:jc w:val="both"/>
-      </w:pPr>
-      <w:r>
-        <w:rPr>
-          <w:rFonts w:ascii="Times New Roman" w:cs="Times New Roman" w:eastAsia="Times New Roman" w:hAnsi="Times New Roman"/>
-          <w:b/>
-          <w:bCs/>
-          <w:i w:val="false"/>
-          <w:iCs w:val="false"/>
-          <w:color w:val="000000"/>
-          <w:sz w:val="24"/>
-          <w:szCs w:val="24"/>
+        <w:spacing w:after="130" w:before="100" w:line="300"/>
+        <w:jc w:val="both"/>
+      </w:pPr>
+      <w:r>
+        <w:rPr>
+          <w:rFonts w:ascii="Times New Roman" w:cs="Times New Roman" w:eastAsia="Times New Roman" w:hAnsi="Times New Roman"/>
+          <w:b w:val="false"/>
+          <w:bCs w:val="false"/>
+          <w:i/>
+          <w:iCs/>
+          <w:color w:val="000000"/>
+          <w:sz w:val="24"/>
+          <w:szCs w:val="24"/>
+          <w:u w:val="single"/>
         </w:rPr>
         <w:t xml:space="preserve">Assiette de 24 cm de diamètre : C = 24 × 3,14 = 75,36 cm ; puits de rayon 0,5 m : C = 1 × 3,14 = 3,14 m.</w:t>
       </w:r>
     </w:p>
     <w:p>
       <w:pPr>
-        <w:spacing w:after="150" w:before="200"/>
-        <w:jc w:val="left"/>
-      </w:pPr>
-      <w:r>
-        <w:rPr>
-          <w:rFonts w:ascii="Times New Roman" w:cs="Times New Roman" w:eastAsia="Times New Roman" w:hAnsi="Times New Roman"/>
-          <w:b/>
-          <w:bCs/>
-          <w:i w:val="false"/>
-          <w:iCs w:val="false"/>
-          <w:color w:val="2E7D32"/>
-          <w:sz w:val="28"/>
-          <w:szCs w:val="28"/>
-        </w:rPr>
-        <w:t xml:space="preserve">3. Méthode</w:t>
-      </w:r>
-    </w:p>
-    <w:p>
-      <w:pPr>
         <w:spacing w:after="55" w:line="300"/>
+        <w:ind w:left="260"/>
         <w:jc w:val="both"/>
       </w:pPr>
       <w:r>
@@ -2295,6 +2150,7 @@
     <w:p>
       <w:pPr>
         <w:spacing w:after="55" w:line="300"/>
+        <w:ind w:left="260"/>
         <w:jc w:val="both"/>
       </w:pPr>
       <w:r>
@@ -2314,6 +2170,7 @@
     <w:p>
       <w:pPr>
         <w:spacing w:after="55" w:line="300"/>
+        <w:ind w:left="260"/>
         <w:jc w:val="both"/>
       </w:pPr>
       <w:r>
@@ -2328,25 +2185,6 @@
           <w:szCs w:val="24"/>
         </w:rPr>
         <w:t xml:space="preserve">3. Écrire l’unité et contrôler : la circonférence fait un peu plus de 3 diamètres.</w:t>
-      </w:r>
-    </w:p>
-    <w:p>
-      <w:pPr>
-        <w:spacing w:after="150" w:before="200"/>
-        <w:jc w:val="left"/>
-      </w:pPr>
-      <w:r>
-        <w:rPr>
-          <w:rFonts w:ascii="Times New Roman" w:cs="Times New Roman" w:eastAsia="Times New Roman" w:hAnsi="Times New Roman"/>
-          <w:b/>
-          <w:bCs/>
-          <w:i w:val="false"/>
-          <w:iCs w:val="false"/>
-          <w:color w:val="2E7D32"/>
-          <w:sz w:val="28"/>
-          <w:szCs w:val="28"/>
-        </w:rPr>
-        <w:t xml:space="preserve">Règle</w:t>
       </w:r>
     </w:p>
     <w:p>
@@ -2835,7 +2673,7 @@
           <w:sz w:val="28"/>
           <w:szCs w:val="28"/>
         </w:rPr>
-        <w:t xml:space="preserve">1. Unités de masse jusqu’à la tonne</w:t>
+        <w:t xml:space="preserve">Unités de masse jusqu’à la tonne</w:t>
       </w:r>
     </w:p>
     <w:p>
@@ -2924,6 +2762,146 @@
     </w:p>
     <w:p>
       <w:pPr>
+        <w:spacing w:after="130" w:before="100" w:line="300"/>
+        <w:jc w:val="both"/>
+      </w:pPr>
+      <w:r>
+        <w:rPr>
+          <w:rFonts w:ascii="Times New Roman" w:cs="Times New Roman" w:eastAsia="Times New Roman" w:hAnsi="Times New Roman"/>
+          <w:b w:val="false"/>
+          <w:bCs w:val="false"/>
+          <w:i/>
+          <w:iCs/>
+          <w:color w:val="000000"/>
+          <w:sz w:val="24"/>
+          <w:szCs w:val="24"/>
+          <w:u w:val="single"/>
+        </w:rPr>
+        <w:t xml:space="preserve">3,2 kg = 3 200 g ; 450 kg = 4,5 q ; 7 t = 7 000 kg ; un sac de ciment estimé « lourd comme 5 seaux » ≈ 50 kg.</w:t>
+      </w:r>
+    </w:p>
+    <w:p>
+      <w:pPr>
+        <w:spacing w:after="55" w:line="300"/>
+        <w:ind w:left="260"/>
+        <w:jc w:val="both"/>
+      </w:pPr>
+      <w:r>
+        <w:rPr>
+          <w:rFonts w:ascii="Times New Roman" w:cs="Times New Roman" w:eastAsia="Times New Roman" w:hAnsi="Times New Roman"/>
+          <w:b w:val="false"/>
+          <w:bCs w:val="false"/>
+          <w:i w:val="false"/>
+          <w:iCs w:val="false"/>
+          <w:color w:val="000000"/>
+          <w:sz w:val="24"/>
+          <w:szCs w:val="24"/>
+        </w:rPr>
+        <w:t xml:space="preserve">1. Estimer d’abord la masse avec un repère connu.</w:t>
+      </w:r>
+    </w:p>
+    <w:p>
+      <w:pPr>
+        <w:spacing w:after="55" w:line="300"/>
+        <w:ind w:left="260"/>
+        <w:jc w:val="both"/>
+      </w:pPr>
+      <w:r>
+        <w:rPr>
+          <w:rFonts w:ascii="Times New Roman" w:cs="Times New Roman" w:eastAsia="Times New Roman" w:hAnsi="Times New Roman"/>
+          <w:b w:val="false"/>
+          <w:bCs w:val="false"/>
+          <w:i w:val="false"/>
+          <w:iCs w:val="false"/>
+          <w:color w:val="000000"/>
+          <w:sz w:val="24"/>
+          <w:szCs w:val="24"/>
+        </w:rPr>
+        <w:t xml:space="preserve">2. Peser (équilibre des plateaux) ou convertir au tableau, un chiffre par colonne.</w:t>
+      </w:r>
+    </w:p>
+    <w:p>
+      <w:pPr>
+        <w:spacing w:after="55" w:line="300"/>
+        <w:ind w:left="260"/>
+        <w:jc w:val="both"/>
+      </w:pPr>
+      <w:r>
+        <w:rPr>
+          <w:rFonts w:ascii="Times New Roman" w:cs="Times New Roman" w:eastAsia="Times New Roman" w:hAnsi="Times New Roman"/>
+          <w:b w:val="false"/>
+          <w:bCs w:val="false"/>
+          <w:i w:val="false"/>
+          <w:iCs w:val="false"/>
+          <w:color w:val="000000"/>
+          <w:sz w:val="24"/>
+          <w:szCs w:val="24"/>
+        </w:rPr>
+        <w:t xml:space="preserve">3. Confronter mesure et estimation ; écrire l’unité.</w:t>
+      </w:r>
+    </w:p>
+    <w:p>
+      <w:pPr>
+        <w:shd w:fill="E8F5E9" w:val="clear"/>
+        <w:spacing w:after="110" w:line="300"/>
+        <w:jc w:val="both"/>
+      </w:pPr>
+      <w:r>
+        <w:rPr>
+          <w:rFonts w:ascii="Times New Roman" w:cs="Times New Roman" w:eastAsia="Times New Roman" w:hAnsi="Times New Roman"/>
+          <w:b/>
+          <w:bCs/>
+          <w:i w:val="false"/>
+          <w:iCs w:val="false"/>
+          <w:color w:val="000000"/>
+          <w:sz w:val="24"/>
+          <w:szCs w:val="24"/>
+        </w:rPr>
+        <w:t xml:space="preserve">t q kg hg dag g ; 1 t = 1 000 kg, 1 q = 100 kg, 1 kg = 1 000 g ; estimer avant de peser avec des repères (orange 200 g, seau 10 kg, zébu 400 kg).</w:t>
+      </w:r>
+    </w:p>
+    <w:p>
+      <w:pPr>
+        <w:shd w:fill="E3F2FD" w:val="clear"/>
+        <w:spacing w:after="110" w:line="300"/>
+        <w:jc w:val="both"/>
+      </w:pPr>
+      <w:r>
+        <w:rPr>
+          <w:rFonts w:ascii="Times New Roman" w:cs="Times New Roman" w:eastAsia="Times New Roman" w:hAnsi="Times New Roman"/>
+          <w:b w:val="false"/>
+          <w:bCs w:val="false"/>
+          <w:i w:val="false"/>
+          <w:iCs w:val="false"/>
+          <w:color w:val="1F4E79"/>
+          <w:sz w:val="24"/>
+          <w:szCs w:val="24"/>
+        </w:rPr>
+        <w:t xml:space="preserve">Le savais-tu ? Pendant 130 ans, le kilogramme du monde entier a été UN objet : un cylindre de métal précieux gardé sous trois cloches de verre près de Paris, le « grand K ».</w:t>
+      </w:r>
+    </w:p>
+    <w:p>
+      <w:pPr>
+        <w:shd w:fill="FFF8E1" w:val="clear"/>
+        <w:spacing w:after="110" w:line="300"/>
+        <w:jc w:val="both"/>
+      </w:pPr>
+      <w:r>
+        <w:rPr>
+          <w:rFonts w:ascii="Times New Roman" w:cs="Times New Roman" w:eastAsia="Times New Roman" w:hAnsi="Times New Roman"/>
+          <w:b w:val="false"/>
+          <w:bCs w:val="false"/>
+          <w:i w:val="false"/>
+          <w:iCs w:val="false"/>
+          <w:color w:val="000000"/>
+          <w:sz w:val="24"/>
+          <w:szCs w:val="24"/>
+        </w:rPr>
+        <w:t xml:space="preserve">Attention : Confondre les écarts : entre kg et g il y a TROIS colonnes (× 1 000), pas une ! 2,5 kg = 2 500 g, et non 250 g. Le quintal (100 kg) et la tonne (1 000 kg) se confondent aussi : un zébu pèse des quintaux, pas des tonnes.</w:t>
+      </w:r>
+    </w:p>
+    <w:p>
+      <w:pPr>
         <w:spacing w:after="150" w:before="200"/>
         <w:jc w:val="left"/>
       </w:pPr>
@@ -2938,27 +2916,121 @@
           <w:sz w:val="28"/>
           <w:szCs w:val="28"/>
         </w:rPr>
-        <w:t xml:space="preserve">2. Exemple</w:t>
-      </w:r>
-    </w:p>
-    <w:p>
-      <w:pPr>
-        <w:shd w:fill="E8F5E9" w:val="clear"/>
-        <w:spacing w:after="110" w:line="300"/>
-        <w:jc w:val="both"/>
-      </w:pPr>
-      <w:r>
-        <w:rPr>
-          <w:rFonts w:ascii="Times New Roman" w:cs="Times New Roman" w:eastAsia="Times New Roman" w:hAnsi="Times New Roman"/>
-          <w:b/>
-          <w:bCs/>
-          <w:i w:val="false"/>
-          <w:iCs w:val="false"/>
-          <w:color w:val="000000"/>
-          <w:sz w:val="24"/>
-          <w:szCs w:val="24"/>
-        </w:rPr>
-        <w:t xml:space="preserve">3,2 kg = 3 200 g ; 450 kg = 4,5 q ; 7 t = 7 000 kg ; un sac de ciment estimé « lourd comme 5 seaux » ≈ 50 kg.</w:t>
+        <w:t xml:space="preserve">EXERCICE</w:t>
+      </w:r>
+    </w:p>
+    <w:p>
+      <w:pPr>
+        <w:spacing w:after="110" w:line="300"/>
+        <w:jc w:val="both"/>
+      </w:pPr>
+      <w:r>
+        <w:rPr>
+          <w:rFonts w:ascii="Times New Roman" w:cs="Times New Roman" w:eastAsia="Times New Roman" w:hAnsi="Times New Roman"/>
+          <w:b w:val="false"/>
+          <w:bCs w:val="false"/>
+          <w:i w:val="false"/>
+          <w:iCs w:val="false"/>
+          <w:color w:val="000000"/>
+          <w:sz w:val="24"/>
+          <w:szCs w:val="24"/>
+        </w:rPr>
+        <w:t xml:space="preserve">1. Convertis : a) 4 kg en g ; b) 2 500 g en kg ; d) 3 t en kg ; e) 5 q en kg.</w:t>
+      </w:r>
+    </w:p>
+    <w:p>
+      <w:pPr>
+        <w:spacing w:after="110" w:line="300"/>
+        <w:jc w:val="both"/>
+      </w:pPr>
+      <w:r>
+        <w:rPr>
+          <w:rFonts w:ascii="Times New Roman" w:cs="Times New Roman" w:eastAsia="Times New Roman" w:hAnsi="Times New Roman"/>
+          <w:b w:val="false"/>
+          <w:bCs w:val="false"/>
+          <w:i w:val="false"/>
+          <w:iCs w:val="false"/>
+          <w:color w:val="000000"/>
+          <w:sz w:val="24"/>
+          <w:szCs w:val="24"/>
+        </w:rPr>
+        <w:t xml:space="preserve">2. Choisis l’unité (g, kg, q ou t) : a) une gomme ; b) un sac de riz du marché ; d) un zébu ; e) un camion chargé.</w:t>
+      </w:r>
+    </w:p>
+    <w:p>
+      <w:pPr>
+        <w:spacing w:after="110" w:line="300"/>
+        <w:jc w:val="both"/>
+      </w:pPr>
+      <w:r>
+        <w:rPr>
+          <w:rFonts w:ascii="Times New Roman" w:cs="Times New Roman" w:eastAsia="Times New Roman" w:hAnsi="Times New Roman"/>
+          <w:b w:val="false"/>
+          <w:bCs w:val="false"/>
+          <w:i w:val="false"/>
+          <w:iCs w:val="false"/>
+          <w:color w:val="000000"/>
+          <w:sz w:val="24"/>
+          <w:szCs w:val="24"/>
+        </w:rPr>
+        <w:t xml:space="preserve">3. La coopérative stocke 2,4 t de riz. a) Convertis en kg. b) On remplit des sacs de 50 kg : combien de sacs ? d) Un client achète 6 sacs : quelle masse en kg ? e) Exprime le reste du stock en tonnes.</w:t>
+      </w:r>
+    </w:p>
+    <w:p>
+      <w:pPr>
+        <w:spacing w:after="110" w:line="300"/>
+        <w:jc w:val="both"/>
+      </w:pPr>
+      <w:r>
+        <w:rPr>
+          <w:rFonts w:ascii="Times New Roman" w:cs="Times New Roman" w:eastAsia="Times New Roman" w:hAnsi="Times New Roman"/>
+          <w:b w:val="false"/>
+          <w:bCs w:val="false"/>
+          <w:i w:val="false"/>
+          <w:iCs w:val="false"/>
+          <w:color w:val="000000"/>
+          <w:sz w:val="24"/>
+          <w:szCs w:val="24"/>
+        </w:rPr>
+        <w:t xml:space="preserve">4. Convertis : a) 3 kg en g ; b) 4 500 g en kg ; d) 2 t en kg ; e) 750 g + 250 g, en kg.</w:t>
+      </w:r>
+    </w:p>
+    <w:p>
+      <w:pPr>
+        <w:spacing w:after="110" w:line="300"/>
+        <w:jc w:val="both"/>
+      </w:pPr>
+      <w:r>
+        <w:rPr>
+          <w:rFonts w:ascii="Times New Roman" w:cs="Times New Roman" w:eastAsia="Times New Roman" w:hAnsi="Times New Roman"/>
+          <w:b w:val="false"/>
+          <w:bCs w:val="false"/>
+          <w:i w:val="false"/>
+          <w:iCs w:val="false"/>
+          <w:color w:val="000000"/>
+          <w:sz w:val="24"/>
+          <w:szCs w:val="24"/>
+        </w:rPr>
+        <w:t xml:space="preserve">5. Choisis l’unité qui convient (g, kg ou t) : a) la masse d’un zébu ; b) d’une orange ; d) d’un sac de riz ; e) d’un camion chargé.</w:t>
+      </w:r>
+    </w:p>
+    <w:p>
+      <w:pPr>
+        <w:spacing w:after="110" w:line="300"/>
+        <w:jc w:val="both"/>
+      </w:pPr>
+      <w:r>
+        <w:rPr>
+          <w:rFonts w:ascii="Times New Roman" w:cs="Times New Roman" w:eastAsia="Times New Roman" w:hAnsi="Times New Roman"/>
+          <w:b w:val="false"/>
+          <w:bCs w:val="false"/>
+          <w:i w:val="false"/>
+          <w:iCs w:val="false"/>
+          <w:color w:val="000000"/>
+          <w:sz w:val="24"/>
+          <w:szCs w:val="24"/>
+        </w:rPr>
+        <w:t xml:space="preserve">6. Défi CEPE — Une marchande achète 25 kg de sucre pour 110 000 Ar et prépare des sachets de 500 g. a) Convertis 25 kg en grammes. b) Combien de sachets obtient-elle ? d) Elle vend chaque sachet 2 500 Ar : quelle est sa recette totale ? e) Quel est son bénéfice ?</w:t>
       </w:r>
     </w:p>
     <w:p>
@@ -2977,65 +3049,239 @@
           <w:sz w:val="28"/>
           <w:szCs w:val="28"/>
         </w:rPr>
-        <w:t xml:space="preserve">3. Méthode</w:t>
-      </w:r>
-    </w:p>
-    <w:p>
-      <w:pPr>
-        <w:spacing w:after="55" w:line="300"/>
-        <w:jc w:val="both"/>
-      </w:pPr>
-      <w:r>
-        <w:rPr>
-          <w:rFonts w:ascii="Times New Roman" w:cs="Times New Roman" w:eastAsia="Times New Roman" w:hAnsi="Times New Roman"/>
-          <w:b w:val="false"/>
-          <w:bCs w:val="false"/>
-          <w:i w:val="false"/>
-          <w:iCs w:val="false"/>
-          <w:color w:val="000000"/>
-          <w:sz w:val="24"/>
-          <w:szCs w:val="24"/>
-        </w:rPr>
-        <w:t xml:space="preserve">1. Estimer d’abord la masse avec un repère connu.</w:t>
-      </w:r>
-    </w:p>
-    <w:p>
-      <w:pPr>
-        <w:spacing w:after="55" w:line="300"/>
-        <w:jc w:val="both"/>
-      </w:pPr>
-      <w:r>
-        <w:rPr>
-          <w:rFonts w:ascii="Times New Roman" w:cs="Times New Roman" w:eastAsia="Times New Roman" w:hAnsi="Times New Roman"/>
-          <w:b w:val="false"/>
-          <w:bCs w:val="false"/>
-          <w:i w:val="false"/>
-          <w:iCs w:val="false"/>
-          <w:color w:val="000000"/>
-          <w:sz w:val="24"/>
-          <w:szCs w:val="24"/>
-        </w:rPr>
-        <w:t xml:space="preserve">2. Peser (équilibre des plateaux) ou convertir au tableau, un chiffre par colonne.</w:t>
-      </w:r>
-    </w:p>
-    <w:p>
-      <w:pPr>
-        <w:spacing w:after="55" w:line="300"/>
-        <w:jc w:val="both"/>
-      </w:pPr>
-      <w:r>
-        <w:rPr>
-          <w:rFonts w:ascii="Times New Roman" w:cs="Times New Roman" w:eastAsia="Times New Roman" w:hAnsi="Times New Roman"/>
-          <w:b w:val="false"/>
-          <w:bCs w:val="false"/>
-          <w:i w:val="false"/>
-          <w:iCs w:val="false"/>
-          <w:color w:val="000000"/>
-          <w:sz w:val="24"/>
-          <w:szCs w:val="24"/>
-        </w:rPr>
-        <w:t xml:space="preserve">3. Confronter mesure et estimation ; écrire l’unité.</w:t>
-      </w:r>
+        <w:t xml:space="preserve">Correction</w:t>
+      </w:r>
+    </w:p>
+    <w:p>
+      <w:pPr>
+        <w:spacing w:after="80"/>
+      </w:pPr>
+      <w:r>
+        <w:rPr>
+          <w:rFonts w:ascii="Times New Roman" w:cs="Times New Roman" w:eastAsia="Times New Roman" w:hAnsi="Times New Roman"/>
+          <w:b/>
+          <w:bCs/>
+          <w:i w:val="false"/>
+          <w:iCs w:val="false"/>
+          <w:color w:val="C2185B"/>
+          <w:sz w:val="24"/>
+          <w:szCs w:val="24"/>
+        </w:rPr>
+        <w:t xml:space="preserve">1. </w:t>
+      </w:r>
+      <w:r>
+        <w:rPr>
+          <w:rFonts w:ascii="Times New Roman" w:cs="Times New Roman" w:eastAsia="Times New Roman" w:hAnsi="Times New Roman"/>
+          <w:b w:val="false"/>
+          <w:bCs w:val="false"/>
+          <w:i w:val="false"/>
+          <w:iCs w:val="false"/>
+          <w:color w:val="000000"/>
+          <w:sz w:val="24"/>
+          <w:szCs w:val="24"/>
+        </w:rPr>
+        <w:t xml:space="preserve">a) 4 000 g ; b) 2,5 kg ; d) 3 000 kg ; e) 500 kg.</w:t>
+      </w:r>
+    </w:p>
+    <w:p>
+      <w:pPr>
+        <w:spacing w:after="80"/>
+      </w:pPr>
+      <w:r>
+        <w:rPr>
+          <w:rFonts w:ascii="Times New Roman" w:cs="Times New Roman" w:eastAsia="Times New Roman" w:hAnsi="Times New Roman"/>
+          <w:b/>
+          <w:bCs/>
+          <w:i w:val="false"/>
+          <w:iCs w:val="false"/>
+          <w:color w:val="C2185B"/>
+          <w:sz w:val="24"/>
+          <w:szCs w:val="24"/>
+        </w:rPr>
+        <w:t xml:space="preserve">2. </w:t>
+      </w:r>
+      <w:r>
+        <w:rPr>
+          <w:rFonts w:ascii="Times New Roman" w:cs="Times New Roman" w:eastAsia="Times New Roman" w:hAnsi="Times New Roman"/>
+          <w:b w:val="false"/>
+          <w:bCs w:val="false"/>
+          <w:i w:val="false"/>
+          <w:iCs w:val="false"/>
+          <w:color w:val="000000"/>
+          <w:sz w:val="24"/>
+          <w:szCs w:val="24"/>
+        </w:rPr>
+        <w:t xml:space="preserve">a) g (≈ 20 g) ; b) kg ; d) q (3 à 5 q) ; e) t.</w:t>
+      </w:r>
+    </w:p>
+    <w:p>
+      <w:pPr>
+        <w:spacing w:after="80"/>
+      </w:pPr>
+      <w:r>
+        <w:rPr>
+          <w:rFonts w:ascii="Times New Roman" w:cs="Times New Roman" w:eastAsia="Times New Roman" w:hAnsi="Times New Roman"/>
+          <w:b/>
+          <w:bCs/>
+          <w:i w:val="false"/>
+          <w:iCs w:val="false"/>
+          <w:color w:val="C2185B"/>
+          <w:sz w:val="24"/>
+          <w:szCs w:val="24"/>
+        </w:rPr>
+        <w:t xml:space="preserve">3. </w:t>
+      </w:r>
+      <w:r>
+        <w:rPr>
+          <w:rFonts w:ascii="Times New Roman" w:cs="Times New Roman" w:eastAsia="Times New Roman" w:hAnsi="Times New Roman"/>
+          <w:b w:val="false"/>
+          <w:bCs w:val="false"/>
+          <w:i w:val="false"/>
+          <w:iCs w:val="false"/>
+          <w:color w:val="000000"/>
+          <w:sz w:val="24"/>
+          <w:szCs w:val="24"/>
+        </w:rPr>
+        <w:t xml:space="preserve">a) 2 400 kg ; b) 2 400 ÷ 50 = 48 sacs ; d) 300 kg ; e) 2 400 − 300 = 2 100 kg = 2,1 t.</w:t>
+      </w:r>
+    </w:p>
+    <w:p>
+      <w:pPr>
+        <w:spacing w:after="80"/>
+      </w:pPr>
+      <w:r>
+        <w:rPr>
+          <w:rFonts w:ascii="Times New Roman" w:cs="Times New Roman" w:eastAsia="Times New Roman" w:hAnsi="Times New Roman"/>
+          <w:b/>
+          <w:bCs/>
+          <w:i w:val="false"/>
+          <w:iCs w:val="false"/>
+          <w:color w:val="C2185B"/>
+          <w:sz w:val="24"/>
+          <w:szCs w:val="24"/>
+        </w:rPr>
+        <w:t xml:space="preserve">4. </w:t>
+      </w:r>
+      <w:r>
+        <w:rPr>
+          <w:rFonts w:ascii="Times New Roman" w:cs="Times New Roman" w:eastAsia="Times New Roman" w:hAnsi="Times New Roman"/>
+          <w:b w:val="false"/>
+          <w:bCs w:val="false"/>
+          <w:i w:val="false"/>
+          <w:iCs w:val="false"/>
+          <w:color w:val="000000"/>
+          <w:sz w:val="24"/>
+          <w:szCs w:val="24"/>
+        </w:rPr>
+        <w:t xml:space="preserve">a) 3 000 g ; b) 4,5 kg ; d) 2 000 kg ; e) 1 000 g = 1 kg.</w:t>
+      </w:r>
+    </w:p>
+    <w:p>
+      <w:pPr>
+        <w:spacing w:after="80"/>
+      </w:pPr>
+      <w:r>
+        <w:rPr>
+          <w:rFonts w:ascii="Times New Roman" w:cs="Times New Roman" w:eastAsia="Times New Roman" w:hAnsi="Times New Roman"/>
+          <w:b/>
+          <w:bCs/>
+          <w:i w:val="false"/>
+          <w:iCs w:val="false"/>
+          <w:color w:val="C2185B"/>
+          <w:sz w:val="24"/>
+          <w:szCs w:val="24"/>
+        </w:rPr>
+        <w:t xml:space="preserve">5. </w:t>
+      </w:r>
+      <w:r>
+        <w:rPr>
+          <w:rFonts w:ascii="Times New Roman" w:cs="Times New Roman" w:eastAsia="Times New Roman" w:hAnsi="Times New Roman"/>
+          <w:b w:val="false"/>
+          <w:bCs w:val="false"/>
+          <w:i w:val="false"/>
+          <w:iCs w:val="false"/>
+          <w:color w:val="000000"/>
+          <w:sz w:val="24"/>
+          <w:szCs w:val="24"/>
+        </w:rPr>
+        <w:t xml:space="preserve">a) en kg (300 à 400 kg environ) ; b) en g ; d) en kg ; e) en t.</w:t>
+      </w:r>
+    </w:p>
+    <w:p>
+      <w:pPr>
+        <w:spacing w:after="80"/>
+      </w:pPr>
+      <w:r>
+        <w:rPr>
+          <w:rFonts w:ascii="Times New Roman" w:cs="Times New Roman" w:eastAsia="Times New Roman" w:hAnsi="Times New Roman"/>
+          <w:b/>
+          <w:bCs/>
+          <w:i w:val="false"/>
+          <w:iCs w:val="false"/>
+          <w:color w:val="C2185B"/>
+          <w:sz w:val="24"/>
+          <w:szCs w:val="24"/>
+        </w:rPr>
+        <w:t xml:space="preserve">6. </w:t>
+      </w:r>
+      <w:r>
+        <w:rPr>
+          <w:rFonts w:ascii="Times New Roman" w:cs="Times New Roman" w:eastAsia="Times New Roman" w:hAnsi="Times New Roman"/>
+          <w:b w:val="false"/>
+          <w:bCs w:val="false"/>
+          <w:i w:val="false"/>
+          <w:iCs w:val="false"/>
+          <w:color w:val="000000"/>
+          <w:sz w:val="24"/>
+          <w:szCs w:val="24"/>
+        </w:rPr>
+        <w:t xml:space="preserve">a) 25 000 g ; b) 25 000 ÷ 500 = 50 sachets ; d) 50 × 2 500 = 125 000 Ar ; e) 125 000 − 110 000 = 15 000 Ar.</w:t>
+      </w:r>
+    </w:p>
+    <w:p>
+      <w:r>
+        <w:br w:type="page"/>
+      </w:r>
+    </w:p>
+    <w:p>
+      <w:pPr>
+        <w:spacing w:after="80" w:before="120"/>
+        <w:jc w:val="center"/>
+      </w:pPr>
+      <w:r>
+        <w:rPr>
+          <w:rFonts w:ascii="Times New Roman" w:cs="Times New Roman" w:eastAsia="Times New Roman" w:hAnsi="Times New Roman"/>
+          <w:b/>
+          <w:bCs/>
+          <w:i w:val="false"/>
+          <w:iCs w:val="false"/>
+          <w:color w:val="E7E6E6"/>
+          <w:sz w:val="22"/>
+          <w:szCs w:val="22"/>
+        </w:rPr>
+        <w:t xml:space="preserve">MATHÉMATIQUES — T5</w:t>
+      </w:r>
+    </w:p>
+    <w:p>
+      <w:pPr>
+        <w:spacing w:after="150" w:before="200"/>
+        <w:jc w:val="center"/>
+      </w:pPr>
+      <w:bookmarkStart w:name="u5_l5" w:id="6"/>
+      <w:r>
+        <w:rPr>
+          <w:rFonts w:ascii="Times New Roman" w:cs="Times New Roman" w:eastAsia="Times New Roman" w:hAnsi="Times New Roman"/>
+          <w:b/>
+          <w:bCs/>
+          <w:i w:val="false"/>
+          <w:iCs w:val="false"/>
+          <w:color w:val="C00000"/>
+          <w:sz w:val="32"/>
+          <w:szCs w:val="32"/>
+        </w:rPr>
+        <w:t xml:space="preserve">LA CAPACITÉ : LITRES ET CONVERSIONS</w:t>
+      </w:r>
+      <w:bookmarkEnd w:id="6"/>
     </w:p>
     <w:p>
       <w:pPr>
@@ -3053,469 +3299,7 @@
           <w:sz w:val="28"/>
           <w:szCs w:val="28"/>
         </w:rPr>
-        <w:t xml:space="preserve">Règle</w:t>
-      </w:r>
-    </w:p>
-    <w:p>
-      <w:pPr>
-        <w:shd w:fill="E8F5E9" w:val="clear"/>
-        <w:spacing w:after="110" w:line="300"/>
-        <w:jc w:val="both"/>
-      </w:pPr>
-      <w:r>
-        <w:rPr>
-          <w:rFonts w:ascii="Times New Roman" w:cs="Times New Roman" w:eastAsia="Times New Roman" w:hAnsi="Times New Roman"/>
-          <w:b/>
-          <w:bCs/>
-          <w:i w:val="false"/>
-          <w:iCs w:val="false"/>
-          <w:color w:val="000000"/>
-          <w:sz w:val="24"/>
-          <w:szCs w:val="24"/>
-        </w:rPr>
-        <w:t xml:space="preserve">t q kg hg dag g ; 1 t = 1 000 kg, 1 q = 100 kg, 1 kg = 1 000 g ; estimer avant de peser avec des repères (orange 200 g, seau 10 kg, zébu 400 kg).</w:t>
-      </w:r>
-    </w:p>
-    <w:p>
-      <w:pPr>
-        <w:shd w:fill="E3F2FD" w:val="clear"/>
-        <w:spacing w:after="110" w:line="300"/>
-        <w:jc w:val="both"/>
-      </w:pPr>
-      <w:r>
-        <w:rPr>
-          <w:rFonts w:ascii="Times New Roman" w:cs="Times New Roman" w:eastAsia="Times New Roman" w:hAnsi="Times New Roman"/>
-          <w:b w:val="false"/>
-          <w:bCs w:val="false"/>
-          <w:i w:val="false"/>
-          <w:iCs w:val="false"/>
-          <w:color w:val="1F4E79"/>
-          <w:sz w:val="24"/>
-          <w:szCs w:val="24"/>
-        </w:rPr>
-        <w:t xml:space="preserve">Le savais-tu ? Pendant 130 ans, le kilogramme du monde entier a été UN objet : un cylindre de métal précieux gardé sous trois cloches de verre près de Paris, le « grand K ».</w:t>
-      </w:r>
-    </w:p>
-    <w:p>
-      <w:pPr>
-        <w:shd w:fill="FFF8E1" w:val="clear"/>
-        <w:spacing w:after="110" w:line="300"/>
-        <w:jc w:val="both"/>
-      </w:pPr>
-      <w:r>
-        <w:rPr>
-          <w:rFonts w:ascii="Times New Roman" w:cs="Times New Roman" w:eastAsia="Times New Roman" w:hAnsi="Times New Roman"/>
-          <w:b w:val="false"/>
-          <w:bCs w:val="false"/>
-          <w:i w:val="false"/>
-          <w:iCs w:val="false"/>
-          <w:color w:val="000000"/>
-          <w:sz w:val="24"/>
-          <w:szCs w:val="24"/>
-        </w:rPr>
-        <w:t xml:space="preserve">Attention : Confondre les écarts : entre kg et g il y a TROIS colonnes (× 1 000), pas une ! 2,5 kg = 2 500 g, et non 250 g. Le quintal (100 kg) et la tonne (1 000 kg) se confondent aussi : un zébu pèse des quintaux, pas des tonnes.</w:t>
-      </w:r>
-    </w:p>
-    <w:p>
-      <w:pPr>
-        <w:spacing w:after="150" w:before="200"/>
-        <w:jc w:val="left"/>
-      </w:pPr>
-      <w:r>
-        <w:rPr>
-          <w:rFonts w:ascii="Times New Roman" w:cs="Times New Roman" w:eastAsia="Times New Roman" w:hAnsi="Times New Roman"/>
-          <w:b/>
-          <w:bCs/>
-          <w:i w:val="false"/>
-          <w:iCs w:val="false"/>
-          <w:color w:val="2E7D32"/>
-          <w:sz w:val="28"/>
-          <w:szCs w:val="28"/>
-        </w:rPr>
-        <w:t xml:space="preserve">EXERCICE</w:t>
-      </w:r>
-    </w:p>
-    <w:p>
-      <w:pPr>
-        <w:spacing w:after="110" w:line="300"/>
-        <w:jc w:val="both"/>
-      </w:pPr>
-      <w:r>
-        <w:rPr>
-          <w:rFonts w:ascii="Times New Roman" w:cs="Times New Roman" w:eastAsia="Times New Roman" w:hAnsi="Times New Roman"/>
-          <w:b w:val="false"/>
-          <w:bCs w:val="false"/>
-          <w:i w:val="false"/>
-          <w:iCs w:val="false"/>
-          <w:color w:val="000000"/>
-          <w:sz w:val="24"/>
-          <w:szCs w:val="24"/>
-        </w:rPr>
-        <w:t xml:space="preserve">1. Convertis : a) 4 kg en g ; b) 2 500 g en kg ; d) 3 t en kg ; e) 5 q en kg.</w:t>
-      </w:r>
-    </w:p>
-    <w:p>
-      <w:pPr>
-        <w:spacing w:after="110" w:line="300"/>
-        <w:jc w:val="both"/>
-      </w:pPr>
-      <w:r>
-        <w:rPr>
-          <w:rFonts w:ascii="Times New Roman" w:cs="Times New Roman" w:eastAsia="Times New Roman" w:hAnsi="Times New Roman"/>
-          <w:b w:val="false"/>
-          <w:bCs w:val="false"/>
-          <w:i w:val="false"/>
-          <w:iCs w:val="false"/>
-          <w:color w:val="000000"/>
-          <w:sz w:val="24"/>
-          <w:szCs w:val="24"/>
-        </w:rPr>
-        <w:t xml:space="preserve">2. Choisis l’unité (g, kg, q ou t) : a) une gomme ; b) un sac de riz du marché ; d) un zébu ; e) un camion chargé.</w:t>
-      </w:r>
-    </w:p>
-    <w:p>
-      <w:pPr>
-        <w:spacing w:after="110" w:line="300"/>
-        <w:jc w:val="both"/>
-      </w:pPr>
-      <w:r>
-        <w:rPr>
-          <w:rFonts w:ascii="Times New Roman" w:cs="Times New Roman" w:eastAsia="Times New Roman" w:hAnsi="Times New Roman"/>
-          <w:b w:val="false"/>
-          <w:bCs w:val="false"/>
-          <w:i w:val="false"/>
-          <w:iCs w:val="false"/>
-          <w:color w:val="000000"/>
-          <w:sz w:val="24"/>
-          <w:szCs w:val="24"/>
-        </w:rPr>
-        <w:t xml:space="preserve">3. La coopérative stocke 2,4 t de riz. a) Convertis en kg. b) On remplit des sacs de 50 kg : combien de sacs ? d) Un client achète 6 sacs : quelle masse en kg ? e) Exprime le reste du stock en tonnes.</w:t>
-      </w:r>
-    </w:p>
-    <w:p>
-      <w:pPr>
-        <w:spacing w:after="110" w:line="300"/>
-        <w:jc w:val="both"/>
-      </w:pPr>
-      <w:r>
-        <w:rPr>
-          <w:rFonts w:ascii="Times New Roman" w:cs="Times New Roman" w:eastAsia="Times New Roman" w:hAnsi="Times New Roman"/>
-          <w:b w:val="false"/>
-          <w:bCs w:val="false"/>
-          <w:i w:val="false"/>
-          <w:iCs w:val="false"/>
-          <w:color w:val="000000"/>
-          <w:sz w:val="24"/>
-          <w:szCs w:val="24"/>
-        </w:rPr>
-        <w:t xml:space="preserve">4. Convertis : a) 3 kg en g ; b) 4 500 g en kg ; d) 2 t en kg ; e) 750 g + 250 g, en kg.</w:t>
-      </w:r>
-    </w:p>
-    <w:p>
-      <w:pPr>
-        <w:spacing w:after="110" w:line="300"/>
-        <w:jc w:val="both"/>
-      </w:pPr>
-      <w:r>
-        <w:rPr>
-          <w:rFonts w:ascii="Times New Roman" w:cs="Times New Roman" w:eastAsia="Times New Roman" w:hAnsi="Times New Roman"/>
-          <w:b w:val="false"/>
-          <w:bCs w:val="false"/>
-          <w:i w:val="false"/>
-          <w:iCs w:val="false"/>
-          <w:color w:val="000000"/>
-          <w:sz w:val="24"/>
-          <w:szCs w:val="24"/>
-        </w:rPr>
-        <w:t xml:space="preserve">5. Choisis l’unité qui convient (g, kg ou t) : a) la masse d’un zébu ; b) d’une orange ; d) d’un sac de riz ; e) d’un camion chargé.</w:t>
-      </w:r>
-    </w:p>
-    <w:p>
-      <w:pPr>
-        <w:spacing w:after="110" w:line="300"/>
-        <w:jc w:val="both"/>
-      </w:pPr>
-      <w:r>
-        <w:rPr>
-          <w:rFonts w:ascii="Times New Roman" w:cs="Times New Roman" w:eastAsia="Times New Roman" w:hAnsi="Times New Roman"/>
-          <w:b w:val="false"/>
-          <w:bCs w:val="false"/>
-          <w:i w:val="false"/>
-          <w:iCs w:val="false"/>
-          <w:color w:val="000000"/>
-          <w:sz w:val="24"/>
-          <w:szCs w:val="24"/>
-        </w:rPr>
-        <w:t xml:space="preserve">6. Défi CEPE — Une marchande achète 25 kg de sucre pour 110 000 Ar et prépare des sachets de 500 g. a) Convertis 25 kg en grammes. b) Combien de sachets obtient-elle ? d) Elle vend chaque sachet 2 500 Ar : quelle est sa recette totale ? e) Quel est son bénéfice ?</w:t>
-      </w:r>
-    </w:p>
-    <w:p>
-      <w:pPr>
-        <w:spacing w:after="150" w:before="200"/>
-        <w:jc w:val="left"/>
-      </w:pPr>
-      <w:r>
-        <w:rPr>
-          <w:rFonts w:ascii="Times New Roman" w:cs="Times New Roman" w:eastAsia="Times New Roman" w:hAnsi="Times New Roman"/>
-          <w:b/>
-          <w:bCs/>
-          <w:i w:val="false"/>
-          <w:iCs w:val="false"/>
-          <w:color w:val="2E7D32"/>
-          <w:sz w:val="28"/>
-          <w:szCs w:val="28"/>
-        </w:rPr>
-        <w:t xml:space="preserve">Correction</w:t>
-      </w:r>
-    </w:p>
-    <w:p>
-      <w:pPr>
-        <w:spacing w:after="80"/>
-      </w:pPr>
-      <w:r>
-        <w:rPr>
-          <w:rFonts w:ascii="Times New Roman" w:cs="Times New Roman" w:eastAsia="Times New Roman" w:hAnsi="Times New Roman"/>
-          <w:b/>
-          <w:bCs/>
-          <w:i w:val="false"/>
-          <w:iCs w:val="false"/>
-          <w:color w:val="C2185B"/>
-          <w:sz w:val="24"/>
-          <w:szCs w:val="24"/>
-        </w:rPr>
-        <w:t xml:space="preserve">1. </w:t>
-      </w:r>
-      <w:r>
-        <w:rPr>
-          <w:rFonts w:ascii="Times New Roman" w:cs="Times New Roman" w:eastAsia="Times New Roman" w:hAnsi="Times New Roman"/>
-          <w:b w:val="false"/>
-          <w:bCs w:val="false"/>
-          <w:i w:val="false"/>
-          <w:iCs w:val="false"/>
-          <w:color w:val="000000"/>
-          <w:sz w:val="24"/>
-          <w:szCs w:val="24"/>
-        </w:rPr>
-        <w:t xml:space="preserve">a) 4 000 g ; b) 2,5 kg ; d) 3 000 kg ; e) 500 kg.</w:t>
-      </w:r>
-    </w:p>
-    <w:p>
-      <w:pPr>
-        <w:spacing w:after="80"/>
-      </w:pPr>
-      <w:r>
-        <w:rPr>
-          <w:rFonts w:ascii="Times New Roman" w:cs="Times New Roman" w:eastAsia="Times New Roman" w:hAnsi="Times New Roman"/>
-          <w:b/>
-          <w:bCs/>
-          <w:i w:val="false"/>
-          <w:iCs w:val="false"/>
-          <w:color w:val="C2185B"/>
-          <w:sz w:val="24"/>
-          <w:szCs w:val="24"/>
-        </w:rPr>
-        <w:t xml:space="preserve">2. </w:t>
-      </w:r>
-      <w:r>
-        <w:rPr>
-          <w:rFonts w:ascii="Times New Roman" w:cs="Times New Roman" w:eastAsia="Times New Roman" w:hAnsi="Times New Roman"/>
-          <w:b w:val="false"/>
-          <w:bCs w:val="false"/>
-          <w:i w:val="false"/>
-          <w:iCs w:val="false"/>
-          <w:color w:val="000000"/>
-          <w:sz w:val="24"/>
-          <w:szCs w:val="24"/>
-        </w:rPr>
-        <w:t xml:space="preserve">a) g (≈ 20 g) ; b) kg ; d) q (3 à 5 q) ; e) t.</w:t>
-      </w:r>
-    </w:p>
-    <w:p>
-      <w:pPr>
-        <w:spacing w:after="80"/>
-      </w:pPr>
-      <w:r>
-        <w:rPr>
-          <w:rFonts w:ascii="Times New Roman" w:cs="Times New Roman" w:eastAsia="Times New Roman" w:hAnsi="Times New Roman"/>
-          <w:b/>
-          <w:bCs/>
-          <w:i w:val="false"/>
-          <w:iCs w:val="false"/>
-          <w:color w:val="C2185B"/>
-          <w:sz w:val="24"/>
-          <w:szCs w:val="24"/>
-        </w:rPr>
-        <w:t xml:space="preserve">3. </w:t>
-      </w:r>
-      <w:r>
-        <w:rPr>
-          <w:rFonts w:ascii="Times New Roman" w:cs="Times New Roman" w:eastAsia="Times New Roman" w:hAnsi="Times New Roman"/>
-          <w:b w:val="false"/>
-          <w:bCs w:val="false"/>
-          <w:i w:val="false"/>
-          <w:iCs w:val="false"/>
-          <w:color w:val="000000"/>
-          <w:sz w:val="24"/>
-          <w:szCs w:val="24"/>
-        </w:rPr>
-        <w:t xml:space="preserve">a) 2 400 kg ; b) 2 400 ÷ 50 = 48 sacs ; d) 300 kg ; e) 2 400 − 300 = 2 100 kg = 2,1 t.</w:t>
-      </w:r>
-    </w:p>
-    <w:p>
-      <w:pPr>
-        <w:spacing w:after="80"/>
-      </w:pPr>
-      <w:r>
-        <w:rPr>
-          <w:rFonts w:ascii="Times New Roman" w:cs="Times New Roman" w:eastAsia="Times New Roman" w:hAnsi="Times New Roman"/>
-          <w:b/>
-          <w:bCs/>
-          <w:i w:val="false"/>
-          <w:iCs w:val="false"/>
-          <w:color w:val="C2185B"/>
-          <w:sz w:val="24"/>
-          <w:szCs w:val="24"/>
-        </w:rPr>
-        <w:t xml:space="preserve">4. </w:t>
-      </w:r>
-      <w:r>
-        <w:rPr>
-          <w:rFonts w:ascii="Times New Roman" w:cs="Times New Roman" w:eastAsia="Times New Roman" w:hAnsi="Times New Roman"/>
-          <w:b w:val="false"/>
-          <w:bCs w:val="false"/>
-          <w:i w:val="false"/>
-          <w:iCs w:val="false"/>
-          <w:color w:val="000000"/>
-          <w:sz w:val="24"/>
-          <w:szCs w:val="24"/>
-        </w:rPr>
-        <w:t xml:space="preserve">a) 3 000 g ; b) 4,5 kg ; d) 2 000 kg ; e) 1 000 g = 1 kg.</w:t>
-      </w:r>
-    </w:p>
-    <w:p>
-      <w:pPr>
-        <w:spacing w:after="80"/>
-      </w:pPr>
-      <w:r>
-        <w:rPr>
-          <w:rFonts w:ascii="Times New Roman" w:cs="Times New Roman" w:eastAsia="Times New Roman" w:hAnsi="Times New Roman"/>
-          <w:b/>
-          <w:bCs/>
-          <w:i w:val="false"/>
-          <w:iCs w:val="false"/>
-          <w:color w:val="C2185B"/>
-          <w:sz w:val="24"/>
-          <w:szCs w:val="24"/>
-        </w:rPr>
-        <w:t xml:space="preserve">5. </w:t>
-      </w:r>
-      <w:r>
-        <w:rPr>
-          <w:rFonts w:ascii="Times New Roman" w:cs="Times New Roman" w:eastAsia="Times New Roman" w:hAnsi="Times New Roman"/>
-          <w:b w:val="false"/>
-          <w:bCs w:val="false"/>
-          <w:i w:val="false"/>
-          <w:iCs w:val="false"/>
-          <w:color w:val="000000"/>
-          <w:sz w:val="24"/>
-          <w:szCs w:val="24"/>
-        </w:rPr>
-        <w:t xml:space="preserve">a) en kg (300 à 400 kg environ) ; b) en g ; d) en kg ; e) en t.</w:t>
-      </w:r>
-    </w:p>
-    <w:p>
-      <w:pPr>
-        <w:spacing w:after="80"/>
-      </w:pPr>
-      <w:r>
-        <w:rPr>
-          <w:rFonts w:ascii="Times New Roman" w:cs="Times New Roman" w:eastAsia="Times New Roman" w:hAnsi="Times New Roman"/>
-          <w:b/>
-          <w:bCs/>
-          <w:i w:val="false"/>
-          <w:iCs w:val="false"/>
-          <w:color w:val="C2185B"/>
-          <w:sz w:val="24"/>
-          <w:szCs w:val="24"/>
-        </w:rPr>
-        <w:t xml:space="preserve">6. </w:t>
-      </w:r>
-      <w:r>
-        <w:rPr>
-          <w:rFonts w:ascii="Times New Roman" w:cs="Times New Roman" w:eastAsia="Times New Roman" w:hAnsi="Times New Roman"/>
-          <w:b w:val="false"/>
-          <w:bCs w:val="false"/>
-          <w:i w:val="false"/>
-          <w:iCs w:val="false"/>
-          <w:color w:val="000000"/>
-          <w:sz w:val="24"/>
-          <w:szCs w:val="24"/>
-        </w:rPr>
-        <w:t xml:space="preserve">a) 25 000 g ; b) 25 000 ÷ 500 = 50 sachets ; d) 50 × 2 500 = 125 000 Ar ; e) 125 000 − 110 000 = 15 000 Ar.</w:t>
-      </w:r>
-    </w:p>
-    <w:p>
-      <w:r>
-        <w:br w:type="page"/>
-      </w:r>
-    </w:p>
-    <w:p>
-      <w:pPr>
-        <w:spacing w:after="80" w:before="120"/>
-        <w:jc w:val="center"/>
-      </w:pPr>
-      <w:r>
-        <w:rPr>
-          <w:rFonts w:ascii="Times New Roman" w:cs="Times New Roman" w:eastAsia="Times New Roman" w:hAnsi="Times New Roman"/>
-          <w:b/>
-          <w:bCs/>
-          <w:i w:val="false"/>
-          <w:iCs w:val="false"/>
-          <w:color w:val="E7E6E6"/>
-          <w:sz w:val="22"/>
-          <w:szCs w:val="22"/>
-        </w:rPr>
-        <w:t xml:space="preserve">MATHÉMATIQUES — T5</w:t>
-      </w:r>
-    </w:p>
-    <w:p>
-      <w:pPr>
-        <w:spacing w:after="150" w:before="200"/>
-        <w:jc w:val="center"/>
-      </w:pPr>
-      <w:bookmarkStart w:name="u5_l5" w:id="6"/>
-      <w:r>
-        <w:rPr>
-          <w:rFonts w:ascii="Times New Roman" w:cs="Times New Roman" w:eastAsia="Times New Roman" w:hAnsi="Times New Roman"/>
-          <w:b/>
-          <w:bCs/>
-          <w:i w:val="false"/>
-          <w:iCs w:val="false"/>
-          <w:color w:val="C00000"/>
-          <w:sz w:val="32"/>
-          <w:szCs w:val="32"/>
-        </w:rPr>
-        <w:t xml:space="preserve">LA CAPACITÉ : LITRES ET CONVERSIONS</w:t>
-      </w:r>
-      <w:bookmarkEnd w:id="6"/>
-    </w:p>
-    <w:p>
-      <w:pPr>
-        <w:spacing w:after="150" w:before="200"/>
-        <w:jc w:val="left"/>
-      </w:pPr>
-      <w:r>
-        <w:rPr>
-          <w:rFonts w:ascii="Times New Roman" w:cs="Times New Roman" w:eastAsia="Times New Roman" w:hAnsi="Times New Roman"/>
-          <w:b/>
-          <w:bCs/>
-          <w:i w:val="false"/>
-          <w:iCs w:val="false"/>
-          <w:color w:val="2E7D32"/>
-          <w:sz w:val="28"/>
-          <w:szCs w:val="28"/>
-        </w:rPr>
-        <w:t xml:space="preserve">1. Unités de capacité ; lien capacité-masse</w:t>
+        <w:t xml:space="preserve">Unités de capacité ; lien capacité-masse</w:t>
       </w:r>
     </w:p>
     <w:p>
@@ -3604,6 +3388,146 @@
     </w:p>
     <w:p>
       <w:pPr>
+        <w:spacing w:after="130" w:before="100" w:line="300"/>
+        <w:jc w:val="both"/>
+      </w:pPr>
+      <w:r>
+        <w:rPr>
+          <w:rFonts w:ascii="Times New Roman" w:cs="Times New Roman" w:eastAsia="Times New Roman" w:hAnsi="Times New Roman"/>
+          <w:b w:val="false"/>
+          <w:bCs w:val="false"/>
+          <w:i/>
+          <w:iCs/>
+          <w:color w:val="000000"/>
+          <w:sz w:val="24"/>
+          <w:szCs w:val="24"/>
+          <w:u w:val="single"/>
+        </w:rPr>
+        <w:t xml:space="preserve">2,5 L = 250 cL ; 500 mL = 0,5 L ; une citerne de 1 500 L d’eau pèse 1 500 kg = 1,5 t.</w:t>
+      </w:r>
+    </w:p>
+    <w:p>
+      <w:pPr>
+        <w:spacing w:after="55" w:line="300"/>
+        <w:ind w:left="260"/>
+        <w:jc w:val="both"/>
+      </w:pPr>
+      <w:r>
+        <w:rPr>
+          <w:rFonts w:ascii="Times New Roman" w:cs="Times New Roman" w:eastAsia="Times New Roman" w:hAnsi="Times New Roman"/>
+          <w:b w:val="false"/>
+          <w:bCs w:val="false"/>
+          <w:i w:val="false"/>
+          <w:iCs w:val="false"/>
+          <w:color w:val="000000"/>
+          <w:sz w:val="24"/>
+          <w:szCs w:val="24"/>
+        </w:rPr>
+        <w:t xml:space="preserve">1. Estimer la capacité avec un repère (verre, bouteille, seau, bidon).</w:t>
+      </w:r>
+    </w:p>
+    <w:p>
+      <w:pPr>
+        <w:spacing w:after="55" w:line="300"/>
+        <w:ind w:left="260"/>
+        <w:jc w:val="both"/>
+      </w:pPr>
+      <w:r>
+        <w:rPr>
+          <w:rFonts w:ascii="Times New Roman" w:cs="Times New Roman" w:eastAsia="Times New Roman" w:hAnsi="Times New Roman"/>
+          <w:b w:val="false"/>
+          <w:bCs w:val="false"/>
+          <w:i w:val="false"/>
+          <w:iCs w:val="false"/>
+          <w:color w:val="000000"/>
+          <w:sz w:val="24"/>
+          <w:szCs w:val="24"/>
+        </w:rPr>
+        <w:t xml:space="preserve">2. Convertir au tableau, un chiffre par colonne.</w:t>
+      </w:r>
+    </w:p>
+    <w:p>
+      <w:pPr>
+        <w:spacing w:after="55" w:line="300"/>
+        <w:ind w:left="260"/>
+        <w:jc w:val="both"/>
+      </w:pPr>
+      <w:r>
+        <w:rPr>
+          <w:rFonts w:ascii="Times New Roman" w:cs="Times New Roman" w:eastAsia="Times New Roman" w:hAnsi="Times New Roman"/>
+          <w:b w:val="false"/>
+          <w:bCs w:val="false"/>
+          <w:i w:val="false"/>
+          <w:iCs w:val="false"/>
+          <w:color w:val="000000"/>
+          <w:sz w:val="24"/>
+          <w:szCs w:val="24"/>
+        </w:rPr>
+        <w:t xml:space="preserve">3. Pour l’eau, traduire les litres en kg (même nombre) si le problème parle de masse.</w:t>
+      </w:r>
+    </w:p>
+    <w:p>
+      <w:pPr>
+        <w:shd w:fill="E8F5E9" w:val="clear"/>
+        <w:spacing w:after="110" w:line="300"/>
+        <w:jc w:val="both"/>
+      </w:pPr>
+      <w:r>
+        <w:rPr>
+          <w:rFonts w:ascii="Times New Roman" w:cs="Times New Roman" w:eastAsia="Times New Roman" w:hAnsi="Times New Roman"/>
+          <w:b/>
+          <w:bCs/>
+          <w:i w:val="false"/>
+          <w:iCs w:val="false"/>
+          <w:color w:val="000000"/>
+          <w:sz w:val="24"/>
+          <w:szCs w:val="24"/>
+        </w:rPr>
+        <w:t xml:space="preserve">hL daL L dL cL mL ; 1 L = 100 cL = 1 000 mL ; repères (verre 20 cL, seau 10 L, bidon 20 L) ; eau : 1 L = 1 kg, 1 000 L = 1 t.</w:t>
+      </w:r>
+    </w:p>
+    <w:p>
+      <w:pPr>
+        <w:shd w:fill="E3F2FD" w:val="clear"/>
+        <w:spacing w:after="110" w:line="300"/>
+        <w:jc w:val="both"/>
+      </w:pPr>
+      <w:r>
+        <w:rPr>
+          <w:rFonts w:ascii="Times New Roman" w:cs="Times New Roman" w:eastAsia="Times New Roman" w:hAnsi="Times New Roman"/>
+          <w:b w:val="false"/>
+          <w:bCs w:val="false"/>
+          <w:i w:val="false"/>
+          <w:iCs w:val="false"/>
+          <w:color w:val="1F4E79"/>
+          <w:sz w:val="24"/>
+          <w:szCs w:val="24"/>
+        </w:rPr>
+        <w:t xml:space="preserve">Le savais-tu ? Ton corps est un vrai réservoir : il contient environ 35 litres d’eau pour un adulte — près de 60 % de sa masse ! Et le zébu qui rentre du pâturage peut boire plus de 40 L d’un coup : deux bidons jaunes entiers, soit 40 kg d’eau avalés en quelques minutes.</w:t>
+      </w:r>
+    </w:p>
+    <w:p>
+      <w:pPr>
+        <w:shd w:fill="FFF8E1" w:val="clear"/>
+        <w:spacing w:after="110" w:line="300"/>
+        <w:jc w:val="both"/>
+      </w:pPr>
+      <w:r>
+        <w:rPr>
+          <w:rFonts w:ascii="Times New Roman" w:cs="Times New Roman" w:eastAsia="Times New Roman" w:hAnsi="Times New Roman"/>
+          <w:b w:val="false"/>
+          <w:bCs w:val="false"/>
+          <w:i w:val="false"/>
+          <w:iCs w:val="false"/>
+          <w:color w:val="000000"/>
+          <w:sz w:val="24"/>
+          <w:szCs w:val="24"/>
+        </w:rPr>
+        <w:t xml:space="preserve">Attention : Étendre « 1 L = 1 kg » à tous les liquides : un litre d’huile ne pèse PAS 1 kg ! Le pont litre-kilo est réservé à l’eau.</w:t>
+      </w:r>
+    </w:p>
+    <w:p>
+      <w:pPr>
         <w:spacing w:after="150" w:before="200"/>
         <w:jc w:val="left"/>
       </w:pPr>
@@ -3618,27 +3542,121 @@
           <w:sz w:val="28"/>
           <w:szCs w:val="28"/>
         </w:rPr>
-        <w:t xml:space="preserve">2. Exemple</w:t>
-      </w:r>
-    </w:p>
-    <w:p>
-      <w:pPr>
-        <w:shd w:fill="E8F5E9" w:val="clear"/>
-        <w:spacing w:after="110" w:line="300"/>
-        <w:jc w:val="both"/>
-      </w:pPr>
-      <w:r>
-        <w:rPr>
-          <w:rFonts w:ascii="Times New Roman" w:cs="Times New Roman" w:eastAsia="Times New Roman" w:hAnsi="Times New Roman"/>
-          <w:b/>
-          <w:bCs/>
-          <w:i w:val="false"/>
-          <w:iCs w:val="false"/>
-          <w:color w:val="000000"/>
-          <w:sz w:val="24"/>
-          <w:szCs w:val="24"/>
-        </w:rPr>
-        <w:t xml:space="preserve">2,5 L = 250 cL ; 500 mL = 0,5 L ; une citerne de 1 500 L d’eau pèse 1 500 kg = 1,5 t.</w:t>
+        <w:t xml:space="preserve">EXERCICE</w:t>
+      </w:r>
+    </w:p>
+    <w:p>
+      <w:pPr>
+        <w:spacing w:after="110" w:line="300"/>
+        <w:jc w:val="both"/>
+      </w:pPr>
+      <w:r>
+        <w:rPr>
+          <w:rFonts w:ascii="Times New Roman" w:cs="Times New Roman" w:eastAsia="Times New Roman" w:hAnsi="Times New Roman"/>
+          <w:b w:val="false"/>
+          <w:bCs w:val="false"/>
+          <w:i w:val="false"/>
+          <w:iCs w:val="false"/>
+          <w:color w:val="000000"/>
+          <w:sz w:val="24"/>
+          <w:szCs w:val="24"/>
+        </w:rPr>
+        <w:t xml:space="preserve">1. Convertis : a) 3 L en cL ; b) 1 500 mL en L ; d) 2 hL en L ; e) 25 cL en mL.</w:t>
+      </w:r>
+    </w:p>
+    <w:p>
+      <w:pPr>
+        <w:spacing w:after="110" w:line="300"/>
+        <w:jc w:val="both"/>
+      </w:pPr>
+      <w:r>
+        <w:rPr>
+          <w:rFonts w:ascii="Times New Roman" w:cs="Times New Roman" w:eastAsia="Times New Roman" w:hAnsi="Times New Roman"/>
+          <w:b w:val="false"/>
+          <w:bCs w:val="false"/>
+          <w:i w:val="false"/>
+          <w:iCs w:val="false"/>
+          <w:color w:val="000000"/>
+          <w:sz w:val="24"/>
+          <w:szCs w:val="24"/>
+        </w:rPr>
+        <w:t xml:space="preserve">2. Choisis l’unité (mL, cL, L ou hL) : a) une cuillère de sirop ; b) un verre de jus ; d) un seau ; e) la citerne de l’école.</w:t>
+      </w:r>
+    </w:p>
+    <w:p>
+      <w:pPr>
+        <w:spacing w:after="110" w:line="300"/>
+        <w:jc w:val="both"/>
+      </w:pPr>
+      <w:r>
+        <w:rPr>
+          <w:rFonts w:ascii="Times New Roman" w:cs="Times New Roman" w:eastAsia="Times New Roman" w:hAnsi="Times New Roman"/>
+          <w:b w:val="false"/>
+          <w:bCs w:val="false"/>
+          <w:i w:val="false"/>
+          <w:iCs w:val="false"/>
+          <w:color w:val="000000"/>
+          <w:sz w:val="24"/>
+          <w:szCs w:val="24"/>
+        </w:rPr>
+        <w:t xml:space="preserve">3. Hanta remplit des bouteilles de 1,5 L au bidon de 20 L. a) Combien de bouteilles pleines ? b) Que reste-t-il dans le bidon ? d) Combien pèse l’eau du bidon plein ? e) Combien pèsent 1 000 L d’eau ? Donne l’unité la mieux adaptée.</w:t>
+      </w:r>
+    </w:p>
+    <w:p>
+      <w:pPr>
+        <w:spacing w:after="110" w:line="300"/>
+        <w:jc w:val="both"/>
+      </w:pPr>
+      <w:r>
+        <w:rPr>
+          <w:rFonts w:ascii="Times New Roman" w:cs="Times New Roman" w:eastAsia="Times New Roman" w:hAnsi="Times New Roman"/>
+          <w:b w:val="false"/>
+          <w:bCs w:val="false"/>
+          <w:i w:val="false"/>
+          <w:iCs w:val="false"/>
+          <w:color w:val="000000"/>
+          <w:sz w:val="24"/>
+          <w:szCs w:val="24"/>
+        </w:rPr>
+        <w:t xml:space="preserve">4. Convertis : a) 3 L en cL ; b) 250 cL en L ; d) 5 L en mL ; e) 1 500 mL en L.</w:t>
+      </w:r>
+    </w:p>
+    <w:p>
+      <w:pPr>
+        <w:spacing w:after="110" w:line="300"/>
+        <w:jc w:val="both"/>
+      </w:pPr>
+      <w:r>
+        <w:rPr>
+          <w:rFonts w:ascii="Times New Roman" w:cs="Times New Roman" w:eastAsia="Times New Roman" w:hAnsi="Times New Roman"/>
+          <w:b w:val="false"/>
+          <w:bCs w:val="false"/>
+          <w:i w:val="false"/>
+          <w:iCs w:val="false"/>
+          <w:color w:val="000000"/>
+          <w:sz w:val="24"/>
+          <w:szCs w:val="24"/>
+        </w:rPr>
+        <w:t xml:space="preserve">5. Une bouteille contient 1,5 L de jus. a) Convertis en centilitres. b) Combien de verres de 25 cL peut-on remplir ? d) On a déjà servi 4 verres : quel volume a été servi ? e) Exprime ce volume servi en litres.</w:t>
+      </w:r>
+    </w:p>
+    <w:p>
+      <w:pPr>
+        <w:spacing w:after="110" w:line="300"/>
+        <w:jc w:val="both"/>
+      </w:pPr>
+      <w:r>
+        <w:rPr>
+          <w:rFonts w:ascii="Times New Roman" w:cs="Times New Roman" w:eastAsia="Times New Roman" w:hAnsi="Times New Roman"/>
+          <w:b w:val="false"/>
+          <w:bCs w:val="false"/>
+          <w:i w:val="false"/>
+          <w:iCs w:val="false"/>
+          <w:color w:val="000000"/>
+          <w:sz w:val="24"/>
+          <w:szCs w:val="24"/>
+        </w:rPr>
+        <w:t xml:space="preserve">6. Défi CEPE — Un fût contient 200 L d’eau ; un arrosoir contient 12,5 L. a) Combien d’arrosoirs pleins peut-on remplir ? b) Vérifie ta réponse par une multiplication. d) On utilise 4 arrosoirs par jour : en combien de jours vide-t-on le fût ? e) Quel volume reste-t-il après 3 jours ?</w:t>
       </w:r>
     </w:p>
     <w:p>
@@ -3657,65 +3675,239 @@
           <w:sz w:val="28"/>
           <w:szCs w:val="28"/>
         </w:rPr>
-        <w:t xml:space="preserve">3. Méthode</w:t>
-      </w:r>
-    </w:p>
-    <w:p>
-      <w:pPr>
-        <w:spacing w:after="55" w:line="300"/>
-        <w:jc w:val="both"/>
-      </w:pPr>
-      <w:r>
-        <w:rPr>
-          <w:rFonts w:ascii="Times New Roman" w:cs="Times New Roman" w:eastAsia="Times New Roman" w:hAnsi="Times New Roman"/>
-          <w:b w:val="false"/>
-          <w:bCs w:val="false"/>
-          <w:i w:val="false"/>
-          <w:iCs w:val="false"/>
-          <w:color w:val="000000"/>
-          <w:sz w:val="24"/>
-          <w:szCs w:val="24"/>
-        </w:rPr>
-        <w:t xml:space="preserve">1. Estimer la capacité avec un repère (verre, bouteille, seau, bidon).</w:t>
-      </w:r>
-    </w:p>
-    <w:p>
-      <w:pPr>
-        <w:spacing w:after="55" w:line="300"/>
-        <w:jc w:val="both"/>
-      </w:pPr>
-      <w:r>
-        <w:rPr>
-          <w:rFonts w:ascii="Times New Roman" w:cs="Times New Roman" w:eastAsia="Times New Roman" w:hAnsi="Times New Roman"/>
-          <w:b w:val="false"/>
-          <w:bCs w:val="false"/>
-          <w:i w:val="false"/>
-          <w:iCs w:val="false"/>
-          <w:color w:val="000000"/>
-          <w:sz w:val="24"/>
-          <w:szCs w:val="24"/>
-        </w:rPr>
-        <w:t xml:space="preserve">2. Convertir au tableau, un chiffre par colonne.</w:t>
-      </w:r>
-    </w:p>
-    <w:p>
-      <w:pPr>
-        <w:spacing w:after="55" w:line="300"/>
-        <w:jc w:val="both"/>
-      </w:pPr>
-      <w:r>
-        <w:rPr>
-          <w:rFonts w:ascii="Times New Roman" w:cs="Times New Roman" w:eastAsia="Times New Roman" w:hAnsi="Times New Roman"/>
-          <w:b w:val="false"/>
-          <w:bCs w:val="false"/>
-          <w:i w:val="false"/>
-          <w:iCs w:val="false"/>
-          <w:color w:val="000000"/>
-          <w:sz w:val="24"/>
-          <w:szCs w:val="24"/>
-        </w:rPr>
-        <w:t xml:space="preserve">3. Pour l’eau, traduire les litres en kg (même nombre) si le problème parle de masse.</w:t>
-      </w:r>
+        <w:t xml:space="preserve">Correction</w:t>
+      </w:r>
+    </w:p>
+    <w:p>
+      <w:pPr>
+        <w:spacing w:after="80"/>
+      </w:pPr>
+      <w:r>
+        <w:rPr>
+          <w:rFonts w:ascii="Times New Roman" w:cs="Times New Roman" w:eastAsia="Times New Roman" w:hAnsi="Times New Roman"/>
+          <w:b/>
+          <w:bCs/>
+          <w:i w:val="false"/>
+          <w:iCs w:val="false"/>
+          <w:color w:val="C2185B"/>
+          <w:sz w:val="24"/>
+          <w:szCs w:val="24"/>
+        </w:rPr>
+        <w:t xml:space="preserve">1. </w:t>
+      </w:r>
+      <w:r>
+        <w:rPr>
+          <w:rFonts w:ascii="Times New Roman" w:cs="Times New Roman" w:eastAsia="Times New Roman" w:hAnsi="Times New Roman"/>
+          <w:b w:val="false"/>
+          <w:bCs w:val="false"/>
+          <w:i w:val="false"/>
+          <w:iCs w:val="false"/>
+          <w:color w:val="000000"/>
+          <w:sz w:val="24"/>
+          <w:szCs w:val="24"/>
+        </w:rPr>
+        <w:t xml:space="preserve">a) 300 cL ; b) 1,5 L ; d) 200 L ; e) 250 mL.</w:t>
+      </w:r>
+    </w:p>
+    <w:p>
+      <w:pPr>
+        <w:spacing w:after="80"/>
+      </w:pPr>
+      <w:r>
+        <w:rPr>
+          <w:rFonts w:ascii="Times New Roman" w:cs="Times New Roman" w:eastAsia="Times New Roman" w:hAnsi="Times New Roman"/>
+          <w:b/>
+          <w:bCs/>
+          <w:i w:val="false"/>
+          <w:iCs w:val="false"/>
+          <w:color w:val="C2185B"/>
+          <w:sz w:val="24"/>
+          <w:szCs w:val="24"/>
+        </w:rPr>
+        <w:t xml:space="preserve">2. </w:t>
+      </w:r>
+      <w:r>
+        <w:rPr>
+          <w:rFonts w:ascii="Times New Roman" w:cs="Times New Roman" w:eastAsia="Times New Roman" w:hAnsi="Times New Roman"/>
+          <w:b w:val="false"/>
+          <w:bCs w:val="false"/>
+          <w:i w:val="false"/>
+          <w:iCs w:val="false"/>
+          <w:color w:val="000000"/>
+          <w:sz w:val="24"/>
+          <w:szCs w:val="24"/>
+        </w:rPr>
+        <w:t xml:space="preserve">a) mL ; b) cL ; d) L ; e) hL.</w:t>
+      </w:r>
+    </w:p>
+    <w:p>
+      <w:pPr>
+        <w:spacing w:after="80"/>
+      </w:pPr>
+      <w:r>
+        <w:rPr>
+          <w:rFonts w:ascii="Times New Roman" w:cs="Times New Roman" w:eastAsia="Times New Roman" w:hAnsi="Times New Roman"/>
+          <w:b/>
+          <w:bCs/>
+          <w:i w:val="false"/>
+          <w:iCs w:val="false"/>
+          <w:color w:val="C2185B"/>
+          <w:sz w:val="24"/>
+          <w:szCs w:val="24"/>
+        </w:rPr>
+        <w:t xml:space="preserve">3. </w:t>
+      </w:r>
+      <w:r>
+        <w:rPr>
+          <w:rFonts w:ascii="Times New Roman" w:cs="Times New Roman" w:eastAsia="Times New Roman" w:hAnsi="Times New Roman"/>
+          <w:b w:val="false"/>
+          <w:bCs w:val="false"/>
+          <w:i w:val="false"/>
+          <w:iCs w:val="false"/>
+          <w:color w:val="000000"/>
+          <w:sz w:val="24"/>
+          <w:szCs w:val="24"/>
+        </w:rPr>
+        <w:t xml:space="preserve">a) 20 ÷ 1,5 → 13 bouteilles pleines ; b) 20 − 13 × 1,5 = 0,5 L ; d) 20 kg ; e) 1 000 kg = 1 tonne.</w:t>
+      </w:r>
+    </w:p>
+    <w:p>
+      <w:pPr>
+        <w:spacing w:after="80"/>
+      </w:pPr>
+      <w:r>
+        <w:rPr>
+          <w:rFonts w:ascii="Times New Roman" w:cs="Times New Roman" w:eastAsia="Times New Roman" w:hAnsi="Times New Roman"/>
+          <w:b/>
+          <w:bCs/>
+          <w:i w:val="false"/>
+          <w:iCs w:val="false"/>
+          <w:color w:val="C2185B"/>
+          <w:sz w:val="24"/>
+          <w:szCs w:val="24"/>
+        </w:rPr>
+        <w:t xml:space="preserve">4. </w:t>
+      </w:r>
+      <w:r>
+        <w:rPr>
+          <w:rFonts w:ascii="Times New Roman" w:cs="Times New Roman" w:eastAsia="Times New Roman" w:hAnsi="Times New Roman"/>
+          <w:b w:val="false"/>
+          <w:bCs w:val="false"/>
+          <w:i w:val="false"/>
+          <w:iCs w:val="false"/>
+          <w:color w:val="000000"/>
+          <w:sz w:val="24"/>
+          <w:szCs w:val="24"/>
+        </w:rPr>
+        <w:t xml:space="preserve">a) 300 cL ; b) 2,5 L ; d) 5 000 mL ; e) 1,5 L.</w:t>
+      </w:r>
+    </w:p>
+    <w:p>
+      <w:pPr>
+        <w:spacing w:after="80"/>
+      </w:pPr>
+      <w:r>
+        <w:rPr>
+          <w:rFonts w:ascii="Times New Roman" w:cs="Times New Roman" w:eastAsia="Times New Roman" w:hAnsi="Times New Roman"/>
+          <w:b/>
+          <w:bCs/>
+          <w:i w:val="false"/>
+          <w:iCs w:val="false"/>
+          <w:color w:val="C2185B"/>
+          <w:sz w:val="24"/>
+          <w:szCs w:val="24"/>
+        </w:rPr>
+        <w:t xml:space="preserve">5. </w:t>
+      </w:r>
+      <w:r>
+        <w:rPr>
+          <w:rFonts w:ascii="Times New Roman" w:cs="Times New Roman" w:eastAsia="Times New Roman" w:hAnsi="Times New Roman"/>
+          <w:b w:val="false"/>
+          <w:bCs w:val="false"/>
+          <w:i w:val="false"/>
+          <w:iCs w:val="false"/>
+          <w:color w:val="000000"/>
+          <w:sz w:val="24"/>
+          <w:szCs w:val="24"/>
+        </w:rPr>
+        <w:t xml:space="preserve">a) 150 cL ; b) 150 ÷ 25 = 6 verres ; d) 4 × 25 = 100 cL ; e) 1 L.</w:t>
+      </w:r>
+    </w:p>
+    <w:p>
+      <w:pPr>
+        <w:spacing w:after="80"/>
+      </w:pPr>
+      <w:r>
+        <w:rPr>
+          <w:rFonts w:ascii="Times New Roman" w:cs="Times New Roman" w:eastAsia="Times New Roman" w:hAnsi="Times New Roman"/>
+          <w:b/>
+          <w:bCs/>
+          <w:i w:val="false"/>
+          <w:iCs w:val="false"/>
+          <w:color w:val="C2185B"/>
+          <w:sz w:val="24"/>
+          <w:szCs w:val="24"/>
+        </w:rPr>
+        <w:t xml:space="preserve">6. </w:t>
+      </w:r>
+      <w:r>
+        <w:rPr>
+          <w:rFonts w:ascii="Times New Roman" w:cs="Times New Roman" w:eastAsia="Times New Roman" w:hAnsi="Times New Roman"/>
+          <w:b w:val="false"/>
+          <w:bCs w:val="false"/>
+          <w:i w:val="false"/>
+          <w:iCs w:val="false"/>
+          <w:color w:val="000000"/>
+          <w:sz w:val="24"/>
+          <w:szCs w:val="24"/>
+        </w:rPr>
+        <w:t xml:space="preserve">a) 200 ÷ 12,5 = 16 arrosoirs ; b) 16 × 12,5 = 200 L : c’est juste ; d) 16 ÷ 4 = 4 jours ; e) 3 jours = 12 arrosoirs = 150 L utilisés, il reste 200 − 150 = 50 L.</w:t>
+      </w:r>
+    </w:p>
+    <w:p>
+      <w:r>
+        <w:br w:type="page"/>
+      </w:r>
+    </w:p>
+    <w:p>
+      <w:pPr>
+        <w:spacing w:after="80" w:before="120"/>
+        <w:jc w:val="center"/>
+      </w:pPr>
+      <w:r>
+        <w:rPr>
+          <w:rFonts w:ascii="Times New Roman" w:cs="Times New Roman" w:eastAsia="Times New Roman" w:hAnsi="Times New Roman"/>
+          <w:b/>
+          <w:bCs/>
+          <w:i w:val="false"/>
+          <w:iCs w:val="false"/>
+          <w:color w:val="E7E6E6"/>
+          <w:sz w:val="22"/>
+          <w:szCs w:val="22"/>
+        </w:rPr>
+        <w:t xml:space="preserve">MATHÉMATIQUES — T5</w:t>
+      </w:r>
+    </w:p>
+    <w:p>
+      <w:pPr>
+        <w:spacing w:after="150" w:before="200"/>
+        <w:jc w:val="center"/>
+      </w:pPr>
+      <w:bookmarkStart w:name="u5_l6" w:id="7"/>
+      <w:r>
+        <w:rPr>
+          <w:rFonts w:ascii="Times New Roman" w:cs="Times New Roman" w:eastAsia="Times New Roman" w:hAnsi="Times New Roman"/>
+          <w:b/>
+          <w:bCs/>
+          <w:i w:val="false"/>
+          <w:iCs w:val="false"/>
+          <w:color w:val="C00000"/>
+          <w:sz w:val="32"/>
+          <w:szCs w:val="32"/>
+        </w:rPr>
+        <w:t xml:space="preserve">LA MESURE DU TEMPS : CONVERSIONS ET OPÉRATIONS</w:t>
+      </w:r>
+      <w:bookmarkEnd w:id="7"/>
     </w:p>
     <w:p>
       <w:pPr>
@@ -3733,469 +3925,7 @@
           <w:sz w:val="28"/>
           <w:szCs w:val="28"/>
         </w:rPr>
-        <w:t xml:space="preserve">Règle</w:t>
-      </w:r>
-    </w:p>
-    <w:p>
-      <w:pPr>
-        <w:shd w:fill="E8F5E9" w:val="clear"/>
-        <w:spacing w:after="110" w:line="300"/>
-        <w:jc w:val="both"/>
-      </w:pPr>
-      <w:r>
-        <w:rPr>
-          <w:rFonts w:ascii="Times New Roman" w:cs="Times New Roman" w:eastAsia="Times New Roman" w:hAnsi="Times New Roman"/>
-          <w:b/>
-          <w:bCs/>
-          <w:i w:val="false"/>
-          <w:iCs w:val="false"/>
-          <w:color w:val="000000"/>
-          <w:sz w:val="24"/>
-          <w:szCs w:val="24"/>
-        </w:rPr>
-        <w:t xml:space="preserve">hL daL L dL cL mL ; 1 L = 100 cL = 1 000 mL ; repères (verre 20 cL, seau 10 L, bidon 20 L) ; eau : 1 L = 1 kg, 1 000 L = 1 t.</w:t>
-      </w:r>
-    </w:p>
-    <w:p>
-      <w:pPr>
-        <w:shd w:fill="E3F2FD" w:val="clear"/>
-        <w:spacing w:after="110" w:line="300"/>
-        <w:jc w:val="both"/>
-      </w:pPr>
-      <w:r>
-        <w:rPr>
-          <w:rFonts w:ascii="Times New Roman" w:cs="Times New Roman" w:eastAsia="Times New Roman" w:hAnsi="Times New Roman"/>
-          <w:b w:val="false"/>
-          <w:bCs w:val="false"/>
-          <w:i w:val="false"/>
-          <w:iCs w:val="false"/>
-          <w:color w:val="1F4E79"/>
-          <w:sz w:val="24"/>
-          <w:szCs w:val="24"/>
-        </w:rPr>
-        <w:t xml:space="preserve">Le savais-tu ? Ton corps est un vrai réservoir : il contient environ 35 litres d’eau pour un adulte — près de 60 % de sa masse ! Et le zébu qui rentre du pâturage peut boire plus de 40 L d’un coup : deux bidons jaunes entiers, soit 40 kg d’eau avalés en quelques minutes.</w:t>
-      </w:r>
-    </w:p>
-    <w:p>
-      <w:pPr>
-        <w:shd w:fill="FFF8E1" w:val="clear"/>
-        <w:spacing w:after="110" w:line="300"/>
-        <w:jc w:val="both"/>
-      </w:pPr>
-      <w:r>
-        <w:rPr>
-          <w:rFonts w:ascii="Times New Roman" w:cs="Times New Roman" w:eastAsia="Times New Roman" w:hAnsi="Times New Roman"/>
-          <w:b w:val="false"/>
-          <w:bCs w:val="false"/>
-          <w:i w:val="false"/>
-          <w:iCs w:val="false"/>
-          <w:color w:val="000000"/>
-          <w:sz w:val="24"/>
-          <w:szCs w:val="24"/>
-        </w:rPr>
-        <w:t xml:space="preserve">Attention : Étendre « 1 L = 1 kg » à tous les liquides : un litre d’huile ne pèse PAS 1 kg ! Le pont litre-kilo est réservé à l’eau.</w:t>
-      </w:r>
-    </w:p>
-    <w:p>
-      <w:pPr>
-        <w:spacing w:after="150" w:before="200"/>
-        <w:jc w:val="left"/>
-      </w:pPr>
-      <w:r>
-        <w:rPr>
-          <w:rFonts w:ascii="Times New Roman" w:cs="Times New Roman" w:eastAsia="Times New Roman" w:hAnsi="Times New Roman"/>
-          <w:b/>
-          <w:bCs/>
-          <w:i w:val="false"/>
-          <w:iCs w:val="false"/>
-          <w:color w:val="2E7D32"/>
-          <w:sz w:val="28"/>
-          <w:szCs w:val="28"/>
-        </w:rPr>
-        <w:t xml:space="preserve">EXERCICE</w:t>
-      </w:r>
-    </w:p>
-    <w:p>
-      <w:pPr>
-        <w:spacing w:after="110" w:line="300"/>
-        <w:jc w:val="both"/>
-      </w:pPr>
-      <w:r>
-        <w:rPr>
-          <w:rFonts w:ascii="Times New Roman" w:cs="Times New Roman" w:eastAsia="Times New Roman" w:hAnsi="Times New Roman"/>
-          <w:b w:val="false"/>
-          <w:bCs w:val="false"/>
-          <w:i w:val="false"/>
-          <w:iCs w:val="false"/>
-          <w:color w:val="000000"/>
-          <w:sz w:val="24"/>
-          <w:szCs w:val="24"/>
-        </w:rPr>
-        <w:t xml:space="preserve">1. Convertis : a) 3 L en cL ; b) 1 500 mL en L ; d) 2 hL en L ; e) 25 cL en mL.</w:t>
-      </w:r>
-    </w:p>
-    <w:p>
-      <w:pPr>
-        <w:spacing w:after="110" w:line="300"/>
-        <w:jc w:val="both"/>
-      </w:pPr>
-      <w:r>
-        <w:rPr>
-          <w:rFonts w:ascii="Times New Roman" w:cs="Times New Roman" w:eastAsia="Times New Roman" w:hAnsi="Times New Roman"/>
-          <w:b w:val="false"/>
-          <w:bCs w:val="false"/>
-          <w:i w:val="false"/>
-          <w:iCs w:val="false"/>
-          <w:color w:val="000000"/>
-          <w:sz w:val="24"/>
-          <w:szCs w:val="24"/>
-        </w:rPr>
-        <w:t xml:space="preserve">2. Choisis l’unité (mL, cL, L ou hL) : a) une cuillère de sirop ; b) un verre de jus ; d) un seau ; e) la citerne de l’école.</w:t>
-      </w:r>
-    </w:p>
-    <w:p>
-      <w:pPr>
-        <w:spacing w:after="110" w:line="300"/>
-        <w:jc w:val="both"/>
-      </w:pPr>
-      <w:r>
-        <w:rPr>
-          <w:rFonts w:ascii="Times New Roman" w:cs="Times New Roman" w:eastAsia="Times New Roman" w:hAnsi="Times New Roman"/>
-          <w:b w:val="false"/>
-          <w:bCs w:val="false"/>
-          <w:i w:val="false"/>
-          <w:iCs w:val="false"/>
-          <w:color w:val="000000"/>
-          <w:sz w:val="24"/>
-          <w:szCs w:val="24"/>
-        </w:rPr>
-        <w:t xml:space="preserve">3. Hanta remplit des bouteilles de 1,5 L au bidon de 20 L. a) Combien de bouteilles pleines ? b) Que reste-t-il dans le bidon ? d) Combien pèse l’eau du bidon plein ? e) Combien pèsent 1 000 L d’eau ? Donne l’unité la mieux adaptée.</w:t>
-      </w:r>
-    </w:p>
-    <w:p>
-      <w:pPr>
-        <w:spacing w:after="110" w:line="300"/>
-        <w:jc w:val="both"/>
-      </w:pPr>
-      <w:r>
-        <w:rPr>
-          <w:rFonts w:ascii="Times New Roman" w:cs="Times New Roman" w:eastAsia="Times New Roman" w:hAnsi="Times New Roman"/>
-          <w:b w:val="false"/>
-          <w:bCs w:val="false"/>
-          <w:i w:val="false"/>
-          <w:iCs w:val="false"/>
-          <w:color w:val="000000"/>
-          <w:sz w:val="24"/>
-          <w:szCs w:val="24"/>
-        </w:rPr>
-        <w:t xml:space="preserve">4. Convertis : a) 3 L en cL ; b) 250 cL en L ; d) 5 L en mL ; e) 1 500 mL en L.</w:t>
-      </w:r>
-    </w:p>
-    <w:p>
-      <w:pPr>
-        <w:spacing w:after="110" w:line="300"/>
-        <w:jc w:val="both"/>
-      </w:pPr>
-      <w:r>
-        <w:rPr>
-          <w:rFonts w:ascii="Times New Roman" w:cs="Times New Roman" w:eastAsia="Times New Roman" w:hAnsi="Times New Roman"/>
-          <w:b w:val="false"/>
-          <w:bCs w:val="false"/>
-          <w:i w:val="false"/>
-          <w:iCs w:val="false"/>
-          <w:color w:val="000000"/>
-          <w:sz w:val="24"/>
-          <w:szCs w:val="24"/>
-        </w:rPr>
-        <w:t xml:space="preserve">5. Une bouteille contient 1,5 L de jus. a) Convertis en centilitres. b) Combien de verres de 25 cL peut-on remplir ? d) On a déjà servi 4 verres : quel volume a été servi ? e) Exprime ce volume servi en litres.</w:t>
-      </w:r>
-    </w:p>
-    <w:p>
-      <w:pPr>
-        <w:spacing w:after="110" w:line="300"/>
-        <w:jc w:val="both"/>
-      </w:pPr>
-      <w:r>
-        <w:rPr>
-          <w:rFonts w:ascii="Times New Roman" w:cs="Times New Roman" w:eastAsia="Times New Roman" w:hAnsi="Times New Roman"/>
-          <w:b w:val="false"/>
-          <w:bCs w:val="false"/>
-          <w:i w:val="false"/>
-          <w:iCs w:val="false"/>
-          <w:color w:val="000000"/>
-          <w:sz w:val="24"/>
-          <w:szCs w:val="24"/>
-        </w:rPr>
-        <w:t xml:space="preserve">6. Défi CEPE — Un fût contient 200 L d’eau ; un arrosoir contient 12,5 L. a) Combien d’arrosoirs pleins peut-on remplir ? b) Vérifie ta réponse par une multiplication. d) On utilise 4 arrosoirs par jour : en combien de jours vide-t-on le fût ? e) Quel volume reste-t-il après 3 jours ?</w:t>
-      </w:r>
-    </w:p>
-    <w:p>
-      <w:pPr>
-        <w:spacing w:after="150" w:before="200"/>
-        <w:jc w:val="left"/>
-      </w:pPr>
-      <w:r>
-        <w:rPr>
-          <w:rFonts w:ascii="Times New Roman" w:cs="Times New Roman" w:eastAsia="Times New Roman" w:hAnsi="Times New Roman"/>
-          <w:b/>
-          <w:bCs/>
-          <w:i w:val="false"/>
-          <w:iCs w:val="false"/>
-          <w:color w:val="2E7D32"/>
-          <w:sz w:val="28"/>
-          <w:szCs w:val="28"/>
-        </w:rPr>
-        <w:t xml:space="preserve">Correction</w:t>
-      </w:r>
-    </w:p>
-    <w:p>
-      <w:pPr>
-        <w:spacing w:after="80"/>
-      </w:pPr>
-      <w:r>
-        <w:rPr>
-          <w:rFonts w:ascii="Times New Roman" w:cs="Times New Roman" w:eastAsia="Times New Roman" w:hAnsi="Times New Roman"/>
-          <w:b/>
-          <w:bCs/>
-          <w:i w:val="false"/>
-          <w:iCs w:val="false"/>
-          <w:color w:val="C2185B"/>
-          <w:sz w:val="24"/>
-          <w:szCs w:val="24"/>
-        </w:rPr>
-        <w:t xml:space="preserve">1. </w:t>
-      </w:r>
-      <w:r>
-        <w:rPr>
-          <w:rFonts w:ascii="Times New Roman" w:cs="Times New Roman" w:eastAsia="Times New Roman" w:hAnsi="Times New Roman"/>
-          <w:b w:val="false"/>
-          <w:bCs w:val="false"/>
-          <w:i w:val="false"/>
-          <w:iCs w:val="false"/>
-          <w:color w:val="000000"/>
-          <w:sz w:val="24"/>
-          <w:szCs w:val="24"/>
-        </w:rPr>
-        <w:t xml:space="preserve">a) 300 cL ; b) 1,5 L ; d) 200 L ; e) 250 mL.</w:t>
-      </w:r>
-    </w:p>
-    <w:p>
-      <w:pPr>
-        <w:spacing w:after="80"/>
-      </w:pPr>
-      <w:r>
-        <w:rPr>
-          <w:rFonts w:ascii="Times New Roman" w:cs="Times New Roman" w:eastAsia="Times New Roman" w:hAnsi="Times New Roman"/>
-          <w:b/>
-          <w:bCs/>
-          <w:i w:val="false"/>
-          <w:iCs w:val="false"/>
-          <w:color w:val="C2185B"/>
-          <w:sz w:val="24"/>
-          <w:szCs w:val="24"/>
-        </w:rPr>
-        <w:t xml:space="preserve">2. </w:t>
-      </w:r>
-      <w:r>
-        <w:rPr>
-          <w:rFonts w:ascii="Times New Roman" w:cs="Times New Roman" w:eastAsia="Times New Roman" w:hAnsi="Times New Roman"/>
-          <w:b w:val="false"/>
-          <w:bCs w:val="false"/>
-          <w:i w:val="false"/>
-          <w:iCs w:val="false"/>
-          <w:color w:val="000000"/>
-          <w:sz w:val="24"/>
-          <w:szCs w:val="24"/>
-        </w:rPr>
-        <w:t xml:space="preserve">a) mL ; b) cL ; d) L ; e) hL.</w:t>
-      </w:r>
-    </w:p>
-    <w:p>
-      <w:pPr>
-        <w:spacing w:after="80"/>
-      </w:pPr>
-      <w:r>
-        <w:rPr>
-          <w:rFonts w:ascii="Times New Roman" w:cs="Times New Roman" w:eastAsia="Times New Roman" w:hAnsi="Times New Roman"/>
-          <w:b/>
-          <w:bCs/>
-          <w:i w:val="false"/>
-          <w:iCs w:val="false"/>
-          <w:color w:val="C2185B"/>
-          <w:sz w:val="24"/>
-          <w:szCs w:val="24"/>
-        </w:rPr>
-        <w:t xml:space="preserve">3. </w:t>
-      </w:r>
-      <w:r>
-        <w:rPr>
-          <w:rFonts w:ascii="Times New Roman" w:cs="Times New Roman" w:eastAsia="Times New Roman" w:hAnsi="Times New Roman"/>
-          <w:b w:val="false"/>
-          <w:bCs w:val="false"/>
-          <w:i w:val="false"/>
-          <w:iCs w:val="false"/>
-          <w:color w:val="000000"/>
-          <w:sz w:val="24"/>
-          <w:szCs w:val="24"/>
-        </w:rPr>
-        <w:t xml:space="preserve">a) 20 ÷ 1,5 → 13 bouteilles pleines ; b) 20 − 13 × 1,5 = 0,5 L ; d) 20 kg ; e) 1 000 kg = 1 tonne.</w:t>
-      </w:r>
-    </w:p>
-    <w:p>
-      <w:pPr>
-        <w:spacing w:after="80"/>
-      </w:pPr>
-      <w:r>
-        <w:rPr>
-          <w:rFonts w:ascii="Times New Roman" w:cs="Times New Roman" w:eastAsia="Times New Roman" w:hAnsi="Times New Roman"/>
-          <w:b/>
-          <w:bCs/>
-          <w:i w:val="false"/>
-          <w:iCs w:val="false"/>
-          <w:color w:val="C2185B"/>
-          <w:sz w:val="24"/>
-          <w:szCs w:val="24"/>
-        </w:rPr>
-        <w:t xml:space="preserve">4. </w:t>
-      </w:r>
-      <w:r>
-        <w:rPr>
-          <w:rFonts w:ascii="Times New Roman" w:cs="Times New Roman" w:eastAsia="Times New Roman" w:hAnsi="Times New Roman"/>
-          <w:b w:val="false"/>
-          <w:bCs w:val="false"/>
-          <w:i w:val="false"/>
-          <w:iCs w:val="false"/>
-          <w:color w:val="000000"/>
-          <w:sz w:val="24"/>
-          <w:szCs w:val="24"/>
-        </w:rPr>
-        <w:t xml:space="preserve">a) 300 cL ; b) 2,5 L ; d) 5 000 mL ; e) 1,5 L.</w:t>
-      </w:r>
-    </w:p>
-    <w:p>
-      <w:pPr>
-        <w:spacing w:after="80"/>
-      </w:pPr>
-      <w:r>
-        <w:rPr>
-          <w:rFonts w:ascii="Times New Roman" w:cs="Times New Roman" w:eastAsia="Times New Roman" w:hAnsi="Times New Roman"/>
-          <w:b/>
-          <w:bCs/>
-          <w:i w:val="false"/>
-          <w:iCs w:val="false"/>
-          <w:color w:val="C2185B"/>
-          <w:sz w:val="24"/>
-          <w:szCs w:val="24"/>
-        </w:rPr>
-        <w:t xml:space="preserve">5. </w:t>
-      </w:r>
-      <w:r>
-        <w:rPr>
-          <w:rFonts w:ascii="Times New Roman" w:cs="Times New Roman" w:eastAsia="Times New Roman" w:hAnsi="Times New Roman"/>
-          <w:b w:val="false"/>
-          <w:bCs w:val="false"/>
-          <w:i w:val="false"/>
-          <w:iCs w:val="false"/>
-          <w:color w:val="000000"/>
-          <w:sz w:val="24"/>
-          <w:szCs w:val="24"/>
-        </w:rPr>
-        <w:t xml:space="preserve">a) 150 cL ; b) 150 ÷ 25 = 6 verres ; d) 4 × 25 = 100 cL ; e) 1 L.</w:t>
-      </w:r>
-    </w:p>
-    <w:p>
-      <w:pPr>
-        <w:spacing w:after="80"/>
-      </w:pPr>
-      <w:r>
-        <w:rPr>
-          <w:rFonts w:ascii="Times New Roman" w:cs="Times New Roman" w:eastAsia="Times New Roman" w:hAnsi="Times New Roman"/>
-          <w:b/>
-          <w:bCs/>
-          <w:i w:val="false"/>
-          <w:iCs w:val="false"/>
-          <w:color w:val="C2185B"/>
-          <w:sz w:val="24"/>
-          <w:szCs w:val="24"/>
-        </w:rPr>
-        <w:t xml:space="preserve">6. </w:t>
-      </w:r>
-      <w:r>
-        <w:rPr>
-          <w:rFonts w:ascii="Times New Roman" w:cs="Times New Roman" w:eastAsia="Times New Roman" w:hAnsi="Times New Roman"/>
-          <w:b w:val="false"/>
-          <w:bCs w:val="false"/>
-          <w:i w:val="false"/>
-          <w:iCs w:val="false"/>
-          <w:color w:val="000000"/>
-          <w:sz w:val="24"/>
-          <w:szCs w:val="24"/>
-        </w:rPr>
-        <w:t xml:space="preserve">a) 200 ÷ 12,5 = 16 arrosoirs ; b) 16 × 12,5 = 200 L : c’est juste ; d) 16 ÷ 4 = 4 jours ; e) 3 jours = 12 arrosoirs = 150 L utilisés, il reste 200 − 150 = 50 L.</w:t>
-      </w:r>
-    </w:p>
-    <w:p>
-      <w:r>
-        <w:br w:type="page"/>
-      </w:r>
-    </w:p>
-    <w:p>
-      <w:pPr>
-        <w:spacing w:after="80" w:before="120"/>
-        <w:jc w:val="center"/>
-      </w:pPr>
-      <w:r>
-        <w:rPr>
-          <w:rFonts w:ascii="Times New Roman" w:cs="Times New Roman" w:eastAsia="Times New Roman" w:hAnsi="Times New Roman"/>
-          <w:b/>
-          <w:bCs/>
-          <w:i w:val="false"/>
-          <w:iCs w:val="false"/>
-          <w:color w:val="E7E6E6"/>
-          <w:sz w:val="22"/>
-          <w:szCs w:val="22"/>
-        </w:rPr>
-        <w:t xml:space="preserve">MATHÉMATIQUES — T5</w:t>
-      </w:r>
-    </w:p>
-    <w:p>
-      <w:pPr>
-        <w:spacing w:after="150" w:before="200"/>
-        <w:jc w:val="center"/>
-      </w:pPr>
-      <w:bookmarkStart w:name="u5_l6" w:id="7"/>
-      <w:r>
-        <w:rPr>
-          <w:rFonts w:ascii="Times New Roman" w:cs="Times New Roman" w:eastAsia="Times New Roman" w:hAnsi="Times New Roman"/>
-          <w:b/>
-          <w:bCs/>
-          <w:i w:val="false"/>
-          <w:iCs w:val="false"/>
-          <w:color w:val="C00000"/>
-          <w:sz w:val="32"/>
-          <w:szCs w:val="32"/>
-        </w:rPr>
-        <w:t xml:space="preserve">LA MESURE DU TEMPS : CONVERSIONS ET OPÉRATIONS</w:t>
-      </w:r>
-      <w:bookmarkEnd w:id="7"/>
-    </w:p>
-    <w:p>
-      <w:pPr>
-        <w:spacing w:after="150" w:before="200"/>
-        <w:jc w:val="left"/>
-      </w:pPr>
-      <w:r>
-        <w:rPr>
-          <w:rFonts w:ascii="Times New Roman" w:cs="Times New Roman" w:eastAsia="Times New Roman" w:hAnsi="Times New Roman"/>
-          <w:b/>
-          <w:bCs/>
-          <w:i w:val="false"/>
-          <w:iCs w:val="false"/>
-          <w:color w:val="2E7D32"/>
-          <w:sz w:val="28"/>
-          <w:szCs w:val="28"/>
-        </w:rPr>
-        <w:t xml:space="preserve">1. Temps : conversions, calculs de durées</w:t>
+        <w:t xml:space="preserve">Temps : conversions, calculs de durées</w:t>
       </w:r>
     </w:p>
     <w:p>
@@ -4284,6 +4014,146 @@
     </w:p>
     <w:p>
       <w:pPr>
+        <w:spacing w:after="130" w:before="100" w:line="300"/>
+        <w:jc w:val="both"/>
+      </w:pPr>
+      <w:r>
+        <w:rPr>
+          <w:rFonts w:ascii="Times New Roman" w:cs="Times New Roman" w:eastAsia="Times New Roman" w:hAnsi="Times New Roman"/>
+          <w:b w:val="false"/>
+          <w:bCs w:val="false"/>
+          <w:i/>
+          <w:iCs/>
+          <w:color w:val="000000"/>
+          <w:sz w:val="24"/>
+          <w:szCs w:val="24"/>
+          <w:u w:val="single"/>
+        </w:rPr>
+        <w:t xml:space="preserve">2 h 45 + 1 h 30 = 3 h 75 = 4 h 15 ; et de 7 h 50 à 9 h 20, il s’écoule 10 min + 1 h 20 = 1 h 30.</w:t>
+      </w:r>
+    </w:p>
+    <w:p>
+      <w:pPr>
+        <w:spacing w:after="55" w:line="300"/>
+        <w:ind w:left="260"/>
+        <w:jc w:val="both"/>
+      </w:pPr>
+      <w:r>
+        <w:rPr>
+          <w:rFonts w:ascii="Times New Roman" w:cs="Times New Roman" w:eastAsia="Times New Roman" w:hAnsi="Times New Roman"/>
+          <w:b w:val="false"/>
+          <w:bCs w:val="false"/>
+          <w:i w:val="false"/>
+          <w:iCs w:val="false"/>
+          <w:color w:val="000000"/>
+          <w:sz w:val="24"/>
+          <w:szCs w:val="24"/>
+        </w:rPr>
+        <w:t xml:space="preserve">1. Poser heures sous heures, minutes sous minutes.</w:t>
+      </w:r>
+    </w:p>
+    <w:p>
+      <w:pPr>
+        <w:spacing w:after="55" w:line="300"/>
+        <w:ind w:left="260"/>
+        <w:jc w:val="both"/>
+      </w:pPr>
+      <w:r>
+        <w:rPr>
+          <w:rFonts w:ascii="Times New Roman" w:cs="Times New Roman" w:eastAsia="Times New Roman" w:hAnsi="Times New Roman"/>
+          <w:b w:val="false"/>
+          <w:bCs w:val="false"/>
+          <w:i w:val="false"/>
+          <w:iCs w:val="false"/>
+          <w:color w:val="000000"/>
+          <w:sz w:val="24"/>
+          <w:szCs w:val="24"/>
+        </w:rPr>
+        <w:t xml:space="preserve">2. Calculer chaque colonne ; si les minutes atteignent 60, échanger contre 1 heure (ou emprunter 1 h = 60 min pour soustraire).</w:t>
+      </w:r>
+    </w:p>
+    <w:p>
+      <w:pPr>
+        <w:spacing w:after="55" w:line="300"/>
+        <w:ind w:left="260"/>
+        <w:jc w:val="both"/>
+      </w:pPr>
+      <w:r>
+        <w:rPr>
+          <w:rFonts w:ascii="Times New Roman" w:cs="Times New Roman" w:eastAsia="Times New Roman" w:hAnsi="Times New Roman"/>
+          <w:b w:val="false"/>
+          <w:bCs w:val="false"/>
+          <w:i w:val="false"/>
+          <w:iCs w:val="false"/>
+          <w:color w:val="000000"/>
+          <w:sz w:val="24"/>
+          <w:szCs w:val="24"/>
+        </w:rPr>
+        <w:t xml:space="preserve">3. Vérifier avec la méthode « compter en avant » sur l’horloge.</w:t>
+      </w:r>
+    </w:p>
+    <w:p>
+      <w:pPr>
+        <w:shd w:fill="E8F5E9" w:val="clear"/>
+        <w:spacing w:after="110" w:line="300"/>
+        <w:jc w:val="both"/>
+      </w:pPr>
+      <w:r>
+        <w:rPr>
+          <w:rFonts w:ascii="Times New Roman" w:cs="Times New Roman" w:eastAsia="Times New Roman" w:hAnsi="Times New Roman"/>
+          <w:b/>
+          <w:bCs/>
+          <w:i w:val="false"/>
+          <w:iCs w:val="false"/>
+          <w:color w:val="000000"/>
+          <w:sz w:val="24"/>
+          <w:szCs w:val="24"/>
+        </w:rPr>
+        <w:t xml:space="preserve">1 min = 60 s, 1 h = 60 min, 1 jour = 24 h ; additionner heures et minutes séparément, échanger à 60 ; durée entre deux horaires : compter en avant.</w:t>
+      </w:r>
+    </w:p>
+    <w:p>
+      <w:pPr>
+        <w:shd w:fill="E3F2FD" w:val="clear"/>
+        <w:spacing w:after="110" w:line="300"/>
+        <w:jc w:val="both"/>
+      </w:pPr>
+      <w:r>
+        <w:rPr>
+          <w:rFonts w:ascii="Times New Roman" w:cs="Times New Roman" w:eastAsia="Times New Roman" w:hAnsi="Times New Roman"/>
+          <w:b w:val="false"/>
+          <w:bCs w:val="false"/>
+          <w:i w:val="false"/>
+          <w:iCs w:val="false"/>
+          <w:color w:val="1F4E79"/>
+          <w:sz w:val="24"/>
+          <w:szCs w:val="24"/>
+        </w:rPr>
+        <w:t xml:space="preserve">Le savais-tu ? Pourquoi 60 ? Les Babyloniens comptaient sur les phalanges : le pouce pointe les 12 phalanges des quatre doigts d’une main, et les 5 doigts de l’autre main comptent les tours : 12 × 5 = 60 ! Ce calcul vieux de 4 000 ans vit encore dans chaque minute de ta montre.</w:t>
+      </w:r>
+    </w:p>
+    <w:p>
+      <w:pPr>
+        <w:shd w:fill="FFF8E1" w:val="clear"/>
+        <w:spacing w:after="110" w:line="300"/>
+        <w:jc w:val="both"/>
+      </w:pPr>
+      <w:r>
+        <w:rPr>
+          <w:rFonts w:ascii="Times New Roman" w:cs="Times New Roman" w:eastAsia="Times New Roman" w:hAnsi="Times New Roman"/>
+          <w:b w:val="false"/>
+          <w:bCs w:val="false"/>
+          <w:i w:val="false"/>
+          <w:iCs w:val="false"/>
+          <w:color w:val="000000"/>
+          <w:sz w:val="24"/>
+          <w:szCs w:val="24"/>
+        </w:rPr>
+        <w:t xml:space="preserve">Attention : Poser 1 h 30 = 1,30 h et calculer en décimal : FAUX, 1 h 30 = 1,5 h ! Les minutes ne sont pas des centièmes d’heure : on ne mélange jamais l’écriture du temps et l’écriture décimale.</w:t>
+      </w:r>
+    </w:p>
+    <w:p>
+      <w:pPr>
         <w:spacing w:after="150" w:before="200"/>
         <w:jc w:val="left"/>
       </w:pPr>
@@ -4298,27 +4168,121 @@
           <w:sz w:val="28"/>
           <w:szCs w:val="28"/>
         </w:rPr>
-        <w:t xml:space="preserve">2. Exemple</w:t>
-      </w:r>
-    </w:p>
-    <w:p>
-      <w:pPr>
-        <w:shd w:fill="E8F5E9" w:val="clear"/>
-        <w:spacing w:after="110" w:line="300"/>
-        <w:jc w:val="both"/>
-      </w:pPr>
-      <w:r>
-        <w:rPr>
-          <w:rFonts w:ascii="Times New Roman" w:cs="Times New Roman" w:eastAsia="Times New Roman" w:hAnsi="Times New Roman"/>
-          <w:b/>
-          <w:bCs/>
-          <w:i w:val="false"/>
-          <w:iCs w:val="false"/>
-          <w:color w:val="000000"/>
-          <w:sz w:val="24"/>
-          <w:szCs w:val="24"/>
-        </w:rPr>
-        <w:t xml:space="preserve">2 h 45 + 1 h 30 = 3 h 75 = 4 h 15 ; et de 7 h 50 à 9 h 20, il s’écoule 10 min + 1 h 20 = 1 h 30.</w:t>
+        <w:t xml:space="preserve">EXERCICE</w:t>
+      </w:r>
+    </w:p>
+    <w:p>
+      <w:pPr>
+        <w:spacing w:after="110" w:line="300"/>
+        <w:jc w:val="both"/>
+      </w:pPr>
+      <w:r>
+        <w:rPr>
+          <w:rFonts w:ascii="Times New Roman" w:cs="Times New Roman" w:eastAsia="Times New Roman" w:hAnsi="Times New Roman"/>
+          <w:b w:val="false"/>
+          <w:bCs w:val="false"/>
+          <w:i w:val="false"/>
+          <w:iCs w:val="false"/>
+          <w:color w:val="000000"/>
+          <w:sz w:val="24"/>
+          <w:szCs w:val="24"/>
+        </w:rPr>
+        <w:t xml:space="preserve">1. Convertis : a) 3 min en s ; b) 240 min en h ; d) 2 h 30 en min ; e) 3 jours en h.</w:t>
+      </w:r>
+    </w:p>
+    <w:p>
+      <w:pPr>
+        <w:spacing w:after="110" w:line="300"/>
+        <w:jc w:val="both"/>
+      </w:pPr>
+      <w:r>
+        <w:rPr>
+          <w:rFonts w:ascii="Times New Roman" w:cs="Times New Roman" w:eastAsia="Times New Roman" w:hAnsi="Times New Roman"/>
+          <w:b w:val="false"/>
+          <w:bCs w:val="false"/>
+          <w:i w:val="false"/>
+          <w:iCs w:val="false"/>
+          <w:color w:val="000000"/>
+          <w:sz w:val="24"/>
+          <w:szCs w:val="24"/>
+        </w:rPr>
+        <w:t xml:space="preserve">2. Calcule : a) 1 h 20 + 2 h 15 ; b) 3 h 50 + 1 h 25 ; d) 5 h 10 − 2 h 40 ; e) 12 h − 7 h 35.</w:t>
+      </w:r>
+    </w:p>
+    <w:p>
+      <w:pPr>
+        <w:spacing w:after="110" w:line="300"/>
+        <w:jc w:val="both"/>
+      </w:pPr>
+      <w:r>
+        <w:rPr>
+          <w:rFonts w:ascii="Times New Roman" w:cs="Times New Roman" w:eastAsia="Times New Roman" w:hAnsi="Times New Roman"/>
+          <w:b w:val="false"/>
+          <w:bCs w:val="false"/>
+          <w:i w:val="false"/>
+          <w:iCs w:val="false"/>
+          <w:color w:val="000000"/>
+          <w:sz w:val="24"/>
+          <w:szCs w:val="24"/>
+        </w:rPr>
+        <w:t xml:space="preserve">3. Le taxi-brousse part à 8 h 45 et le voyage dure 2 h 30. a) À quelle heure arrive-t-il ? b) Le retour part à 15 h 20 et arrive à 18 h 05 : durée du retour ? d) Pourquoi le retour dure-t-il plus longtemps ? Propose une raison. e) Durée totale passée sur la route ce jour-là ?</w:t>
+      </w:r>
+    </w:p>
+    <w:p>
+      <w:pPr>
+        <w:spacing w:after="110" w:line="300"/>
+        <w:jc w:val="both"/>
+      </w:pPr>
+      <w:r>
+        <w:rPr>
+          <w:rFonts w:ascii="Times New Roman" w:cs="Times New Roman" w:eastAsia="Times New Roman" w:hAnsi="Times New Roman"/>
+          <w:b w:val="false"/>
+          <w:bCs w:val="false"/>
+          <w:i w:val="false"/>
+          <w:iCs w:val="false"/>
+          <w:color w:val="000000"/>
+          <w:sz w:val="24"/>
+          <w:szCs w:val="24"/>
+        </w:rPr>
+        <w:t xml:space="preserve">4. Convertis : a) 2 h en minutes ; b) 180 s en minutes ; d) 3 min 20 s en secondes ; e) 90 min en heures et minutes.</w:t>
+      </w:r>
+    </w:p>
+    <w:p>
+      <w:pPr>
+        <w:spacing w:after="110" w:line="300"/>
+        <w:jc w:val="both"/>
+      </w:pPr>
+      <w:r>
+        <w:rPr>
+          <w:rFonts w:ascii="Times New Roman" w:cs="Times New Roman" w:eastAsia="Times New Roman" w:hAnsi="Times New Roman"/>
+          <w:b w:val="false"/>
+          <w:bCs w:val="false"/>
+          <w:i w:val="false"/>
+          <w:iCs w:val="false"/>
+          <w:color w:val="000000"/>
+          <w:sz w:val="24"/>
+          <w:szCs w:val="24"/>
+        </w:rPr>
+        <w:t xml:space="preserve">5. Le taxi-brousse part à 8 h 45 et arrive à 11 h 20. a) Quelle est la durée du trajet ? b) S’il était parti avec 25 min de retard, à quelle heure serait-il arrivé ? d) Le retour dure 2 h 50 ; il repart à 14 h 30 : heure d’arrivée ? e) Quelle est la durée totale de route aller-retour ?</w:t>
+      </w:r>
+    </w:p>
+    <w:p>
+      <w:pPr>
+        <w:spacing w:after="110" w:line="300"/>
+        <w:jc w:val="both"/>
+      </w:pPr>
+      <w:r>
+        <w:rPr>
+          <w:rFonts w:ascii="Times New Roman" w:cs="Times New Roman" w:eastAsia="Times New Roman" w:hAnsi="Times New Roman"/>
+          <w:b w:val="false"/>
+          <w:bCs w:val="false"/>
+          <w:i w:val="false"/>
+          <w:iCs w:val="false"/>
+          <w:color w:val="000000"/>
+          <w:sz w:val="24"/>
+          <w:szCs w:val="24"/>
+        </w:rPr>
+        <w:t xml:space="preserve">6. Défi CEPE — Un film commence à 20 h 35 et dure 1 h 50. a) À quelle heure finit-il ? b) Fara doit se coucher à 21 h 30 : combien de minutes du film va-t-elle manquer ? d) Le film est rediffusé le lendemain à 14 h 05 : à quelle heure finira-t-il ? e) Convertis la durée du film en minutes.</w:t>
       </w:r>
     </w:p>
     <w:p>
@@ -4337,65 +4301,239 @@
           <w:sz w:val="28"/>
           <w:szCs w:val="28"/>
         </w:rPr>
-        <w:t xml:space="preserve">3. Méthode</w:t>
-      </w:r>
-    </w:p>
-    <w:p>
-      <w:pPr>
-        <w:spacing w:after="55" w:line="300"/>
-        <w:jc w:val="both"/>
-      </w:pPr>
-      <w:r>
-        <w:rPr>
-          <w:rFonts w:ascii="Times New Roman" w:cs="Times New Roman" w:eastAsia="Times New Roman" w:hAnsi="Times New Roman"/>
-          <w:b w:val="false"/>
-          <w:bCs w:val="false"/>
-          <w:i w:val="false"/>
-          <w:iCs w:val="false"/>
-          <w:color w:val="000000"/>
-          <w:sz w:val="24"/>
-          <w:szCs w:val="24"/>
-        </w:rPr>
-        <w:t xml:space="preserve">1. Poser heures sous heures, minutes sous minutes.</w:t>
-      </w:r>
-    </w:p>
-    <w:p>
-      <w:pPr>
-        <w:spacing w:after="55" w:line="300"/>
-        <w:jc w:val="both"/>
-      </w:pPr>
-      <w:r>
-        <w:rPr>
-          <w:rFonts w:ascii="Times New Roman" w:cs="Times New Roman" w:eastAsia="Times New Roman" w:hAnsi="Times New Roman"/>
-          <w:b w:val="false"/>
-          <w:bCs w:val="false"/>
-          <w:i w:val="false"/>
-          <w:iCs w:val="false"/>
-          <w:color w:val="000000"/>
-          <w:sz w:val="24"/>
-          <w:szCs w:val="24"/>
-        </w:rPr>
-        <w:t xml:space="preserve">2. Calculer chaque colonne ; si les minutes atteignent 60, échanger contre 1 heure (ou emprunter 1 h = 60 min pour soustraire).</w:t>
-      </w:r>
-    </w:p>
-    <w:p>
-      <w:pPr>
-        <w:spacing w:after="55" w:line="300"/>
-        <w:jc w:val="both"/>
-      </w:pPr>
-      <w:r>
-        <w:rPr>
-          <w:rFonts w:ascii="Times New Roman" w:cs="Times New Roman" w:eastAsia="Times New Roman" w:hAnsi="Times New Roman"/>
-          <w:b w:val="false"/>
-          <w:bCs w:val="false"/>
-          <w:i w:val="false"/>
-          <w:iCs w:val="false"/>
-          <w:color w:val="000000"/>
-          <w:sz w:val="24"/>
-          <w:szCs w:val="24"/>
-        </w:rPr>
-        <w:t xml:space="preserve">3. Vérifier avec la méthode « compter en avant » sur l’horloge.</w:t>
-      </w:r>
+        <w:t xml:space="preserve">Correction</w:t>
+      </w:r>
+    </w:p>
+    <w:p>
+      <w:pPr>
+        <w:spacing w:after="80"/>
+      </w:pPr>
+      <w:r>
+        <w:rPr>
+          <w:rFonts w:ascii="Times New Roman" w:cs="Times New Roman" w:eastAsia="Times New Roman" w:hAnsi="Times New Roman"/>
+          <w:b/>
+          <w:bCs/>
+          <w:i w:val="false"/>
+          <w:iCs w:val="false"/>
+          <w:color w:val="C2185B"/>
+          <w:sz w:val="24"/>
+          <w:szCs w:val="24"/>
+        </w:rPr>
+        <w:t xml:space="preserve">1. </w:t>
+      </w:r>
+      <w:r>
+        <w:rPr>
+          <w:rFonts w:ascii="Times New Roman" w:cs="Times New Roman" w:eastAsia="Times New Roman" w:hAnsi="Times New Roman"/>
+          <w:b w:val="false"/>
+          <w:bCs w:val="false"/>
+          <w:i w:val="false"/>
+          <w:iCs w:val="false"/>
+          <w:color w:val="000000"/>
+          <w:sz w:val="24"/>
+          <w:szCs w:val="24"/>
+        </w:rPr>
+        <w:t xml:space="preserve">a) 180 s ; b) 4 h ; d) 150 min ; e) 72 h.</w:t>
+      </w:r>
+    </w:p>
+    <w:p>
+      <w:pPr>
+        <w:spacing w:after="80"/>
+      </w:pPr>
+      <w:r>
+        <w:rPr>
+          <w:rFonts w:ascii="Times New Roman" w:cs="Times New Roman" w:eastAsia="Times New Roman" w:hAnsi="Times New Roman"/>
+          <w:b/>
+          <w:bCs/>
+          <w:i w:val="false"/>
+          <w:iCs w:val="false"/>
+          <w:color w:val="C2185B"/>
+          <w:sz w:val="24"/>
+          <w:szCs w:val="24"/>
+        </w:rPr>
+        <w:t xml:space="preserve">2. </w:t>
+      </w:r>
+      <w:r>
+        <w:rPr>
+          <w:rFonts w:ascii="Times New Roman" w:cs="Times New Roman" w:eastAsia="Times New Roman" w:hAnsi="Times New Roman"/>
+          <w:b w:val="false"/>
+          <w:bCs w:val="false"/>
+          <w:i w:val="false"/>
+          <w:iCs w:val="false"/>
+          <w:color w:val="000000"/>
+          <w:sz w:val="24"/>
+          <w:szCs w:val="24"/>
+        </w:rPr>
+        <w:t xml:space="preserve">a) 3 h 35 ; b) 4 h 75 = 5 h 15 ; d) 4 h 70 − 2 h 40 = 2 h 30 ; e) 11 h 60 − 7 h 35 = 4 h 25.</w:t>
+      </w:r>
+    </w:p>
+    <w:p>
+      <w:pPr>
+        <w:spacing w:after="80"/>
+      </w:pPr>
+      <w:r>
+        <w:rPr>
+          <w:rFonts w:ascii="Times New Roman" w:cs="Times New Roman" w:eastAsia="Times New Roman" w:hAnsi="Times New Roman"/>
+          <w:b/>
+          <w:bCs/>
+          <w:i w:val="false"/>
+          <w:iCs w:val="false"/>
+          <w:color w:val="C2185B"/>
+          <w:sz w:val="24"/>
+          <w:szCs w:val="24"/>
+        </w:rPr>
+        <w:t xml:space="preserve">3. </w:t>
+      </w:r>
+      <w:r>
+        <w:rPr>
+          <w:rFonts w:ascii="Times New Roman" w:cs="Times New Roman" w:eastAsia="Times New Roman" w:hAnsi="Times New Roman"/>
+          <w:b w:val="false"/>
+          <w:bCs w:val="false"/>
+          <w:i w:val="false"/>
+          <w:iCs w:val="false"/>
+          <w:color w:val="000000"/>
+          <w:sz w:val="24"/>
+          <w:szCs w:val="24"/>
+        </w:rPr>
+        <w:t xml:space="preserve">a) 11 h 15 ; b) de 15 h 20 à 18 h 05 : 40 min + 2 h 05 = 2 h 45 ; d) toute raison sensée (route encombrée, arrêts…) ; e) 2 h 30 + 2 h 45 = 5 h 15.</w:t>
+      </w:r>
+    </w:p>
+    <w:p>
+      <w:pPr>
+        <w:spacing w:after="80"/>
+      </w:pPr>
+      <w:r>
+        <w:rPr>
+          <w:rFonts w:ascii="Times New Roman" w:cs="Times New Roman" w:eastAsia="Times New Roman" w:hAnsi="Times New Roman"/>
+          <w:b/>
+          <w:bCs/>
+          <w:i w:val="false"/>
+          <w:iCs w:val="false"/>
+          <w:color w:val="C2185B"/>
+          <w:sz w:val="24"/>
+          <w:szCs w:val="24"/>
+        </w:rPr>
+        <w:t xml:space="preserve">4. </w:t>
+      </w:r>
+      <w:r>
+        <w:rPr>
+          <w:rFonts w:ascii="Times New Roman" w:cs="Times New Roman" w:eastAsia="Times New Roman" w:hAnsi="Times New Roman"/>
+          <w:b w:val="false"/>
+          <w:bCs w:val="false"/>
+          <w:i w:val="false"/>
+          <w:iCs w:val="false"/>
+          <w:color w:val="000000"/>
+          <w:sz w:val="24"/>
+          <w:szCs w:val="24"/>
+        </w:rPr>
+        <w:t xml:space="preserve">a) 120 min ; b) 3 min ; d) 200 s ; e) 1 h 30 min.</w:t>
+      </w:r>
+    </w:p>
+    <w:p>
+      <w:pPr>
+        <w:spacing w:after="80"/>
+      </w:pPr>
+      <w:r>
+        <w:rPr>
+          <w:rFonts w:ascii="Times New Roman" w:cs="Times New Roman" w:eastAsia="Times New Roman" w:hAnsi="Times New Roman"/>
+          <w:b/>
+          <w:bCs/>
+          <w:i w:val="false"/>
+          <w:iCs w:val="false"/>
+          <w:color w:val="C2185B"/>
+          <w:sz w:val="24"/>
+          <w:szCs w:val="24"/>
+        </w:rPr>
+        <w:t xml:space="preserve">5. </w:t>
+      </w:r>
+      <w:r>
+        <w:rPr>
+          <w:rFonts w:ascii="Times New Roman" w:cs="Times New Roman" w:eastAsia="Times New Roman" w:hAnsi="Times New Roman"/>
+          <w:b w:val="false"/>
+          <w:bCs w:val="false"/>
+          <w:i w:val="false"/>
+          <w:iCs w:val="false"/>
+          <w:color w:val="000000"/>
+          <w:sz w:val="24"/>
+          <w:szCs w:val="24"/>
+        </w:rPr>
+        <w:t xml:space="preserve">a) 2 h 35 min ; b) à 11 h 45 ; d) à 17 h 20 ; e) 2 h 35 + 2 h 50 = 5 h 25 min.</w:t>
+      </w:r>
+    </w:p>
+    <w:p>
+      <w:pPr>
+        <w:spacing w:after="80"/>
+      </w:pPr>
+      <w:r>
+        <w:rPr>
+          <w:rFonts w:ascii="Times New Roman" w:cs="Times New Roman" w:eastAsia="Times New Roman" w:hAnsi="Times New Roman"/>
+          <w:b/>
+          <w:bCs/>
+          <w:i w:val="false"/>
+          <w:iCs w:val="false"/>
+          <w:color w:val="C2185B"/>
+          <w:sz w:val="24"/>
+          <w:szCs w:val="24"/>
+        </w:rPr>
+        <w:t xml:space="preserve">6. </w:t>
+      </w:r>
+      <w:r>
+        <w:rPr>
+          <w:rFonts w:ascii="Times New Roman" w:cs="Times New Roman" w:eastAsia="Times New Roman" w:hAnsi="Times New Roman"/>
+          <w:b w:val="false"/>
+          <w:bCs w:val="false"/>
+          <w:i w:val="false"/>
+          <w:iCs w:val="false"/>
+          <w:color w:val="000000"/>
+          <w:sz w:val="24"/>
+          <w:szCs w:val="24"/>
+        </w:rPr>
+        <w:t xml:space="preserve">a) à 22 h 25 ; b) de 21 h 30 à 22 h 25 : 55 minutes ; d) à 15 h 55 ; e) 60 + 50 = 110 minutes.</w:t>
+      </w:r>
+    </w:p>
+    <w:p>
+      <w:r>
+        <w:br w:type="page"/>
+      </w:r>
+    </w:p>
+    <w:p>
+      <w:pPr>
+        <w:spacing w:after="80" w:before="120"/>
+        <w:jc w:val="center"/>
+      </w:pPr>
+      <w:r>
+        <w:rPr>
+          <w:rFonts w:ascii="Times New Roman" w:cs="Times New Roman" w:eastAsia="Times New Roman" w:hAnsi="Times New Roman"/>
+          <w:b/>
+          <w:bCs/>
+          <w:i w:val="false"/>
+          <w:iCs w:val="false"/>
+          <w:color w:val="E7E6E6"/>
+          <w:sz w:val="22"/>
+          <w:szCs w:val="22"/>
+        </w:rPr>
+        <w:t xml:space="preserve">MATHÉMATIQUES — T5</w:t>
+      </w:r>
+    </w:p>
+    <w:p>
+      <w:pPr>
+        <w:spacing w:after="150" w:before="200"/>
+        <w:jc w:val="center"/>
+      </w:pPr>
+      <w:bookmarkStart w:name="u5_l7" w:id="8"/>
+      <w:r>
+        <w:rPr>
+          <w:rFonts w:ascii="Times New Roman" w:cs="Times New Roman" w:eastAsia="Times New Roman" w:hAnsi="Times New Roman"/>
+          <w:b/>
+          <w:bCs/>
+          <w:i w:val="false"/>
+          <w:iCs w:val="false"/>
+          <w:color w:val="C00000"/>
+          <w:sz w:val="32"/>
+          <w:szCs w:val="32"/>
+        </w:rPr>
+        <w:t xml:space="preserve">L’AIRE DU RECTANGLE ET DU CARRÉ</w:t>
+      </w:r>
+      <w:bookmarkEnd w:id="8"/>
     </w:p>
     <w:p>
       <w:pPr>
@@ -4413,469 +4551,7 @@
           <w:sz w:val="28"/>
           <w:szCs w:val="28"/>
         </w:rPr>
-        <w:t xml:space="preserve">Règle</w:t>
-      </w:r>
-    </w:p>
-    <w:p>
-      <w:pPr>
-        <w:shd w:fill="E8F5E9" w:val="clear"/>
-        <w:spacing w:after="110" w:line="300"/>
-        <w:jc w:val="both"/>
-      </w:pPr>
-      <w:r>
-        <w:rPr>
-          <w:rFonts w:ascii="Times New Roman" w:cs="Times New Roman" w:eastAsia="Times New Roman" w:hAnsi="Times New Roman"/>
-          <w:b/>
-          <w:bCs/>
-          <w:i w:val="false"/>
-          <w:iCs w:val="false"/>
-          <w:color w:val="000000"/>
-          <w:sz w:val="24"/>
-          <w:szCs w:val="24"/>
-        </w:rPr>
-        <w:t xml:space="preserve">1 min = 60 s, 1 h = 60 min, 1 jour = 24 h ; additionner heures et minutes séparément, échanger à 60 ; durée entre deux horaires : compter en avant.</w:t>
-      </w:r>
-    </w:p>
-    <w:p>
-      <w:pPr>
-        <w:shd w:fill="E3F2FD" w:val="clear"/>
-        <w:spacing w:after="110" w:line="300"/>
-        <w:jc w:val="both"/>
-      </w:pPr>
-      <w:r>
-        <w:rPr>
-          <w:rFonts w:ascii="Times New Roman" w:cs="Times New Roman" w:eastAsia="Times New Roman" w:hAnsi="Times New Roman"/>
-          <w:b w:val="false"/>
-          <w:bCs w:val="false"/>
-          <w:i w:val="false"/>
-          <w:iCs w:val="false"/>
-          <w:color w:val="1F4E79"/>
-          <w:sz w:val="24"/>
-          <w:szCs w:val="24"/>
-        </w:rPr>
-        <w:t xml:space="preserve">Le savais-tu ? Pourquoi 60 ? Les Babyloniens comptaient sur les phalanges : le pouce pointe les 12 phalanges des quatre doigts d’une main, et les 5 doigts de l’autre main comptent les tours : 12 × 5 = 60 ! Ce calcul vieux de 4 000 ans vit encore dans chaque minute de ta montre.</w:t>
-      </w:r>
-    </w:p>
-    <w:p>
-      <w:pPr>
-        <w:shd w:fill="FFF8E1" w:val="clear"/>
-        <w:spacing w:after="110" w:line="300"/>
-        <w:jc w:val="both"/>
-      </w:pPr>
-      <w:r>
-        <w:rPr>
-          <w:rFonts w:ascii="Times New Roman" w:cs="Times New Roman" w:eastAsia="Times New Roman" w:hAnsi="Times New Roman"/>
-          <w:b w:val="false"/>
-          <w:bCs w:val="false"/>
-          <w:i w:val="false"/>
-          <w:iCs w:val="false"/>
-          <w:color w:val="000000"/>
-          <w:sz w:val="24"/>
-          <w:szCs w:val="24"/>
-        </w:rPr>
-        <w:t xml:space="preserve">Attention : Poser 1 h 30 = 1,30 h et calculer en décimal : FAUX, 1 h 30 = 1,5 h ! Les minutes ne sont pas des centièmes d’heure : on ne mélange jamais l’écriture du temps et l’écriture décimale.</w:t>
-      </w:r>
-    </w:p>
-    <w:p>
-      <w:pPr>
-        <w:spacing w:after="150" w:before="200"/>
-        <w:jc w:val="left"/>
-      </w:pPr>
-      <w:r>
-        <w:rPr>
-          <w:rFonts w:ascii="Times New Roman" w:cs="Times New Roman" w:eastAsia="Times New Roman" w:hAnsi="Times New Roman"/>
-          <w:b/>
-          <w:bCs/>
-          <w:i w:val="false"/>
-          <w:iCs w:val="false"/>
-          <w:color w:val="2E7D32"/>
-          <w:sz w:val="28"/>
-          <w:szCs w:val="28"/>
-        </w:rPr>
-        <w:t xml:space="preserve">EXERCICE</w:t>
-      </w:r>
-    </w:p>
-    <w:p>
-      <w:pPr>
-        <w:spacing w:after="110" w:line="300"/>
-        <w:jc w:val="both"/>
-      </w:pPr>
-      <w:r>
-        <w:rPr>
-          <w:rFonts w:ascii="Times New Roman" w:cs="Times New Roman" w:eastAsia="Times New Roman" w:hAnsi="Times New Roman"/>
-          <w:b w:val="false"/>
-          <w:bCs w:val="false"/>
-          <w:i w:val="false"/>
-          <w:iCs w:val="false"/>
-          <w:color w:val="000000"/>
-          <w:sz w:val="24"/>
-          <w:szCs w:val="24"/>
-        </w:rPr>
-        <w:t xml:space="preserve">1. Convertis : a) 3 min en s ; b) 240 min en h ; d) 2 h 30 en min ; e) 3 jours en h.</w:t>
-      </w:r>
-    </w:p>
-    <w:p>
-      <w:pPr>
-        <w:spacing w:after="110" w:line="300"/>
-        <w:jc w:val="both"/>
-      </w:pPr>
-      <w:r>
-        <w:rPr>
-          <w:rFonts w:ascii="Times New Roman" w:cs="Times New Roman" w:eastAsia="Times New Roman" w:hAnsi="Times New Roman"/>
-          <w:b w:val="false"/>
-          <w:bCs w:val="false"/>
-          <w:i w:val="false"/>
-          <w:iCs w:val="false"/>
-          <w:color w:val="000000"/>
-          <w:sz w:val="24"/>
-          <w:szCs w:val="24"/>
-        </w:rPr>
-        <w:t xml:space="preserve">2. Calcule : a) 1 h 20 + 2 h 15 ; b) 3 h 50 + 1 h 25 ; d) 5 h 10 − 2 h 40 ; e) 12 h − 7 h 35.</w:t>
-      </w:r>
-    </w:p>
-    <w:p>
-      <w:pPr>
-        <w:spacing w:after="110" w:line="300"/>
-        <w:jc w:val="both"/>
-      </w:pPr>
-      <w:r>
-        <w:rPr>
-          <w:rFonts w:ascii="Times New Roman" w:cs="Times New Roman" w:eastAsia="Times New Roman" w:hAnsi="Times New Roman"/>
-          <w:b w:val="false"/>
-          <w:bCs w:val="false"/>
-          <w:i w:val="false"/>
-          <w:iCs w:val="false"/>
-          <w:color w:val="000000"/>
-          <w:sz w:val="24"/>
-          <w:szCs w:val="24"/>
-        </w:rPr>
-        <w:t xml:space="preserve">3. Le taxi-brousse part à 8 h 45 et le voyage dure 2 h 30. a) À quelle heure arrive-t-il ? b) Le retour part à 15 h 20 et arrive à 18 h 05 : durée du retour ? d) Pourquoi le retour dure-t-il plus longtemps ? Propose une raison. e) Durée totale passée sur la route ce jour-là ?</w:t>
-      </w:r>
-    </w:p>
-    <w:p>
-      <w:pPr>
-        <w:spacing w:after="110" w:line="300"/>
-        <w:jc w:val="both"/>
-      </w:pPr>
-      <w:r>
-        <w:rPr>
-          <w:rFonts w:ascii="Times New Roman" w:cs="Times New Roman" w:eastAsia="Times New Roman" w:hAnsi="Times New Roman"/>
-          <w:b w:val="false"/>
-          <w:bCs w:val="false"/>
-          <w:i w:val="false"/>
-          <w:iCs w:val="false"/>
-          <w:color w:val="000000"/>
-          <w:sz w:val="24"/>
-          <w:szCs w:val="24"/>
-        </w:rPr>
-        <w:t xml:space="preserve">4. Convertis : a) 2 h en minutes ; b) 180 s en minutes ; d) 3 min 20 s en secondes ; e) 90 min en heures et minutes.</w:t>
-      </w:r>
-    </w:p>
-    <w:p>
-      <w:pPr>
-        <w:spacing w:after="110" w:line="300"/>
-        <w:jc w:val="both"/>
-      </w:pPr>
-      <w:r>
-        <w:rPr>
-          <w:rFonts w:ascii="Times New Roman" w:cs="Times New Roman" w:eastAsia="Times New Roman" w:hAnsi="Times New Roman"/>
-          <w:b w:val="false"/>
-          <w:bCs w:val="false"/>
-          <w:i w:val="false"/>
-          <w:iCs w:val="false"/>
-          <w:color w:val="000000"/>
-          <w:sz w:val="24"/>
-          <w:szCs w:val="24"/>
-        </w:rPr>
-        <w:t xml:space="preserve">5. Le taxi-brousse part à 8 h 45 et arrive à 11 h 20. a) Quelle est la durée du trajet ? b) S’il était parti avec 25 min de retard, à quelle heure serait-il arrivé ? d) Le retour dure 2 h 50 ; il repart à 14 h 30 : heure d’arrivée ? e) Quelle est la durée totale de route aller-retour ?</w:t>
-      </w:r>
-    </w:p>
-    <w:p>
-      <w:pPr>
-        <w:spacing w:after="110" w:line="300"/>
-        <w:jc w:val="both"/>
-      </w:pPr>
-      <w:r>
-        <w:rPr>
-          <w:rFonts w:ascii="Times New Roman" w:cs="Times New Roman" w:eastAsia="Times New Roman" w:hAnsi="Times New Roman"/>
-          <w:b w:val="false"/>
-          <w:bCs w:val="false"/>
-          <w:i w:val="false"/>
-          <w:iCs w:val="false"/>
-          <w:color w:val="000000"/>
-          <w:sz w:val="24"/>
-          <w:szCs w:val="24"/>
-        </w:rPr>
-        <w:t xml:space="preserve">6. Défi CEPE — Un film commence à 20 h 35 et dure 1 h 50. a) À quelle heure finit-il ? b) Fara doit se coucher à 21 h 30 : combien de minutes du film va-t-elle manquer ? d) Le film est rediffusé le lendemain à 14 h 05 : à quelle heure finira-t-il ? e) Convertis la durée du film en minutes.</w:t>
-      </w:r>
-    </w:p>
-    <w:p>
-      <w:pPr>
-        <w:spacing w:after="150" w:before="200"/>
-        <w:jc w:val="left"/>
-      </w:pPr>
-      <w:r>
-        <w:rPr>
-          <w:rFonts w:ascii="Times New Roman" w:cs="Times New Roman" w:eastAsia="Times New Roman" w:hAnsi="Times New Roman"/>
-          <w:b/>
-          <w:bCs/>
-          <w:i w:val="false"/>
-          <w:iCs w:val="false"/>
-          <w:color w:val="2E7D32"/>
-          <w:sz w:val="28"/>
-          <w:szCs w:val="28"/>
-        </w:rPr>
-        <w:t xml:space="preserve">Correction</w:t>
-      </w:r>
-    </w:p>
-    <w:p>
-      <w:pPr>
-        <w:spacing w:after="80"/>
-      </w:pPr>
-      <w:r>
-        <w:rPr>
-          <w:rFonts w:ascii="Times New Roman" w:cs="Times New Roman" w:eastAsia="Times New Roman" w:hAnsi="Times New Roman"/>
-          <w:b/>
-          <w:bCs/>
-          <w:i w:val="false"/>
-          <w:iCs w:val="false"/>
-          <w:color w:val="C2185B"/>
-          <w:sz w:val="24"/>
-          <w:szCs w:val="24"/>
-        </w:rPr>
-        <w:t xml:space="preserve">1. </w:t>
-      </w:r>
-      <w:r>
-        <w:rPr>
-          <w:rFonts w:ascii="Times New Roman" w:cs="Times New Roman" w:eastAsia="Times New Roman" w:hAnsi="Times New Roman"/>
-          <w:b w:val="false"/>
-          <w:bCs w:val="false"/>
-          <w:i w:val="false"/>
-          <w:iCs w:val="false"/>
-          <w:color w:val="000000"/>
-          <w:sz w:val="24"/>
-          <w:szCs w:val="24"/>
-        </w:rPr>
-        <w:t xml:space="preserve">a) 180 s ; b) 4 h ; d) 150 min ; e) 72 h.</w:t>
-      </w:r>
-    </w:p>
-    <w:p>
-      <w:pPr>
-        <w:spacing w:after="80"/>
-      </w:pPr>
-      <w:r>
-        <w:rPr>
-          <w:rFonts w:ascii="Times New Roman" w:cs="Times New Roman" w:eastAsia="Times New Roman" w:hAnsi="Times New Roman"/>
-          <w:b/>
-          <w:bCs/>
-          <w:i w:val="false"/>
-          <w:iCs w:val="false"/>
-          <w:color w:val="C2185B"/>
-          <w:sz w:val="24"/>
-          <w:szCs w:val="24"/>
-        </w:rPr>
-        <w:t xml:space="preserve">2. </w:t>
-      </w:r>
-      <w:r>
-        <w:rPr>
-          <w:rFonts w:ascii="Times New Roman" w:cs="Times New Roman" w:eastAsia="Times New Roman" w:hAnsi="Times New Roman"/>
-          <w:b w:val="false"/>
-          <w:bCs w:val="false"/>
-          <w:i w:val="false"/>
-          <w:iCs w:val="false"/>
-          <w:color w:val="000000"/>
-          <w:sz w:val="24"/>
-          <w:szCs w:val="24"/>
-        </w:rPr>
-        <w:t xml:space="preserve">a) 3 h 35 ; b) 4 h 75 = 5 h 15 ; d) 4 h 70 − 2 h 40 = 2 h 30 ; e) 11 h 60 − 7 h 35 = 4 h 25.</w:t>
-      </w:r>
-    </w:p>
-    <w:p>
-      <w:pPr>
-        <w:spacing w:after="80"/>
-      </w:pPr>
-      <w:r>
-        <w:rPr>
-          <w:rFonts w:ascii="Times New Roman" w:cs="Times New Roman" w:eastAsia="Times New Roman" w:hAnsi="Times New Roman"/>
-          <w:b/>
-          <w:bCs/>
-          <w:i w:val="false"/>
-          <w:iCs w:val="false"/>
-          <w:color w:val="C2185B"/>
-          <w:sz w:val="24"/>
-          <w:szCs w:val="24"/>
-        </w:rPr>
-        <w:t xml:space="preserve">3. </w:t>
-      </w:r>
-      <w:r>
-        <w:rPr>
-          <w:rFonts w:ascii="Times New Roman" w:cs="Times New Roman" w:eastAsia="Times New Roman" w:hAnsi="Times New Roman"/>
-          <w:b w:val="false"/>
-          <w:bCs w:val="false"/>
-          <w:i w:val="false"/>
-          <w:iCs w:val="false"/>
-          <w:color w:val="000000"/>
-          <w:sz w:val="24"/>
-          <w:szCs w:val="24"/>
-        </w:rPr>
-        <w:t xml:space="preserve">a) 11 h 15 ; b) de 15 h 20 à 18 h 05 : 40 min + 2 h 05 = 2 h 45 ; d) toute raison sensée (route encombrée, arrêts…) ; e) 2 h 30 + 2 h 45 = 5 h 15.</w:t>
-      </w:r>
-    </w:p>
-    <w:p>
-      <w:pPr>
-        <w:spacing w:after="80"/>
-      </w:pPr>
-      <w:r>
-        <w:rPr>
-          <w:rFonts w:ascii="Times New Roman" w:cs="Times New Roman" w:eastAsia="Times New Roman" w:hAnsi="Times New Roman"/>
-          <w:b/>
-          <w:bCs/>
-          <w:i w:val="false"/>
-          <w:iCs w:val="false"/>
-          <w:color w:val="C2185B"/>
-          <w:sz w:val="24"/>
-          <w:szCs w:val="24"/>
-        </w:rPr>
-        <w:t xml:space="preserve">4. </w:t>
-      </w:r>
-      <w:r>
-        <w:rPr>
-          <w:rFonts w:ascii="Times New Roman" w:cs="Times New Roman" w:eastAsia="Times New Roman" w:hAnsi="Times New Roman"/>
-          <w:b w:val="false"/>
-          <w:bCs w:val="false"/>
-          <w:i w:val="false"/>
-          <w:iCs w:val="false"/>
-          <w:color w:val="000000"/>
-          <w:sz w:val="24"/>
-          <w:szCs w:val="24"/>
-        </w:rPr>
-        <w:t xml:space="preserve">a) 120 min ; b) 3 min ; d) 200 s ; e) 1 h 30 min.</w:t>
-      </w:r>
-    </w:p>
-    <w:p>
-      <w:pPr>
-        <w:spacing w:after="80"/>
-      </w:pPr>
-      <w:r>
-        <w:rPr>
-          <w:rFonts w:ascii="Times New Roman" w:cs="Times New Roman" w:eastAsia="Times New Roman" w:hAnsi="Times New Roman"/>
-          <w:b/>
-          <w:bCs/>
-          <w:i w:val="false"/>
-          <w:iCs w:val="false"/>
-          <w:color w:val="C2185B"/>
-          <w:sz w:val="24"/>
-          <w:szCs w:val="24"/>
-        </w:rPr>
-        <w:t xml:space="preserve">5. </w:t>
-      </w:r>
-      <w:r>
-        <w:rPr>
-          <w:rFonts w:ascii="Times New Roman" w:cs="Times New Roman" w:eastAsia="Times New Roman" w:hAnsi="Times New Roman"/>
-          <w:b w:val="false"/>
-          <w:bCs w:val="false"/>
-          <w:i w:val="false"/>
-          <w:iCs w:val="false"/>
-          <w:color w:val="000000"/>
-          <w:sz w:val="24"/>
-          <w:szCs w:val="24"/>
-        </w:rPr>
-        <w:t xml:space="preserve">a) 2 h 35 min ; b) à 11 h 45 ; d) à 17 h 20 ; e) 2 h 35 + 2 h 50 = 5 h 25 min.</w:t>
-      </w:r>
-    </w:p>
-    <w:p>
-      <w:pPr>
-        <w:spacing w:after="80"/>
-      </w:pPr>
-      <w:r>
-        <w:rPr>
-          <w:rFonts w:ascii="Times New Roman" w:cs="Times New Roman" w:eastAsia="Times New Roman" w:hAnsi="Times New Roman"/>
-          <w:b/>
-          <w:bCs/>
-          <w:i w:val="false"/>
-          <w:iCs w:val="false"/>
-          <w:color w:val="C2185B"/>
-          <w:sz w:val="24"/>
-          <w:szCs w:val="24"/>
-        </w:rPr>
-        <w:t xml:space="preserve">6. </w:t>
-      </w:r>
-      <w:r>
-        <w:rPr>
-          <w:rFonts w:ascii="Times New Roman" w:cs="Times New Roman" w:eastAsia="Times New Roman" w:hAnsi="Times New Roman"/>
-          <w:b w:val="false"/>
-          <w:bCs w:val="false"/>
-          <w:i w:val="false"/>
-          <w:iCs w:val="false"/>
-          <w:color w:val="000000"/>
-          <w:sz w:val="24"/>
-          <w:szCs w:val="24"/>
-        </w:rPr>
-        <w:t xml:space="preserve">a) à 22 h 25 ; b) de 21 h 30 à 22 h 25 : 55 minutes ; d) à 15 h 55 ; e) 60 + 50 = 110 minutes.</w:t>
-      </w:r>
-    </w:p>
-    <w:p>
-      <w:r>
-        <w:br w:type="page"/>
-      </w:r>
-    </w:p>
-    <w:p>
-      <w:pPr>
-        <w:spacing w:after="80" w:before="120"/>
-        <w:jc w:val="center"/>
-      </w:pPr>
-      <w:r>
-        <w:rPr>
-          <w:rFonts w:ascii="Times New Roman" w:cs="Times New Roman" w:eastAsia="Times New Roman" w:hAnsi="Times New Roman"/>
-          <w:b/>
-          <w:bCs/>
-          <w:i w:val="false"/>
-          <w:iCs w:val="false"/>
-          <w:color w:val="E7E6E6"/>
-          <w:sz w:val="22"/>
-          <w:szCs w:val="22"/>
-        </w:rPr>
-        <w:t xml:space="preserve">MATHÉMATIQUES — T5</w:t>
-      </w:r>
-    </w:p>
-    <w:p>
-      <w:pPr>
-        <w:spacing w:after="150" w:before="200"/>
-        <w:jc w:val="center"/>
-      </w:pPr>
-      <w:bookmarkStart w:name="u5_l7" w:id="8"/>
-      <w:r>
-        <w:rPr>
-          <w:rFonts w:ascii="Times New Roman" w:cs="Times New Roman" w:eastAsia="Times New Roman" w:hAnsi="Times New Roman"/>
-          <w:b/>
-          <w:bCs/>
-          <w:i w:val="false"/>
-          <w:iCs w:val="false"/>
-          <w:color w:val="C00000"/>
-          <w:sz w:val="32"/>
-          <w:szCs w:val="32"/>
-        </w:rPr>
-        <w:t xml:space="preserve">L’AIRE DU RECTANGLE ET DU CARRÉ</w:t>
-      </w:r>
-      <w:bookmarkEnd w:id="8"/>
-    </w:p>
-    <w:p>
-      <w:pPr>
-        <w:spacing w:after="150" w:before="200"/>
-        <w:jc w:val="left"/>
-      </w:pPr>
-      <w:r>
-        <w:rPr>
-          <w:rFonts w:ascii="Times New Roman" w:cs="Times New Roman" w:eastAsia="Times New Roman" w:hAnsi="Times New Roman"/>
-          <w:b/>
-          <w:bCs/>
-          <w:i w:val="false"/>
-          <w:iCs w:val="false"/>
-          <w:color w:val="2E7D32"/>
-          <w:sz w:val="28"/>
-          <w:szCs w:val="28"/>
-        </w:rPr>
-        <w:t xml:space="preserve">1. Aires : rectangle et carré</w:t>
+        <w:t xml:space="preserve">Aires : rectangle et carré</w:t>
       </w:r>
     </w:p>
     <w:p>
@@ -4964,6 +4640,146 @@
     </w:p>
     <w:p>
       <w:pPr>
+        <w:spacing w:after="130" w:before="100" w:line="300"/>
+        <w:jc w:val="both"/>
+      </w:pPr>
+      <w:r>
+        <w:rPr>
+          <w:rFonts w:ascii="Times New Roman" w:cs="Times New Roman" w:eastAsia="Times New Roman" w:hAnsi="Times New Roman"/>
+          <w:b w:val="false"/>
+          <w:bCs w:val="false"/>
+          <w:i/>
+          <w:iCs/>
+          <w:color w:val="000000"/>
+          <w:sz w:val="24"/>
+          <w:szCs w:val="24"/>
+          <w:u w:val="single"/>
+        </w:rPr>
+        <w:t xml:space="preserve">Salle de 6 m sur 4 m : aire 24 m², périmètre 20 m — deux réponses, deux unités, deux questions différentes.</w:t>
+      </w:r>
+    </w:p>
+    <w:p>
+      <w:pPr>
+        <w:spacing w:after="55" w:line="300"/>
+        <w:ind w:left="260"/>
+        <w:jc w:val="both"/>
+      </w:pPr>
+      <w:r>
+        <w:rPr>
+          <w:rFonts w:ascii="Times New Roman" w:cs="Times New Roman" w:eastAsia="Times New Roman" w:hAnsi="Times New Roman"/>
+          <w:b w:val="false"/>
+          <w:bCs w:val="false"/>
+          <w:i w:val="false"/>
+          <w:iCs w:val="false"/>
+          <w:color w:val="000000"/>
+          <w:sz w:val="24"/>
+          <w:szCs w:val="24"/>
+        </w:rPr>
+        <w:t xml:space="preserve">1. Vérifier que les deux dimensions sont dans la même unité.</w:t>
+      </w:r>
+    </w:p>
+    <w:p>
+      <w:pPr>
+        <w:spacing w:after="55" w:line="300"/>
+        <w:ind w:left="260"/>
+        <w:jc w:val="both"/>
+      </w:pPr>
+      <w:r>
+        <w:rPr>
+          <w:rFonts w:ascii="Times New Roman" w:cs="Times New Roman" w:eastAsia="Times New Roman" w:hAnsi="Times New Roman"/>
+          <w:b w:val="false"/>
+          <w:bCs w:val="false"/>
+          <w:i w:val="false"/>
+          <w:iCs w:val="false"/>
+          <w:color w:val="000000"/>
+          <w:sz w:val="24"/>
+          <w:szCs w:val="24"/>
+        </w:rPr>
+        <w:t xml:space="preserve">2. Multiplier : L × l (rectangle) ou côté × côté (carré).</w:t>
+      </w:r>
+    </w:p>
+    <w:p>
+      <w:pPr>
+        <w:spacing w:after="55" w:line="300"/>
+        <w:ind w:left="260"/>
+        <w:jc w:val="both"/>
+      </w:pPr>
+      <w:r>
+        <w:rPr>
+          <w:rFonts w:ascii="Times New Roman" w:cs="Times New Roman" w:eastAsia="Times New Roman" w:hAnsi="Times New Roman"/>
+          <w:b w:val="false"/>
+          <w:bCs w:val="false"/>
+          <w:i w:val="false"/>
+          <w:iCs w:val="false"/>
+          <w:color w:val="000000"/>
+          <w:sz w:val="24"/>
+          <w:szCs w:val="24"/>
+        </w:rPr>
+        <w:t xml:space="preserve">3. Écrire l’unité CARRÉE du résultat, et vérifier qu’on ne confond pas avec le périmètre.</w:t>
+      </w:r>
+    </w:p>
+    <w:p>
+      <w:pPr>
+        <w:shd w:fill="E8F5E9" w:val="clear"/>
+        <w:spacing w:after="110" w:line="300"/>
+        <w:jc w:val="both"/>
+      </w:pPr>
+      <w:r>
+        <w:rPr>
+          <w:rFonts w:ascii="Times New Roman" w:cs="Times New Roman" w:eastAsia="Times New Roman" w:hAnsi="Times New Roman"/>
+          <w:b/>
+          <w:bCs/>
+          <w:i w:val="false"/>
+          <w:iCs w:val="false"/>
+          <w:color w:val="000000"/>
+          <w:sz w:val="24"/>
+          <w:szCs w:val="24"/>
+        </w:rPr>
+        <w:t xml:space="preserve">aire = surface en unités carrées ; rectangle L × l, carré c × c ; périmètre en cm, aire en cm² ; même périmètre n’implique pas même aire ; 1 m² = 10 000 cm².</w:t>
+      </w:r>
+    </w:p>
+    <w:p>
+      <w:pPr>
+        <w:shd w:fill="E3F2FD" w:val="clear"/>
+        <w:spacing w:after="110" w:line="300"/>
+        <w:jc w:val="both"/>
+      </w:pPr>
+      <w:r>
+        <w:rPr>
+          <w:rFonts w:ascii="Times New Roman" w:cs="Times New Roman" w:eastAsia="Times New Roman" w:hAnsi="Times New Roman"/>
+          <w:b w:val="false"/>
+          <w:bCs w:val="false"/>
+          <w:i w:val="false"/>
+          <w:iCs w:val="false"/>
+          <w:color w:val="1F4E79"/>
+          <w:sz w:val="24"/>
+          <w:szCs w:val="24"/>
+        </w:rPr>
+        <w:t xml:space="preserve">Le savais-tu ? Les rizières de Madagascar se mesurent souvent en ares : 1 are = 100 m², le carré de 10 m sur 10 m.</w:t>
+      </w:r>
+    </w:p>
+    <w:p>
+      <w:pPr>
+        <w:shd w:fill="FFF8E1" w:val="clear"/>
+        <w:spacing w:after="110" w:line="300"/>
+        <w:jc w:val="both"/>
+      </w:pPr>
+      <w:r>
+        <w:rPr>
+          <w:rFonts w:ascii="Times New Roman" w:cs="Times New Roman" w:eastAsia="Times New Roman" w:hAnsi="Times New Roman"/>
+          <w:b w:val="false"/>
+          <w:bCs w:val="false"/>
+          <w:i w:val="false"/>
+          <w:iCs w:val="false"/>
+          <w:color w:val="000000"/>
+          <w:sz w:val="24"/>
+          <w:szCs w:val="24"/>
+        </w:rPr>
+        <w:t xml:space="preserve">Attention : Répondre « 15 cm » pour une aire : sans le ², la réponse est fausse à l’examen ! L’aire compte des carreaux (cm²), le périmètre mesure du fil (cm). Relire la question : couvrir → aire ; entourer → périmètre.</w:t>
+      </w:r>
+    </w:p>
+    <w:p>
+      <w:pPr>
         <w:spacing w:after="150" w:before="200"/>
         <w:jc w:val="left"/>
       </w:pPr>
@@ -4978,27 +4794,121 @@
           <w:sz w:val="28"/>
           <w:szCs w:val="28"/>
         </w:rPr>
-        <w:t xml:space="preserve">2. Exemple</w:t>
-      </w:r>
-    </w:p>
-    <w:p>
-      <w:pPr>
-        <w:shd w:fill="E8F5E9" w:val="clear"/>
-        <w:spacing w:after="110" w:line="300"/>
-        <w:jc w:val="both"/>
-      </w:pPr>
-      <w:r>
-        <w:rPr>
-          <w:rFonts w:ascii="Times New Roman" w:cs="Times New Roman" w:eastAsia="Times New Roman" w:hAnsi="Times New Roman"/>
-          <w:b/>
-          <w:bCs/>
-          <w:i w:val="false"/>
-          <w:iCs w:val="false"/>
-          <w:color w:val="000000"/>
-          <w:sz w:val="24"/>
-          <w:szCs w:val="24"/>
-        </w:rPr>
-        <w:t xml:space="preserve">Salle de 6 m sur 4 m : aire 24 m², périmètre 20 m — deux réponses, deux unités, deux questions différentes.</w:t>
+        <w:t xml:space="preserve">EXERCICE</w:t>
+      </w:r>
+    </w:p>
+    <w:p>
+      <w:pPr>
+        <w:spacing w:after="110" w:line="300"/>
+        <w:jc w:val="both"/>
+      </w:pPr>
+      <w:r>
+        <w:rPr>
+          <w:rFonts w:ascii="Times New Roman" w:cs="Times New Roman" w:eastAsia="Times New Roman" w:hAnsi="Times New Roman"/>
+          <w:b w:val="false"/>
+          <w:bCs w:val="false"/>
+          <w:i w:val="false"/>
+          <w:iCs w:val="false"/>
+          <w:color w:val="000000"/>
+          <w:sz w:val="24"/>
+          <w:szCs w:val="24"/>
+        </w:rPr>
+        <w:t xml:space="preserve">1. Calcule l’aire : a) rectangle de 7 cm sur 4 cm ; b) carré de 9 cm ; d) rectangle de 12 m sur 5 m ; e) carré de 20 m.</w:t>
+      </w:r>
+    </w:p>
+    <w:p>
+      <w:pPr>
+        <w:spacing w:after="110" w:line="300"/>
+        <w:jc w:val="both"/>
+      </w:pPr>
+      <w:r>
+        <w:rPr>
+          <w:rFonts w:ascii="Times New Roman" w:cs="Times New Roman" w:eastAsia="Times New Roman" w:hAnsi="Times New Roman"/>
+          <w:b w:val="false"/>
+          <w:bCs w:val="false"/>
+          <w:i w:val="false"/>
+          <w:iCs w:val="false"/>
+          <w:color w:val="000000"/>
+          <w:sz w:val="24"/>
+          <w:szCs w:val="24"/>
+        </w:rPr>
+        <w:t xml:space="preserve">2. Pour un rectangle de 10 m sur 3 m : a) calcule l’aire ; b) calcule le périmètre ; d) quelle réponse sert à acheter du grillage pour l’entourer ? e) laquelle sert à acheter du gazon pour le couvrir ?</w:t>
+      </w:r>
+    </w:p>
+    <w:p>
+      <w:pPr>
+        <w:spacing w:after="110" w:line="300"/>
+        <w:jc w:val="both"/>
+      </w:pPr>
+      <w:r>
+        <w:rPr>
+          <w:rFonts w:ascii="Times New Roman" w:cs="Times New Roman" w:eastAsia="Times New Roman" w:hAnsi="Times New Roman"/>
+          <w:b w:val="false"/>
+          <w:bCs w:val="false"/>
+          <w:i w:val="false"/>
+          <w:iCs w:val="false"/>
+          <w:color w:val="000000"/>
+          <w:sz w:val="24"/>
+          <w:szCs w:val="24"/>
+        </w:rPr>
+        <w:t xml:space="preserve">3. La salle de classe mesure 8 m sur 6 m. a) Calcule son aire. b) Un carreau couvre 0,25 m² : combien de carreaux pour le sol ? d) La longueur reste 8 m mais l’aire d’une autre salle est 40 m² : quelle est sa largeur ? e) Compare les deux salles en une phrase.</w:t>
+      </w:r>
+    </w:p>
+    <w:p>
+      <w:pPr>
+        <w:spacing w:after="110" w:line="300"/>
+        <w:jc w:val="both"/>
+      </w:pPr>
+      <w:r>
+        <w:rPr>
+          <w:rFonts w:ascii="Times New Roman" w:cs="Times New Roman" w:eastAsia="Times New Roman" w:hAnsi="Times New Roman"/>
+          <w:b w:val="false"/>
+          <w:bCs w:val="false"/>
+          <w:i w:val="false"/>
+          <w:iCs w:val="false"/>
+          <w:color w:val="000000"/>
+          <w:sz w:val="24"/>
+          <w:szCs w:val="24"/>
+        </w:rPr>
+        <w:t xml:space="preserve">4. Calcule l’aire : a) un carré de côté 6 cm ; b) un rectangle de 8 cm sur 5 cm ; d) un carré de côté 12 m ; e) un rectangle de 20 m sur 7 m.</w:t>
+      </w:r>
+    </w:p>
+    <w:p>
+      <w:pPr>
+        <w:spacing w:after="110" w:line="300"/>
+        <w:jc w:val="both"/>
+      </w:pPr>
+      <w:r>
+        <w:rPr>
+          <w:rFonts w:ascii="Times New Roman" w:cs="Times New Roman" w:eastAsia="Times New Roman" w:hAnsi="Times New Roman"/>
+          <w:b w:val="false"/>
+          <w:bCs w:val="false"/>
+          <w:i w:val="false"/>
+          <w:iCs w:val="false"/>
+          <w:color w:val="000000"/>
+          <w:sz w:val="24"/>
+          <w:szCs w:val="24"/>
+        </w:rPr>
+        <w:t xml:space="preserve">5. Une salle rectangulaire mesure 9 m sur 6 m. a) Quelle est son aire ? b) Combien de carreaux de 1 m² faut-il pour couvrir le sol ? d) À 8 000 Ar le carreau, quelle est la dépense ? e) Quel est le périmètre de la salle ?</w:t>
+      </w:r>
+    </w:p>
+    <w:p>
+      <w:pPr>
+        <w:spacing w:after="110" w:line="300"/>
+        <w:jc w:val="both"/>
+      </w:pPr>
+      <w:r>
+        <w:rPr>
+          <w:rFonts w:ascii="Times New Roman" w:cs="Times New Roman" w:eastAsia="Times New Roman" w:hAnsi="Times New Roman"/>
+          <w:b w:val="false"/>
+          <w:bCs w:val="false"/>
+          <w:i w:val="false"/>
+          <w:iCs w:val="false"/>
+          <w:color w:val="000000"/>
+          <w:sz w:val="24"/>
+          <w:szCs w:val="24"/>
+        </w:rPr>
+        <w:t xml:space="preserve">6. Défi CEPE — Un terrain rectangulaire de 24 m sur 15 m porte une maison carrée de 8 m de côté ; le reste est un jardin. a) Quelle est l’aire du terrain ? b) L’aire de la maison ? d) L’aire du jardin ? e) On sème du gazon à 1 500 Ar le m² : combien coûte le jardin ?</w:t>
       </w:r>
     </w:p>
     <w:p>
@@ -5017,65 +4927,239 @@
           <w:sz w:val="28"/>
           <w:szCs w:val="28"/>
         </w:rPr>
-        <w:t xml:space="preserve">3. Méthode</w:t>
-      </w:r>
-    </w:p>
-    <w:p>
-      <w:pPr>
-        <w:spacing w:after="55" w:line="300"/>
-        <w:jc w:val="both"/>
-      </w:pPr>
-      <w:r>
-        <w:rPr>
-          <w:rFonts w:ascii="Times New Roman" w:cs="Times New Roman" w:eastAsia="Times New Roman" w:hAnsi="Times New Roman"/>
-          <w:b w:val="false"/>
-          <w:bCs w:val="false"/>
-          <w:i w:val="false"/>
-          <w:iCs w:val="false"/>
-          <w:color w:val="000000"/>
-          <w:sz w:val="24"/>
-          <w:szCs w:val="24"/>
-        </w:rPr>
-        <w:t xml:space="preserve">1. Vérifier que les deux dimensions sont dans la même unité.</w:t>
-      </w:r>
-    </w:p>
-    <w:p>
-      <w:pPr>
-        <w:spacing w:after="55" w:line="300"/>
-        <w:jc w:val="both"/>
-      </w:pPr>
-      <w:r>
-        <w:rPr>
-          <w:rFonts w:ascii="Times New Roman" w:cs="Times New Roman" w:eastAsia="Times New Roman" w:hAnsi="Times New Roman"/>
-          <w:b w:val="false"/>
-          <w:bCs w:val="false"/>
-          <w:i w:val="false"/>
-          <w:iCs w:val="false"/>
-          <w:color w:val="000000"/>
-          <w:sz w:val="24"/>
-          <w:szCs w:val="24"/>
-        </w:rPr>
-        <w:t xml:space="preserve">2. Multiplier : L × l (rectangle) ou côté × côté (carré).</w:t>
-      </w:r>
-    </w:p>
-    <w:p>
-      <w:pPr>
-        <w:spacing w:after="55" w:line="300"/>
-        <w:jc w:val="both"/>
-      </w:pPr>
-      <w:r>
-        <w:rPr>
-          <w:rFonts w:ascii="Times New Roman" w:cs="Times New Roman" w:eastAsia="Times New Roman" w:hAnsi="Times New Roman"/>
-          <w:b w:val="false"/>
-          <w:bCs w:val="false"/>
-          <w:i w:val="false"/>
-          <w:iCs w:val="false"/>
-          <w:color w:val="000000"/>
-          <w:sz w:val="24"/>
-          <w:szCs w:val="24"/>
-        </w:rPr>
-        <w:t xml:space="preserve">3. Écrire l’unité CARRÉE du résultat, et vérifier qu’on ne confond pas avec le périmètre.</w:t>
-      </w:r>
+        <w:t xml:space="preserve">Correction</w:t>
+      </w:r>
+    </w:p>
+    <w:p>
+      <w:pPr>
+        <w:spacing w:after="80"/>
+      </w:pPr>
+      <w:r>
+        <w:rPr>
+          <w:rFonts w:ascii="Times New Roman" w:cs="Times New Roman" w:eastAsia="Times New Roman" w:hAnsi="Times New Roman"/>
+          <w:b/>
+          <w:bCs/>
+          <w:i w:val="false"/>
+          <w:iCs w:val="false"/>
+          <w:color w:val="C2185B"/>
+          <w:sz w:val="24"/>
+          <w:szCs w:val="24"/>
+        </w:rPr>
+        <w:t xml:space="preserve">1. </w:t>
+      </w:r>
+      <w:r>
+        <w:rPr>
+          <w:rFonts w:ascii="Times New Roman" w:cs="Times New Roman" w:eastAsia="Times New Roman" w:hAnsi="Times New Roman"/>
+          <w:b w:val="false"/>
+          <w:bCs w:val="false"/>
+          <w:i w:val="false"/>
+          <w:iCs w:val="false"/>
+          <w:color w:val="000000"/>
+          <w:sz w:val="24"/>
+          <w:szCs w:val="24"/>
+        </w:rPr>
+        <w:t xml:space="preserve">a) 28 cm² ; b) 81 cm² ; d) 60 m² ; e) 400 m².</w:t>
+      </w:r>
+    </w:p>
+    <w:p>
+      <w:pPr>
+        <w:spacing w:after="80"/>
+      </w:pPr>
+      <w:r>
+        <w:rPr>
+          <w:rFonts w:ascii="Times New Roman" w:cs="Times New Roman" w:eastAsia="Times New Roman" w:hAnsi="Times New Roman"/>
+          <w:b/>
+          <w:bCs/>
+          <w:i w:val="false"/>
+          <w:iCs w:val="false"/>
+          <w:color w:val="C2185B"/>
+          <w:sz w:val="24"/>
+          <w:szCs w:val="24"/>
+        </w:rPr>
+        <w:t xml:space="preserve">2. </w:t>
+      </w:r>
+      <w:r>
+        <w:rPr>
+          <w:rFonts w:ascii="Times New Roman" w:cs="Times New Roman" w:eastAsia="Times New Roman" w:hAnsi="Times New Roman"/>
+          <w:b w:val="false"/>
+          <w:bCs w:val="false"/>
+          <w:i w:val="false"/>
+          <w:iCs w:val="false"/>
+          <w:color w:val="000000"/>
+          <w:sz w:val="24"/>
+          <w:szCs w:val="24"/>
+        </w:rPr>
+        <w:t xml:space="preserve">a) 30 m² ; b) 26 m ; d) le périmètre (26 m) ; e) l’aire (30 m²).</w:t>
+      </w:r>
+    </w:p>
+    <w:p>
+      <w:pPr>
+        <w:spacing w:after="80"/>
+      </w:pPr>
+      <w:r>
+        <w:rPr>
+          <w:rFonts w:ascii="Times New Roman" w:cs="Times New Roman" w:eastAsia="Times New Roman" w:hAnsi="Times New Roman"/>
+          <w:b/>
+          <w:bCs/>
+          <w:i w:val="false"/>
+          <w:iCs w:val="false"/>
+          <w:color w:val="C2185B"/>
+          <w:sz w:val="24"/>
+          <w:szCs w:val="24"/>
+        </w:rPr>
+        <w:t xml:space="preserve">3. </w:t>
+      </w:r>
+      <w:r>
+        <w:rPr>
+          <w:rFonts w:ascii="Times New Roman" w:cs="Times New Roman" w:eastAsia="Times New Roman" w:hAnsi="Times New Roman"/>
+          <w:b w:val="false"/>
+          <w:bCs w:val="false"/>
+          <w:i w:val="false"/>
+          <w:iCs w:val="false"/>
+          <w:color w:val="000000"/>
+          <w:sz w:val="24"/>
+          <w:szCs w:val="24"/>
+        </w:rPr>
+        <w:t xml:space="preserve">a) 48 m² ; b) 48 ÷ 0,25 = 192 carreaux ; d) 40 ÷ 8 = 5 m ; e) la première salle (48 m²) est plus grande que la seconde (40 m²) de 8 m².</w:t>
+      </w:r>
+    </w:p>
+    <w:p>
+      <w:pPr>
+        <w:spacing w:after="80"/>
+      </w:pPr>
+      <w:r>
+        <w:rPr>
+          <w:rFonts w:ascii="Times New Roman" w:cs="Times New Roman" w:eastAsia="Times New Roman" w:hAnsi="Times New Roman"/>
+          <w:b/>
+          <w:bCs/>
+          <w:i w:val="false"/>
+          <w:iCs w:val="false"/>
+          <w:color w:val="C2185B"/>
+          <w:sz w:val="24"/>
+          <w:szCs w:val="24"/>
+        </w:rPr>
+        <w:t xml:space="preserve">4. </w:t>
+      </w:r>
+      <w:r>
+        <w:rPr>
+          <w:rFonts w:ascii="Times New Roman" w:cs="Times New Roman" w:eastAsia="Times New Roman" w:hAnsi="Times New Roman"/>
+          <w:b w:val="false"/>
+          <w:bCs w:val="false"/>
+          <w:i w:val="false"/>
+          <w:iCs w:val="false"/>
+          <w:color w:val="000000"/>
+          <w:sz w:val="24"/>
+          <w:szCs w:val="24"/>
+        </w:rPr>
+        <w:t xml:space="preserve">a) 6 × 6 = 36 cm² ; b) 8 × 5 = 40 cm² ; d) 144 m² ; e) 140 m².</w:t>
+      </w:r>
+    </w:p>
+    <w:p>
+      <w:pPr>
+        <w:spacing w:after="80"/>
+      </w:pPr>
+      <w:r>
+        <w:rPr>
+          <w:rFonts w:ascii="Times New Roman" w:cs="Times New Roman" w:eastAsia="Times New Roman" w:hAnsi="Times New Roman"/>
+          <w:b/>
+          <w:bCs/>
+          <w:i w:val="false"/>
+          <w:iCs w:val="false"/>
+          <w:color w:val="C2185B"/>
+          <w:sz w:val="24"/>
+          <w:szCs w:val="24"/>
+        </w:rPr>
+        <w:t xml:space="preserve">5. </w:t>
+      </w:r>
+      <w:r>
+        <w:rPr>
+          <w:rFonts w:ascii="Times New Roman" w:cs="Times New Roman" w:eastAsia="Times New Roman" w:hAnsi="Times New Roman"/>
+          <w:b w:val="false"/>
+          <w:bCs w:val="false"/>
+          <w:i w:val="false"/>
+          <w:iCs w:val="false"/>
+          <w:color w:val="000000"/>
+          <w:sz w:val="24"/>
+          <w:szCs w:val="24"/>
+        </w:rPr>
+        <w:t xml:space="preserve">a) 9 × 6 = 54 m² ; b) 54 carreaux ; d) 54 × 8 000 = 432 000 Ar ; e) (9 + 6) × 2 = 30 m.</w:t>
+      </w:r>
+    </w:p>
+    <w:p>
+      <w:pPr>
+        <w:spacing w:after="80"/>
+      </w:pPr>
+      <w:r>
+        <w:rPr>
+          <w:rFonts w:ascii="Times New Roman" w:cs="Times New Roman" w:eastAsia="Times New Roman" w:hAnsi="Times New Roman"/>
+          <w:b/>
+          <w:bCs/>
+          <w:i w:val="false"/>
+          <w:iCs w:val="false"/>
+          <w:color w:val="C2185B"/>
+          <w:sz w:val="24"/>
+          <w:szCs w:val="24"/>
+        </w:rPr>
+        <w:t xml:space="preserve">6. </w:t>
+      </w:r>
+      <w:r>
+        <w:rPr>
+          <w:rFonts w:ascii="Times New Roman" w:cs="Times New Roman" w:eastAsia="Times New Roman" w:hAnsi="Times New Roman"/>
+          <w:b w:val="false"/>
+          <w:bCs w:val="false"/>
+          <w:i w:val="false"/>
+          <w:iCs w:val="false"/>
+          <w:color w:val="000000"/>
+          <w:sz w:val="24"/>
+          <w:szCs w:val="24"/>
+        </w:rPr>
+        <w:t xml:space="preserve">a) 24 × 15 = 360 m² ; b) 8 × 8 = 64 m² ; d) 360 − 64 = 296 m² ; e) 296 × 1 500 = 444 000 Ar.</w:t>
+      </w:r>
+    </w:p>
+    <w:p>
+      <w:r>
+        <w:br w:type="page"/>
+      </w:r>
+    </w:p>
+    <w:p>
+      <w:pPr>
+        <w:spacing w:after="80" w:before="120"/>
+        <w:jc w:val="center"/>
+      </w:pPr>
+      <w:r>
+        <w:rPr>
+          <w:rFonts w:ascii="Times New Roman" w:cs="Times New Roman" w:eastAsia="Times New Roman" w:hAnsi="Times New Roman"/>
+          <w:b/>
+          <w:bCs/>
+          <w:i w:val="false"/>
+          <w:iCs w:val="false"/>
+          <w:color w:val="E7E6E6"/>
+          <w:sz w:val="22"/>
+          <w:szCs w:val="22"/>
+        </w:rPr>
+        <w:t xml:space="preserve">MATHÉMATIQUES — T5</w:t>
+      </w:r>
+    </w:p>
+    <w:p>
+      <w:pPr>
+        <w:spacing w:after="150" w:before="200"/>
+        <w:jc w:val="center"/>
+      </w:pPr>
+      <w:bookmarkStart w:name="u5_l8" w:id="9"/>
+      <w:r>
+        <w:rPr>
+          <w:rFonts w:ascii="Times New Roman" w:cs="Times New Roman" w:eastAsia="Times New Roman" w:hAnsi="Times New Roman"/>
+          <w:b/>
+          <w:bCs/>
+          <w:i w:val="false"/>
+          <w:iCs w:val="false"/>
+          <w:color w:val="C00000"/>
+          <w:sz w:val="32"/>
+          <w:szCs w:val="32"/>
+        </w:rPr>
+        <w:t xml:space="preserve">L’AIRE DU TRIANGLE ; COMPARER DES AIRES</w:t>
+      </w:r>
+      <w:bookmarkEnd w:id="9"/>
     </w:p>
     <w:p>
       <w:pPr>
@@ -5093,469 +5177,7 @@
           <w:sz w:val="28"/>
           <w:szCs w:val="28"/>
         </w:rPr>
-        <w:t xml:space="preserve">Règle</w:t>
-      </w:r>
-    </w:p>
-    <w:p>
-      <w:pPr>
-        <w:shd w:fill="E8F5E9" w:val="clear"/>
-        <w:spacing w:after="110" w:line="300"/>
-        <w:jc w:val="both"/>
-      </w:pPr>
-      <w:r>
-        <w:rPr>
-          <w:rFonts w:ascii="Times New Roman" w:cs="Times New Roman" w:eastAsia="Times New Roman" w:hAnsi="Times New Roman"/>
-          <w:b/>
-          <w:bCs/>
-          <w:i w:val="false"/>
-          <w:iCs w:val="false"/>
-          <w:color w:val="000000"/>
-          <w:sz w:val="24"/>
-          <w:szCs w:val="24"/>
-        </w:rPr>
-        <w:t xml:space="preserve">aire = surface en unités carrées ; rectangle L × l, carré c × c ; périmètre en cm, aire en cm² ; même périmètre n’implique pas même aire ; 1 m² = 10 000 cm².</w:t>
-      </w:r>
-    </w:p>
-    <w:p>
-      <w:pPr>
-        <w:shd w:fill="E3F2FD" w:val="clear"/>
-        <w:spacing w:after="110" w:line="300"/>
-        <w:jc w:val="both"/>
-      </w:pPr>
-      <w:r>
-        <w:rPr>
-          <w:rFonts w:ascii="Times New Roman" w:cs="Times New Roman" w:eastAsia="Times New Roman" w:hAnsi="Times New Roman"/>
-          <w:b w:val="false"/>
-          <w:bCs w:val="false"/>
-          <w:i w:val="false"/>
-          <w:iCs w:val="false"/>
-          <w:color w:val="1F4E79"/>
-          <w:sz w:val="24"/>
-          <w:szCs w:val="24"/>
-        </w:rPr>
-        <w:t xml:space="preserve">Le savais-tu ? Les rizières de Madagascar se mesurent souvent en ares : 1 are = 100 m², le carré de 10 m sur 10 m.</w:t>
-      </w:r>
-    </w:p>
-    <w:p>
-      <w:pPr>
-        <w:shd w:fill="FFF8E1" w:val="clear"/>
-        <w:spacing w:after="110" w:line="300"/>
-        <w:jc w:val="both"/>
-      </w:pPr>
-      <w:r>
-        <w:rPr>
-          <w:rFonts w:ascii="Times New Roman" w:cs="Times New Roman" w:eastAsia="Times New Roman" w:hAnsi="Times New Roman"/>
-          <w:b w:val="false"/>
-          <w:bCs w:val="false"/>
-          <w:i w:val="false"/>
-          <w:iCs w:val="false"/>
-          <w:color w:val="000000"/>
-          <w:sz w:val="24"/>
-          <w:szCs w:val="24"/>
-        </w:rPr>
-        <w:t xml:space="preserve">Attention : Répondre « 15 cm » pour une aire : sans le ², la réponse est fausse à l’examen ! L’aire compte des carreaux (cm²), le périmètre mesure du fil (cm). Relire la question : couvrir → aire ; entourer → périmètre.</w:t>
-      </w:r>
-    </w:p>
-    <w:p>
-      <w:pPr>
-        <w:spacing w:after="150" w:before="200"/>
-        <w:jc w:val="left"/>
-      </w:pPr>
-      <w:r>
-        <w:rPr>
-          <w:rFonts w:ascii="Times New Roman" w:cs="Times New Roman" w:eastAsia="Times New Roman" w:hAnsi="Times New Roman"/>
-          <w:b/>
-          <w:bCs/>
-          <w:i w:val="false"/>
-          <w:iCs w:val="false"/>
-          <w:color w:val="2E7D32"/>
-          <w:sz w:val="28"/>
-          <w:szCs w:val="28"/>
-        </w:rPr>
-        <w:t xml:space="preserve">EXERCICE</w:t>
-      </w:r>
-    </w:p>
-    <w:p>
-      <w:pPr>
-        <w:spacing w:after="110" w:line="300"/>
-        <w:jc w:val="both"/>
-      </w:pPr>
-      <w:r>
-        <w:rPr>
-          <w:rFonts w:ascii="Times New Roman" w:cs="Times New Roman" w:eastAsia="Times New Roman" w:hAnsi="Times New Roman"/>
-          <w:b w:val="false"/>
-          <w:bCs w:val="false"/>
-          <w:i w:val="false"/>
-          <w:iCs w:val="false"/>
-          <w:color w:val="000000"/>
-          <w:sz w:val="24"/>
-          <w:szCs w:val="24"/>
-        </w:rPr>
-        <w:t xml:space="preserve">1. Calcule l’aire : a) rectangle de 7 cm sur 4 cm ; b) carré de 9 cm ; d) rectangle de 12 m sur 5 m ; e) carré de 20 m.</w:t>
-      </w:r>
-    </w:p>
-    <w:p>
-      <w:pPr>
-        <w:spacing w:after="110" w:line="300"/>
-        <w:jc w:val="both"/>
-      </w:pPr>
-      <w:r>
-        <w:rPr>
-          <w:rFonts w:ascii="Times New Roman" w:cs="Times New Roman" w:eastAsia="Times New Roman" w:hAnsi="Times New Roman"/>
-          <w:b w:val="false"/>
-          <w:bCs w:val="false"/>
-          <w:i w:val="false"/>
-          <w:iCs w:val="false"/>
-          <w:color w:val="000000"/>
-          <w:sz w:val="24"/>
-          <w:szCs w:val="24"/>
-        </w:rPr>
-        <w:t xml:space="preserve">2. Pour un rectangle de 10 m sur 3 m : a) calcule l’aire ; b) calcule le périmètre ; d) quelle réponse sert à acheter du grillage pour l’entourer ? e) laquelle sert à acheter du gazon pour le couvrir ?</w:t>
-      </w:r>
-    </w:p>
-    <w:p>
-      <w:pPr>
-        <w:spacing w:after="110" w:line="300"/>
-        <w:jc w:val="both"/>
-      </w:pPr>
-      <w:r>
-        <w:rPr>
-          <w:rFonts w:ascii="Times New Roman" w:cs="Times New Roman" w:eastAsia="Times New Roman" w:hAnsi="Times New Roman"/>
-          <w:b w:val="false"/>
-          <w:bCs w:val="false"/>
-          <w:i w:val="false"/>
-          <w:iCs w:val="false"/>
-          <w:color w:val="000000"/>
-          <w:sz w:val="24"/>
-          <w:szCs w:val="24"/>
-        </w:rPr>
-        <w:t xml:space="preserve">3. La salle de classe mesure 8 m sur 6 m. a) Calcule son aire. b) Un carreau couvre 0,25 m² : combien de carreaux pour le sol ? d) La longueur reste 8 m mais l’aire d’une autre salle est 40 m² : quelle est sa largeur ? e) Compare les deux salles en une phrase.</w:t>
-      </w:r>
-    </w:p>
-    <w:p>
-      <w:pPr>
-        <w:spacing w:after="110" w:line="300"/>
-        <w:jc w:val="both"/>
-      </w:pPr>
-      <w:r>
-        <w:rPr>
-          <w:rFonts w:ascii="Times New Roman" w:cs="Times New Roman" w:eastAsia="Times New Roman" w:hAnsi="Times New Roman"/>
-          <w:b w:val="false"/>
-          <w:bCs w:val="false"/>
-          <w:i w:val="false"/>
-          <w:iCs w:val="false"/>
-          <w:color w:val="000000"/>
-          <w:sz w:val="24"/>
-          <w:szCs w:val="24"/>
-        </w:rPr>
-        <w:t xml:space="preserve">4. Calcule l’aire : a) un carré de côté 6 cm ; b) un rectangle de 8 cm sur 5 cm ; d) un carré de côté 12 m ; e) un rectangle de 20 m sur 7 m.</w:t>
-      </w:r>
-    </w:p>
-    <w:p>
-      <w:pPr>
-        <w:spacing w:after="110" w:line="300"/>
-        <w:jc w:val="both"/>
-      </w:pPr>
-      <w:r>
-        <w:rPr>
-          <w:rFonts w:ascii="Times New Roman" w:cs="Times New Roman" w:eastAsia="Times New Roman" w:hAnsi="Times New Roman"/>
-          <w:b w:val="false"/>
-          <w:bCs w:val="false"/>
-          <w:i w:val="false"/>
-          <w:iCs w:val="false"/>
-          <w:color w:val="000000"/>
-          <w:sz w:val="24"/>
-          <w:szCs w:val="24"/>
-        </w:rPr>
-        <w:t xml:space="preserve">5. Une salle rectangulaire mesure 9 m sur 6 m. a) Quelle est son aire ? b) Combien de carreaux de 1 m² faut-il pour couvrir le sol ? d) À 8 000 Ar le carreau, quelle est la dépense ? e) Quel est le périmètre de la salle ?</w:t>
-      </w:r>
-    </w:p>
-    <w:p>
-      <w:pPr>
-        <w:spacing w:after="110" w:line="300"/>
-        <w:jc w:val="both"/>
-      </w:pPr>
-      <w:r>
-        <w:rPr>
-          <w:rFonts w:ascii="Times New Roman" w:cs="Times New Roman" w:eastAsia="Times New Roman" w:hAnsi="Times New Roman"/>
-          <w:b w:val="false"/>
-          <w:bCs w:val="false"/>
-          <w:i w:val="false"/>
-          <w:iCs w:val="false"/>
-          <w:color w:val="000000"/>
-          <w:sz w:val="24"/>
-          <w:szCs w:val="24"/>
-        </w:rPr>
-        <w:t xml:space="preserve">6. Défi CEPE — Un terrain rectangulaire de 24 m sur 15 m porte une maison carrée de 8 m de côté ; le reste est un jardin. a) Quelle est l’aire du terrain ? b) L’aire de la maison ? d) L’aire du jardin ? e) On sème du gazon à 1 500 Ar le m² : combien coûte le jardin ?</w:t>
-      </w:r>
-    </w:p>
-    <w:p>
-      <w:pPr>
-        <w:spacing w:after="150" w:before="200"/>
-        <w:jc w:val="left"/>
-      </w:pPr>
-      <w:r>
-        <w:rPr>
-          <w:rFonts w:ascii="Times New Roman" w:cs="Times New Roman" w:eastAsia="Times New Roman" w:hAnsi="Times New Roman"/>
-          <w:b/>
-          <w:bCs/>
-          <w:i w:val="false"/>
-          <w:iCs w:val="false"/>
-          <w:color w:val="2E7D32"/>
-          <w:sz w:val="28"/>
-          <w:szCs w:val="28"/>
-        </w:rPr>
-        <w:t xml:space="preserve">Correction</w:t>
-      </w:r>
-    </w:p>
-    <w:p>
-      <w:pPr>
-        <w:spacing w:after="80"/>
-      </w:pPr>
-      <w:r>
-        <w:rPr>
-          <w:rFonts w:ascii="Times New Roman" w:cs="Times New Roman" w:eastAsia="Times New Roman" w:hAnsi="Times New Roman"/>
-          <w:b/>
-          <w:bCs/>
-          <w:i w:val="false"/>
-          <w:iCs w:val="false"/>
-          <w:color w:val="C2185B"/>
-          <w:sz w:val="24"/>
-          <w:szCs w:val="24"/>
-        </w:rPr>
-        <w:t xml:space="preserve">1. </w:t>
-      </w:r>
-      <w:r>
-        <w:rPr>
-          <w:rFonts w:ascii="Times New Roman" w:cs="Times New Roman" w:eastAsia="Times New Roman" w:hAnsi="Times New Roman"/>
-          <w:b w:val="false"/>
-          <w:bCs w:val="false"/>
-          <w:i w:val="false"/>
-          <w:iCs w:val="false"/>
-          <w:color w:val="000000"/>
-          <w:sz w:val="24"/>
-          <w:szCs w:val="24"/>
-        </w:rPr>
-        <w:t xml:space="preserve">a) 28 cm² ; b) 81 cm² ; d) 60 m² ; e) 400 m².</w:t>
-      </w:r>
-    </w:p>
-    <w:p>
-      <w:pPr>
-        <w:spacing w:after="80"/>
-      </w:pPr>
-      <w:r>
-        <w:rPr>
-          <w:rFonts w:ascii="Times New Roman" w:cs="Times New Roman" w:eastAsia="Times New Roman" w:hAnsi="Times New Roman"/>
-          <w:b/>
-          <w:bCs/>
-          <w:i w:val="false"/>
-          <w:iCs w:val="false"/>
-          <w:color w:val="C2185B"/>
-          <w:sz w:val="24"/>
-          <w:szCs w:val="24"/>
-        </w:rPr>
-        <w:t xml:space="preserve">2. </w:t>
-      </w:r>
-      <w:r>
-        <w:rPr>
-          <w:rFonts w:ascii="Times New Roman" w:cs="Times New Roman" w:eastAsia="Times New Roman" w:hAnsi="Times New Roman"/>
-          <w:b w:val="false"/>
-          <w:bCs w:val="false"/>
-          <w:i w:val="false"/>
-          <w:iCs w:val="false"/>
-          <w:color w:val="000000"/>
-          <w:sz w:val="24"/>
-          <w:szCs w:val="24"/>
-        </w:rPr>
-        <w:t xml:space="preserve">a) 30 m² ; b) 26 m ; d) le périmètre (26 m) ; e) l’aire (30 m²).</w:t>
-      </w:r>
-    </w:p>
-    <w:p>
-      <w:pPr>
-        <w:spacing w:after="80"/>
-      </w:pPr>
-      <w:r>
-        <w:rPr>
-          <w:rFonts w:ascii="Times New Roman" w:cs="Times New Roman" w:eastAsia="Times New Roman" w:hAnsi="Times New Roman"/>
-          <w:b/>
-          <w:bCs/>
-          <w:i w:val="false"/>
-          <w:iCs w:val="false"/>
-          <w:color w:val="C2185B"/>
-          <w:sz w:val="24"/>
-          <w:szCs w:val="24"/>
-        </w:rPr>
-        <w:t xml:space="preserve">3. </w:t>
-      </w:r>
-      <w:r>
-        <w:rPr>
-          <w:rFonts w:ascii="Times New Roman" w:cs="Times New Roman" w:eastAsia="Times New Roman" w:hAnsi="Times New Roman"/>
-          <w:b w:val="false"/>
-          <w:bCs w:val="false"/>
-          <w:i w:val="false"/>
-          <w:iCs w:val="false"/>
-          <w:color w:val="000000"/>
-          <w:sz w:val="24"/>
-          <w:szCs w:val="24"/>
-        </w:rPr>
-        <w:t xml:space="preserve">a) 48 m² ; b) 48 ÷ 0,25 = 192 carreaux ; d) 40 ÷ 8 = 5 m ; e) la première salle (48 m²) est plus grande que la seconde (40 m²) de 8 m².</w:t>
-      </w:r>
-    </w:p>
-    <w:p>
-      <w:pPr>
-        <w:spacing w:after="80"/>
-      </w:pPr>
-      <w:r>
-        <w:rPr>
-          <w:rFonts w:ascii="Times New Roman" w:cs="Times New Roman" w:eastAsia="Times New Roman" w:hAnsi="Times New Roman"/>
-          <w:b/>
-          <w:bCs/>
-          <w:i w:val="false"/>
-          <w:iCs w:val="false"/>
-          <w:color w:val="C2185B"/>
-          <w:sz w:val="24"/>
-          <w:szCs w:val="24"/>
-        </w:rPr>
-        <w:t xml:space="preserve">4. </w:t>
-      </w:r>
-      <w:r>
-        <w:rPr>
-          <w:rFonts w:ascii="Times New Roman" w:cs="Times New Roman" w:eastAsia="Times New Roman" w:hAnsi="Times New Roman"/>
-          <w:b w:val="false"/>
-          <w:bCs w:val="false"/>
-          <w:i w:val="false"/>
-          <w:iCs w:val="false"/>
-          <w:color w:val="000000"/>
-          <w:sz w:val="24"/>
-          <w:szCs w:val="24"/>
-        </w:rPr>
-        <w:t xml:space="preserve">a) 6 × 6 = 36 cm² ; b) 8 × 5 = 40 cm² ; d) 144 m² ; e) 140 m².</w:t>
-      </w:r>
-    </w:p>
-    <w:p>
-      <w:pPr>
-        <w:spacing w:after="80"/>
-      </w:pPr>
-      <w:r>
-        <w:rPr>
-          <w:rFonts w:ascii="Times New Roman" w:cs="Times New Roman" w:eastAsia="Times New Roman" w:hAnsi="Times New Roman"/>
-          <w:b/>
-          <w:bCs/>
-          <w:i w:val="false"/>
-          <w:iCs w:val="false"/>
-          <w:color w:val="C2185B"/>
-          <w:sz w:val="24"/>
-          <w:szCs w:val="24"/>
-        </w:rPr>
-        <w:t xml:space="preserve">5. </w:t>
-      </w:r>
-      <w:r>
-        <w:rPr>
-          <w:rFonts w:ascii="Times New Roman" w:cs="Times New Roman" w:eastAsia="Times New Roman" w:hAnsi="Times New Roman"/>
-          <w:b w:val="false"/>
-          <w:bCs w:val="false"/>
-          <w:i w:val="false"/>
-          <w:iCs w:val="false"/>
-          <w:color w:val="000000"/>
-          <w:sz w:val="24"/>
-          <w:szCs w:val="24"/>
-        </w:rPr>
-        <w:t xml:space="preserve">a) 9 × 6 = 54 m² ; b) 54 carreaux ; d) 54 × 8 000 = 432 000 Ar ; e) (9 + 6) × 2 = 30 m.</w:t>
-      </w:r>
-    </w:p>
-    <w:p>
-      <w:pPr>
-        <w:spacing w:after="80"/>
-      </w:pPr>
-      <w:r>
-        <w:rPr>
-          <w:rFonts w:ascii="Times New Roman" w:cs="Times New Roman" w:eastAsia="Times New Roman" w:hAnsi="Times New Roman"/>
-          <w:b/>
-          <w:bCs/>
-          <w:i w:val="false"/>
-          <w:iCs w:val="false"/>
-          <w:color w:val="C2185B"/>
-          <w:sz w:val="24"/>
-          <w:szCs w:val="24"/>
-        </w:rPr>
-        <w:t xml:space="preserve">6. </w:t>
-      </w:r>
-      <w:r>
-        <w:rPr>
-          <w:rFonts w:ascii="Times New Roman" w:cs="Times New Roman" w:eastAsia="Times New Roman" w:hAnsi="Times New Roman"/>
-          <w:b w:val="false"/>
-          <w:bCs w:val="false"/>
-          <w:i w:val="false"/>
-          <w:iCs w:val="false"/>
-          <w:color w:val="000000"/>
-          <w:sz w:val="24"/>
-          <w:szCs w:val="24"/>
-        </w:rPr>
-        <w:t xml:space="preserve">a) 24 × 15 = 360 m² ; b) 8 × 8 = 64 m² ; d) 360 − 64 = 296 m² ; e) 296 × 1 500 = 444 000 Ar.</w:t>
-      </w:r>
-    </w:p>
-    <w:p>
-      <w:r>
-        <w:br w:type="page"/>
-      </w:r>
-    </w:p>
-    <w:p>
-      <w:pPr>
-        <w:spacing w:after="80" w:before="120"/>
-        <w:jc w:val="center"/>
-      </w:pPr>
-      <w:r>
-        <w:rPr>
-          <w:rFonts w:ascii="Times New Roman" w:cs="Times New Roman" w:eastAsia="Times New Roman" w:hAnsi="Times New Roman"/>
-          <w:b/>
-          <w:bCs/>
-          <w:i w:val="false"/>
-          <w:iCs w:val="false"/>
-          <w:color w:val="E7E6E6"/>
-          <w:sz w:val="22"/>
-          <w:szCs w:val="22"/>
-        </w:rPr>
-        <w:t xml:space="preserve">MATHÉMATIQUES — T5</w:t>
-      </w:r>
-    </w:p>
-    <w:p>
-      <w:pPr>
-        <w:spacing w:after="150" w:before="200"/>
-        <w:jc w:val="center"/>
-      </w:pPr>
-      <w:bookmarkStart w:name="u5_l8" w:id="9"/>
-      <w:r>
-        <w:rPr>
-          <w:rFonts w:ascii="Times New Roman" w:cs="Times New Roman" w:eastAsia="Times New Roman" w:hAnsi="Times New Roman"/>
-          <w:b/>
-          <w:bCs/>
-          <w:i w:val="false"/>
-          <w:iCs w:val="false"/>
-          <w:color w:val="C00000"/>
-          <w:sz w:val="32"/>
-          <w:szCs w:val="32"/>
-        </w:rPr>
-        <w:t xml:space="preserve">L’AIRE DU TRIANGLE ; COMPARER DES AIRES</w:t>
-      </w:r>
-      <w:bookmarkEnd w:id="9"/>
-    </w:p>
-    <w:p>
-      <w:pPr>
-        <w:spacing w:after="150" w:before="200"/>
-        <w:jc w:val="left"/>
-      </w:pPr>
-      <w:r>
-        <w:rPr>
-          <w:rFonts w:ascii="Times New Roman" w:cs="Times New Roman" w:eastAsia="Times New Roman" w:hAnsi="Times New Roman"/>
-          <w:b/>
-          <w:bCs/>
-          <w:i w:val="false"/>
-          <w:iCs w:val="false"/>
-          <w:color w:val="2E7D32"/>
-          <w:sz w:val="28"/>
-          <w:szCs w:val="28"/>
-        </w:rPr>
-        <w:t xml:space="preserve">1. Aire du triangle ; comparaison d’aires</w:t>
+        <w:t xml:space="preserve">Aire du triangle ; comparaison d’aires</w:t>
       </w:r>
     </w:p>
     <w:p>
@@ -5644,6 +5266,146 @@
     </w:p>
     <w:p>
       <w:pPr>
+        <w:spacing w:after="130" w:before="100" w:line="300"/>
+        <w:jc w:val="both"/>
+      </w:pPr>
+      <w:r>
+        <w:rPr>
+          <w:rFonts w:ascii="Times New Roman" w:cs="Times New Roman" w:eastAsia="Times New Roman" w:hAnsi="Times New Roman"/>
+          <w:b w:val="false"/>
+          <w:bCs w:val="false"/>
+          <w:i/>
+          <w:iCs/>
+          <w:color w:val="000000"/>
+          <w:sz w:val="24"/>
+          <w:szCs w:val="24"/>
+          <w:u w:val="single"/>
+        </w:rPr>
+        <w:t xml:space="preserve">Triangle de base 10 cm et de hauteur 6 cm : (10 × 6) ÷ 2 = 30 cm² — la moitié du rectangle 10 × 6.</w:t>
+      </w:r>
+    </w:p>
+    <w:p>
+      <w:pPr>
+        <w:spacing w:after="55" w:line="300"/>
+        <w:ind w:left="260"/>
+        <w:jc w:val="both"/>
+      </w:pPr>
+      <w:r>
+        <w:rPr>
+          <w:rFonts w:ascii="Times New Roman" w:cs="Times New Roman" w:eastAsia="Times New Roman" w:hAnsi="Times New Roman"/>
+          <w:b w:val="false"/>
+          <w:bCs w:val="false"/>
+          <w:i w:val="false"/>
+          <w:iCs w:val="false"/>
+          <w:color w:val="000000"/>
+          <w:sz w:val="24"/>
+          <w:szCs w:val="24"/>
+        </w:rPr>
+        <w:t xml:space="preserve">1. Repérer la base, puis la hauteur perpendiculaire (l’équerre contrôle).</w:t>
+      </w:r>
+    </w:p>
+    <w:p>
+      <w:pPr>
+        <w:spacing w:after="55" w:line="300"/>
+        <w:ind w:left="260"/>
+        <w:jc w:val="both"/>
+      </w:pPr>
+      <w:r>
+        <w:rPr>
+          <w:rFonts w:ascii="Times New Roman" w:cs="Times New Roman" w:eastAsia="Times New Roman" w:hAnsi="Times New Roman"/>
+          <w:b w:val="false"/>
+          <w:bCs w:val="false"/>
+          <w:i w:val="false"/>
+          <w:iCs w:val="false"/>
+          <w:color w:val="000000"/>
+          <w:sz w:val="24"/>
+          <w:szCs w:val="24"/>
+        </w:rPr>
+        <w:t xml:space="preserve">2. Multiplier base × hauteur, puis diviser par 2.</w:t>
+      </w:r>
+    </w:p>
+    <w:p>
+      <w:pPr>
+        <w:spacing w:after="55" w:line="300"/>
+        <w:ind w:left="260"/>
+        <w:jc w:val="both"/>
+      </w:pPr>
+      <w:r>
+        <w:rPr>
+          <w:rFonts w:ascii="Times New Roman" w:cs="Times New Roman" w:eastAsia="Times New Roman" w:hAnsi="Times New Roman"/>
+          <w:b w:val="false"/>
+          <w:bCs w:val="false"/>
+          <w:i w:val="false"/>
+          <w:iCs w:val="false"/>
+          <w:color w:val="000000"/>
+          <w:sz w:val="24"/>
+          <w:szCs w:val="24"/>
+        </w:rPr>
+        <w:t xml:space="preserve">3. Pour comparer des figures : calculer chaque aire dans la même unité, ou compter les carreaux.</w:t>
+      </w:r>
+    </w:p>
+    <w:p>
+      <w:pPr>
+        <w:shd w:fill="E8F5E9" w:val="clear"/>
+        <w:spacing w:after="110" w:line="300"/>
+        <w:jc w:val="both"/>
+      </w:pPr>
+      <w:r>
+        <w:rPr>
+          <w:rFonts w:ascii="Times New Roman" w:cs="Times New Roman" w:eastAsia="Times New Roman" w:hAnsi="Times New Roman"/>
+          <w:b/>
+          <w:bCs/>
+          <w:i w:val="false"/>
+          <w:iCs w:val="false"/>
+          <w:color w:val="000000"/>
+          <w:sz w:val="24"/>
+          <w:szCs w:val="24"/>
+        </w:rPr>
+        <w:t xml:space="preserve">aire du triangle = (base × hauteur) ÷ 2 ; la hauteur tombe perpendiculairement sur la base ; comparer par formule, carreaux ou découpage.</w:t>
+      </w:r>
+    </w:p>
+    <w:p>
+      <w:pPr>
+        <w:shd w:fill="E3F2FD" w:val="clear"/>
+        <w:spacing w:after="110" w:line="300"/>
+        <w:jc w:val="both"/>
+      </w:pPr>
+      <w:r>
+        <w:rPr>
+          <w:rFonts w:ascii="Times New Roman" w:cs="Times New Roman" w:eastAsia="Times New Roman" w:hAnsi="Times New Roman"/>
+          <w:b w:val="false"/>
+          <w:bCs w:val="false"/>
+          <w:i w:val="false"/>
+          <w:iCs w:val="false"/>
+          <w:color w:val="1F4E79"/>
+          <w:sz w:val="24"/>
+          <w:szCs w:val="24"/>
+        </w:rPr>
+        <w:t xml:space="preserve">Le savais-tu ? Il y a 4 000 ans, les arpenteurs d’Égypte recalculaient les champs après chaque crue du Nil qui effaçait les bornes : ils découpaient les terrains en triangles et mesuraient leurs aires — c’est la naissance même du mot « géométrie » : geo-metria, la mesure de la terre !</w:t>
+      </w:r>
+    </w:p>
+    <w:p>
+      <w:pPr>
+        <w:shd w:fill="FFF8E1" w:val="clear"/>
+        <w:spacing w:after="110" w:line="300"/>
+        <w:jc w:val="both"/>
+      </w:pPr>
+      <w:r>
+        <w:rPr>
+          <w:rFonts w:ascii="Times New Roman" w:cs="Times New Roman" w:eastAsia="Times New Roman" w:hAnsi="Times New Roman"/>
+          <w:b w:val="false"/>
+          <w:bCs w:val="false"/>
+          <w:i w:val="false"/>
+          <w:iCs w:val="false"/>
+          <w:color w:val="000000"/>
+          <w:sz w:val="24"/>
+          <w:szCs w:val="24"/>
+        </w:rPr>
+        <w:t xml:space="preserve">Attention : Oublier le ÷ 2 : base × hauteur donne l’aire du RECTANGLE entier, le double du triangle ! Le triangle n’est que la moitié : la division par 2 fait partie de la formule.</w:t>
+      </w:r>
+    </w:p>
+    <w:p>
+      <w:pPr>
         <w:spacing w:after="150" w:before="200"/>
         <w:jc w:val="left"/>
       </w:pPr>
@@ -5658,27 +5420,121 @@
           <w:sz w:val="28"/>
           <w:szCs w:val="28"/>
         </w:rPr>
-        <w:t xml:space="preserve">2. Exemple</w:t>
-      </w:r>
-    </w:p>
-    <w:p>
-      <w:pPr>
-        <w:shd w:fill="E8F5E9" w:val="clear"/>
-        <w:spacing w:after="110" w:line="300"/>
-        <w:jc w:val="both"/>
-      </w:pPr>
-      <w:r>
-        <w:rPr>
-          <w:rFonts w:ascii="Times New Roman" w:cs="Times New Roman" w:eastAsia="Times New Roman" w:hAnsi="Times New Roman"/>
-          <w:b/>
-          <w:bCs/>
-          <w:i w:val="false"/>
-          <w:iCs w:val="false"/>
-          <w:color w:val="000000"/>
-          <w:sz w:val="24"/>
-          <w:szCs w:val="24"/>
-        </w:rPr>
-        <w:t xml:space="preserve">Triangle de base 10 cm et de hauteur 6 cm : (10 × 6) ÷ 2 = 30 cm² — la moitié du rectangle 10 × 6.</w:t>
+        <w:t xml:space="preserve">EXERCICE</w:t>
+      </w:r>
+    </w:p>
+    <w:p>
+      <w:pPr>
+        <w:spacing w:after="110" w:line="300"/>
+        <w:jc w:val="both"/>
+      </w:pPr>
+      <w:r>
+        <w:rPr>
+          <w:rFonts w:ascii="Times New Roman" w:cs="Times New Roman" w:eastAsia="Times New Roman" w:hAnsi="Times New Roman"/>
+          <w:b w:val="false"/>
+          <w:bCs w:val="false"/>
+          <w:i w:val="false"/>
+          <w:iCs w:val="false"/>
+          <w:color w:val="000000"/>
+          <w:sz w:val="24"/>
+          <w:szCs w:val="24"/>
+        </w:rPr>
+        <w:t xml:space="preserve">1. Calcule l’aire du triangle : a) base 8 cm, hauteur 5 cm ; b) base 12 cm, hauteur 7 cm ; d) base 9 m, hauteur 4 m ; e) triangle rectangle de côtés de l’angle droit 6 et 8 cm.</w:t>
+      </w:r>
+    </w:p>
+    <w:p>
+      <w:pPr>
+        <w:spacing w:after="110" w:line="300"/>
+        <w:jc w:val="both"/>
+      </w:pPr>
+      <w:r>
+        <w:rPr>
+          <w:rFonts w:ascii="Times New Roman" w:cs="Times New Roman" w:eastAsia="Times New Roman" w:hAnsi="Times New Roman"/>
+          <w:b w:val="false"/>
+          <w:bCs w:val="false"/>
+          <w:i w:val="false"/>
+          <w:iCs w:val="false"/>
+          <w:color w:val="000000"/>
+          <w:sz w:val="24"/>
+          <w:szCs w:val="24"/>
+        </w:rPr>
+        <w:t xml:space="preserve">2. Un rectangle de 10 cm sur 6 cm est coupé par sa diagonale. a) Aire du rectangle ? b) Aire de chaque triangle ? d) Les deux triangles ont-ils la même aire ? e) Quel est le périmètre du rectangle (pour ne pas confondre !) ?</w:t>
+      </w:r>
+    </w:p>
+    <w:p>
+      <w:pPr>
+        <w:spacing w:after="110" w:line="300"/>
+        <w:jc w:val="both"/>
+      </w:pPr>
+      <w:r>
+        <w:rPr>
+          <w:rFonts w:ascii="Times New Roman" w:cs="Times New Roman" w:eastAsia="Times New Roman" w:hAnsi="Times New Roman"/>
+          <w:b w:val="false"/>
+          <w:bCs w:val="false"/>
+          <w:i w:val="false"/>
+          <w:iCs w:val="false"/>
+          <w:color w:val="000000"/>
+          <w:sz w:val="24"/>
+          <w:szCs w:val="24"/>
+        </w:rPr>
+        <w:t xml:space="preserve">3. Compare les aires : a) triangle de base 10 et hauteur 4 ; b) carré de 5 ; d) rectangle de 7 sur 3 (tout en cm) ; e) range les trois figures de la plus petite à la plus grande aire.</w:t>
+      </w:r>
+    </w:p>
+    <w:p>
+      <w:pPr>
+        <w:spacing w:after="110" w:line="300"/>
+        <w:jc w:val="both"/>
+      </w:pPr>
+      <w:r>
+        <w:rPr>
+          <w:rFonts w:ascii="Times New Roman" w:cs="Times New Roman" w:eastAsia="Times New Roman" w:hAnsi="Times New Roman"/>
+          <w:b w:val="false"/>
+          <w:bCs w:val="false"/>
+          <w:i w:val="false"/>
+          <w:iCs w:val="false"/>
+          <w:color w:val="000000"/>
+          <w:sz w:val="24"/>
+          <w:szCs w:val="24"/>
+        </w:rPr>
+        <w:t xml:space="preserve">4. Calcule l’aire du triangle : a) base 6 cm, hauteur 4 cm ; b) base 10 cm, hauteur 7 cm ; d) base 9 cm, hauteur 6 cm ; e) base 5 cm, hauteur 5 cm.</w:t>
+      </w:r>
+    </w:p>
+    <w:p>
+      <w:pPr>
+        <w:spacing w:after="110" w:line="300"/>
+        <w:jc w:val="both"/>
+      </w:pPr>
+      <w:r>
+        <w:rPr>
+          <w:rFonts w:ascii="Times New Roman" w:cs="Times New Roman" w:eastAsia="Times New Roman" w:hAnsi="Times New Roman"/>
+          <w:b w:val="false"/>
+          <w:bCs w:val="false"/>
+          <w:i w:val="false"/>
+          <w:iCs w:val="false"/>
+          <w:color w:val="000000"/>
+          <w:sz w:val="24"/>
+          <w:szCs w:val="24"/>
+        </w:rPr>
+        <w:t xml:space="preserve">5. a) Un triangle a une aire de 24 cm² et une base de 8 cm : quelle est sa hauteur ? b) Compare l’aire du triangle de base 12 cm et hauteur 5 cm avec celle du rectangle de 6 cm sur 5 cm. d) Deux triangles ont la même base de 8 cm, avec des hauteurs de 3 cm et 6 cm : compare leurs aires. e) Pourquoi divise-t-on par 2 dans la formule de l’aire du triangle ?</w:t>
+      </w:r>
+    </w:p>
+    <w:p>
+      <w:pPr>
+        <w:spacing w:after="110" w:line="300"/>
+        <w:jc w:val="both"/>
+      </w:pPr>
+      <w:r>
+        <w:rPr>
+          <w:rFonts w:ascii="Times New Roman" w:cs="Times New Roman" w:eastAsia="Times New Roman" w:hAnsi="Times New Roman"/>
+          <w:b w:val="false"/>
+          <w:bCs w:val="false"/>
+          <w:i w:val="false"/>
+          <w:iCs w:val="false"/>
+          <w:color w:val="000000"/>
+          <w:sz w:val="24"/>
+          <w:szCs w:val="24"/>
+        </w:rPr>
+        <w:t xml:space="preserve">6. Défi CEPE — Un champ en forme de quadrilatère est coupé par une diagonale en deux triangles : le premier a une base de 40 m et une hauteur de 25 m ; le second, la même base de 40 m et une hauteur de 15 m. a) Aire du premier triangle ? b) Du second ? d) Aire totale du champ ? e) Avec 2 kg de maïs récoltés par m², quelle est la récolte totale ?</w:t>
       </w:r>
     </w:p>
     <w:p>
@@ -5697,65 +5553,239 @@
           <w:sz w:val="28"/>
           <w:szCs w:val="28"/>
         </w:rPr>
-        <w:t xml:space="preserve">3. Méthode</w:t>
-      </w:r>
-    </w:p>
-    <w:p>
-      <w:pPr>
-        <w:spacing w:after="55" w:line="300"/>
-        <w:jc w:val="both"/>
-      </w:pPr>
-      <w:r>
-        <w:rPr>
-          <w:rFonts w:ascii="Times New Roman" w:cs="Times New Roman" w:eastAsia="Times New Roman" w:hAnsi="Times New Roman"/>
-          <w:b w:val="false"/>
-          <w:bCs w:val="false"/>
-          <w:i w:val="false"/>
-          <w:iCs w:val="false"/>
-          <w:color w:val="000000"/>
-          <w:sz w:val="24"/>
-          <w:szCs w:val="24"/>
-        </w:rPr>
-        <w:t xml:space="preserve">1. Repérer la base, puis la hauteur perpendiculaire (l’équerre contrôle).</w:t>
-      </w:r>
-    </w:p>
-    <w:p>
-      <w:pPr>
-        <w:spacing w:after="55" w:line="300"/>
-        <w:jc w:val="both"/>
-      </w:pPr>
-      <w:r>
-        <w:rPr>
-          <w:rFonts w:ascii="Times New Roman" w:cs="Times New Roman" w:eastAsia="Times New Roman" w:hAnsi="Times New Roman"/>
-          <w:b w:val="false"/>
-          <w:bCs w:val="false"/>
-          <w:i w:val="false"/>
-          <w:iCs w:val="false"/>
-          <w:color w:val="000000"/>
-          <w:sz w:val="24"/>
-          <w:szCs w:val="24"/>
-        </w:rPr>
-        <w:t xml:space="preserve">2. Multiplier base × hauteur, puis diviser par 2.</w:t>
-      </w:r>
-    </w:p>
-    <w:p>
-      <w:pPr>
-        <w:spacing w:after="55" w:line="300"/>
-        <w:jc w:val="both"/>
-      </w:pPr>
-      <w:r>
-        <w:rPr>
-          <w:rFonts w:ascii="Times New Roman" w:cs="Times New Roman" w:eastAsia="Times New Roman" w:hAnsi="Times New Roman"/>
-          <w:b w:val="false"/>
-          <w:bCs w:val="false"/>
-          <w:i w:val="false"/>
-          <w:iCs w:val="false"/>
-          <w:color w:val="000000"/>
-          <w:sz w:val="24"/>
-          <w:szCs w:val="24"/>
-        </w:rPr>
-        <w:t xml:space="preserve">3. Pour comparer des figures : calculer chaque aire dans la même unité, ou compter les carreaux.</w:t>
-      </w:r>
+        <w:t xml:space="preserve">Correction</w:t>
+      </w:r>
+    </w:p>
+    <w:p>
+      <w:pPr>
+        <w:spacing w:after="80"/>
+      </w:pPr>
+      <w:r>
+        <w:rPr>
+          <w:rFonts w:ascii="Times New Roman" w:cs="Times New Roman" w:eastAsia="Times New Roman" w:hAnsi="Times New Roman"/>
+          <w:b/>
+          <w:bCs/>
+          <w:i w:val="false"/>
+          <w:iCs w:val="false"/>
+          <w:color w:val="C2185B"/>
+          <w:sz w:val="24"/>
+          <w:szCs w:val="24"/>
+        </w:rPr>
+        <w:t xml:space="preserve">1. </w:t>
+      </w:r>
+      <w:r>
+        <w:rPr>
+          <w:rFonts w:ascii="Times New Roman" w:cs="Times New Roman" w:eastAsia="Times New Roman" w:hAnsi="Times New Roman"/>
+          <w:b w:val="false"/>
+          <w:bCs w:val="false"/>
+          <w:i w:val="false"/>
+          <w:iCs w:val="false"/>
+          <w:color w:val="000000"/>
+          <w:sz w:val="24"/>
+          <w:szCs w:val="24"/>
+        </w:rPr>
+        <w:t xml:space="preserve">a) 20 cm² ; b) 42 cm² ; d) 18 m² ; e) (6 × 8) ÷ 2 = 24 cm².</w:t>
+      </w:r>
+    </w:p>
+    <w:p>
+      <w:pPr>
+        <w:spacing w:after="80"/>
+      </w:pPr>
+      <w:r>
+        <w:rPr>
+          <w:rFonts w:ascii="Times New Roman" w:cs="Times New Roman" w:eastAsia="Times New Roman" w:hAnsi="Times New Roman"/>
+          <w:b/>
+          <w:bCs/>
+          <w:i w:val="false"/>
+          <w:iCs w:val="false"/>
+          <w:color w:val="C2185B"/>
+          <w:sz w:val="24"/>
+          <w:szCs w:val="24"/>
+        </w:rPr>
+        <w:t xml:space="preserve">2. </w:t>
+      </w:r>
+      <w:r>
+        <w:rPr>
+          <w:rFonts w:ascii="Times New Roman" w:cs="Times New Roman" w:eastAsia="Times New Roman" w:hAnsi="Times New Roman"/>
+          <w:b w:val="false"/>
+          <w:bCs w:val="false"/>
+          <w:i w:val="false"/>
+          <w:iCs w:val="false"/>
+          <w:color w:val="000000"/>
+          <w:sz w:val="24"/>
+          <w:szCs w:val="24"/>
+        </w:rPr>
+        <w:t xml:space="preserve">a) 60 cm² ; b) 30 cm² ; d) oui : superposables, même aire ; e) (10 + 6) × 2 = 32 cm.</w:t>
+      </w:r>
+    </w:p>
+    <w:p>
+      <w:pPr>
+        <w:spacing w:after="80"/>
+      </w:pPr>
+      <w:r>
+        <w:rPr>
+          <w:rFonts w:ascii="Times New Roman" w:cs="Times New Roman" w:eastAsia="Times New Roman" w:hAnsi="Times New Roman"/>
+          <w:b/>
+          <w:bCs/>
+          <w:i w:val="false"/>
+          <w:iCs w:val="false"/>
+          <w:color w:val="C2185B"/>
+          <w:sz w:val="24"/>
+          <w:szCs w:val="24"/>
+        </w:rPr>
+        <w:t xml:space="preserve">3. </w:t>
+      </w:r>
+      <w:r>
+        <w:rPr>
+          <w:rFonts w:ascii="Times New Roman" w:cs="Times New Roman" w:eastAsia="Times New Roman" w:hAnsi="Times New Roman"/>
+          <w:b w:val="false"/>
+          <w:bCs w:val="false"/>
+          <w:i w:val="false"/>
+          <w:iCs w:val="false"/>
+          <w:color w:val="000000"/>
+          <w:sz w:val="24"/>
+          <w:szCs w:val="24"/>
+        </w:rPr>
+        <w:t xml:space="preserve">a) 20 cm² ; b) 25 cm² ; d) 21 cm² ; e) triangle (20) &lt; rectangle (21) &lt; carré (25).</w:t>
+      </w:r>
+    </w:p>
+    <w:p>
+      <w:pPr>
+        <w:spacing w:after="80"/>
+      </w:pPr>
+      <w:r>
+        <w:rPr>
+          <w:rFonts w:ascii="Times New Roman" w:cs="Times New Roman" w:eastAsia="Times New Roman" w:hAnsi="Times New Roman"/>
+          <w:b/>
+          <w:bCs/>
+          <w:i w:val="false"/>
+          <w:iCs w:val="false"/>
+          <w:color w:val="C2185B"/>
+          <w:sz w:val="24"/>
+          <w:szCs w:val="24"/>
+        </w:rPr>
+        <w:t xml:space="preserve">4. </w:t>
+      </w:r>
+      <w:r>
+        <w:rPr>
+          <w:rFonts w:ascii="Times New Roman" w:cs="Times New Roman" w:eastAsia="Times New Roman" w:hAnsi="Times New Roman"/>
+          <w:b w:val="false"/>
+          <w:bCs w:val="false"/>
+          <w:i w:val="false"/>
+          <w:iCs w:val="false"/>
+          <w:color w:val="000000"/>
+          <w:sz w:val="24"/>
+          <w:szCs w:val="24"/>
+        </w:rPr>
+        <w:t xml:space="preserve">a) (6 × 4) ÷ 2 = 12 cm² ; b) 35 cm² ; d) 27 cm² ; e) 12,5 cm².</w:t>
+      </w:r>
+    </w:p>
+    <w:p>
+      <w:pPr>
+        <w:spacing w:after="80"/>
+      </w:pPr>
+      <w:r>
+        <w:rPr>
+          <w:rFonts w:ascii="Times New Roman" w:cs="Times New Roman" w:eastAsia="Times New Roman" w:hAnsi="Times New Roman"/>
+          <w:b/>
+          <w:bCs/>
+          <w:i w:val="false"/>
+          <w:iCs w:val="false"/>
+          <w:color w:val="C2185B"/>
+          <w:sz w:val="24"/>
+          <w:szCs w:val="24"/>
+        </w:rPr>
+        <w:t xml:space="preserve">5. </w:t>
+      </w:r>
+      <w:r>
+        <w:rPr>
+          <w:rFonts w:ascii="Times New Roman" w:cs="Times New Roman" w:eastAsia="Times New Roman" w:hAnsi="Times New Roman"/>
+          <w:b w:val="false"/>
+          <w:bCs w:val="false"/>
+          <w:i w:val="false"/>
+          <w:iCs w:val="false"/>
+          <w:color w:val="000000"/>
+          <w:sz w:val="24"/>
+          <w:szCs w:val="24"/>
+        </w:rPr>
+        <w:t xml:space="preserve">a) (24 × 2) ÷ 8 = 6 cm ; b) triangle : (12 × 5) ÷ 2 = 30 cm² ; rectangle : 6 × 5 = 30 cm² : aires égales ; d) 12 cm² et 24 cm² : la seconde est le double ; e) parce qu’un triangle est la moitié d’un rectangle de même base et de même hauteur.</w:t>
+      </w:r>
+    </w:p>
+    <w:p>
+      <w:pPr>
+        <w:spacing w:after="80"/>
+      </w:pPr>
+      <w:r>
+        <w:rPr>
+          <w:rFonts w:ascii="Times New Roman" w:cs="Times New Roman" w:eastAsia="Times New Roman" w:hAnsi="Times New Roman"/>
+          <w:b/>
+          <w:bCs/>
+          <w:i w:val="false"/>
+          <w:iCs w:val="false"/>
+          <w:color w:val="C2185B"/>
+          <w:sz w:val="24"/>
+          <w:szCs w:val="24"/>
+        </w:rPr>
+        <w:t xml:space="preserve">6. </w:t>
+      </w:r>
+      <w:r>
+        <w:rPr>
+          <w:rFonts w:ascii="Times New Roman" w:cs="Times New Roman" w:eastAsia="Times New Roman" w:hAnsi="Times New Roman"/>
+          <w:b w:val="false"/>
+          <w:bCs w:val="false"/>
+          <w:i w:val="false"/>
+          <w:iCs w:val="false"/>
+          <w:color w:val="000000"/>
+          <w:sz w:val="24"/>
+          <w:szCs w:val="24"/>
+        </w:rPr>
+        <w:t xml:space="preserve">a) (40 × 25) ÷ 2 = 500 m² ; b) (40 × 15) ÷ 2 = 300 m² ; d) 500 + 300 = 800 m² ; e) 800 × 2 = 1 600 kg de maïs.</w:t>
+      </w:r>
+    </w:p>
+    <w:p>
+      <w:r>
+        <w:br w:type="page"/>
+      </w:r>
+    </w:p>
+    <w:p>
+      <w:pPr>
+        <w:spacing w:after="80" w:before="120"/>
+        <w:jc w:val="center"/>
+      </w:pPr>
+      <w:r>
+        <w:rPr>
+          <w:rFonts w:ascii="Times New Roman" w:cs="Times New Roman" w:eastAsia="Times New Roman" w:hAnsi="Times New Roman"/>
+          <w:b/>
+          <w:bCs/>
+          <w:i w:val="false"/>
+          <w:iCs w:val="false"/>
+          <w:color w:val="E7E6E6"/>
+          <w:sz w:val="22"/>
+          <w:szCs w:val="22"/>
+        </w:rPr>
+        <w:t xml:space="preserve">MATHÉMATIQUES — T5</w:t>
+      </w:r>
+    </w:p>
+    <w:p>
+      <w:pPr>
+        <w:spacing w:after="150" w:before="200"/>
+        <w:jc w:val="center"/>
+      </w:pPr>
+      <w:bookmarkStart w:name="u5_l9" w:id="10"/>
+      <w:r>
+        <w:rPr>
+          <w:rFonts w:ascii="Times New Roman" w:cs="Times New Roman" w:eastAsia="Times New Roman" w:hAnsi="Times New Roman"/>
+          <w:b/>
+          <w:bCs/>
+          <w:i w:val="false"/>
+          <w:iCs w:val="false"/>
+          <w:color w:val="C00000"/>
+          <w:sz w:val="32"/>
+          <w:szCs w:val="32"/>
+        </w:rPr>
+        <w:t xml:space="preserve">LE VOLUME : CUBES UNITÉS, CUBE ET PAVÉ DROIT</w:t>
+      </w:r>
+      <w:bookmarkEnd w:id="10"/>
     </w:p>
     <w:p>
       <w:pPr>
@@ -5773,469 +5803,7 @@
           <w:sz w:val="28"/>
           <w:szCs w:val="28"/>
         </w:rPr>
-        <w:t xml:space="preserve">Règle</w:t>
-      </w:r>
-    </w:p>
-    <w:p>
-      <w:pPr>
-        <w:shd w:fill="E8F5E9" w:val="clear"/>
-        <w:spacing w:after="110" w:line="300"/>
-        <w:jc w:val="both"/>
-      </w:pPr>
-      <w:r>
-        <w:rPr>
-          <w:rFonts w:ascii="Times New Roman" w:cs="Times New Roman" w:eastAsia="Times New Roman" w:hAnsi="Times New Roman"/>
-          <w:b/>
-          <w:bCs/>
-          <w:i w:val="false"/>
-          <w:iCs w:val="false"/>
-          <w:color w:val="000000"/>
-          <w:sz w:val="24"/>
-          <w:szCs w:val="24"/>
-        </w:rPr>
-        <w:t xml:space="preserve">aire du triangle = (base × hauteur) ÷ 2 ; la hauteur tombe perpendiculairement sur la base ; comparer par formule, carreaux ou découpage.</w:t>
-      </w:r>
-    </w:p>
-    <w:p>
-      <w:pPr>
-        <w:shd w:fill="E3F2FD" w:val="clear"/>
-        <w:spacing w:after="110" w:line="300"/>
-        <w:jc w:val="both"/>
-      </w:pPr>
-      <w:r>
-        <w:rPr>
-          <w:rFonts w:ascii="Times New Roman" w:cs="Times New Roman" w:eastAsia="Times New Roman" w:hAnsi="Times New Roman"/>
-          <w:b w:val="false"/>
-          <w:bCs w:val="false"/>
-          <w:i w:val="false"/>
-          <w:iCs w:val="false"/>
-          <w:color w:val="1F4E79"/>
-          <w:sz w:val="24"/>
-          <w:szCs w:val="24"/>
-        </w:rPr>
-        <w:t xml:space="preserve">Le savais-tu ? Il y a 4 000 ans, les arpenteurs d’Égypte recalculaient les champs après chaque crue du Nil qui effaçait les bornes : ils découpaient les terrains en triangles et mesuraient leurs aires — c’est la naissance même du mot « géométrie » : geo-metria, la mesure de la terre !</w:t>
-      </w:r>
-    </w:p>
-    <w:p>
-      <w:pPr>
-        <w:shd w:fill="FFF8E1" w:val="clear"/>
-        <w:spacing w:after="110" w:line="300"/>
-        <w:jc w:val="both"/>
-      </w:pPr>
-      <w:r>
-        <w:rPr>
-          <w:rFonts w:ascii="Times New Roman" w:cs="Times New Roman" w:eastAsia="Times New Roman" w:hAnsi="Times New Roman"/>
-          <w:b w:val="false"/>
-          <w:bCs w:val="false"/>
-          <w:i w:val="false"/>
-          <w:iCs w:val="false"/>
-          <w:color w:val="000000"/>
-          <w:sz w:val="24"/>
-          <w:szCs w:val="24"/>
-        </w:rPr>
-        <w:t xml:space="preserve">Attention : Oublier le ÷ 2 : base × hauteur donne l’aire du RECTANGLE entier, le double du triangle ! Le triangle n’est que la moitié : la division par 2 fait partie de la formule.</w:t>
-      </w:r>
-    </w:p>
-    <w:p>
-      <w:pPr>
-        <w:spacing w:after="150" w:before="200"/>
-        <w:jc w:val="left"/>
-      </w:pPr>
-      <w:r>
-        <w:rPr>
-          <w:rFonts w:ascii="Times New Roman" w:cs="Times New Roman" w:eastAsia="Times New Roman" w:hAnsi="Times New Roman"/>
-          <w:b/>
-          <w:bCs/>
-          <w:i w:val="false"/>
-          <w:iCs w:val="false"/>
-          <w:color w:val="2E7D32"/>
-          <w:sz w:val="28"/>
-          <w:szCs w:val="28"/>
-        </w:rPr>
-        <w:t xml:space="preserve">EXERCICE</w:t>
-      </w:r>
-    </w:p>
-    <w:p>
-      <w:pPr>
-        <w:spacing w:after="110" w:line="300"/>
-        <w:jc w:val="both"/>
-      </w:pPr>
-      <w:r>
-        <w:rPr>
-          <w:rFonts w:ascii="Times New Roman" w:cs="Times New Roman" w:eastAsia="Times New Roman" w:hAnsi="Times New Roman"/>
-          <w:b w:val="false"/>
-          <w:bCs w:val="false"/>
-          <w:i w:val="false"/>
-          <w:iCs w:val="false"/>
-          <w:color w:val="000000"/>
-          <w:sz w:val="24"/>
-          <w:szCs w:val="24"/>
-        </w:rPr>
-        <w:t xml:space="preserve">1. Calcule l’aire du triangle : a) base 8 cm, hauteur 5 cm ; b) base 12 cm, hauteur 7 cm ; d) base 9 m, hauteur 4 m ; e) triangle rectangle de côtés de l’angle droit 6 et 8 cm.</w:t>
-      </w:r>
-    </w:p>
-    <w:p>
-      <w:pPr>
-        <w:spacing w:after="110" w:line="300"/>
-        <w:jc w:val="both"/>
-      </w:pPr>
-      <w:r>
-        <w:rPr>
-          <w:rFonts w:ascii="Times New Roman" w:cs="Times New Roman" w:eastAsia="Times New Roman" w:hAnsi="Times New Roman"/>
-          <w:b w:val="false"/>
-          <w:bCs w:val="false"/>
-          <w:i w:val="false"/>
-          <w:iCs w:val="false"/>
-          <w:color w:val="000000"/>
-          <w:sz w:val="24"/>
-          <w:szCs w:val="24"/>
-        </w:rPr>
-        <w:t xml:space="preserve">2. Un rectangle de 10 cm sur 6 cm est coupé par sa diagonale. a) Aire du rectangle ? b) Aire de chaque triangle ? d) Les deux triangles ont-ils la même aire ? e) Quel est le périmètre du rectangle (pour ne pas confondre !) ?</w:t>
-      </w:r>
-    </w:p>
-    <w:p>
-      <w:pPr>
-        <w:spacing w:after="110" w:line="300"/>
-        <w:jc w:val="both"/>
-      </w:pPr>
-      <w:r>
-        <w:rPr>
-          <w:rFonts w:ascii="Times New Roman" w:cs="Times New Roman" w:eastAsia="Times New Roman" w:hAnsi="Times New Roman"/>
-          <w:b w:val="false"/>
-          <w:bCs w:val="false"/>
-          <w:i w:val="false"/>
-          <w:iCs w:val="false"/>
-          <w:color w:val="000000"/>
-          <w:sz w:val="24"/>
-          <w:szCs w:val="24"/>
-        </w:rPr>
-        <w:t xml:space="preserve">3. Compare les aires : a) triangle de base 10 et hauteur 4 ; b) carré de 5 ; d) rectangle de 7 sur 3 (tout en cm) ; e) range les trois figures de la plus petite à la plus grande aire.</w:t>
-      </w:r>
-    </w:p>
-    <w:p>
-      <w:pPr>
-        <w:spacing w:after="110" w:line="300"/>
-        <w:jc w:val="both"/>
-      </w:pPr>
-      <w:r>
-        <w:rPr>
-          <w:rFonts w:ascii="Times New Roman" w:cs="Times New Roman" w:eastAsia="Times New Roman" w:hAnsi="Times New Roman"/>
-          <w:b w:val="false"/>
-          <w:bCs w:val="false"/>
-          <w:i w:val="false"/>
-          <w:iCs w:val="false"/>
-          <w:color w:val="000000"/>
-          <w:sz w:val="24"/>
-          <w:szCs w:val="24"/>
-        </w:rPr>
-        <w:t xml:space="preserve">4. Calcule l’aire du triangle : a) base 6 cm, hauteur 4 cm ; b) base 10 cm, hauteur 7 cm ; d) base 9 cm, hauteur 6 cm ; e) base 5 cm, hauteur 5 cm.</w:t>
-      </w:r>
-    </w:p>
-    <w:p>
-      <w:pPr>
-        <w:spacing w:after="110" w:line="300"/>
-        <w:jc w:val="both"/>
-      </w:pPr>
-      <w:r>
-        <w:rPr>
-          <w:rFonts w:ascii="Times New Roman" w:cs="Times New Roman" w:eastAsia="Times New Roman" w:hAnsi="Times New Roman"/>
-          <w:b w:val="false"/>
-          <w:bCs w:val="false"/>
-          <w:i w:val="false"/>
-          <w:iCs w:val="false"/>
-          <w:color w:val="000000"/>
-          <w:sz w:val="24"/>
-          <w:szCs w:val="24"/>
-        </w:rPr>
-        <w:t xml:space="preserve">5. a) Un triangle a une aire de 24 cm² et une base de 8 cm : quelle est sa hauteur ? b) Compare l’aire du triangle de base 12 cm et hauteur 5 cm avec celle du rectangle de 6 cm sur 5 cm. d) Deux triangles ont la même base de 8 cm, avec des hauteurs de 3 cm et 6 cm : compare leurs aires. e) Pourquoi divise-t-on par 2 dans la formule de l’aire du triangle ?</w:t>
-      </w:r>
-    </w:p>
-    <w:p>
-      <w:pPr>
-        <w:spacing w:after="110" w:line="300"/>
-        <w:jc w:val="both"/>
-      </w:pPr>
-      <w:r>
-        <w:rPr>
-          <w:rFonts w:ascii="Times New Roman" w:cs="Times New Roman" w:eastAsia="Times New Roman" w:hAnsi="Times New Roman"/>
-          <w:b w:val="false"/>
-          <w:bCs w:val="false"/>
-          <w:i w:val="false"/>
-          <w:iCs w:val="false"/>
-          <w:color w:val="000000"/>
-          <w:sz w:val="24"/>
-          <w:szCs w:val="24"/>
-        </w:rPr>
-        <w:t xml:space="preserve">6. Défi CEPE — Un champ en forme de quadrilatère est coupé par une diagonale en deux triangles : le premier a une base de 40 m et une hauteur de 25 m ; le second, la même base de 40 m et une hauteur de 15 m. a) Aire du premier triangle ? b) Du second ? d) Aire totale du champ ? e) Avec 2 kg de maïs récoltés par m², quelle est la récolte totale ?</w:t>
-      </w:r>
-    </w:p>
-    <w:p>
-      <w:pPr>
-        <w:spacing w:after="150" w:before="200"/>
-        <w:jc w:val="left"/>
-      </w:pPr>
-      <w:r>
-        <w:rPr>
-          <w:rFonts w:ascii="Times New Roman" w:cs="Times New Roman" w:eastAsia="Times New Roman" w:hAnsi="Times New Roman"/>
-          <w:b/>
-          <w:bCs/>
-          <w:i w:val="false"/>
-          <w:iCs w:val="false"/>
-          <w:color w:val="2E7D32"/>
-          <w:sz w:val="28"/>
-          <w:szCs w:val="28"/>
-        </w:rPr>
-        <w:t xml:space="preserve">Correction</w:t>
-      </w:r>
-    </w:p>
-    <w:p>
-      <w:pPr>
-        <w:spacing w:after="80"/>
-      </w:pPr>
-      <w:r>
-        <w:rPr>
-          <w:rFonts w:ascii="Times New Roman" w:cs="Times New Roman" w:eastAsia="Times New Roman" w:hAnsi="Times New Roman"/>
-          <w:b/>
-          <w:bCs/>
-          <w:i w:val="false"/>
-          <w:iCs w:val="false"/>
-          <w:color w:val="C2185B"/>
-          <w:sz w:val="24"/>
-          <w:szCs w:val="24"/>
-        </w:rPr>
-        <w:t xml:space="preserve">1. </w:t>
-      </w:r>
-      <w:r>
-        <w:rPr>
-          <w:rFonts w:ascii="Times New Roman" w:cs="Times New Roman" w:eastAsia="Times New Roman" w:hAnsi="Times New Roman"/>
-          <w:b w:val="false"/>
-          <w:bCs w:val="false"/>
-          <w:i w:val="false"/>
-          <w:iCs w:val="false"/>
-          <w:color w:val="000000"/>
-          <w:sz w:val="24"/>
-          <w:szCs w:val="24"/>
-        </w:rPr>
-        <w:t xml:space="preserve">a) 20 cm² ; b) 42 cm² ; d) 18 m² ; e) (6 × 8) ÷ 2 = 24 cm².</w:t>
-      </w:r>
-    </w:p>
-    <w:p>
-      <w:pPr>
-        <w:spacing w:after="80"/>
-      </w:pPr>
-      <w:r>
-        <w:rPr>
-          <w:rFonts w:ascii="Times New Roman" w:cs="Times New Roman" w:eastAsia="Times New Roman" w:hAnsi="Times New Roman"/>
-          <w:b/>
-          <w:bCs/>
-          <w:i w:val="false"/>
-          <w:iCs w:val="false"/>
-          <w:color w:val="C2185B"/>
-          <w:sz w:val="24"/>
-          <w:szCs w:val="24"/>
-        </w:rPr>
-        <w:t xml:space="preserve">2. </w:t>
-      </w:r>
-      <w:r>
-        <w:rPr>
-          <w:rFonts w:ascii="Times New Roman" w:cs="Times New Roman" w:eastAsia="Times New Roman" w:hAnsi="Times New Roman"/>
-          <w:b w:val="false"/>
-          <w:bCs w:val="false"/>
-          <w:i w:val="false"/>
-          <w:iCs w:val="false"/>
-          <w:color w:val="000000"/>
-          <w:sz w:val="24"/>
-          <w:szCs w:val="24"/>
-        </w:rPr>
-        <w:t xml:space="preserve">a) 60 cm² ; b) 30 cm² ; d) oui : superposables, même aire ; e) (10 + 6) × 2 = 32 cm.</w:t>
-      </w:r>
-    </w:p>
-    <w:p>
-      <w:pPr>
-        <w:spacing w:after="80"/>
-      </w:pPr>
-      <w:r>
-        <w:rPr>
-          <w:rFonts w:ascii="Times New Roman" w:cs="Times New Roman" w:eastAsia="Times New Roman" w:hAnsi="Times New Roman"/>
-          <w:b/>
-          <w:bCs/>
-          <w:i w:val="false"/>
-          <w:iCs w:val="false"/>
-          <w:color w:val="C2185B"/>
-          <w:sz w:val="24"/>
-          <w:szCs w:val="24"/>
-        </w:rPr>
-        <w:t xml:space="preserve">3. </w:t>
-      </w:r>
-      <w:r>
-        <w:rPr>
-          <w:rFonts w:ascii="Times New Roman" w:cs="Times New Roman" w:eastAsia="Times New Roman" w:hAnsi="Times New Roman"/>
-          <w:b w:val="false"/>
-          <w:bCs w:val="false"/>
-          <w:i w:val="false"/>
-          <w:iCs w:val="false"/>
-          <w:color w:val="000000"/>
-          <w:sz w:val="24"/>
-          <w:szCs w:val="24"/>
-        </w:rPr>
-        <w:t xml:space="preserve">a) 20 cm² ; b) 25 cm² ; d) 21 cm² ; e) triangle (20) &lt; rectangle (21) &lt; carré (25).</w:t>
-      </w:r>
-    </w:p>
-    <w:p>
-      <w:pPr>
-        <w:spacing w:after="80"/>
-      </w:pPr>
-      <w:r>
-        <w:rPr>
-          <w:rFonts w:ascii="Times New Roman" w:cs="Times New Roman" w:eastAsia="Times New Roman" w:hAnsi="Times New Roman"/>
-          <w:b/>
-          <w:bCs/>
-          <w:i w:val="false"/>
-          <w:iCs w:val="false"/>
-          <w:color w:val="C2185B"/>
-          <w:sz w:val="24"/>
-          <w:szCs w:val="24"/>
-        </w:rPr>
-        <w:t xml:space="preserve">4. </w:t>
-      </w:r>
-      <w:r>
-        <w:rPr>
-          <w:rFonts w:ascii="Times New Roman" w:cs="Times New Roman" w:eastAsia="Times New Roman" w:hAnsi="Times New Roman"/>
-          <w:b w:val="false"/>
-          <w:bCs w:val="false"/>
-          <w:i w:val="false"/>
-          <w:iCs w:val="false"/>
-          <w:color w:val="000000"/>
-          <w:sz w:val="24"/>
-          <w:szCs w:val="24"/>
-        </w:rPr>
-        <w:t xml:space="preserve">a) (6 × 4) ÷ 2 = 12 cm² ; b) 35 cm² ; d) 27 cm² ; e) 12,5 cm².</w:t>
-      </w:r>
-    </w:p>
-    <w:p>
-      <w:pPr>
-        <w:spacing w:after="80"/>
-      </w:pPr>
-      <w:r>
-        <w:rPr>
-          <w:rFonts w:ascii="Times New Roman" w:cs="Times New Roman" w:eastAsia="Times New Roman" w:hAnsi="Times New Roman"/>
-          <w:b/>
-          <w:bCs/>
-          <w:i w:val="false"/>
-          <w:iCs w:val="false"/>
-          <w:color w:val="C2185B"/>
-          <w:sz w:val="24"/>
-          <w:szCs w:val="24"/>
-        </w:rPr>
-        <w:t xml:space="preserve">5. </w:t>
-      </w:r>
-      <w:r>
-        <w:rPr>
-          <w:rFonts w:ascii="Times New Roman" w:cs="Times New Roman" w:eastAsia="Times New Roman" w:hAnsi="Times New Roman"/>
-          <w:b w:val="false"/>
-          <w:bCs w:val="false"/>
-          <w:i w:val="false"/>
-          <w:iCs w:val="false"/>
-          <w:color w:val="000000"/>
-          <w:sz w:val="24"/>
-          <w:szCs w:val="24"/>
-        </w:rPr>
-        <w:t xml:space="preserve">a) (24 × 2) ÷ 8 = 6 cm ; b) triangle : (12 × 5) ÷ 2 = 30 cm² ; rectangle : 6 × 5 = 30 cm² : aires égales ; d) 12 cm² et 24 cm² : la seconde est le double ; e) parce qu’un triangle est la moitié d’un rectangle de même base et de même hauteur.</w:t>
-      </w:r>
-    </w:p>
-    <w:p>
-      <w:pPr>
-        <w:spacing w:after="80"/>
-      </w:pPr>
-      <w:r>
-        <w:rPr>
-          <w:rFonts w:ascii="Times New Roman" w:cs="Times New Roman" w:eastAsia="Times New Roman" w:hAnsi="Times New Roman"/>
-          <w:b/>
-          <w:bCs/>
-          <w:i w:val="false"/>
-          <w:iCs w:val="false"/>
-          <w:color w:val="C2185B"/>
-          <w:sz w:val="24"/>
-          <w:szCs w:val="24"/>
-        </w:rPr>
-        <w:t xml:space="preserve">6. </w:t>
-      </w:r>
-      <w:r>
-        <w:rPr>
-          <w:rFonts w:ascii="Times New Roman" w:cs="Times New Roman" w:eastAsia="Times New Roman" w:hAnsi="Times New Roman"/>
-          <w:b w:val="false"/>
-          <w:bCs w:val="false"/>
-          <w:i w:val="false"/>
-          <w:iCs w:val="false"/>
-          <w:color w:val="000000"/>
-          <w:sz w:val="24"/>
-          <w:szCs w:val="24"/>
-        </w:rPr>
-        <w:t xml:space="preserve">a) (40 × 25) ÷ 2 = 500 m² ; b) (40 × 15) ÷ 2 = 300 m² ; d) 500 + 300 = 800 m² ; e) 800 × 2 = 1 600 kg de maïs.</w:t>
-      </w:r>
-    </w:p>
-    <w:p>
-      <w:r>
-        <w:br w:type="page"/>
-      </w:r>
-    </w:p>
-    <w:p>
-      <w:pPr>
-        <w:spacing w:after="80" w:before="120"/>
-        <w:jc w:val="center"/>
-      </w:pPr>
-      <w:r>
-        <w:rPr>
-          <w:rFonts w:ascii="Times New Roman" w:cs="Times New Roman" w:eastAsia="Times New Roman" w:hAnsi="Times New Roman"/>
-          <w:b/>
-          <w:bCs/>
-          <w:i w:val="false"/>
-          <w:iCs w:val="false"/>
-          <w:color w:val="E7E6E6"/>
-          <w:sz w:val="22"/>
-          <w:szCs w:val="22"/>
-        </w:rPr>
-        <w:t xml:space="preserve">MATHÉMATIQUES — T5</w:t>
-      </w:r>
-    </w:p>
-    <w:p>
-      <w:pPr>
-        <w:spacing w:after="150" w:before="200"/>
-        <w:jc w:val="center"/>
-      </w:pPr>
-      <w:bookmarkStart w:name="u5_l9" w:id="10"/>
-      <w:r>
-        <w:rPr>
-          <w:rFonts w:ascii="Times New Roman" w:cs="Times New Roman" w:eastAsia="Times New Roman" w:hAnsi="Times New Roman"/>
-          <w:b/>
-          <w:bCs/>
-          <w:i w:val="false"/>
-          <w:iCs w:val="false"/>
-          <w:color w:val="C00000"/>
-          <w:sz w:val="32"/>
-          <w:szCs w:val="32"/>
-        </w:rPr>
-        <w:t xml:space="preserve">LE VOLUME : CUBES UNITÉS, CUBE ET PAVÉ DROIT</w:t>
-      </w:r>
-      <w:bookmarkEnd w:id="10"/>
-    </w:p>
-    <w:p>
-      <w:pPr>
-        <w:spacing w:after="150" w:before="200"/>
-        <w:jc w:val="left"/>
-      </w:pPr>
-      <w:r>
-        <w:rPr>
-          <w:rFonts w:ascii="Times New Roman" w:cs="Times New Roman" w:eastAsia="Times New Roman" w:hAnsi="Times New Roman"/>
-          <w:b/>
-          <w:bCs/>
-          <w:i w:val="false"/>
-          <w:iCs w:val="false"/>
-          <w:color w:val="2E7D32"/>
-          <w:sz w:val="28"/>
-          <w:szCs w:val="28"/>
-        </w:rPr>
-        <w:t xml:space="preserve">1. Notion intuitive de volume (cm³)</w:t>
+        <w:t xml:space="preserve">Notion intuitive de volume (cm³)</w:t>
       </w:r>
     </w:p>
     <w:p>
@@ -6324,65 +5892,28 @@
     </w:p>
     <w:p>
       <w:pPr>
-        <w:spacing w:after="150" w:before="200"/>
-        <w:jc w:val="left"/>
-      </w:pPr>
-      <w:r>
-        <w:rPr>
-          <w:rFonts w:ascii="Times New Roman" w:cs="Times New Roman" w:eastAsia="Times New Roman" w:hAnsi="Times New Roman"/>
-          <w:b/>
-          <w:bCs/>
-          <w:i w:val="false"/>
-          <w:iCs w:val="false"/>
-          <w:color w:val="2E7D32"/>
-          <w:sz w:val="28"/>
-          <w:szCs w:val="28"/>
-        </w:rPr>
-        <w:t xml:space="preserve">2. Exemple</w:t>
-      </w:r>
-    </w:p>
-    <w:p>
-      <w:pPr>
-        <w:shd w:fill="E8F5E9" w:val="clear"/>
-        <w:spacing w:after="110" w:line="300"/>
-        <w:jc w:val="both"/>
-      </w:pPr>
-      <w:r>
-        <w:rPr>
-          <w:rFonts w:ascii="Times New Roman" w:cs="Times New Roman" w:eastAsia="Times New Roman" w:hAnsi="Times New Roman"/>
-          <w:b/>
-          <w:bCs/>
-          <w:i w:val="false"/>
-          <w:iCs w:val="false"/>
-          <w:color w:val="000000"/>
-          <w:sz w:val="24"/>
-          <w:szCs w:val="24"/>
+        <w:spacing w:after="130" w:before="100" w:line="300"/>
+        <w:jc w:val="both"/>
+      </w:pPr>
+      <w:r>
+        <w:rPr>
+          <w:rFonts w:ascii="Times New Roman" w:cs="Times New Roman" w:eastAsia="Times New Roman" w:hAnsi="Times New Roman"/>
+          <w:b w:val="false"/>
+          <w:bCs w:val="false"/>
+          <w:i/>
+          <w:iCs/>
+          <w:color w:val="000000"/>
+          <w:sz w:val="24"/>
+          <w:szCs w:val="24"/>
+          <w:u w:val="single"/>
         </w:rPr>
         <w:t xml:space="preserve">Pavé de 5 cm sur 2 cm sur 3 cm : 5 × 2 = 10 cubes par étage, × 3 étages = 30 cm³.</w:t>
       </w:r>
     </w:p>
     <w:p>
       <w:pPr>
-        <w:spacing w:after="150" w:before="200"/>
-        <w:jc w:val="left"/>
-      </w:pPr>
-      <w:r>
-        <w:rPr>
-          <w:rFonts w:ascii="Times New Roman" w:cs="Times New Roman" w:eastAsia="Times New Roman" w:hAnsi="Times New Roman"/>
-          <w:b/>
-          <w:bCs/>
-          <w:i w:val="false"/>
-          <w:iCs w:val="false"/>
-          <w:color w:val="2E7D32"/>
-          <w:sz w:val="28"/>
-          <w:szCs w:val="28"/>
-        </w:rPr>
-        <w:t xml:space="preserve">3. Méthode</w:t>
-      </w:r>
-    </w:p>
-    <w:p>
-      <w:pPr>
         <w:spacing w:after="55" w:line="300"/>
+        <w:ind w:left="260"/>
         <w:jc w:val="both"/>
       </w:pPr>
       <w:r>
@@ -6402,6 +5933,7 @@
     <w:p>
       <w:pPr>
         <w:spacing w:after="55" w:line="300"/>
+        <w:ind w:left="260"/>
         <w:jc w:val="both"/>
       </w:pPr>
       <w:r>
@@ -6421,6 +5953,7 @@
     <w:p>
       <w:pPr>
         <w:spacing w:after="55" w:line="300"/>
+        <w:ind w:left="260"/>
         <w:jc w:val="both"/>
       </w:pPr>
       <w:r>
@@ -6435,25 +5968,6 @@
           <w:szCs w:val="24"/>
         </w:rPr>
         <w:t xml:space="preserve">3. Écrire l’unité CUBE (cm³) ; pour construire le solide, tracer son patron puis plier.</w:t>
-      </w:r>
-    </w:p>
-    <w:p>
-      <w:pPr>
-        <w:spacing w:after="150" w:before="200"/>
-        <w:jc w:val="left"/>
-      </w:pPr>
-      <w:r>
-        <w:rPr>
-          <w:rFonts w:ascii="Times New Roman" w:cs="Times New Roman" w:eastAsia="Times New Roman" w:hAnsi="Times New Roman"/>
-          <w:b/>
-          <w:bCs/>
-          <w:i w:val="false"/>
-          <w:iCs w:val="false"/>
-          <w:color w:val="2E7D32"/>
-          <w:sz w:val="28"/>
-          <w:szCs w:val="28"/>
-        </w:rPr>
-        <w:t xml:space="preserve">Règle</w:t>
       </w:r>
     </w:p>
     <w:p>

--- a/manuel-math-t5/Manuel_Mathematiques_T5_UNITE5.docx
+++ b/manuel-math-t5/Manuel_Mathematiques_T5_UNITE5.docx
@@ -714,25 +714,6 @@
     </w:p>
     <w:p>
       <w:pPr>
-        <w:spacing w:after="80" w:before="120"/>
-        <w:jc w:val="center"/>
-      </w:pPr>
-      <w:r>
-        <w:rPr>
-          <w:rFonts w:ascii="Times New Roman" w:cs="Times New Roman" w:eastAsia="Times New Roman" w:hAnsi="Times New Roman"/>
-          <w:b/>
-          <w:bCs/>
-          <w:i w:val="false"/>
-          <w:iCs w:val="false"/>
-          <w:color w:val="E7E6E6"/>
-          <w:sz w:val="22"/>
-          <w:szCs w:val="22"/>
-        </w:rPr>
-        <w:t xml:space="preserve">MATHÉMATIQUES — T5</w:t>
-      </w:r>
-    </w:p>
-    <w:p>
-      <w:pPr>
         <w:spacing w:after="150" w:before="200"/>
         <w:jc w:val="center"/>
       </w:pPr>
@@ -872,7 +853,20 @@
           <w:szCs w:val="24"/>
           <w:u w:val="single"/>
         </w:rPr>
-        <w:t xml:space="preserve">Convertir 7,8 m en cm : 7 en m, 8 en dm, 0 en cm → 780 cm. Et 3 500 m = 3,5 km.</w:t>
+        <w:t xml:space="preserve">Exemple :</w:t>
+      </w:r>
+      <w:r>
+        <w:rPr>
+          <w:rFonts w:ascii="Times New Roman" w:cs="Times New Roman" w:eastAsia="Times New Roman" w:hAnsi="Times New Roman"/>
+          <w:b w:val="false"/>
+          <w:bCs w:val="false"/>
+          <w:i w:val="false"/>
+          <w:iCs w:val="false"/>
+          <w:color w:val="000000"/>
+          <w:sz w:val="24"/>
+          <w:szCs w:val="24"/>
+        </w:rPr>
+        <w:t xml:space="preserve"> Convertir 7,8 m en cm : 7 en m, 8 en dm, 0 en cm → 780 cm. Et 3 500 m = 3,5 km.</w:t>
       </w:r>
     </w:p>
     <w:p>
@@ -1336,25 +1330,6 @@
     <w:p>
       <w:r>
         <w:br w:type="page"/>
-      </w:r>
-    </w:p>
-    <w:p>
-      <w:pPr>
-        <w:spacing w:after="80" w:before="120"/>
-        <w:jc w:val="center"/>
-      </w:pPr>
-      <w:r>
-        <w:rPr>
-          <w:rFonts w:ascii="Times New Roman" w:cs="Times New Roman" w:eastAsia="Times New Roman" w:hAnsi="Times New Roman"/>
-          <w:b/>
-          <w:bCs/>
-          <w:i w:val="false"/>
-          <w:iCs w:val="false"/>
-          <w:color w:val="E7E6E6"/>
-          <w:sz w:val="22"/>
-          <w:szCs w:val="22"/>
-        </w:rPr>
-        <w:t xml:space="preserve">MATHÉMATIQUES — T5</w:t>
       </w:r>
     </w:p>
     <w:p>
@@ -1498,7 +1473,20 @@
           <w:szCs w:val="24"/>
           <w:u w:val="single"/>
         </w:rPr>
-        <w:t xml:space="preserve">Rectangle de 12 m sur 7 m : P = (12 + 7) × 2 = 38 m ; carré de périmètre 48 cm : côté = 48 ÷ 4 = 12 cm.</w:t>
+        <w:t xml:space="preserve">Exemple :</w:t>
+      </w:r>
+      <w:r>
+        <w:rPr>
+          <w:rFonts w:ascii="Times New Roman" w:cs="Times New Roman" w:eastAsia="Times New Roman" w:hAnsi="Times New Roman"/>
+          <w:b w:val="false"/>
+          <w:bCs w:val="false"/>
+          <w:i w:val="false"/>
+          <w:iCs w:val="false"/>
+          <w:color w:val="000000"/>
+          <w:sz w:val="24"/>
+          <w:szCs w:val="24"/>
+        </w:rPr>
+        <w:t xml:space="preserve"> Rectangle de 12 m sur 7 m : P = (12 + 7) × 2 = 38 m ; carré de périmètre 48 cm : côté = 48 ÷ 4 = 12 cm.</w:t>
       </w:r>
     </w:p>
     <w:p>
@@ -1962,25 +1950,6 @@
     <w:p>
       <w:r>
         <w:br w:type="page"/>
-      </w:r>
-    </w:p>
-    <w:p>
-      <w:pPr>
-        <w:spacing w:after="80" w:before="120"/>
-        <w:jc w:val="center"/>
-      </w:pPr>
-      <w:r>
-        <w:rPr>
-          <w:rFonts w:ascii="Times New Roman" w:cs="Times New Roman" w:eastAsia="Times New Roman" w:hAnsi="Times New Roman"/>
-          <w:b/>
-          <w:bCs/>
-          <w:i w:val="false"/>
-          <w:iCs w:val="false"/>
-          <w:color w:val="E7E6E6"/>
-          <w:sz w:val="22"/>
-          <w:szCs w:val="22"/>
-        </w:rPr>
-        <w:t xml:space="preserve">MATHÉMATIQUES — T5</w:t>
       </w:r>
     </w:p>
     <w:p>
@@ -2124,7 +2093,20 @@
           <w:szCs w:val="24"/>
           <w:u w:val="single"/>
         </w:rPr>
-        <w:t xml:space="preserve">Assiette de 24 cm de diamètre : C = 24 × 3,14 = 75,36 cm ; puits de rayon 0,5 m : C = 1 × 3,14 = 3,14 m.</w:t>
+        <w:t xml:space="preserve">Exemple :</w:t>
+      </w:r>
+      <w:r>
+        <w:rPr>
+          <w:rFonts w:ascii="Times New Roman" w:cs="Times New Roman" w:eastAsia="Times New Roman" w:hAnsi="Times New Roman"/>
+          <w:b w:val="false"/>
+          <w:bCs w:val="false"/>
+          <w:i w:val="false"/>
+          <w:iCs w:val="false"/>
+          <w:color w:val="000000"/>
+          <w:sz w:val="24"/>
+          <w:szCs w:val="24"/>
+        </w:rPr>
+        <w:t xml:space="preserve"> Assiette de 24 cm de diamètre : C = 24 × 3,14 = 75,36 cm ; puits de rayon 0,5 m : C = 1 × 3,14 = 3,14 m.</w:t>
       </w:r>
     </w:p>
     <w:p>
@@ -2615,25 +2597,6 @@
     <w:p>
       <w:r>
         <w:br w:type="page"/>
-      </w:r>
-    </w:p>
-    <w:p>
-      <w:pPr>
-        <w:spacing w:after="80" w:before="120"/>
-        <w:jc w:val="center"/>
-      </w:pPr>
-      <w:r>
-        <w:rPr>
-          <w:rFonts w:ascii="Times New Roman" w:cs="Times New Roman" w:eastAsia="Times New Roman" w:hAnsi="Times New Roman"/>
-          <w:b/>
-          <w:bCs/>
-          <w:i w:val="false"/>
-          <w:iCs w:val="false"/>
-          <w:color w:val="E7E6E6"/>
-          <w:sz w:val="22"/>
-          <w:szCs w:val="22"/>
-        </w:rPr>
-        <w:t xml:space="preserve">MATHÉMATIQUES — T5</w:t>
       </w:r>
     </w:p>
     <w:p>
@@ -2777,7 +2740,20 @@
           <w:szCs w:val="24"/>
           <w:u w:val="single"/>
         </w:rPr>
-        <w:t xml:space="preserve">3,2 kg = 3 200 g ; 450 kg = 4,5 q ; 7 t = 7 000 kg ; un sac de ciment estimé « lourd comme 5 seaux » ≈ 50 kg.</w:t>
+        <w:t xml:space="preserve">Exemple :</w:t>
+      </w:r>
+      <w:r>
+        <w:rPr>
+          <w:rFonts w:ascii="Times New Roman" w:cs="Times New Roman" w:eastAsia="Times New Roman" w:hAnsi="Times New Roman"/>
+          <w:b w:val="false"/>
+          <w:bCs w:val="false"/>
+          <w:i w:val="false"/>
+          <w:iCs w:val="false"/>
+          <w:color w:val="000000"/>
+          <w:sz w:val="24"/>
+          <w:szCs w:val="24"/>
+        </w:rPr>
+        <w:t xml:space="preserve"> 3,2 kg = 3 200 g ; 450 kg = 4,5 q ; 7 t = 7 000 kg ; un sac de ciment estimé « lourd comme 5 seaux » ≈ 50 kg.</w:t>
       </w:r>
     </w:p>
     <w:p>
@@ -3241,25 +3217,6 @@
     <w:p>
       <w:r>
         <w:br w:type="page"/>
-      </w:r>
-    </w:p>
-    <w:p>
-      <w:pPr>
-        <w:spacing w:after="80" w:before="120"/>
-        <w:jc w:val="center"/>
-      </w:pPr>
-      <w:r>
-        <w:rPr>
-          <w:rFonts w:ascii="Times New Roman" w:cs="Times New Roman" w:eastAsia="Times New Roman" w:hAnsi="Times New Roman"/>
-          <w:b/>
-          <w:bCs/>
-          <w:i w:val="false"/>
-          <w:iCs w:val="false"/>
-          <w:color w:val="E7E6E6"/>
-          <w:sz w:val="22"/>
-          <w:szCs w:val="22"/>
-        </w:rPr>
-        <w:t xml:space="preserve">MATHÉMATIQUES — T5</w:t>
       </w:r>
     </w:p>
     <w:p>
@@ -3403,7 +3360,20 @@
           <w:szCs w:val="24"/>
           <w:u w:val="single"/>
         </w:rPr>
-        <w:t xml:space="preserve">2,5 L = 250 cL ; 500 mL = 0,5 L ; une citerne de 1 500 L d’eau pèse 1 500 kg = 1,5 t.</w:t>
+        <w:t xml:space="preserve">Exemple :</w:t>
+      </w:r>
+      <w:r>
+        <w:rPr>
+          <w:rFonts w:ascii="Times New Roman" w:cs="Times New Roman" w:eastAsia="Times New Roman" w:hAnsi="Times New Roman"/>
+          <w:b w:val="false"/>
+          <w:bCs w:val="false"/>
+          <w:i w:val="false"/>
+          <w:iCs w:val="false"/>
+          <w:color w:val="000000"/>
+          <w:sz w:val="24"/>
+          <w:szCs w:val="24"/>
+        </w:rPr>
+        <w:t xml:space="preserve"> 2,5 L = 250 cL ; 500 mL = 0,5 L ; une citerne de 1 500 L d’eau pèse 1 500 kg = 1,5 t.</w:t>
       </w:r>
     </w:p>
     <w:p>
@@ -3867,25 +3837,6 @@
     <w:p>
       <w:r>
         <w:br w:type="page"/>
-      </w:r>
-    </w:p>
-    <w:p>
-      <w:pPr>
-        <w:spacing w:after="80" w:before="120"/>
-        <w:jc w:val="center"/>
-      </w:pPr>
-      <w:r>
-        <w:rPr>
-          <w:rFonts w:ascii="Times New Roman" w:cs="Times New Roman" w:eastAsia="Times New Roman" w:hAnsi="Times New Roman"/>
-          <w:b/>
-          <w:bCs/>
-          <w:i w:val="false"/>
-          <w:iCs w:val="false"/>
-          <w:color w:val="E7E6E6"/>
-          <w:sz w:val="22"/>
-          <w:szCs w:val="22"/>
-        </w:rPr>
-        <w:t xml:space="preserve">MATHÉMATIQUES — T5</w:t>
       </w:r>
     </w:p>
     <w:p>
@@ -4029,7 +3980,20 @@
           <w:szCs w:val="24"/>
           <w:u w:val="single"/>
         </w:rPr>
-        <w:t xml:space="preserve">2 h 45 + 1 h 30 = 3 h 75 = 4 h 15 ; et de 7 h 50 à 9 h 20, il s’écoule 10 min + 1 h 20 = 1 h 30.</w:t>
+        <w:t xml:space="preserve">Exemple :</w:t>
+      </w:r>
+      <w:r>
+        <w:rPr>
+          <w:rFonts w:ascii="Times New Roman" w:cs="Times New Roman" w:eastAsia="Times New Roman" w:hAnsi="Times New Roman"/>
+          <w:b w:val="false"/>
+          <w:bCs w:val="false"/>
+          <w:i w:val="false"/>
+          <w:iCs w:val="false"/>
+          <w:color w:val="000000"/>
+          <w:sz w:val="24"/>
+          <w:szCs w:val="24"/>
+        </w:rPr>
+        <w:t xml:space="preserve"> 2 h 45 + 1 h 30 = 3 h 75 = 4 h 15 ; et de 7 h 50 à 9 h 20, il s’écoule 10 min + 1 h 20 = 1 h 30.</w:t>
       </w:r>
     </w:p>
     <w:p>
@@ -4493,25 +4457,6 @@
     <w:p>
       <w:r>
         <w:br w:type="page"/>
-      </w:r>
-    </w:p>
-    <w:p>
-      <w:pPr>
-        <w:spacing w:after="80" w:before="120"/>
-        <w:jc w:val="center"/>
-      </w:pPr>
-      <w:r>
-        <w:rPr>
-          <w:rFonts w:ascii="Times New Roman" w:cs="Times New Roman" w:eastAsia="Times New Roman" w:hAnsi="Times New Roman"/>
-          <w:b/>
-          <w:bCs/>
-          <w:i w:val="false"/>
-          <w:iCs w:val="false"/>
-          <w:color w:val="E7E6E6"/>
-          <w:sz w:val="22"/>
-          <w:szCs w:val="22"/>
-        </w:rPr>
-        <w:t xml:space="preserve">MATHÉMATIQUES — T5</w:t>
       </w:r>
     </w:p>
     <w:p>
@@ -4655,7 +4600,20 @@
           <w:szCs w:val="24"/>
           <w:u w:val="single"/>
         </w:rPr>
-        <w:t xml:space="preserve">Salle de 6 m sur 4 m : aire 24 m², périmètre 20 m — deux réponses, deux unités, deux questions différentes.</w:t>
+        <w:t xml:space="preserve">Exemple :</w:t>
+      </w:r>
+      <w:r>
+        <w:rPr>
+          <w:rFonts w:ascii="Times New Roman" w:cs="Times New Roman" w:eastAsia="Times New Roman" w:hAnsi="Times New Roman"/>
+          <w:b w:val="false"/>
+          <w:bCs w:val="false"/>
+          <w:i w:val="false"/>
+          <w:iCs w:val="false"/>
+          <w:color w:val="000000"/>
+          <w:sz w:val="24"/>
+          <w:szCs w:val="24"/>
+        </w:rPr>
+        <w:t xml:space="preserve"> Salle de 6 m sur 4 m : aire 24 m², périmètre 20 m — deux réponses, deux unités, deux questions différentes.</w:t>
       </w:r>
     </w:p>
     <w:p>
@@ -5119,25 +5077,6 @@
     <w:p>
       <w:r>
         <w:br w:type="page"/>
-      </w:r>
-    </w:p>
-    <w:p>
-      <w:pPr>
-        <w:spacing w:after="80" w:before="120"/>
-        <w:jc w:val="center"/>
-      </w:pPr>
-      <w:r>
-        <w:rPr>
-          <w:rFonts w:ascii="Times New Roman" w:cs="Times New Roman" w:eastAsia="Times New Roman" w:hAnsi="Times New Roman"/>
-          <w:b/>
-          <w:bCs/>
-          <w:i w:val="false"/>
-          <w:iCs w:val="false"/>
-          <w:color w:val="E7E6E6"/>
-          <w:sz w:val="22"/>
-          <w:szCs w:val="22"/>
-        </w:rPr>
-        <w:t xml:space="preserve">MATHÉMATIQUES — T5</w:t>
       </w:r>
     </w:p>
     <w:p>
@@ -5281,7 +5220,20 @@
           <w:szCs w:val="24"/>
           <w:u w:val="single"/>
         </w:rPr>
-        <w:t xml:space="preserve">Triangle de base 10 cm et de hauteur 6 cm : (10 × 6) ÷ 2 = 30 cm² — la moitié du rectangle 10 × 6.</w:t>
+        <w:t xml:space="preserve">Exemple :</w:t>
+      </w:r>
+      <w:r>
+        <w:rPr>
+          <w:rFonts w:ascii="Times New Roman" w:cs="Times New Roman" w:eastAsia="Times New Roman" w:hAnsi="Times New Roman"/>
+          <w:b w:val="false"/>
+          <w:bCs w:val="false"/>
+          <w:i w:val="false"/>
+          <w:iCs w:val="false"/>
+          <w:color w:val="000000"/>
+          <w:sz w:val="24"/>
+          <w:szCs w:val="24"/>
+        </w:rPr>
+        <w:t xml:space="preserve"> Triangle de base 10 cm et de hauteur 6 cm : (10 × 6) ÷ 2 = 30 cm² — la moitié du rectangle 10 × 6.</w:t>
       </w:r>
     </w:p>
     <w:p>
@@ -5745,25 +5697,6 @@
     <w:p>
       <w:r>
         <w:br w:type="page"/>
-      </w:r>
-    </w:p>
-    <w:p>
-      <w:pPr>
-        <w:spacing w:after="80" w:before="120"/>
-        <w:jc w:val="center"/>
-      </w:pPr>
-      <w:r>
-        <w:rPr>
-          <w:rFonts w:ascii="Times New Roman" w:cs="Times New Roman" w:eastAsia="Times New Roman" w:hAnsi="Times New Roman"/>
-          <w:b/>
-          <w:bCs/>
-          <w:i w:val="false"/>
-          <w:iCs w:val="false"/>
-          <w:color w:val="E7E6E6"/>
-          <w:sz w:val="22"/>
-          <w:szCs w:val="22"/>
-        </w:rPr>
-        <w:t xml:space="preserve">MATHÉMATIQUES — T5</w:t>
       </w:r>
     </w:p>
     <w:p>
@@ -5907,7 +5840,20 @@
           <w:szCs w:val="24"/>
           <w:u w:val="single"/>
         </w:rPr>
-        <w:t xml:space="preserve">Pavé de 5 cm sur 2 cm sur 3 cm : 5 × 2 = 10 cubes par étage, × 3 étages = 30 cm³.</w:t>
+        <w:t xml:space="preserve">Exemple :</w:t>
+      </w:r>
+      <w:r>
+        <w:rPr>
+          <w:rFonts w:ascii="Times New Roman" w:cs="Times New Roman" w:eastAsia="Times New Roman" w:hAnsi="Times New Roman"/>
+          <w:b w:val="false"/>
+          <w:bCs w:val="false"/>
+          <w:i w:val="false"/>
+          <w:iCs w:val="false"/>
+          <w:color w:val="000000"/>
+          <w:sz w:val="24"/>
+          <w:szCs w:val="24"/>
+        </w:rPr>
+        <w:t xml:space="preserve"> Pavé de 5 cm sur 2 cm sur 3 cm : 5 × 2 = 10 cubes par étage, × 3 étages = 30 cm³.</w:t>
       </w:r>
     </w:p>
     <w:p>

--- a/manuel-math-t5/Manuel_Mathematiques_T5_UNITE5.docx
+++ b/manuel-math-t5/Manuel_Mathematiques_T5_UNITE5.docx
@@ -735,70 +735,13 @@
     </w:p>
     <w:p>
       <w:pPr>
-        <w:spacing w:after="150" w:before="200"/>
-        <w:jc w:val="left"/>
-      </w:pPr>
-      <w:r>
-        <w:rPr>
-          <w:rFonts w:ascii="Times New Roman" w:cs="Times New Roman" w:eastAsia="Times New Roman" w:hAnsi="Times New Roman"/>
-          <w:b/>
-          <w:bCs/>
-          <w:i w:val="false"/>
-          <w:iCs w:val="false"/>
-          <w:color w:val="2E7D32"/>
-          <w:sz w:val="28"/>
-          <w:szCs w:val="28"/>
-        </w:rPr>
-        <w:t xml:space="preserve">Unités de longueur et conversions</w:t>
-      </w:r>
-    </w:p>
-    <w:p>
-      <w:pPr>
-        <w:spacing w:after="110" w:line="300"/>
-        <w:jc w:val="both"/>
-      </w:pPr>
-      <w:r>
-        <w:rPr>
-          <w:rFonts w:ascii="Times New Roman" w:cs="Times New Roman" w:eastAsia="Times New Roman" w:hAnsi="Times New Roman"/>
-          <w:b w:val="false"/>
-          <w:bCs w:val="false"/>
-          <w:i w:val="false"/>
-          <w:iCs w:val="false"/>
-          <w:color w:val="000000"/>
-          <w:sz w:val="24"/>
-          <w:szCs w:val="24"/>
-        </w:rPr>
-        <w:t xml:space="preserve">L’unité principale des longueurs est le mètre (m). Ses multiples sont le décamètre (dam = 10 m), l’hectomètre (hm = 100 m) et le kilomètre (km = 1 000 m) ; ses sous-multiples sont le décimètre (dm), le centimètre (cm) et le millimètre (mm). Chaque unité vaut 10 fois l’unité placée à sa droite dans le tableau de conversion.</w:t>
-      </w:r>
-    </w:p>
-    <w:p>
-      <w:pPr>
-        <w:spacing w:after="110" w:line="300"/>
-        <w:jc w:val="both"/>
-      </w:pPr>
-      <w:r>
-        <w:rPr>
-          <w:rFonts w:ascii="Times New Roman" w:cs="Times New Roman" w:eastAsia="Times New Roman" w:hAnsi="Times New Roman"/>
-          <w:b w:val="false"/>
-          <w:bCs w:val="false"/>
-          <w:i/>
-          <w:iCs/>
-          <w:color w:val="1F4E79"/>
-          <w:sz w:val="24"/>
-          <w:szCs w:val="24"/>
-        </w:rPr>
-        <w:t xml:space="preserve">les unités de longueur forment un escalier : chaque marche vers la droite multiplie par 10, chaque marche vers la gauche divise par 10.</w:t>
-      </w:r>
-    </w:p>
-    <w:p>
-      <w:pPr>
-        <w:spacing w:after="120" w:before="120"/>
+        <w:spacing w:after="120" w:before="100"/>
         <w:jc w:val="center"/>
       </w:pPr>
       <w:r>
         <w:drawing>
           <wp:inline distT="0" distB="0" distL="0" distR="0">
-            <wp:extent cx="4762500" cy="1790700"/>
+            <wp:extent cx="4476750" cy="2438400"/>
             <wp:effectExtent t="0" r="0" b="0" l="0"/>
             <wp:docPr id="1" name=""/>
             <wp:cNvGraphicFramePr>
@@ -823,7 +766,7 @@
                   <pic:spPr bwMode="auto">
                     <a:xfrm>
                       <a:off x="0" y="0"/>
-                      <a:ext cx="4762500" cy="1790700"/>
+                      <a:ext cx="4476750" cy="2438400"/>
                     </a:xfrm>
                     <a:prstGeom prst="rect">
                       <a:avLst/>
@@ -838,159 +781,6 @@
     </w:p>
     <w:p>
       <w:pPr>
-        <w:spacing w:after="130" w:before="100" w:line="300"/>
-        <w:jc w:val="both"/>
-      </w:pPr>
-      <w:r>
-        <w:rPr>
-          <w:rFonts w:ascii="Times New Roman" w:cs="Times New Roman" w:eastAsia="Times New Roman" w:hAnsi="Times New Roman"/>
-          <w:b w:val="false"/>
-          <w:bCs w:val="false"/>
-          <w:i/>
-          <w:iCs/>
-          <w:color w:val="000000"/>
-          <w:sz w:val="24"/>
-          <w:szCs w:val="24"/>
-          <w:u w:val="single"/>
-        </w:rPr>
-        <w:t xml:space="preserve">Exemple :</w:t>
-      </w:r>
-      <w:r>
-        <w:rPr>
-          <w:rFonts w:ascii="Times New Roman" w:cs="Times New Roman" w:eastAsia="Times New Roman" w:hAnsi="Times New Roman"/>
-          <w:b w:val="false"/>
-          <w:bCs w:val="false"/>
-          <w:i w:val="false"/>
-          <w:iCs w:val="false"/>
-          <w:color w:val="000000"/>
-          <w:sz w:val="24"/>
-          <w:szCs w:val="24"/>
-        </w:rPr>
-        <w:t xml:space="preserve"> Convertir 7,8 m en cm : 7 en m, 8 en dm, 0 en cm → 780 cm. Et 3 500 m = 3,5 km.</w:t>
-      </w:r>
-    </w:p>
-    <w:p>
-      <w:pPr>
-        <w:spacing w:after="55" w:line="300"/>
-        <w:ind w:left="260"/>
-        <w:jc w:val="both"/>
-      </w:pPr>
-      <w:r>
-        <w:rPr>
-          <w:rFonts w:ascii="Times New Roman" w:cs="Times New Roman" w:eastAsia="Times New Roman" w:hAnsi="Times New Roman"/>
-          <w:b w:val="false"/>
-          <w:bCs w:val="false"/>
-          <w:i w:val="false"/>
-          <w:iCs w:val="false"/>
-          <w:color w:val="000000"/>
-          <w:sz w:val="24"/>
-          <w:szCs w:val="24"/>
-        </w:rPr>
-        <w:t xml:space="preserve">1. Tracer le tableau et poser le nombre, un chiffre par colonne, l’unité donnée recevant le chiffre des unités.</w:t>
-      </w:r>
-    </w:p>
-    <w:p>
-      <w:pPr>
-        <w:spacing w:after="55" w:line="300"/>
-        <w:ind w:left="260"/>
-        <w:jc w:val="both"/>
-      </w:pPr>
-      <w:r>
-        <w:rPr>
-          <w:rFonts w:ascii="Times New Roman" w:cs="Times New Roman" w:eastAsia="Times New Roman" w:hAnsi="Times New Roman"/>
-          <w:b w:val="false"/>
-          <w:bCs w:val="false"/>
-          <w:i w:val="false"/>
-          <w:iCs w:val="false"/>
-          <w:color w:val="000000"/>
-          <w:sz w:val="24"/>
-          <w:szCs w:val="24"/>
-        </w:rPr>
-        <w:t xml:space="preserve">2. Compléter avec des zéros jusqu’à l’unité demandée.</w:t>
-      </w:r>
-    </w:p>
-    <w:p>
-      <w:pPr>
-        <w:spacing w:after="55" w:line="300"/>
-        <w:ind w:left="260"/>
-        <w:jc w:val="both"/>
-      </w:pPr>
-      <w:r>
-        <w:rPr>
-          <w:rFonts w:ascii="Times New Roman" w:cs="Times New Roman" w:eastAsia="Times New Roman" w:hAnsi="Times New Roman"/>
-          <w:b w:val="false"/>
-          <w:bCs w:val="false"/>
-          <w:i w:val="false"/>
-          <w:iCs w:val="false"/>
-          <w:color w:val="000000"/>
-          <w:sz w:val="24"/>
-          <w:szCs w:val="24"/>
-        </w:rPr>
-        <w:t xml:space="preserve">3. Lire le résultat, la virgule derrière la nouvelle unité.</w:t>
-      </w:r>
-    </w:p>
-    <w:p>
-      <w:pPr>
-        <w:shd w:fill="E8F5E9" w:val="clear"/>
-        <w:spacing w:after="110" w:line="300"/>
-        <w:jc w:val="both"/>
-      </w:pPr>
-      <w:r>
-        <w:rPr>
-          <w:rFonts w:ascii="Times New Roman" w:cs="Times New Roman" w:eastAsia="Times New Roman" w:hAnsi="Times New Roman"/>
-          <w:b/>
-          <w:bCs/>
-          <w:i w:val="false"/>
-          <w:iCs w:val="false"/>
-          <w:color w:val="000000"/>
-          <w:sz w:val="24"/>
-          <w:szCs w:val="24"/>
-        </w:rPr>
-        <w:t xml:space="preserve">km hm dam m dm cm mm ; × 10 par marche vers la droite ; un chiffre par colonne, zéros pour compléter ; même unité avant de calculer.</w:t>
-      </w:r>
-    </w:p>
-    <w:p>
-      <w:pPr>
-        <w:shd w:fill="E3F2FD" w:val="clear"/>
-        <w:spacing w:after="110" w:line="300"/>
-        <w:jc w:val="both"/>
-      </w:pPr>
-      <w:r>
-        <w:rPr>
-          <w:rFonts w:ascii="Times New Roman" w:cs="Times New Roman" w:eastAsia="Times New Roman" w:hAnsi="Times New Roman"/>
-          <w:b w:val="false"/>
-          <w:bCs w:val="false"/>
-          <w:i w:val="false"/>
-          <w:iCs w:val="false"/>
-          <w:color w:val="1F4E79"/>
-          <w:sz w:val="24"/>
-          <w:szCs w:val="24"/>
-        </w:rPr>
-        <w:t xml:space="preserve">Le savais-tu ? Le mètre a été inventé pendant la Révolution française : les savants ont voulu une unité valant la dix-millionième partie du quart du tour de la Terre ! Deux astronomes ont mesuré la France pendant 7 ans pour le calculer.</w:t>
-      </w:r>
-    </w:p>
-    <w:p>
-      <w:pPr>
-        <w:shd w:fill="FFF8E1" w:val="clear"/>
-        <w:spacing w:after="110" w:line="300"/>
-        <w:jc w:val="both"/>
-      </w:pPr>
-      <w:r>
-        <w:rPr>
-          <w:rFonts w:ascii="Times New Roman" w:cs="Times New Roman" w:eastAsia="Times New Roman" w:hAnsi="Times New Roman"/>
-          <w:b w:val="false"/>
-          <w:bCs w:val="false"/>
-          <w:i w:val="false"/>
-          <w:iCs w:val="false"/>
-          <w:color w:val="000000"/>
-          <w:sz w:val="24"/>
-          <w:szCs w:val="24"/>
-        </w:rPr>
-        <w:t xml:space="preserve">Attention : Croire que « 1 m = 100 cm donc 1,5 m = 105 cm » : la conversion n’est pas un collage de chiffres ! Le tableau donne 150 cm. Toujours poser les colonnes en cas de doute.</w:t>
-      </w:r>
-    </w:p>
-    <w:p>
-      <w:pPr>
         <w:spacing w:after="150" w:before="200"/>
         <w:jc w:val="left"/>
       </w:pPr>
@@ -1005,390 +795,26 @@
           <w:sz w:val="28"/>
           <w:szCs w:val="28"/>
         </w:rPr>
-        <w:t xml:space="preserve">EXERCICE</w:t>
-      </w:r>
-    </w:p>
-    <w:p>
-      <w:pPr>
-        <w:spacing w:after="110" w:line="300"/>
-        <w:jc w:val="both"/>
-      </w:pPr>
-      <w:r>
-        <w:rPr>
-          <w:rFonts w:ascii="Times New Roman" w:cs="Times New Roman" w:eastAsia="Times New Roman" w:hAnsi="Times New Roman"/>
-          <w:b w:val="false"/>
-          <w:bCs w:val="false"/>
-          <w:i w:val="false"/>
-          <w:iCs w:val="false"/>
-          <w:color w:val="000000"/>
-          <w:sz w:val="24"/>
-          <w:szCs w:val="24"/>
-        </w:rPr>
-        <w:t xml:space="preserve">1. Convertis : a) 5 m en cm ; b) 3 km en m ; d) 7,2 cm en mm ; e) 0,8 m en cm.</w:t>
-      </w:r>
-    </w:p>
-    <w:p>
-      <w:pPr>
-        <w:spacing w:after="110" w:line="300"/>
-        <w:jc w:val="both"/>
-      </w:pPr>
-      <w:r>
-        <w:rPr>
-          <w:rFonts w:ascii="Times New Roman" w:cs="Times New Roman" w:eastAsia="Times New Roman" w:hAnsi="Times New Roman"/>
-          <w:b w:val="false"/>
-          <w:bCs w:val="false"/>
-          <w:i w:val="false"/>
-          <w:iCs w:val="false"/>
-          <w:color w:val="000000"/>
-          <w:sz w:val="24"/>
-          <w:szCs w:val="24"/>
-        </w:rPr>
-        <w:t xml:space="preserve">2. Convertis : a) 450 cm en m ; b) 2 500 m en km ; d) 85 mm en cm ; e) 12 dm en m.</w:t>
-      </w:r>
-    </w:p>
-    <w:p>
-      <w:pPr>
-        <w:spacing w:after="110" w:line="300"/>
-        <w:jc w:val="both"/>
-      </w:pPr>
-      <w:r>
-        <w:rPr>
-          <w:rFonts w:ascii="Times New Roman" w:cs="Times New Roman" w:eastAsia="Times New Roman" w:hAnsi="Times New Roman"/>
-          <w:b w:val="false"/>
-          <w:bCs w:val="false"/>
-          <w:i w:val="false"/>
-          <w:iCs w:val="false"/>
-          <w:color w:val="000000"/>
-          <w:sz w:val="24"/>
-          <w:szCs w:val="24"/>
-        </w:rPr>
-        <w:t xml:space="preserve">3. Le chemin de l’école fait 1,2 km ; Hanta a déjà marché 650 m. a) Convertis 1,2 km en m. b) Quelle distance reste-t-il ? d) Exprime le reste en km. e) Quelle unité choisirais-tu pour mesurer ton cahier ? Pourquoi ?</w:t>
-      </w:r>
-    </w:p>
-    <w:p>
-      <w:pPr>
-        <w:spacing w:after="110" w:line="300"/>
-        <w:jc w:val="both"/>
-      </w:pPr>
-      <w:r>
-        <w:rPr>
-          <w:rFonts w:ascii="Times New Roman" w:cs="Times New Roman" w:eastAsia="Times New Roman" w:hAnsi="Times New Roman"/>
-          <w:b w:val="false"/>
-          <w:bCs w:val="false"/>
-          <w:i w:val="false"/>
-          <w:iCs w:val="false"/>
-          <w:color w:val="000000"/>
-          <w:sz w:val="24"/>
-          <w:szCs w:val="24"/>
-        </w:rPr>
-        <w:t xml:space="preserve">4. Convertis : a) 3 m en cm ; b) 250 cm en m ; d) 7 km en m ; e) 4 500 m en km.</w:t>
-      </w:r>
-    </w:p>
-    <w:p>
-      <w:pPr>
-        <w:spacing w:after="110" w:line="300"/>
-        <w:jc w:val="both"/>
-      </w:pPr>
-      <w:r>
-        <w:rPr>
-          <w:rFonts w:ascii="Times New Roman" w:cs="Times New Roman" w:eastAsia="Times New Roman" w:hAnsi="Times New Roman"/>
-          <w:b w:val="false"/>
-          <w:bCs w:val="false"/>
-          <w:i w:val="false"/>
-          <w:iCs w:val="false"/>
-          <w:color w:val="000000"/>
-          <w:sz w:val="24"/>
-          <w:szCs w:val="24"/>
-        </w:rPr>
-        <w:t xml:space="preserve">5. a) Convertis 2 m 35 cm en centimètres. b) Convertis 5 km 250 m en mètres. d) Compare 3 050 m et 3 km 5 m. e) Range en ordre croissant : 1 200 m ; 1,5 km ; 980 m.</w:t>
-      </w:r>
-    </w:p>
-    <w:p>
-      <w:pPr>
-        <w:spacing w:after="110" w:line="300"/>
-        <w:jc w:val="both"/>
-      </w:pPr>
-      <w:r>
-        <w:rPr>
-          <w:rFonts w:ascii="Times New Roman" w:cs="Times New Roman" w:eastAsia="Times New Roman" w:hAnsi="Times New Roman"/>
-          <w:b w:val="false"/>
-          <w:bCs w:val="false"/>
-          <w:i w:val="false"/>
-          <w:iCs w:val="false"/>
-          <w:color w:val="000000"/>
-          <w:sz w:val="24"/>
-          <w:szCs w:val="24"/>
-        </w:rPr>
-        <w:t xml:space="preserve">6. Défi CEPE — Le chemin de l’école mesure 1,2 km. Lova fait l’aller-retour le matin et l’aller-retour l’après-midi. a) Quelle distance parcourt-elle par jour ? b) Par semaine de 5 jours d’école ? d) Exprime cette distance hebdomadaire en mètres. e) Au bout de combien de jours dépasse-t-elle 50 km ?</w:t>
-      </w:r>
-    </w:p>
-    <w:p>
-      <w:pPr>
-        <w:spacing w:after="150" w:before="200"/>
-        <w:jc w:val="left"/>
-      </w:pPr>
-      <w:r>
-        <w:rPr>
-          <w:rFonts w:ascii="Times New Roman" w:cs="Times New Roman" w:eastAsia="Times New Roman" w:hAnsi="Times New Roman"/>
-          <w:b/>
-          <w:bCs/>
-          <w:i w:val="false"/>
-          <w:iCs w:val="false"/>
-          <w:color w:val="2E7D32"/>
-          <w:sz w:val="28"/>
-          <w:szCs w:val="28"/>
-        </w:rPr>
-        <w:t xml:space="preserve">Correction</w:t>
-      </w:r>
-    </w:p>
-    <w:p>
-      <w:pPr>
-        <w:spacing w:after="80"/>
-      </w:pPr>
-      <w:r>
-        <w:rPr>
-          <w:rFonts w:ascii="Times New Roman" w:cs="Times New Roman" w:eastAsia="Times New Roman" w:hAnsi="Times New Roman"/>
-          <w:b/>
-          <w:bCs/>
-          <w:i w:val="false"/>
-          <w:iCs w:val="false"/>
-          <w:color w:val="C2185B"/>
-          <w:sz w:val="24"/>
-          <w:szCs w:val="24"/>
-        </w:rPr>
-        <w:t xml:space="preserve">1. </w:t>
-      </w:r>
-      <w:r>
-        <w:rPr>
-          <w:rFonts w:ascii="Times New Roman" w:cs="Times New Roman" w:eastAsia="Times New Roman" w:hAnsi="Times New Roman"/>
-          <w:b w:val="false"/>
-          <w:bCs w:val="false"/>
-          <w:i w:val="false"/>
-          <w:iCs w:val="false"/>
-          <w:color w:val="000000"/>
-          <w:sz w:val="24"/>
-          <w:szCs w:val="24"/>
-        </w:rPr>
-        <w:t xml:space="preserve">a) 500 cm ; b) 3 000 m ; d) 72 mm ; e) 80 cm.</w:t>
-      </w:r>
-    </w:p>
-    <w:p>
-      <w:pPr>
-        <w:spacing w:after="80"/>
-      </w:pPr>
-      <w:r>
-        <w:rPr>
-          <w:rFonts w:ascii="Times New Roman" w:cs="Times New Roman" w:eastAsia="Times New Roman" w:hAnsi="Times New Roman"/>
-          <w:b/>
-          <w:bCs/>
-          <w:i w:val="false"/>
-          <w:iCs w:val="false"/>
-          <w:color w:val="C2185B"/>
-          <w:sz w:val="24"/>
-          <w:szCs w:val="24"/>
-        </w:rPr>
-        <w:t xml:space="preserve">2. </w:t>
-      </w:r>
-      <w:r>
-        <w:rPr>
-          <w:rFonts w:ascii="Times New Roman" w:cs="Times New Roman" w:eastAsia="Times New Roman" w:hAnsi="Times New Roman"/>
-          <w:b w:val="false"/>
-          <w:bCs w:val="false"/>
-          <w:i w:val="false"/>
-          <w:iCs w:val="false"/>
-          <w:color w:val="000000"/>
-          <w:sz w:val="24"/>
-          <w:szCs w:val="24"/>
-        </w:rPr>
-        <w:t xml:space="preserve">a) 4,5 m ; b) 2,5 km ; d) 8,5 cm ; e) 1,2 m.</w:t>
-      </w:r>
-    </w:p>
-    <w:p>
-      <w:pPr>
-        <w:spacing w:after="80"/>
-      </w:pPr>
-      <w:r>
-        <w:rPr>
-          <w:rFonts w:ascii="Times New Roman" w:cs="Times New Roman" w:eastAsia="Times New Roman" w:hAnsi="Times New Roman"/>
-          <w:b/>
-          <w:bCs/>
-          <w:i w:val="false"/>
-          <w:iCs w:val="false"/>
-          <w:color w:val="C2185B"/>
-          <w:sz w:val="24"/>
-          <w:szCs w:val="24"/>
-        </w:rPr>
-        <w:t xml:space="preserve">3. </w:t>
-      </w:r>
-      <w:r>
-        <w:rPr>
-          <w:rFonts w:ascii="Times New Roman" w:cs="Times New Roman" w:eastAsia="Times New Roman" w:hAnsi="Times New Roman"/>
-          <w:b w:val="false"/>
-          <w:bCs w:val="false"/>
-          <w:i w:val="false"/>
-          <w:iCs w:val="false"/>
-          <w:color w:val="000000"/>
-          <w:sz w:val="24"/>
-          <w:szCs w:val="24"/>
-        </w:rPr>
-        <w:t xml:space="preserve">a) 1 200 m ; b) 1 200 − 650 = 550 m ; d) 0,55 km ; e) le cm : le cahier est trop petit pour le m, trop grand pour le mm.</w:t>
-      </w:r>
-    </w:p>
-    <w:p>
-      <w:pPr>
-        <w:spacing w:after="80"/>
-      </w:pPr>
-      <w:r>
-        <w:rPr>
-          <w:rFonts w:ascii="Times New Roman" w:cs="Times New Roman" w:eastAsia="Times New Roman" w:hAnsi="Times New Roman"/>
-          <w:b/>
-          <w:bCs/>
-          <w:i w:val="false"/>
-          <w:iCs w:val="false"/>
-          <w:color w:val="C2185B"/>
-          <w:sz w:val="24"/>
-          <w:szCs w:val="24"/>
-        </w:rPr>
-        <w:t xml:space="preserve">4. </w:t>
-      </w:r>
-      <w:r>
-        <w:rPr>
-          <w:rFonts w:ascii="Times New Roman" w:cs="Times New Roman" w:eastAsia="Times New Roman" w:hAnsi="Times New Roman"/>
-          <w:b w:val="false"/>
-          <w:bCs w:val="false"/>
-          <w:i w:val="false"/>
-          <w:iCs w:val="false"/>
-          <w:color w:val="000000"/>
-          <w:sz w:val="24"/>
-          <w:szCs w:val="24"/>
-        </w:rPr>
-        <w:t xml:space="preserve">a) 300 cm ; b) 2,5 m ; d) 7 000 m ; e) 4,5 km.</w:t>
-      </w:r>
-    </w:p>
-    <w:p>
-      <w:pPr>
-        <w:spacing w:after="80"/>
-      </w:pPr>
-      <w:r>
-        <w:rPr>
-          <w:rFonts w:ascii="Times New Roman" w:cs="Times New Roman" w:eastAsia="Times New Roman" w:hAnsi="Times New Roman"/>
-          <w:b/>
-          <w:bCs/>
-          <w:i w:val="false"/>
-          <w:iCs w:val="false"/>
-          <w:color w:val="C2185B"/>
-          <w:sz w:val="24"/>
-          <w:szCs w:val="24"/>
-        </w:rPr>
-        <w:t xml:space="preserve">5. </w:t>
-      </w:r>
-      <w:r>
-        <w:rPr>
-          <w:rFonts w:ascii="Times New Roman" w:cs="Times New Roman" w:eastAsia="Times New Roman" w:hAnsi="Times New Roman"/>
-          <w:b w:val="false"/>
-          <w:bCs w:val="false"/>
-          <w:i w:val="false"/>
-          <w:iCs w:val="false"/>
-          <w:color w:val="000000"/>
-          <w:sz w:val="24"/>
-          <w:szCs w:val="24"/>
-        </w:rPr>
-        <w:t xml:space="preserve">a) 235 cm ; b) 5 250 m ; d) 3 km 5 m = 3 005 m, donc 3 050 m &gt; 3 km 5 m ; e) 980 m &lt; 1 200 m &lt; 1,5 km (soit 1 500 m).</w:t>
-      </w:r>
-    </w:p>
-    <w:p>
-      <w:pPr>
-        <w:spacing w:after="80"/>
-      </w:pPr>
-      <w:r>
-        <w:rPr>
-          <w:rFonts w:ascii="Times New Roman" w:cs="Times New Roman" w:eastAsia="Times New Roman" w:hAnsi="Times New Roman"/>
-          <w:b/>
-          <w:bCs/>
-          <w:i w:val="false"/>
-          <w:iCs w:val="false"/>
-          <w:color w:val="C2185B"/>
-          <w:sz w:val="24"/>
-          <w:szCs w:val="24"/>
-        </w:rPr>
-        <w:t xml:space="preserve">6. </w:t>
-      </w:r>
-      <w:r>
-        <w:rPr>
-          <w:rFonts w:ascii="Times New Roman" w:cs="Times New Roman" w:eastAsia="Times New Roman" w:hAnsi="Times New Roman"/>
-          <w:b w:val="false"/>
-          <w:bCs w:val="false"/>
-          <w:i w:val="false"/>
-          <w:iCs w:val="false"/>
-          <w:color w:val="000000"/>
-          <w:sz w:val="24"/>
-          <w:szCs w:val="24"/>
-        </w:rPr>
-        <w:t xml:space="preserve">a) 4 × 1,2 = 4,8 km ; b) 5 × 4,8 = 24 km ; d) 24 000 m ; e) au 11ᵉ jour : 10 jours font 48 km (pas assez), 11 jours font 52,8 km.</w:t>
-      </w:r>
-    </w:p>
-    <w:p>
-      <w:r>
-        <w:br w:type="page"/>
-      </w:r>
-    </w:p>
-    <w:p>
-      <w:pPr>
-        <w:spacing w:after="150" w:before="200"/>
-        <w:jc w:val="center"/>
-      </w:pPr>
-      <w:bookmarkStart w:name="u5_l2" w:id="3"/>
-      <w:r>
-        <w:rPr>
-          <w:rFonts w:ascii="Times New Roman" w:cs="Times New Roman" w:eastAsia="Times New Roman" w:hAnsi="Times New Roman"/>
-          <w:b/>
-          <w:bCs/>
-          <w:i w:val="false"/>
-          <w:iCs w:val="false"/>
-          <w:color w:val="C00000"/>
-          <w:sz w:val="32"/>
-          <w:szCs w:val="32"/>
-        </w:rPr>
-        <w:t xml:space="preserve">LE PÉRIMÈTRE DES POLYGONES</w:t>
-      </w:r>
-      <w:bookmarkEnd w:id="3"/>
-    </w:p>
-    <w:p>
-      <w:pPr>
-        <w:spacing w:after="150" w:before="200"/>
-        <w:jc w:val="left"/>
-      </w:pPr>
-      <w:r>
-        <w:rPr>
-          <w:rFonts w:ascii="Times New Roman" w:cs="Times New Roman" w:eastAsia="Times New Roman" w:hAnsi="Times New Roman"/>
-          <w:b/>
-          <w:bCs/>
-          <w:i w:val="false"/>
-          <w:iCs w:val="false"/>
-          <w:color w:val="2E7D32"/>
-          <w:sz w:val="28"/>
-          <w:szCs w:val="28"/>
-        </w:rPr>
-        <w:t xml:space="preserve">Périmètre : formules et problèmes</w:t>
-      </w:r>
-    </w:p>
-    <w:p>
-      <w:pPr>
-        <w:spacing w:after="110" w:line="300"/>
-        <w:jc w:val="both"/>
-      </w:pPr>
-      <w:r>
-        <w:rPr>
-          <w:rFonts w:ascii="Times New Roman" w:cs="Times New Roman" w:eastAsia="Times New Roman" w:hAnsi="Times New Roman"/>
-          <w:b w:val="false"/>
-          <w:bCs w:val="false"/>
-          <w:i w:val="false"/>
-          <w:iCs w:val="false"/>
-          <w:color w:val="000000"/>
-          <w:sz w:val="24"/>
-          <w:szCs w:val="24"/>
-        </w:rPr>
-        <w:t xml:space="preserve">Le périmètre d’un polygone est la longueur de son tour complet : la somme des longueurs de tous ses côtés. Pour le rectangle, P = (longueur + largeur) × 2 ; pour le carré, P = côté × 4 ; pour tout polygone régulier, P = côté × nombre de côtés.</w:t>
+        <w:t xml:space="preserve">Unités de longueur et conversions</w:t>
+      </w:r>
+    </w:p>
+    <w:p>
+      <w:pPr>
+        <w:spacing w:after="110" w:line="300"/>
+        <w:jc w:val="both"/>
+      </w:pPr>
+      <w:r>
+        <w:rPr>
+          <w:rFonts w:ascii="Times New Roman" w:cs="Times New Roman" w:eastAsia="Times New Roman" w:hAnsi="Times New Roman"/>
+          <w:b w:val="false"/>
+          <w:bCs w:val="false"/>
+          <w:i w:val="false"/>
+          <w:iCs w:val="false"/>
+          <w:color w:val="000000"/>
+          <w:sz w:val="24"/>
+          <w:szCs w:val="24"/>
+        </w:rPr>
+        <w:t xml:space="preserve">L’unité principale des longueurs est le mètre (m). Ses multiples sont le décamètre (dam = 10 m), l’hectomètre (hm = 100 m) et le kilomètre (km = 1 000 m) ; ses sous-multiples sont le décimètre (dm), le centimètre (cm) et le millimètre (mm). Chaque unité vaut 10 fois l’unité placée à sa droite dans le tableau de conversion.</w:t>
       </w:r>
     </w:p>
     <w:p>
@@ -1407,7 +833,7 @@
           <w:sz w:val="24"/>
           <w:szCs w:val="24"/>
         </w:rPr>
-        <w:t xml:space="preserve">le périmètre, c’est le voyage d’une fourmi qui fait tout le tour de la figure et revient à son départ.</w:t>
+        <w:t xml:space="preserve">les unités de longueur forment un escalier : chaque marche vers la droite multiplie par 10, chaque marche vers la gauche divise par 10.</w:t>
       </w:r>
     </w:p>
     <w:p>
@@ -1418,7 +844,7 @@
       <w:r>
         <w:drawing>
           <wp:inline distT="0" distB="0" distL="0" distR="0">
-            <wp:extent cx="4762500" cy="3448050"/>
+            <wp:extent cx="4762500" cy="1790700"/>
             <wp:effectExtent t="0" r="0" b="0" l="0"/>
             <wp:docPr id="2" name=""/>
             <wp:cNvGraphicFramePr>
@@ -1443,7 +869,7 @@
                   <pic:spPr bwMode="auto">
                     <a:xfrm>
                       <a:off x="0" y="0"/>
-                      <a:ext cx="4762500" cy="3448050"/>
+                      <a:ext cx="4762500" cy="1790700"/>
                     </a:xfrm>
                     <a:prstGeom prst="rect">
                       <a:avLst/>
@@ -1486,7 +912,7 @@
           <w:sz w:val="24"/>
           <w:szCs w:val="24"/>
         </w:rPr>
-        <w:t xml:space="preserve"> Rectangle de 12 m sur 7 m : P = (12 + 7) × 2 = 38 m ; carré de périmètre 48 cm : côté = 48 ÷ 4 = 12 cm.</w:t>
+        <w:t xml:space="preserve"> Convertir 7,8 m en cm : 7 en m, 8 en dm, 0 en cm → 780 cm. Et 3 500 m = 3,5 km.</w:t>
       </w:r>
     </w:p>
     <w:p>
@@ -1506,7 +932,7 @@
           <w:sz w:val="24"/>
           <w:szCs w:val="24"/>
         </w:rPr>
-        <w:t xml:space="preserve">1. Vérifier que tous les côtés sont dans la même unité (convertir sinon).</w:t>
+        <w:t xml:space="preserve">1. Tracer le tableau et poser le nombre, un chiffre par colonne, l’unité donnée recevant le chiffre des unités.</w:t>
       </w:r>
     </w:p>
     <w:p>
@@ -1526,7 +952,7 @@
           <w:sz w:val="24"/>
           <w:szCs w:val="24"/>
         </w:rPr>
-        <w:t xml:space="preserve">2. Appliquer la formule de la figure — ou additionner tous les côtés.</w:t>
+        <w:t xml:space="preserve">2. Compléter avec des zéros jusqu’à l’unité demandée.</w:t>
       </w:r>
     </w:p>
     <w:p>
@@ -1546,7 +972,7 @@
           <w:sz w:val="24"/>
           <w:szCs w:val="24"/>
         </w:rPr>
-        <w:t xml:space="preserve">3. Contrôler l’ordre de grandeur et écrire l’unité (m, cm…).</w:t>
+        <w:t xml:space="preserve">3. Lire le résultat, la virgule derrière la nouvelle unité.</w:t>
       </w:r>
     </w:p>
     <w:p>
@@ -1566,7 +992,7 @@
           <w:sz w:val="24"/>
           <w:szCs w:val="24"/>
         </w:rPr>
-        <w:t xml:space="preserve">P = somme de tous les côtés ; rectangle (L + l) × 2 ; carré c × 4 ; à reculons : P ÷ 4 donne le côté du carré, P ÷ 2 − L donne la largeur.</w:t>
+        <w:t xml:space="preserve">km hm dam m dm cm mm ; × 10 par marche vers la droite ; un chiffre par colonne, zéros pour compléter ; même unité avant de calculer.</w:t>
       </w:r>
     </w:p>
     <w:p>
@@ -1586,7 +1012,7 @@
           <w:sz w:val="24"/>
           <w:szCs w:val="24"/>
         </w:rPr>
-        <w:t xml:space="preserve">Le savais-tu ? Le mot « périmètre » vient du grec peri (autour) et metron (mesure) : « mesurer autour ».</w:t>
+        <w:t xml:space="preserve">Le savais-tu ? Le mètre a été inventé pendant la Révolution française : les savants ont voulu une unité valant la dix-millionième partie du quart du tour de la Terre ! Deux astronomes ont mesuré la France pendant 7 ans pour le calculer.</w:t>
       </w:r>
     </w:p>
     <w:p>
@@ -1606,7 +1032,7 @@
           <w:sz w:val="24"/>
           <w:szCs w:val="24"/>
         </w:rPr>
-        <w:t xml:space="preserve">Attention : Additionner seulement une longueur et une largeur : (8 + 5) = 13 m n’est que le DEMI-tour ! La fourmi doit revenir à son départ : on multiplie par 2.</w:t>
+        <w:t xml:space="preserve">Attention : Croire que « 1 m = 100 cm donc 1,5 m = 105 cm » : la conversion n’est pas un collage de chiffres ! Le tableau donne 150 cm. Toujours poser les colonnes en cas de doute.</w:t>
       </w:r>
     </w:p>
     <w:p>
@@ -1644,102 +1070,102 @@
           <w:sz w:val="24"/>
           <w:szCs w:val="24"/>
         </w:rPr>
-        <w:t xml:space="preserve">1. Calcule le périmètre : a) rectangle de 9 m sur 4 m ; b) carré de 7 cm ; d) triangle équilatéral de 12 cm ; e) polygone de côtés 5, 8, 6 et 7 m.</w:t>
-      </w:r>
-    </w:p>
-    <w:p>
-      <w:pPr>
-        <w:spacing w:after="110" w:line="300"/>
-        <w:jc w:val="both"/>
-      </w:pPr>
-      <w:r>
-        <w:rPr>
-          <w:rFonts w:ascii="Times New Roman" w:cs="Times New Roman" w:eastAsia="Times New Roman" w:hAnsi="Times New Roman"/>
-          <w:b w:val="false"/>
-          <w:bCs w:val="false"/>
-          <w:i w:val="false"/>
-          <w:iCs w:val="false"/>
-          <w:color w:val="000000"/>
-          <w:sz w:val="24"/>
-          <w:szCs w:val="24"/>
-        </w:rPr>
-        <w:t xml:space="preserve">2. Retrouve la dimension : a) carré de périmètre 60 cm ; b) triangle équilatéral de périmètre 27 m ; d) rectangle de périmètre 30 m et de longueur 9 m ; e) rectangle de périmètre 42 cm et de largeur 8 cm.</w:t>
-      </w:r>
-    </w:p>
-    <w:p>
-      <w:pPr>
-        <w:spacing w:after="110" w:line="300"/>
-        <w:jc w:val="both"/>
-      </w:pPr>
-      <w:r>
-        <w:rPr>
-          <w:rFonts w:ascii="Times New Roman" w:cs="Times New Roman" w:eastAsia="Times New Roman" w:hAnsi="Times New Roman"/>
-          <w:b w:val="false"/>
-          <w:bCs w:val="false"/>
-          <w:i w:val="false"/>
-          <w:iCs w:val="false"/>
-          <w:color w:val="000000"/>
-          <w:sz w:val="24"/>
-          <w:szCs w:val="24"/>
-        </w:rPr>
-        <w:t xml:space="preserve">3. Le potager de Papa mesure 8 m sur 5 m. a) Calcule le périmètre. b) Le fil se vend par rouleaux de 10 m : combien de rouleaux ? d) Il laisse une porte de 1 m sans fil : quelle longueur de fil faut-il vraiment ? e) Combien coûte la clôture à 3 500 Ar le rouleau (rouleaux entiers) ?</w:t>
-      </w:r>
-    </w:p>
-    <w:p>
-      <w:pPr>
-        <w:spacing w:after="110" w:line="300"/>
-        <w:jc w:val="both"/>
-      </w:pPr>
-      <w:r>
-        <w:rPr>
-          <w:rFonts w:ascii="Times New Roman" w:cs="Times New Roman" w:eastAsia="Times New Roman" w:hAnsi="Times New Roman"/>
-          <w:b w:val="false"/>
-          <w:bCs w:val="false"/>
-          <w:i w:val="false"/>
-          <w:iCs w:val="false"/>
-          <w:color w:val="000000"/>
-          <w:sz w:val="24"/>
-          <w:szCs w:val="24"/>
-        </w:rPr>
-        <w:t xml:space="preserve">4. Calcule le périmètre : a) un carré de côté 7 cm ; b) un rectangle de 9 cm sur 4 cm ; d) un triangle équilatéral de côté 6 cm ; e) un triangle de côtés 5 cm, 7 cm et 9 cm.</w:t>
-      </w:r>
-    </w:p>
-    <w:p>
-      <w:pPr>
-        <w:spacing w:after="110" w:line="300"/>
-        <w:jc w:val="both"/>
-      </w:pPr>
-      <w:r>
-        <w:rPr>
-          <w:rFonts w:ascii="Times New Roman" w:cs="Times New Roman" w:eastAsia="Times New Roman" w:hAnsi="Times New Roman"/>
-          <w:b w:val="false"/>
-          <w:bCs w:val="false"/>
-          <w:i w:val="false"/>
-          <w:iCs w:val="false"/>
-          <w:color w:val="000000"/>
-          <w:sz w:val="24"/>
-          <w:szCs w:val="24"/>
-        </w:rPr>
-        <w:t xml:space="preserve">5. a) Le périmètre d’un carré vaut 36 cm : quel est son côté ? b) Un rectangle a un périmètre de 30 cm et une longueur de 9 cm : quelle est sa largeur ? d) Quelle longueur de clôture pour un terrain rectangulaire de 25 m sur 18 m ? e) À 12 000 Ar le mètre, combien coûte cette clôture ?</w:t>
-      </w:r>
-    </w:p>
-    <w:p>
-      <w:pPr>
-        <w:spacing w:after="110" w:line="300"/>
-        <w:jc w:val="both"/>
-      </w:pPr>
-      <w:r>
-        <w:rPr>
-          <w:rFonts w:ascii="Times New Roman" w:cs="Times New Roman" w:eastAsia="Times New Roman" w:hAnsi="Times New Roman"/>
-          <w:b w:val="false"/>
-          <w:bCs w:val="false"/>
-          <w:i w:val="false"/>
-          <w:iCs w:val="false"/>
-          <w:color w:val="000000"/>
-          <w:sz w:val="24"/>
-          <w:szCs w:val="24"/>
-        </w:rPr>
-        <w:t xml:space="preserve">6. Défi CEPE — Un jardin carré de 15 m de côté doit être entouré d’un grillage, sauf un portail de 2 m de large. a) Quel est le périmètre du jardin ? b) Quelle longueur de grillage faut-il ? d) Le grillage se vend en rouleaux de 10 m : combien de rouleaux acheter ? e) Quelle longueur restera-t-elle inutilisée ?</w:t>
+        <w:t xml:space="preserve">1. Convertis : a) 5 m en cm ; b) 3 km en m ; d) 7,2 cm en mm ; e) 0,8 m en cm.</w:t>
+      </w:r>
+    </w:p>
+    <w:p>
+      <w:pPr>
+        <w:spacing w:after="110" w:line="300"/>
+        <w:jc w:val="both"/>
+      </w:pPr>
+      <w:r>
+        <w:rPr>
+          <w:rFonts w:ascii="Times New Roman" w:cs="Times New Roman" w:eastAsia="Times New Roman" w:hAnsi="Times New Roman"/>
+          <w:b w:val="false"/>
+          <w:bCs w:val="false"/>
+          <w:i w:val="false"/>
+          <w:iCs w:val="false"/>
+          <w:color w:val="000000"/>
+          <w:sz w:val="24"/>
+          <w:szCs w:val="24"/>
+        </w:rPr>
+        <w:t xml:space="preserve">2. Convertis : a) 450 cm en m ; b) 2 500 m en km ; d) 85 mm en cm ; e) 12 dm en m.</w:t>
+      </w:r>
+    </w:p>
+    <w:p>
+      <w:pPr>
+        <w:spacing w:after="110" w:line="300"/>
+        <w:jc w:val="both"/>
+      </w:pPr>
+      <w:r>
+        <w:rPr>
+          <w:rFonts w:ascii="Times New Roman" w:cs="Times New Roman" w:eastAsia="Times New Roman" w:hAnsi="Times New Roman"/>
+          <w:b w:val="false"/>
+          <w:bCs w:val="false"/>
+          <w:i w:val="false"/>
+          <w:iCs w:val="false"/>
+          <w:color w:val="000000"/>
+          <w:sz w:val="24"/>
+          <w:szCs w:val="24"/>
+        </w:rPr>
+        <w:t xml:space="preserve">3. Le chemin de l’école fait 1,2 km ; Hanta a déjà marché 650 m. a) Convertis 1,2 km en m. b) Quelle distance reste-t-il ? d) Exprime le reste en km. e) Quelle unité choisirais-tu pour mesurer ton cahier ? Pourquoi ?</w:t>
+      </w:r>
+    </w:p>
+    <w:p>
+      <w:pPr>
+        <w:spacing w:after="110" w:line="300"/>
+        <w:jc w:val="both"/>
+      </w:pPr>
+      <w:r>
+        <w:rPr>
+          <w:rFonts w:ascii="Times New Roman" w:cs="Times New Roman" w:eastAsia="Times New Roman" w:hAnsi="Times New Roman"/>
+          <w:b w:val="false"/>
+          <w:bCs w:val="false"/>
+          <w:i w:val="false"/>
+          <w:iCs w:val="false"/>
+          <w:color w:val="000000"/>
+          <w:sz w:val="24"/>
+          <w:szCs w:val="24"/>
+        </w:rPr>
+        <w:t xml:space="preserve">4. Convertis : a) 3 m en cm ; b) 250 cm en m ; d) 7 km en m ; e) 4 500 m en km.</w:t>
+      </w:r>
+    </w:p>
+    <w:p>
+      <w:pPr>
+        <w:spacing w:after="110" w:line="300"/>
+        <w:jc w:val="both"/>
+      </w:pPr>
+      <w:r>
+        <w:rPr>
+          <w:rFonts w:ascii="Times New Roman" w:cs="Times New Roman" w:eastAsia="Times New Roman" w:hAnsi="Times New Roman"/>
+          <w:b w:val="false"/>
+          <w:bCs w:val="false"/>
+          <w:i w:val="false"/>
+          <w:iCs w:val="false"/>
+          <w:color w:val="000000"/>
+          <w:sz w:val="24"/>
+          <w:szCs w:val="24"/>
+        </w:rPr>
+        <w:t xml:space="preserve">5. a) Convertis 2 m 35 cm en centimètres. b) Convertis 5 km 250 m en mètres. d) Compare 3 050 m et 3 km 5 m. e) Range en ordre croissant : 1 200 m ; 1,5 km ; 980 m.</w:t>
+      </w:r>
+    </w:p>
+    <w:p>
+      <w:pPr>
+        <w:spacing w:after="110" w:line="300"/>
+        <w:jc w:val="both"/>
+      </w:pPr>
+      <w:r>
+        <w:rPr>
+          <w:rFonts w:ascii="Times New Roman" w:cs="Times New Roman" w:eastAsia="Times New Roman" w:hAnsi="Times New Roman"/>
+          <w:b w:val="false"/>
+          <w:bCs w:val="false"/>
+          <w:i w:val="false"/>
+          <w:iCs w:val="false"/>
+          <w:color w:val="000000"/>
+          <w:sz w:val="24"/>
+          <w:szCs w:val="24"/>
+        </w:rPr>
+        <w:t xml:space="preserve">6. Défi CEPE — Le chemin de l’école mesure 1,2 km. Lova fait l’aller-retour le matin et l’aller-retour l’après-midi. a) Quelle distance parcourt-elle par jour ? b) Par semaine de 5 jours d’école ? d) Exprime cette distance hebdomadaire en mètres. e) Au bout de combien de jours dépasse-t-elle 50 km ?</w:t>
       </w:r>
     </w:p>
     <w:p>
@@ -1789,7 +1215,7 @@
           <w:sz w:val="24"/>
           <w:szCs w:val="24"/>
         </w:rPr>
-        <w:t xml:space="preserve">a) 26 m ; b) 28 cm ; d) 36 cm ; e) 26 m.</w:t>
+        <w:t xml:space="preserve">a) 500 cm ; b) 3 000 m ; d) 72 mm ; e) 80 cm.</w:t>
       </w:r>
     </w:p>
     <w:p>
@@ -1820,7 +1246,7 @@
           <w:sz w:val="24"/>
           <w:szCs w:val="24"/>
         </w:rPr>
-        <w:t xml:space="preserve">a) côté 15 cm ; b) côté 9 m ; d) largeur 30 ÷ 2 − 9 = 6 m ; e) longueur 42 ÷ 2 − 8 = 13 cm.</w:t>
+        <w:t xml:space="preserve">a) 4,5 m ; b) 2,5 km ; d) 8,5 cm ; e) 1,2 m.</w:t>
       </w:r>
     </w:p>
     <w:p>
@@ -1851,7 +1277,7 @@
           <w:sz w:val="24"/>
           <w:szCs w:val="24"/>
         </w:rPr>
-        <w:t xml:space="preserve">a) 26 m ; b) 3 rouleaux (26 &gt; 20, il en faut 3) ; d) 26 − 1 = 25 m ; e) 25 m → encore 3 rouleaux : 3 × 3 500 = 10 500 Ar.</w:t>
+        <w:t xml:space="preserve">a) 1 200 m ; b) 1 200 − 650 = 550 m ; d) 0,55 km ; e) le cm : le cahier est trop petit pour le m, trop grand pour le mm.</w:t>
       </w:r>
     </w:p>
     <w:p>
@@ -1882,7 +1308,7 @@
           <w:sz w:val="24"/>
           <w:szCs w:val="24"/>
         </w:rPr>
-        <w:t xml:space="preserve">a) 4 × 7 = 28 cm ; b) (9 + 4) × 2 = 26 cm ; d) 3 × 6 = 18 cm ; e) 5 + 7 + 9 = 21 cm.</w:t>
+        <w:t xml:space="preserve">a) 300 cm ; b) 2,5 m ; d) 7 000 m ; e) 4,5 km.</w:t>
       </w:r>
     </w:p>
     <w:p>
@@ -1913,7 +1339,7 @@
           <w:sz w:val="24"/>
           <w:szCs w:val="24"/>
         </w:rPr>
-        <w:t xml:space="preserve">a) 36 ÷ 4 = 9 cm ; b) 30 ÷ 2 = 15, puis 15 − 9 = 6 cm ; d) (25 + 18) × 2 = 86 m ; e) 86 × 12 000 = 1 032 000 Ar.</w:t>
+        <w:t xml:space="preserve">a) 235 cm ; b) 5 250 m ; d) 3 km 5 m = 3 005 m, donc 3 050 m &gt; 3 km 5 m ; e) 980 m &lt; 1 200 m &lt; 1,5 km (soit 1 500 m).</w:t>
       </w:r>
     </w:p>
     <w:p>
@@ -1944,7 +1370,7 @@
           <w:sz w:val="24"/>
           <w:szCs w:val="24"/>
         </w:rPr>
-        <w:t xml:space="preserve">a) 4 × 15 = 60 m ; b) 60 − 2 = 58 m ; d) 6 rouleaux (5 rouleaux = 50 m, insuffisant) ; e) 60 − 58 = 2 m.</w:t>
+        <w:t xml:space="preserve">a) 4 × 1,2 = 4,8 km ; b) 5 × 4,8 = 24 km ; d) 24 000 m ; e) au 11ᵉ jour : 10 jours font 48 km (pas assez), 11 jours font 52,8 km.</w:t>
       </w:r>
     </w:p>
     <w:p>
@@ -1957,7 +1383,7 @@
         <w:spacing w:after="150" w:before="200"/>
         <w:jc w:val="center"/>
       </w:pPr>
-      <w:bookmarkStart w:name="u5_l3" w:id="4"/>
+      <w:bookmarkStart w:name="u5_l2" w:id="3"/>
       <w:r>
         <w:rPr>
           <w:rFonts w:ascii="Times New Roman" w:cs="Times New Roman" w:eastAsia="Times New Roman" w:hAnsi="Times New Roman"/>
@@ -1969,76 +1395,19 @@
           <w:sz w:val="32"/>
           <w:szCs w:val="32"/>
         </w:rPr>
-        <w:t xml:space="preserve">LA CIRCONFÉRENCE DU CERCLE</w:t>
-      </w:r>
-      <w:bookmarkEnd w:id="4"/>
-    </w:p>
-    <w:p>
-      <w:pPr>
-        <w:spacing w:after="150" w:before="200"/>
-        <w:jc w:val="left"/>
-      </w:pPr>
-      <w:r>
-        <w:rPr>
-          <w:rFonts w:ascii="Times New Roman" w:cs="Times New Roman" w:eastAsia="Times New Roman" w:hAnsi="Times New Roman"/>
-          <w:b/>
-          <w:bCs/>
-          <w:i w:val="false"/>
-          <w:iCs w:val="false"/>
-          <w:color w:val="2E7D32"/>
-          <w:sz w:val="28"/>
-          <w:szCs w:val="28"/>
-        </w:rPr>
-        <w:t xml:space="preserve">Circonférence : C = d × 3,14</w:t>
-      </w:r>
-    </w:p>
-    <w:p>
-      <w:pPr>
-        <w:spacing w:after="110" w:line="300"/>
-        <w:jc w:val="both"/>
-      </w:pPr>
-      <w:r>
-        <w:rPr>
-          <w:rFonts w:ascii="Times New Roman" w:cs="Times New Roman" w:eastAsia="Times New Roman" w:hAnsi="Times New Roman"/>
-          <w:b w:val="false"/>
-          <w:bCs w:val="false"/>
-          <w:i w:val="false"/>
-          <w:iCs w:val="false"/>
-          <w:color w:val="000000"/>
-          <w:sz w:val="24"/>
-          <w:szCs w:val="24"/>
-        </w:rPr>
-        <w:t xml:space="preserve">La circonférence est le périmètre du cercle. Le diamètre d est la longueur qui traverse le cercle en passant par le centre ; le rayon r va du centre au bord, et d = 2 × r. La circonférence se calcule par la formule C = d × 3,14.</w:t>
-      </w:r>
-    </w:p>
-    <w:p>
-      <w:pPr>
-        <w:spacing w:after="110" w:line="300"/>
-        <w:jc w:val="both"/>
-      </w:pPr>
-      <w:r>
-        <w:rPr>
-          <w:rFonts w:ascii="Times New Roman" w:cs="Times New Roman" w:eastAsia="Times New Roman" w:hAnsi="Times New Roman"/>
-          <w:b w:val="false"/>
-          <w:bCs w:val="false"/>
-          <w:i/>
-          <w:iCs/>
-          <w:color w:val="1F4E79"/>
-          <w:sz w:val="24"/>
-          <w:szCs w:val="24"/>
-        </w:rPr>
-        <w:t xml:space="preserve">le tour d’un cercle vaut toujours environ 3,14 fois sa traversée : mesure la traversée, multiplie par 3,14, tu as le tour.</w:t>
-      </w:r>
-    </w:p>
-    <w:p>
-      <w:pPr>
-        <w:spacing w:after="120" w:before="120"/>
+        <w:t xml:space="preserve">LE PÉRIMÈTRE DES POLYGONES</w:t>
+      </w:r>
+      <w:bookmarkEnd w:id="3"/>
+    </w:p>
+    <w:p>
+      <w:pPr>
+        <w:spacing w:after="120" w:before="100"/>
         <w:jc w:val="center"/>
       </w:pPr>
       <w:r>
         <w:drawing>
           <wp:inline distT="0" distB="0" distL="0" distR="0">
-            <wp:extent cx="4762500" cy="2762250"/>
+            <wp:extent cx="4476750" cy="2438400"/>
             <wp:effectExtent t="0" r="0" b="0" l="0"/>
             <wp:docPr id="3" name=""/>
             <wp:cNvGraphicFramePr>
@@ -2063,7 +1432,7 @@
                   <pic:spPr bwMode="auto">
                     <a:xfrm>
                       <a:off x="0" y="0"/>
-                      <a:ext cx="4762500" cy="2762250"/>
+                      <a:ext cx="4476750" cy="2438400"/>
                     </a:xfrm>
                     <a:prstGeom prst="rect">
                       <a:avLst/>
@@ -2078,186 +1447,6 @@
     </w:p>
     <w:p>
       <w:pPr>
-        <w:spacing w:after="130" w:before="100" w:line="300"/>
-        <w:jc w:val="both"/>
-      </w:pPr>
-      <w:r>
-        <w:rPr>
-          <w:rFonts w:ascii="Times New Roman" w:cs="Times New Roman" w:eastAsia="Times New Roman" w:hAnsi="Times New Roman"/>
-          <w:b w:val="false"/>
-          <w:bCs w:val="false"/>
-          <w:i/>
-          <w:iCs/>
-          <w:color w:val="000000"/>
-          <w:sz w:val="24"/>
-          <w:szCs w:val="24"/>
-          <w:u w:val="single"/>
-        </w:rPr>
-        <w:t xml:space="preserve">Exemple :</w:t>
-      </w:r>
-      <w:r>
-        <w:rPr>
-          <w:rFonts w:ascii="Times New Roman" w:cs="Times New Roman" w:eastAsia="Times New Roman" w:hAnsi="Times New Roman"/>
-          <w:b w:val="false"/>
-          <w:bCs w:val="false"/>
-          <w:i w:val="false"/>
-          <w:iCs w:val="false"/>
-          <w:color w:val="000000"/>
-          <w:sz w:val="24"/>
-          <w:szCs w:val="24"/>
-        </w:rPr>
-        <w:t xml:space="preserve"> Assiette de 24 cm de diamètre : C = 24 × 3,14 = 75,36 cm ; puits de rayon 0,5 m : C = 1 × 3,14 = 3,14 m.</w:t>
-      </w:r>
-    </w:p>
-    <w:p>
-      <w:pPr>
-        <w:spacing w:after="55" w:line="300"/>
-        <w:ind w:left="260"/>
-        <w:jc w:val="both"/>
-      </w:pPr>
-      <w:r>
-        <w:rPr>
-          <w:rFonts w:ascii="Times New Roman" w:cs="Times New Roman" w:eastAsia="Times New Roman" w:hAnsi="Times New Roman"/>
-          <w:b w:val="false"/>
-          <w:bCs w:val="false"/>
-          <w:i w:val="false"/>
-          <w:iCs w:val="false"/>
-          <w:color w:val="000000"/>
-          <w:sz w:val="24"/>
-          <w:szCs w:val="24"/>
-        </w:rPr>
-        <w:t xml:space="preserve">1. Repérer la donnée : diamètre ou rayon (rayon → doubler d’abord).</w:t>
-      </w:r>
-    </w:p>
-    <w:p>
-      <w:pPr>
-        <w:spacing w:after="55" w:line="300"/>
-        <w:ind w:left="260"/>
-        <w:jc w:val="both"/>
-      </w:pPr>
-      <w:r>
-        <w:rPr>
-          <w:rFonts w:ascii="Times New Roman" w:cs="Times New Roman" w:eastAsia="Times New Roman" w:hAnsi="Times New Roman"/>
-          <w:b w:val="false"/>
-          <w:bCs w:val="false"/>
-          <w:i w:val="false"/>
-          <w:iCs w:val="false"/>
-          <w:color w:val="000000"/>
-          <w:sz w:val="24"/>
-          <w:szCs w:val="24"/>
-        </w:rPr>
-        <w:t xml:space="preserve">2. Multiplier le diamètre par 3,14.</w:t>
-      </w:r>
-    </w:p>
-    <w:p>
-      <w:pPr>
-        <w:spacing w:after="55" w:line="300"/>
-        <w:ind w:left="260"/>
-        <w:jc w:val="both"/>
-      </w:pPr>
-      <w:r>
-        <w:rPr>
-          <w:rFonts w:ascii="Times New Roman" w:cs="Times New Roman" w:eastAsia="Times New Roman" w:hAnsi="Times New Roman"/>
-          <w:b w:val="false"/>
-          <w:bCs w:val="false"/>
-          <w:i w:val="false"/>
-          <w:iCs w:val="false"/>
-          <w:color w:val="000000"/>
-          <w:sz w:val="24"/>
-          <w:szCs w:val="24"/>
-        </w:rPr>
-        <w:t xml:space="preserve">3. Écrire l’unité et contrôler : la circonférence fait un peu plus de 3 diamètres.</w:t>
-      </w:r>
-    </w:p>
-    <w:p>
-      <w:pPr>
-        <w:shd w:fill="E8F5E9" w:val="clear"/>
-        <w:spacing w:after="110" w:line="300"/>
-        <w:jc w:val="both"/>
-      </w:pPr>
-      <w:r>
-        <w:rPr>
-          <w:rFonts w:ascii="Times New Roman" w:cs="Times New Roman" w:eastAsia="Times New Roman" w:hAnsi="Times New Roman"/>
-          <w:b/>
-          <w:bCs/>
-          <w:i w:val="false"/>
-          <w:iCs w:val="false"/>
-          <w:color w:val="000000"/>
-          <w:sz w:val="24"/>
-          <w:szCs w:val="24"/>
-        </w:rPr>
-        <w:t xml:space="preserve">d = 2 × r ; C = d × 3,14 (= 2 × r × 3,14) ; à reculons : d = C ÷ 3,14 ; 3,14 ≈ π, le même pour tous les cercles.</w:t>
-      </w:r>
-    </w:p>
-    <w:p>
-      <w:pPr>
-        <w:shd w:fill="E3F2FD" w:val="clear"/>
-        <w:spacing w:after="110" w:line="300"/>
-        <w:jc w:val="both"/>
-      </w:pPr>
-      <w:r>
-        <w:rPr>
-          <w:rFonts w:ascii="Times New Roman" w:cs="Times New Roman" w:eastAsia="Times New Roman" w:hAnsi="Times New Roman"/>
-          <w:b w:val="false"/>
-          <w:bCs w:val="false"/>
-          <w:i w:val="false"/>
-          <w:iCs w:val="false"/>
-          <w:color w:val="1F4E79"/>
-          <w:sz w:val="24"/>
-          <w:szCs w:val="24"/>
-        </w:rPr>
-        <w:t xml:space="preserve">Le savais-tu ? Le nombre π fascine l’humanité depuis 4 000 ans : les Babyloniens l’estimaient à 3,125, Archimède l’a coincé entre deux fractions, et les ordinateurs connaissent aujourd’hui plus de 100 000 milliards de ses décimales ! Il existe même un « jour de π » : le 14 mars (</w:t>
-      </w:r>
-      <m:oMath>
-        <m:f>
-          <m:num>
-            <m:r>
-              <m:t>3</m:t>
-            </m:r>
-          </m:num>
-          <m:den>
-            <m:r>
-              <m:t>14</m:t>
-            </m:r>
-          </m:den>
-        </m:f>
-      </m:oMath>
-      <w:r>
-        <w:rPr>
-          <w:rFonts w:ascii="Times New Roman" w:cs="Times New Roman" w:eastAsia="Times New Roman" w:hAnsi="Times New Roman"/>
-          <w:b w:val="false"/>
-          <w:bCs w:val="false"/>
-          <w:i w:val="false"/>
-          <w:iCs w:val="false"/>
-          <w:color w:val="1F4E79"/>
-          <w:sz w:val="24"/>
-          <w:szCs w:val="24"/>
-        </w:rPr>
-        <w:t xml:space="preserve">), fêté par les mathématiciens du monde entier.</w:t>
-      </w:r>
-    </w:p>
-    <w:p>
-      <w:pPr>
-        <w:shd w:fill="FFF8E1" w:val="clear"/>
-        <w:spacing w:after="110" w:line="300"/>
-        <w:jc w:val="both"/>
-      </w:pPr>
-      <w:r>
-        <w:rPr>
-          <w:rFonts w:ascii="Times New Roman" w:cs="Times New Roman" w:eastAsia="Times New Roman" w:hAnsi="Times New Roman"/>
-          <w:b w:val="false"/>
-          <w:bCs w:val="false"/>
-          <w:i w:val="false"/>
-          <w:iCs w:val="false"/>
-          <w:color w:val="000000"/>
-          <w:sz w:val="24"/>
-          <w:szCs w:val="24"/>
-        </w:rPr>
-        <w:t xml:space="preserve">Attention : Multiplier le RAYON par 3,14 en croyant tenir la circonférence : avec r = 35 cm on obtiendrait 109,9 cm, la moitié du vrai tour ! C’est le DIAMÈTRE qui entre dans la formule.</w:t>
-      </w:r>
-    </w:p>
-    <w:p>
-      <w:pPr>
         <w:spacing w:after="150" w:before="200"/>
         <w:jc w:val="left"/>
       </w:pPr>
@@ -2272,390 +1461,26 @@
           <w:sz w:val="28"/>
           <w:szCs w:val="28"/>
         </w:rPr>
-        <w:t xml:space="preserve">EXERCICE</w:t>
-      </w:r>
-    </w:p>
-    <w:p>
-      <w:pPr>
-        <w:spacing w:after="110" w:line="300"/>
-        <w:jc w:val="both"/>
-      </w:pPr>
-      <w:r>
-        <w:rPr>
-          <w:rFonts w:ascii="Times New Roman" w:cs="Times New Roman" w:eastAsia="Times New Roman" w:hAnsi="Times New Roman"/>
-          <w:b w:val="false"/>
-          <w:bCs w:val="false"/>
-          <w:i w:val="false"/>
-          <w:iCs w:val="false"/>
-          <w:color w:val="000000"/>
-          <w:sz w:val="24"/>
-          <w:szCs w:val="24"/>
-        </w:rPr>
-        <w:t xml:space="preserve">1. Calcule la circonférence : a) d = 10 cm ; b) d = 25 cm ; d) r = 4 m ; e) r = 50 cm.</w:t>
-      </w:r>
-    </w:p>
-    <w:p>
-      <w:pPr>
-        <w:spacing w:after="110" w:line="300"/>
-        <w:jc w:val="both"/>
-      </w:pPr>
-      <w:r>
-        <w:rPr>
-          <w:rFonts w:ascii="Times New Roman" w:cs="Times New Roman" w:eastAsia="Times New Roman" w:hAnsi="Times New Roman"/>
-          <w:b w:val="false"/>
-          <w:bCs w:val="false"/>
-          <w:i w:val="false"/>
-          <w:iCs w:val="false"/>
-          <w:color w:val="000000"/>
-          <w:sz w:val="24"/>
-          <w:szCs w:val="24"/>
-        </w:rPr>
-        <w:t xml:space="preserve">2. a) Une roue de vélo a un diamètre de 60 cm : circonférence ? b) Distance parcourue en 10 tours ? d) En 100 tours ? e) Convertis ce dernier résultat en mètres.</w:t>
-      </w:r>
-    </w:p>
-    <w:p>
-      <w:pPr>
-        <w:spacing w:after="110" w:line="300"/>
-        <w:jc w:val="both"/>
-      </w:pPr>
-      <w:r>
-        <w:rPr>
-          <w:rFonts w:ascii="Times New Roman" w:cs="Times New Roman" w:eastAsia="Times New Roman" w:hAnsi="Times New Roman"/>
-          <w:b w:val="false"/>
-          <w:bCs w:val="false"/>
-          <w:i w:val="false"/>
-          <w:iCs w:val="false"/>
-          <w:color w:val="000000"/>
-          <w:sz w:val="24"/>
-          <w:szCs w:val="24"/>
-        </w:rPr>
-        <w:t xml:space="preserve">3. Le bassin rond du village a une circonférence de 9,42 m. a) Calcule son diamètre. b) Son rayon. d) On veut l’entourer d’une petite barrière vendue au mètre entier : combien de mètres acheter ? e) Pourquoi la ficelle des enfants donne-t-elle « environ » 3,14 et pas exactement ?</w:t>
-      </w:r>
-    </w:p>
-    <w:p>
-      <w:pPr>
-        <w:spacing w:after="110" w:line="300"/>
-        <w:jc w:val="both"/>
-      </w:pPr>
-      <w:r>
-        <w:rPr>
-          <w:rFonts w:ascii="Times New Roman" w:cs="Times New Roman" w:eastAsia="Times New Roman" w:hAnsi="Times New Roman"/>
-          <w:b w:val="false"/>
-          <w:bCs w:val="false"/>
-          <w:i w:val="false"/>
-          <w:iCs w:val="false"/>
-          <w:color w:val="000000"/>
-          <w:sz w:val="24"/>
-          <w:szCs w:val="24"/>
-        </w:rPr>
-        <w:t xml:space="preserve">4. Prends π ≈ 3,14. Calcule la circonférence d’un cercle de : a) diamètre 10 cm ; b) diamètre 4 cm ; d) rayon 3 cm ; e) rayon 10 cm.</w:t>
-      </w:r>
-    </w:p>
-    <w:p>
-      <w:pPr>
-        <w:spacing w:after="110" w:line="300"/>
-        <w:jc w:val="both"/>
-      </w:pPr>
-      <w:r>
-        <w:rPr>
-          <w:rFonts w:ascii="Times New Roman" w:cs="Times New Roman" w:eastAsia="Times New Roman" w:hAnsi="Times New Roman"/>
-          <w:b w:val="false"/>
-          <w:bCs w:val="false"/>
-          <w:i w:val="false"/>
-          <w:iCs w:val="false"/>
-          <w:color w:val="000000"/>
-          <w:sz w:val="24"/>
-          <w:szCs w:val="24"/>
-        </w:rPr>
-        <w:t xml:space="preserve">5. Une roue de bicyclette a un diamètre de 60 cm. a) Quelle est sa circonférence ? b) Quelle distance parcourt-elle en 10 tours ? d) Exprime cette distance en mètres. e) Combien de tours environ pour parcourir 100 m ?</w:t>
-      </w:r>
-    </w:p>
-    <w:p>
-      <w:pPr>
-        <w:spacing w:after="110" w:line="300"/>
-        <w:jc w:val="both"/>
-      </w:pPr>
-      <w:r>
-        <w:rPr>
-          <w:rFonts w:ascii="Times New Roman" w:cs="Times New Roman" w:eastAsia="Times New Roman" w:hAnsi="Times New Roman"/>
-          <w:b w:val="false"/>
-          <w:bCs w:val="false"/>
-          <w:i w:val="false"/>
-          <w:iCs w:val="false"/>
-          <w:color w:val="000000"/>
-          <w:sz w:val="24"/>
-          <w:szCs w:val="24"/>
-        </w:rPr>
-        <w:t xml:space="preserve">6. Défi CEPE — Le tour d’un puits circulaire mesure 6,28 m. a) Quelle formule relie la circonférence et le diamètre ? b) Calcule le diamètre du puits. d) Son rayon. e) On construit une margelle circulaire dont le bord est à 1 m du bord du puits : quelle est la circonférence de ce grand cercle ?</w:t>
-      </w:r>
-    </w:p>
-    <w:p>
-      <w:pPr>
-        <w:spacing w:after="150" w:before="200"/>
-        <w:jc w:val="left"/>
-      </w:pPr>
-      <w:r>
-        <w:rPr>
-          <w:rFonts w:ascii="Times New Roman" w:cs="Times New Roman" w:eastAsia="Times New Roman" w:hAnsi="Times New Roman"/>
-          <w:b/>
-          <w:bCs/>
-          <w:i w:val="false"/>
-          <w:iCs w:val="false"/>
-          <w:color w:val="2E7D32"/>
-          <w:sz w:val="28"/>
-          <w:szCs w:val="28"/>
-        </w:rPr>
-        <w:t xml:space="preserve">Correction</w:t>
-      </w:r>
-    </w:p>
-    <w:p>
-      <w:pPr>
-        <w:spacing w:after="80"/>
-      </w:pPr>
-      <w:r>
-        <w:rPr>
-          <w:rFonts w:ascii="Times New Roman" w:cs="Times New Roman" w:eastAsia="Times New Roman" w:hAnsi="Times New Roman"/>
-          <w:b/>
-          <w:bCs/>
-          <w:i w:val="false"/>
-          <w:iCs w:val="false"/>
-          <w:color w:val="C2185B"/>
-          <w:sz w:val="24"/>
-          <w:szCs w:val="24"/>
-        </w:rPr>
-        <w:t xml:space="preserve">1. </w:t>
-      </w:r>
-      <w:r>
-        <w:rPr>
-          <w:rFonts w:ascii="Times New Roman" w:cs="Times New Roman" w:eastAsia="Times New Roman" w:hAnsi="Times New Roman"/>
-          <w:b w:val="false"/>
-          <w:bCs w:val="false"/>
-          <w:i w:val="false"/>
-          <w:iCs w:val="false"/>
-          <w:color w:val="000000"/>
-          <w:sz w:val="24"/>
-          <w:szCs w:val="24"/>
-        </w:rPr>
-        <w:t xml:space="preserve">a) 31,4 cm ; b) 78,5 cm ; d) 8 × 3,14 = 25,12 m ; e) 100 × 3,14 = 314 cm.</w:t>
-      </w:r>
-    </w:p>
-    <w:p>
-      <w:pPr>
-        <w:spacing w:after="80"/>
-      </w:pPr>
-      <w:r>
-        <w:rPr>
-          <w:rFonts w:ascii="Times New Roman" w:cs="Times New Roman" w:eastAsia="Times New Roman" w:hAnsi="Times New Roman"/>
-          <w:b/>
-          <w:bCs/>
-          <w:i w:val="false"/>
-          <w:iCs w:val="false"/>
-          <w:color w:val="C2185B"/>
-          <w:sz w:val="24"/>
-          <w:szCs w:val="24"/>
-        </w:rPr>
-        <w:t xml:space="preserve">2. </w:t>
-      </w:r>
-      <w:r>
-        <w:rPr>
-          <w:rFonts w:ascii="Times New Roman" w:cs="Times New Roman" w:eastAsia="Times New Roman" w:hAnsi="Times New Roman"/>
-          <w:b w:val="false"/>
-          <w:bCs w:val="false"/>
-          <w:i w:val="false"/>
-          <w:iCs w:val="false"/>
-          <w:color w:val="000000"/>
-          <w:sz w:val="24"/>
-          <w:szCs w:val="24"/>
-        </w:rPr>
-        <w:t xml:space="preserve">a) 60 × 3,14 = 188,4 cm ; b) 1 884 cm ; d) 18 840 cm ; e) 188,40 m.</w:t>
-      </w:r>
-    </w:p>
-    <w:p>
-      <w:pPr>
-        <w:spacing w:after="80"/>
-      </w:pPr>
-      <w:r>
-        <w:rPr>
-          <w:rFonts w:ascii="Times New Roman" w:cs="Times New Roman" w:eastAsia="Times New Roman" w:hAnsi="Times New Roman"/>
-          <w:b/>
-          <w:bCs/>
-          <w:i w:val="false"/>
-          <w:iCs w:val="false"/>
-          <w:color w:val="C2185B"/>
-          <w:sz w:val="24"/>
-          <w:szCs w:val="24"/>
-        </w:rPr>
-        <w:t xml:space="preserve">3. </w:t>
-      </w:r>
-      <w:r>
-        <w:rPr>
-          <w:rFonts w:ascii="Times New Roman" w:cs="Times New Roman" w:eastAsia="Times New Roman" w:hAnsi="Times New Roman"/>
-          <w:b w:val="false"/>
-          <w:bCs w:val="false"/>
-          <w:i w:val="false"/>
-          <w:iCs w:val="false"/>
-          <w:color w:val="000000"/>
-          <w:sz w:val="24"/>
-          <w:szCs w:val="24"/>
-        </w:rPr>
-        <w:t xml:space="preserve">a) 9,42 ÷ 3,14 = 3 m ; b) 1,5 m ; d) 10 m (9,42 arrondi au mètre supérieur) ; e) la mesure à la ficelle est imprécise, et 3,14 est déjà une valeur approchée de π.</w:t>
-      </w:r>
-    </w:p>
-    <w:p>
-      <w:pPr>
-        <w:spacing w:after="80"/>
-      </w:pPr>
-      <w:r>
-        <w:rPr>
-          <w:rFonts w:ascii="Times New Roman" w:cs="Times New Roman" w:eastAsia="Times New Roman" w:hAnsi="Times New Roman"/>
-          <w:b/>
-          <w:bCs/>
-          <w:i w:val="false"/>
-          <w:iCs w:val="false"/>
-          <w:color w:val="C2185B"/>
-          <w:sz w:val="24"/>
-          <w:szCs w:val="24"/>
-        </w:rPr>
-        <w:t xml:space="preserve">4. </w:t>
-      </w:r>
-      <w:r>
-        <w:rPr>
-          <w:rFonts w:ascii="Times New Roman" w:cs="Times New Roman" w:eastAsia="Times New Roman" w:hAnsi="Times New Roman"/>
-          <w:b w:val="false"/>
-          <w:bCs w:val="false"/>
-          <w:i w:val="false"/>
-          <w:iCs w:val="false"/>
-          <w:color w:val="000000"/>
-          <w:sz w:val="24"/>
-          <w:szCs w:val="24"/>
-        </w:rPr>
-        <w:t xml:space="preserve">a) 10 × 3,14 = 31,4 cm ; b) 12,56 cm ; d) 2 × 3,14 × 3 = 18,84 cm ; e) 62,8 cm.</w:t>
-      </w:r>
-    </w:p>
-    <w:p>
-      <w:pPr>
-        <w:spacing w:after="80"/>
-      </w:pPr>
-      <w:r>
-        <w:rPr>
-          <w:rFonts w:ascii="Times New Roman" w:cs="Times New Roman" w:eastAsia="Times New Roman" w:hAnsi="Times New Roman"/>
-          <w:b/>
-          <w:bCs/>
-          <w:i w:val="false"/>
-          <w:iCs w:val="false"/>
-          <w:color w:val="C2185B"/>
-          <w:sz w:val="24"/>
-          <w:szCs w:val="24"/>
-        </w:rPr>
-        <w:t xml:space="preserve">5. </w:t>
-      </w:r>
-      <w:r>
-        <w:rPr>
-          <w:rFonts w:ascii="Times New Roman" w:cs="Times New Roman" w:eastAsia="Times New Roman" w:hAnsi="Times New Roman"/>
-          <w:b w:val="false"/>
-          <w:bCs w:val="false"/>
-          <w:i w:val="false"/>
-          <w:iCs w:val="false"/>
-          <w:color w:val="000000"/>
-          <w:sz w:val="24"/>
-          <w:szCs w:val="24"/>
-        </w:rPr>
-        <w:t xml:space="preserve">a) 60 × 3,14 = 188,4 cm ; b) 1 884 cm ; d) 18,84 m ; e) 100 ÷ 1,884 ≈ 53 tours.</w:t>
-      </w:r>
-    </w:p>
-    <w:p>
-      <w:pPr>
-        <w:spacing w:after="80"/>
-      </w:pPr>
-      <w:r>
-        <w:rPr>
-          <w:rFonts w:ascii="Times New Roman" w:cs="Times New Roman" w:eastAsia="Times New Roman" w:hAnsi="Times New Roman"/>
-          <w:b/>
-          <w:bCs/>
-          <w:i w:val="false"/>
-          <w:iCs w:val="false"/>
-          <w:color w:val="C2185B"/>
-          <w:sz w:val="24"/>
-          <w:szCs w:val="24"/>
-        </w:rPr>
-        <w:t xml:space="preserve">6. </w:t>
-      </w:r>
-      <w:r>
-        <w:rPr>
-          <w:rFonts w:ascii="Times New Roman" w:cs="Times New Roman" w:eastAsia="Times New Roman" w:hAnsi="Times New Roman"/>
-          <w:b w:val="false"/>
-          <w:bCs w:val="false"/>
-          <w:i w:val="false"/>
-          <w:iCs w:val="false"/>
-          <w:color w:val="000000"/>
-          <w:sz w:val="24"/>
-          <w:szCs w:val="24"/>
-        </w:rPr>
-        <w:t xml:space="preserve">a) circonférence = diamètre × π ; b) 6,28 ÷ 3,14 = 2 m ; d) 1 m ; e) le grand rayon vaut 1 + 1 = 2 m, donc 2 × 3,14 × 2 = 12,56 m.</w:t>
-      </w:r>
-    </w:p>
-    <w:p>
-      <w:r>
-        <w:br w:type="page"/>
-      </w:r>
-    </w:p>
-    <w:p>
-      <w:pPr>
-        <w:spacing w:after="150" w:before="200"/>
-        <w:jc w:val="center"/>
-      </w:pPr>
-      <w:bookmarkStart w:name="u5_l4" w:id="5"/>
-      <w:r>
-        <w:rPr>
-          <w:rFonts w:ascii="Times New Roman" w:cs="Times New Roman" w:eastAsia="Times New Roman" w:hAnsi="Times New Roman"/>
-          <w:b/>
-          <w:bCs/>
-          <w:i w:val="false"/>
-          <w:iCs w:val="false"/>
-          <w:color w:val="C00000"/>
-          <w:sz w:val="32"/>
-          <w:szCs w:val="32"/>
-        </w:rPr>
-        <w:t xml:space="preserve">LA MASSE : ESTIMER, MESURER, CONVERTIR</w:t>
-      </w:r>
-      <w:bookmarkEnd w:id="5"/>
-    </w:p>
-    <w:p>
-      <w:pPr>
-        <w:spacing w:after="150" w:before="200"/>
-        <w:jc w:val="left"/>
-      </w:pPr>
-      <w:r>
-        <w:rPr>
-          <w:rFonts w:ascii="Times New Roman" w:cs="Times New Roman" w:eastAsia="Times New Roman" w:hAnsi="Times New Roman"/>
-          <w:b/>
-          <w:bCs/>
-          <w:i w:val="false"/>
-          <w:iCs w:val="false"/>
-          <w:color w:val="2E7D32"/>
-          <w:sz w:val="28"/>
-          <w:szCs w:val="28"/>
-        </w:rPr>
-        <w:t xml:space="preserve">Unités de masse jusqu’à la tonne</w:t>
-      </w:r>
-    </w:p>
-    <w:p>
-      <w:pPr>
-        <w:spacing w:after="110" w:line="300"/>
-        <w:jc w:val="both"/>
-      </w:pPr>
-      <w:r>
-        <w:rPr>
-          <w:rFonts w:ascii="Times New Roman" w:cs="Times New Roman" w:eastAsia="Times New Roman" w:hAnsi="Times New Roman"/>
-          <w:b w:val="false"/>
-          <w:bCs w:val="false"/>
-          <w:i w:val="false"/>
-          <w:iCs w:val="false"/>
-          <w:color w:val="000000"/>
-          <w:sz w:val="24"/>
-          <w:szCs w:val="24"/>
-        </w:rPr>
-        <w:t xml:space="preserve">La masse mesure ce que pèse un objet. L’unité principale est le gramme (g) ; au-dessus : le décagramme (dag), l’hectogramme (hg), le kilogramme (kg = 1 000 g), le quintal (q = 100 kg) et la tonne (t = 1 000 kg). Le tableau de conversion fonctionne comme celui des longueurs : un chiffre par colonne.</w:t>
+        <w:t xml:space="preserve">Périmètre : formules et problèmes</w:t>
+      </w:r>
+    </w:p>
+    <w:p>
+      <w:pPr>
+        <w:spacing w:after="110" w:line="300"/>
+        <w:jc w:val="both"/>
+      </w:pPr>
+      <w:r>
+        <w:rPr>
+          <w:rFonts w:ascii="Times New Roman" w:cs="Times New Roman" w:eastAsia="Times New Roman" w:hAnsi="Times New Roman"/>
+          <w:b w:val="false"/>
+          <w:bCs w:val="false"/>
+          <w:i w:val="false"/>
+          <w:iCs w:val="false"/>
+          <w:color w:val="000000"/>
+          <w:sz w:val="24"/>
+          <w:szCs w:val="24"/>
+        </w:rPr>
+        <w:t xml:space="preserve">Le périmètre d’un polygone est la longueur de son tour complet : la somme des longueurs de tous ses côtés. Pour le rectangle, P = (longueur + largeur) × 2 ; pour le carré, P = côté × 4 ; pour tout polygone régulier, P = côté × nombre de côtés.</w:t>
       </w:r>
     </w:p>
     <w:p>
@@ -2674,7 +1499,7 @@
           <w:sz w:val="24"/>
           <w:szCs w:val="24"/>
         </w:rPr>
-        <w:t xml:space="preserve">même escalier que les longueurs, mais pour le poids : g pour les petits objets, kg pour le quotidien, tonne pour les camions.</w:t>
+        <w:t xml:space="preserve">le périmètre, c’est le voyage d’une fourmi qui fait tout le tour de la figure et revient à son départ.</w:t>
       </w:r>
     </w:p>
     <w:p>
@@ -2685,7 +1510,7 @@
       <w:r>
         <w:drawing>
           <wp:inline distT="0" distB="0" distL="0" distR="0">
-            <wp:extent cx="4762500" cy="1790700"/>
+            <wp:extent cx="4762500" cy="3448050"/>
             <wp:effectExtent t="0" r="0" b="0" l="0"/>
             <wp:docPr id="4" name=""/>
             <wp:cNvGraphicFramePr>
@@ -2710,7 +1535,7 @@
                   <pic:spPr bwMode="auto">
                     <a:xfrm>
                       <a:off x="0" y="0"/>
-                      <a:ext cx="4762500" cy="1790700"/>
+                      <a:ext cx="4762500" cy="3448050"/>
                     </a:xfrm>
                     <a:prstGeom prst="rect">
                       <a:avLst/>
@@ -2753,7 +1578,7 @@
           <w:sz w:val="24"/>
           <w:szCs w:val="24"/>
         </w:rPr>
-        <w:t xml:space="preserve"> 3,2 kg = 3 200 g ; 450 kg = 4,5 q ; 7 t = 7 000 kg ; un sac de ciment estimé « lourd comme 5 seaux » ≈ 50 kg.</w:t>
+        <w:t xml:space="preserve"> Rectangle de 12 m sur 7 m : P = (12 + 7) × 2 = 38 m ; carré de périmètre 48 cm : côté = 48 ÷ 4 = 12 cm.</w:t>
       </w:r>
     </w:p>
     <w:p>
@@ -2773,7 +1598,7 @@
           <w:sz w:val="24"/>
           <w:szCs w:val="24"/>
         </w:rPr>
-        <w:t xml:space="preserve">1. Estimer d’abord la masse avec un repère connu.</w:t>
+        <w:t xml:space="preserve">1. Vérifier que tous les côtés sont dans la même unité (convertir sinon).</w:t>
       </w:r>
     </w:p>
     <w:p>
@@ -2793,7 +1618,7 @@
           <w:sz w:val="24"/>
           <w:szCs w:val="24"/>
         </w:rPr>
-        <w:t xml:space="preserve">2. Peser (équilibre des plateaux) ou convertir au tableau, un chiffre par colonne.</w:t>
+        <w:t xml:space="preserve">2. Appliquer la formule de la figure — ou additionner tous les côtés.</w:t>
       </w:r>
     </w:p>
     <w:p>
@@ -2813,7 +1638,7 @@
           <w:sz w:val="24"/>
           <w:szCs w:val="24"/>
         </w:rPr>
-        <w:t xml:space="preserve">3. Confronter mesure et estimation ; écrire l’unité.</w:t>
+        <w:t xml:space="preserve">3. Contrôler l’ordre de grandeur et écrire l’unité (m, cm…).</w:t>
       </w:r>
     </w:p>
     <w:p>
@@ -2833,7 +1658,7 @@
           <w:sz w:val="24"/>
           <w:szCs w:val="24"/>
         </w:rPr>
-        <w:t xml:space="preserve">t q kg hg dag g ; 1 t = 1 000 kg, 1 q = 100 kg, 1 kg = 1 000 g ; estimer avant de peser avec des repères (orange 200 g, seau 10 kg, zébu 400 kg).</w:t>
+        <w:t xml:space="preserve">P = somme de tous les côtés ; rectangle (L + l) × 2 ; carré c × 4 ; à reculons : P ÷ 4 donne le côté du carré, P ÷ 2 − L donne la largeur.</w:t>
       </w:r>
     </w:p>
     <w:p>
@@ -2853,7 +1678,7 @@
           <w:sz w:val="24"/>
           <w:szCs w:val="24"/>
         </w:rPr>
-        <w:t xml:space="preserve">Le savais-tu ? Pendant 130 ans, le kilogramme du monde entier a été UN objet : un cylindre de métal précieux gardé sous trois cloches de verre près de Paris, le « grand K ».</w:t>
+        <w:t xml:space="preserve">Le savais-tu ? Le mot « périmètre » vient du grec peri (autour) et metron (mesure) : « mesurer autour ».</w:t>
       </w:r>
     </w:p>
     <w:p>
@@ -2873,7 +1698,7 @@
           <w:sz w:val="24"/>
           <w:szCs w:val="24"/>
         </w:rPr>
-        <w:t xml:space="preserve">Attention : Confondre les écarts : entre kg et g il y a TROIS colonnes (× 1 000), pas une ! 2,5 kg = 2 500 g, et non 250 g. Le quintal (100 kg) et la tonne (1 000 kg) se confondent aussi : un zébu pèse des quintaux, pas des tonnes.</w:t>
+        <w:t xml:space="preserve">Attention : Additionner seulement une longueur et une largeur : (8 + 5) = 13 m n’est que le DEMI-tour ! La fourmi doit revenir à son départ : on multiplie par 2.</w:t>
       </w:r>
     </w:p>
     <w:p>
@@ -2911,102 +1736,102 @@
           <w:sz w:val="24"/>
           <w:szCs w:val="24"/>
         </w:rPr>
-        <w:t xml:space="preserve">1. Convertis : a) 4 kg en g ; b) 2 500 g en kg ; d) 3 t en kg ; e) 5 q en kg.</w:t>
-      </w:r>
-    </w:p>
-    <w:p>
-      <w:pPr>
-        <w:spacing w:after="110" w:line="300"/>
-        <w:jc w:val="both"/>
-      </w:pPr>
-      <w:r>
-        <w:rPr>
-          <w:rFonts w:ascii="Times New Roman" w:cs="Times New Roman" w:eastAsia="Times New Roman" w:hAnsi="Times New Roman"/>
-          <w:b w:val="false"/>
-          <w:bCs w:val="false"/>
-          <w:i w:val="false"/>
-          <w:iCs w:val="false"/>
-          <w:color w:val="000000"/>
-          <w:sz w:val="24"/>
-          <w:szCs w:val="24"/>
-        </w:rPr>
-        <w:t xml:space="preserve">2. Choisis l’unité (g, kg, q ou t) : a) une gomme ; b) un sac de riz du marché ; d) un zébu ; e) un camion chargé.</w:t>
-      </w:r>
-    </w:p>
-    <w:p>
-      <w:pPr>
-        <w:spacing w:after="110" w:line="300"/>
-        <w:jc w:val="both"/>
-      </w:pPr>
-      <w:r>
-        <w:rPr>
-          <w:rFonts w:ascii="Times New Roman" w:cs="Times New Roman" w:eastAsia="Times New Roman" w:hAnsi="Times New Roman"/>
-          <w:b w:val="false"/>
-          <w:bCs w:val="false"/>
-          <w:i w:val="false"/>
-          <w:iCs w:val="false"/>
-          <w:color w:val="000000"/>
-          <w:sz w:val="24"/>
-          <w:szCs w:val="24"/>
-        </w:rPr>
-        <w:t xml:space="preserve">3. La coopérative stocke 2,4 t de riz. a) Convertis en kg. b) On remplit des sacs de 50 kg : combien de sacs ? d) Un client achète 6 sacs : quelle masse en kg ? e) Exprime le reste du stock en tonnes.</w:t>
-      </w:r>
-    </w:p>
-    <w:p>
-      <w:pPr>
-        <w:spacing w:after="110" w:line="300"/>
-        <w:jc w:val="both"/>
-      </w:pPr>
-      <w:r>
-        <w:rPr>
-          <w:rFonts w:ascii="Times New Roman" w:cs="Times New Roman" w:eastAsia="Times New Roman" w:hAnsi="Times New Roman"/>
-          <w:b w:val="false"/>
-          <w:bCs w:val="false"/>
-          <w:i w:val="false"/>
-          <w:iCs w:val="false"/>
-          <w:color w:val="000000"/>
-          <w:sz w:val="24"/>
-          <w:szCs w:val="24"/>
-        </w:rPr>
-        <w:t xml:space="preserve">4. Convertis : a) 3 kg en g ; b) 4 500 g en kg ; d) 2 t en kg ; e) 750 g + 250 g, en kg.</w:t>
-      </w:r>
-    </w:p>
-    <w:p>
-      <w:pPr>
-        <w:spacing w:after="110" w:line="300"/>
-        <w:jc w:val="both"/>
-      </w:pPr>
-      <w:r>
-        <w:rPr>
-          <w:rFonts w:ascii="Times New Roman" w:cs="Times New Roman" w:eastAsia="Times New Roman" w:hAnsi="Times New Roman"/>
-          <w:b w:val="false"/>
-          <w:bCs w:val="false"/>
-          <w:i w:val="false"/>
-          <w:iCs w:val="false"/>
-          <w:color w:val="000000"/>
-          <w:sz w:val="24"/>
-          <w:szCs w:val="24"/>
-        </w:rPr>
-        <w:t xml:space="preserve">5. Choisis l’unité qui convient (g, kg ou t) : a) la masse d’un zébu ; b) d’une orange ; d) d’un sac de riz ; e) d’un camion chargé.</w:t>
-      </w:r>
-    </w:p>
-    <w:p>
-      <w:pPr>
-        <w:spacing w:after="110" w:line="300"/>
-        <w:jc w:val="both"/>
-      </w:pPr>
-      <w:r>
-        <w:rPr>
-          <w:rFonts w:ascii="Times New Roman" w:cs="Times New Roman" w:eastAsia="Times New Roman" w:hAnsi="Times New Roman"/>
-          <w:b w:val="false"/>
-          <w:bCs w:val="false"/>
-          <w:i w:val="false"/>
-          <w:iCs w:val="false"/>
-          <w:color w:val="000000"/>
-          <w:sz w:val="24"/>
-          <w:szCs w:val="24"/>
-        </w:rPr>
-        <w:t xml:space="preserve">6. Défi CEPE — Une marchande achète 25 kg de sucre pour 110 000 Ar et prépare des sachets de 500 g. a) Convertis 25 kg en grammes. b) Combien de sachets obtient-elle ? d) Elle vend chaque sachet 2 500 Ar : quelle est sa recette totale ? e) Quel est son bénéfice ?</w:t>
+        <w:t xml:space="preserve">1. Calcule le périmètre : a) rectangle de 9 m sur 4 m ; b) carré de 7 cm ; d) triangle équilatéral de 12 cm ; e) polygone de côtés 5, 8, 6 et 7 m.</w:t>
+      </w:r>
+    </w:p>
+    <w:p>
+      <w:pPr>
+        <w:spacing w:after="110" w:line="300"/>
+        <w:jc w:val="both"/>
+      </w:pPr>
+      <w:r>
+        <w:rPr>
+          <w:rFonts w:ascii="Times New Roman" w:cs="Times New Roman" w:eastAsia="Times New Roman" w:hAnsi="Times New Roman"/>
+          <w:b w:val="false"/>
+          <w:bCs w:val="false"/>
+          <w:i w:val="false"/>
+          <w:iCs w:val="false"/>
+          <w:color w:val="000000"/>
+          <w:sz w:val="24"/>
+          <w:szCs w:val="24"/>
+        </w:rPr>
+        <w:t xml:space="preserve">2. Retrouve la dimension : a) carré de périmètre 60 cm ; b) triangle équilatéral de périmètre 27 m ; d) rectangle de périmètre 30 m et de longueur 9 m ; e) rectangle de périmètre 42 cm et de largeur 8 cm.</w:t>
+      </w:r>
+    </w:p>
+    <w:p>
+      <w:pPr>
+        <w:spacing w:after="110" w:line="300"/>
+        <w:jc w:val="both"/>
+      </w:pPr>
+      <w:r>
+        <w:rPr>
+          <w:rFonts w:ascii="Times New Roman" w:cs="Times New Roman" w:eastAsia="Times New Roman" w:hAnsi="Times New Roman"/>
+          <w:b w:val="false"/>
+          <w:bCs w:val="false"/>
+          <w:i w:val="false"/>
+          <w:iCs w:val="false"/>
+          <w:color w:val="000000"/>
+          <w:sz w:val="24"/>
+          <w:szCs w:val="24"/>
+        </w:rPr>
+        <w:t xml:space="preserve">3. Le potager de Papa mesure 8 m sur 5 m. a) Calcule le périmètre. b) Le fil se vend par rouleaux de 10 m : combien de rouleaux ? d) Il laisse une porte de 1 m sans fil : quelle longueur de fil faut-il vraiment ? e) Combien coûte la clôture à 3 500 Ar le rouleau (rouleaux entiers) ?</w:t>
+      </w:r>
+    </w:p>
+    <w:p>
+      <w:pPr>
+        <w:spacing w:after="110" w:line="300"/>
+        <w:jc w:val="both"/>
+      </w:pPr>
+      <w:r>
+        <w:rPr>
+          <w:rFonts w:ascii="Times New Roman" w:cs="Times New Roman" w:eastAsia="Times New Roman" w:hAnsi="Times New Roman"/>
+          <w:b w:val="false"/>
+          <w:bCs w:val="false"/>
+          <w:i w:val="false"/>
+          <w:iCs w:val="false"/>
+          <w:color w:val="000000"/>
+          <w:sz w:val="24"/>
+          <w:szCs w:val="24"/>
+        </w:rPr>
+        <w:t xml:space="preserve">4. Calcule le périmètre : a) un carré de côté 7 cm ; b) un rectangle de 9 cm sur 4 cm ; d) un triangle équilatéral de côté 6 cm ; e) un triangle de côtés 5 cm, 7 cm et 9 cm.</w:t>
+      </w:r>
+    </w:p>
+    <w:p>
+      <w:pPr>
+        <w:spacing w:after="110" w:line="300"/>
+        <w:jc w:val="both"/>
+      </w:pPr>
+      <w:r>
+        <w:rPr>
+          <w:rFonts w:ascii="Times New Roman" w:cs="Times New Roman" w:eastAsia="Times New Roman" w:hAnsi="Times New Roman"/>
+          <w:b w:val="false"/>
+          <w:bCs w:val="false"/>
+          <w:i w:val="false"/>
+          <w:iCs w:val="false"/>
+          <w:color w:val="000000"/>
+          <w:sz w:val="24"/>
+          <w:szCs w:val="24"/>
+        </w:rPr>
+        <w:t xml:space="preserve">5. a) Le périmètre d’un carré vaut 36 cm : quel est son côté ? b) Un rectangle a un périmètre de 30 cm et une longueur de 9 cm : quelle est sa largeur ? d) Quelle longueur de clôture pour un terrain rectangulaire de 25 m sur 18 m ? e) À 12 000 Ar le mètre, combien coûte cette clôture ?</w:t>
+      </w:r>
+    </w:p>
+    <w:p>
+      <w:pPr>
+        <w:spacing w:after="110" w:line="300"/>
+        <w:jc w:val="both"/>
+      </w:pPr>
+      <w:r>
+        <w:rPr>
+          <w:rFonts w:ascii="Times New Roman" w:cs="Times New Roman" w:eastAsia="Times New Roman" w:hAnsi="Times New Roman"/>
+          <w:b w:val="false"/>
+          <w:bCs w:val="false"/>
+          <w:i w:val="false"/>
+          <w:iCs w:val="false"/>
+          <w:color w:val="000000"/>
+          <w:sz w:val="24"/>
+          <w:szCs w:val="24"/>
+        </w:rPr>
+        <w:t xml:space="preserve">6. Défi CEPE — Un jardin carré de 15 m de côté doit être entouré d’un grillage, sauf un portail de 2 m de large. a) Quel est le périmètre du jardin ? b) Quelle longueur de grillage faut-il ? d) Le grillage se vend en rouleaux de 10 m : combien de rouleaux acheter ? e) Quelle longueur restera-t-elle inutilisée ?</w:t>
       </w:r>
     </w:p>
     <w:p>
@@ -3056,7 +1881,7 @@
           <w:sz w:val="24"/>
           <w:szCs w:val="24"/>
         </w:rPr>
-        <w:t xml:space="preserve">a) 4 000 g ; b) 2,5 kg ; d) 3 000 kg ; e) 500 kg.</w:t>
+        <w:t xml:space="preserve">a) 26 m ; b) 28 cm ; d) 36 cm ; e) 26 m.</w:t>
       </w:r>
     </w:p>
     <w:p>
@@ -3087,7 +1912,7 @@
           <w:sz w:val="24"/>
           <w:szCs w:val="24"/>
         </w:rPr>
-        <w:t xml:space="preserve">a) g (≈ 20 g) ; b) kg ; d) q (3 à 5 q) ; e) t.</w:t>
+        <w:t xml:space="preserve">a) côté 15 cm ; b) côté 9 m ; d) largeur 30 ÷ 2 − 9 = 6 m ; e) longueur 42 ÷ 2 − 8 = 13 cm.</w:t>
       </w:r>
     </w:p>
     <w:p>
@@ -3118,7 +1943,7 @@
           <w:sz w:val="24"/>
           <w:szCs w:val="24"/>
         </w:rPr>
-        <w:t xml:space="preserve">a) 2 400 kg ; b) 2 400 ÷ 50 = 48 sacs ; d) 300 kg ; e) 2 400 − 300 = 2 100 kg = 2,1 t.</w:t>
+        <w:t xml:space="preserve">a) 26 m ; b) 3 rouleaux (26 &gt; 20, il en faut 3) ; d) 26 − 1 = 25 m ; e) 25 m → encore 3 rouleaux : 3 × 3 500 = 10 500 Ar.</w:t>
       </w:r>
     </w:p>
     <w:p>
@@ -3149,7 +1974,7 @@
           <w:sz w:val="24"/>
           <w:szCs w:val="24"/>
         </w:rPr>
-        <w:t xml:space="preserve">a) 3 000 g ; b) 4,5 kg ; d) 2 000 kg ; e) 1 000 g = 1 kg.</w:t>
+        <w:t xml:space="preserve">a) 4 × 7 = 28 cm ; b) (9 + 4) × 2 = 26 cm ; d) 3 × 6 = 18 cm ; e) 5 + 7 + 9 = 21 cm.</w:t>
       </w:r>
     </w:p>
     <w:p>
@@ -3180,7 +2005,7 @@
           <w:sz w:val="24"/>
           <w:szCs w:val="24"/>
         </w:rPr>
-        <w:t xml:space="preserve">a) en kg (300 à 400 kg environ) ; b) en g ; d) en kg ; e) en t.</w:t>
+        <w:t xml:space="preserve">a) 36 ÷ 4 = 9 cm ; b) 30 ÷ 2 = 15, puis 15 − 9 = 6 cm ; d) (25 + 18) × 2 = 86 m ; e) 86 × 12 000 = 1 032 000 Ar.</w:t>
       </w:r>
     </w:p>
     <w:p>
@@ -3211,7 +2036,7 @@
           <w:sz w:val="24"/>
           <w:szCs w:val="24"/>
         </w:rPr>
-        <w:t xml:space="preserve">a) 25 000 g ; b) 25 000 ÷ 500 = 50 sachets ; d) 50 × 2 500 = 125 000 Ar ; e) 125 000 − 110 000 = 15 000 Ar.</w:t>
+        <w:t xml:space="preserve">a) 4 × 15 = 60 m ; b) 60 − 2 = 58 m ; d) 6 rouleaux (5 rouleaux = 50 m, insuffisant) ; e) 60 − 58 = 2 m.</w:t>
       </w:r>
     </w:p>
     <w:p>
@@ -3224,7 +2049,7 @@
         <w:spacing w:after="150" w:before="200"/>
         <w:jc w:val="center"/>
       </w:pPr>
-      <w:bookmarkStart w:name="u5_l5" w:id="6"/>
+      <w:bookmarkStart w:name="u5_l3" w:id="4"/>
       <w:r>
         <w:rPr>
           <w:rFonts w:ascii="Times New Roman" w:cs="Times New Roman" w:eastAsia="Times New Roman" w:hAnsi="Times New Roman"/>
@@ -3236,76 +2061,19 @@
           <w:sz w:val="32"/>
           <w:szCs w:val="32"/>
         </w:rPr>
-        <w:t xml:space="preserve">LA CAPACITÉ : LITRES ET CONVERSIONS</w:t>
-      </w:r>
-      <w:bookmarkEnd w:id="6"/>
-    </w:p>
-    <w:p>
-      <w:pPr>
-        <w:spacing w:after="150" w:before="200"/>
-        <w:jc w:val="left"/>
-      </w:pPr>
-      <w:r>
-        <w:rPr>
-          <w:rFonts w:ascii="Times New Roman" w:cs="Times New Roman" w:eastAsia="Times New Roman" w:hAnsi="Times New Roman"/>
-          <w:b/>
-          <w:bCs/>
-          <w:i w:val="false"/>
-          <w:iCs w:val="false"/>
-          <w:color w:val="2E7D32"/>
-          <w:sz w:val="28"/>
-          <w:szCs w:val="28"/>
-        </w:rPr>
-        <w:t xml:space="preserve">Unités de capacité ; lien capacité-masse</w:t>
-      </w:r>
-    </w:p>
-    <w:p>
-      <w:pPr>
-        <w:spacing w:after="110" w:line="300"/>
-        <w:jc w:val="both"/>
-      </w:pPr>
-      <w:r>
-        <w:rPr>
-          <w:rFonts w:ascii="Times New Roman" w:cs="Times New Roman" w:eastAsia="Times New Roman" w:hAnsi="Times New Roman"/>
-          <w:b w:val="false"/>
-          <w:bCs w:val="false"/>
-          <w:i w:val="false"/>
-          <w:iCs w:val="false"/>
-          <w:color w:val="000000"/>
-          <w:sz w:val="24"/>
-          <w:szCs w:val="24"/>
-        </w:rPr>
-        <w:t xml:space="preserve">La capacité mesure ce qu’un récipient peut contenir. L’unité principale est le litre (L) ; au-dessus : le décalitre (daL) et l’hectolitre (hL = 100 L) ; en dessous : le décilitre (dL), le centilitre (cL) et le millilitre (mL). 1 L = 100 cL = 1 000 mL. Pour l’eau, 1 litre pèse 1 kilogramme.</w:t>
-      </w:r>
-    </w:p>
-    <w:p>
-      <w:pPr>
-        <w:spacing w:after="110" w:line="300"/>
-        <w:jc w:val="both"/>
-      </w:pPr>
-      <w:r>
-        <w:rPr>
-          <w:rFonts w:ascii="Times New Roman" w:cs="Times New Roman" w:eastAsia="Times New Roman" w:hAnsi="Times New Roman"/>
-          <w:b w:val="false"/>
-          <w:bCs w:val="false"/>
-          <w:i/>
-          <w:iCs/>
-          <w:color w:val="1F4E79"/>
-          <w:sz w:val="24"/>
-          <w:szCs w:val="24"/>
-        </w:rPr>
-        <w:t xml:space="preserve">le litre a le même escalier que les autres unités — et pour l’eau, litres et kilos disent le même nombre.</w:t>
-      </w:r>
-    </w:p>
-    <w:p>
-      <w:pPr>
-        <w:spacing w:after="120" w:before="120"/>
+        <w:t xml:space="preserve">LA CIRCONFÉRENCE DU CERCLE</w:t>
+      </w:r>
+      <w:bookmarkEnd w:id="4"/>
+    </w:p>
+    <w:p>
+      <w:pPr>
+        <w:spacing w:after="120" w:before="100"/>
         <w:jc w:val="center"/>
       </w:pPr>
       <w:r>
         <w:drawing>
           <wp:inline distT="0" distB="0" distL="0" distR="0">
-            <wp:extent cx="4762500" cy="2000250"/>
+            <wp:extent cx="4476750" cy="2438400"/>
             <wp:effectExtent t="0" r="0" b="0" l="0"/>
             <wp:docPr id="5" name=""/>
             <wp:cNvGraphicFramePr>
@@ -3330,7 +2098,7 @@
                   <pic:spPr bwMode="auto">
                     <a:xfrm>
                       <a:off x="0" y="0"/>
-                      <a:ext cx="4762500" cy="2000250"/>
+                      <a:ext cx="4476750" cy="2438400"/>
                     </a:xfrm>
                     <a:prstGeom prst="rect">
                       <a:avLst/>
@@ -3345,159 +2113,6 @@
     </w:p>
     <w:p>
       <w:pPr>
-        <w:spacing w:after="130" w:before="100" w:line="300"/>
-        <w:jc w:val="both"/>
-      </w:pPr>
-      <w:r>
-        <w:rPr>
-          <w:rFonts w:ascii="Times New Roman" w:cs="Times New Roman" w:eastAsia="Times New Roman" w:hAnsi="Times New Roman"/>
-          <w:b w:val="false"/>
-          <w:bCs w:val="false"/>
-          <w:i/>
-          <w:iCs/>
-          <w:color w:val="000000"/>
-          <w:sz w:val="24"/>
-          <w:szCs w:val="24"/>
-          <w:u w:val="single"/>
-        </w:rPr>
-        <w:t xml:space="preserve">Exemple :</w:t>
-      </w:r>
-      <w:r>
-        <w:rPr>
-          <w:rFonts w:ascii="Times New Roman" w:cs="Times New Roman" w:eastAsia="Times New Roman" w:hAnsi="Times New Roman"/>
-          <w:b w:val="false"/>
-          <w:bCs w:val="false"/>
-          <w:i w:val="false"/>
-          <w:iCs w:val="false"/>
-          <w:color w:val="000000"/>
-          <w:sz w:val="24"/>
-          <w:szCs w:val="24"/>
-        </w:rPr>
-        <w:t xml:space="preserve"> 2,5 L = 250 cL ; 500 mL = 0,5 L ; une citerne de 1 500 L d’eau pèse 1 500 kg = 1,5 t.</w:t>
-      </w:r>
-    </w:p>
-    <w:p>
-      <w:pPr>
-        <w:spacing w:after="55" w:line="300"/>
-        <w:ind w:left="260"/>
-        <w:jc w:val="both"/>
-      </w:pPr>
-      <w:r>
-        <w:rPr>
-          <w:rFonts w:ascii="Times New Roman" w:cs="Times New Roman" w:eastAsia="Times New Roman" w:hAnsi="Times New Roman"/>
-          <w:b w:val="false"/>
-          <w:bCs w:val="false"/>
-          <w:i w:val="false"/>
-          <w:iCs w:val="false"/>
-          <w:color w:val="000000"/>
-          <w:sz w:val="24"/>
-          <w:szCs w:val="24"/>
-        </w:rPr>
-        <w:t xml:space="preserve">1. Estimer la capacité avec un repère (verre, bouteille, seau, bidon).</w:t>
-      </w:r>
-    </w:p>
-    <w:p>
-      <w:pPr>
-        <w:spacing w:after="55" w:line="300"/>
-        <w:ind w:left="260"/>
-        <w:jc w:val="both"/>
-      </w:pPr>
-      <w:r>
-        <w:rPr>
-          <w:rFonts w:ascii="Times New Roman" w:cs="Times New Roman" w:eastAsia="Times New Roman" w:hAnsi="Times New Roman"/>
-          <w:b w:val="false"/>
-          <w:bCs w:val="false"/>
-          <w:i w:val="false"/>
-          <w:iCs w:val="false"/>
-          <w:color w:val="000000"/>
-          <w:sz w:val="24"/>
-          <w:szCs w:val="24"/>
-        </w:rPr>
-        <w:t xml:space="preserve">2. Convertir au tableau, un chiffre par colonne.</w:t>
-      </w:r>
-    </w:p>
-    <w:p>
-      <w:pPr>
-        <w:spacing w:after="55" w:line="300"/>
-        <w:ind w:left="260"/>
-        <w:jc w:val="both"/>
-      </w:pPr>
-      <w:r>
-        <w:rPr>
-          <w:rFonts w:ascii="Times New Roman" w:cs="Times New Roman" w:eastAsia="Times New Roman" w:hAnsi="Times New Roman"/>
-          <w:b w:val="false"/>
-          <w:bCs w:val="false"/>
-          <w:i w:val="false"/>
-          <w:iCs w:val="false"/>
-          <w:color w:val="000000"/>
-          <w:sz w:val="24"/>
-          <w:szCs w:val="24"/>
-        </w:rPr>
-        <w:t xml:space="preserve">3. Pour l’eau, traduire les litres en kg (même nombre) si le problème parle de masse.</w:t>
-      </w:r>
-    </w:p>
-    <w:p>
-      <w:pPr>
-        <w:shd w:fill="E8F5E9" w:val="clear"/>
-        <w:spacing w:after="110" w:line="300"/>
-        <w:jc w:val="both"/>
-      </w:pPr>
-      <w:r>
-        <w:rPr>
-          <w:rFonts w:ascii="Times New Roman" w:cs="Times New Roman" w:eastAsia="Times New Roman" w:hAnsi="Times New Roman"/>
-          <w:b/>
-          <w:bCs/>
-          <w:i w:val="false"/>
-          <w:iCs w:val="false"/>
-          <w:color w:val="000000"/>
-          <w:sz w:val="24"/>
-          <w:szCs w:val="24"/>
-        </w:rPr>
-        <w:t xml:space="preserve">hL daL L dL cL mL ; 1 L = 100 cL = 1 000 mL ; repères (verre 20 cL, seau 10 L, bidon 20 L) ; eau : 1 L = 1 kg, 1 000 L = 1 t.</w:t>
-      </w:r>
-    </w:p>
-    <w:p>
-      <w:pPr>
-        <w:shd w:fill="E3F2FD" w:val="clear"/>
-        <w:spacing w:after="110" w:line="300"/>
-        <w:jc w:val="both"/>
-      </w:pPr>
-      <w:r>
-        <w:rPr>
-          <w:rFonts w:ascii="Times New Roman" w:cs="Times New Roman" w:eastAsia="Times New Roman" w:hAnsi="Times New Roman"/>
-          <w:b w:val="false"/>
-          <w:bCs w:val="false"/>
-          <w:i w:val="false"/>
-          <w:iCs w:val="false"/>
-          <w:color w:val="1F4E79"/>
-          <w:sz w:val="24"/>
-          <w:szCs w:val="24"/>
-        </w:rPr>
-        <w:t xml:space="preserve">Le savais-tu ? Ton corps est un vrai réservoir : il contient environ 35 litres d’eau pour un adulte — près de 60 % de sa masse ! Et le zébu qui rentre du pâturage peut boire plus de 40 L d’un coup : deux bidons jaunes entiers, soit 40 kg d’eau avalés en quelques minutes.</w:t>
-      </w:r>
-    </w:p>
-    <w:p>
-      <w:pPr>
-        <w:shd w:fill="FFF8E1" w:val="clear"/>
-        <w:spacing w:after="110" w:line="300"/>
-        <w:jc w:val="both"/>
-      </w:pPr>
-      <w:r>
-        <w:rPr>
-          <w:rFonts w:ascii="Times New Roman" w:cs="Times New Roman" w:eastAsia="Times New Roman" w:hAnsi="Times New Roman"/>
-          <w:b w:val="false"/>
-          <w:bCs w:val="false"/>
-          <w:i w:val="false"/>
-          <w:iCs w:val="false"/>
-          <w:color w:val="000000"/>
-          <w:sz w:val="24"/>
-          <w:szCs w:val="24"/>
-        </w:rPr>
-        <w:t xml:space="preserve">Attention : Étendre « 1 L = 1 kg » à tous les liquides : un litre d’huile ne pèse PAS 1 kg ! Le pont litre-kilo est réservé à l’eau.</w:t>
-      </w:r>
-    </w:p>
-    <w:p>
-      <w:pPr>
         <w:spacing w:after="150" w:before="200"/>
         <w:jc w:val="left"/>
       </w:pPr>
@@ -3512,390 +2127,26 @@
           <w:sz w:val="28"/>
           <w:szCs w:val="28"/>
         </w:rPr>
-        <w:t xml:space="preserve">EXERCICE</w:t>
-      </w:r>
-    </w:p>
-    <w:p>
-      <w:pPr>
-        <w:spacing w:after="110" w:line="300"/>
-        <w:jc w:val="both"/>
-      </w:pPr>
-      <w:r>
-        <w:rPr>
-          <w:rFonts w:ascii="Times New Roman" w:cs="Times New Roman" w:eastAsia="Times New Roman" w:hAnsi="Times New Roman"/>
-          <w:b w:val="false"/>
-          <w:bCs w:val="false"/>
-          <w:i w:val="false"/>
-          <w:iCs w:val="false"/>
-          <w:color w:val="000000"/>
-          <w:sz w:val="24"/>
-          <w:szCs w:val="24"/>
-        </w:rPr>
-        <w:t xml:space="preserve">1. Convertis : a) 3 L en cL ; b) 1 500 mL en L ; d) 2 hL en L ; e) 25 cL en mL.</w:t>
-      </w:r>
-    </w:p>
-    <w:p>
-      <w:pPr>
-        <w:spacing w:after="110" w:line="300"/>
-        <w:jc w:val="both"/>
-      </w:pPr>
-      <w:r>
-        <w:rPr>
-          <w:rFonts w:ascii="Times New Roman" w:cs="Times New Roman" w:eastAsia="Times New Roman" w:hAnsi="Times New Roman"/>
-          <w:b w:val="false"/>
-          <w:bCs w:val="false"/>
-          <w:i w:val="false"/>
-          <w:iCs w:val="false"/>
-          <w:color w:val="000000"/>
-          <w:sz w:val="24"/>
-          <w:szCs w:val="24"/>
-        </w:rPr>
-        <w:t xml:space="preserve">2. Choisis l’unité (mL, cL, L ou hL) : a) une cuillère de sirop ; b) un verre de jus ; d) un seau ; e) la citerne de l’école.</w:t>
-      </w:r>
-    </w:p>
-    <w:p>
-      <w:pPr>
-        <w:spacing w:after="110" w:line="300"/>
-        <w:jc w:val="both"/>
-      </w:pPr>
-      <w:r>
-        <w:rPr>
-          <w:rFonts w:ascii="Times New Roman" w:cs="Times New Roman" w:eastAsia="Times New Roman" w:hAnsi="Times New Roman"/>
-          <w:b w:val="false"/>
-          <w:bCs w:val="false"/>
-          <w:i w:val="false"/>
-          <w:iCs w:val="false"/>
-          <w:color w:val="000000"/>
-          <w:sz w:val="24"/>
-          <w:szCs w:val="24"/>
-        </w:rPr>
-        <w:t xml:space="preserve">3. Hanta remplit des bouteilles de 1,5 L au bidon de 20 L. a) Combien de bouteilles pleines ? b) Que reste-t-il dans le bidon ? d) Combien pèse l’eau du bidon plein ? e) Combien pèsent 1 000 L d’eau ? Donne l’unité la mieux adaptée.</w:t>
-      </w:r>
-    </w:p>
-    <w:p>
-      <w:pPr>
-        <w:spacing w:after="110" w:line="300"/>
-        <w:jc w:val="both"/>
-      </w:pPr>
-      <w:r>
-        <w:rPr>
-          <w:rFonts w:ascii="Times New Roman" w:cs="Times New Roman" w:eastAsia="Times New Roman" w:hAnsi="Times New Roman"/>
-          <w:b w:val="false"/>
-          <w:bCs w:val="false"/>
-          <w:i w:val="false"/>
-          <w:iCs w:val="false"/>
-          <w:color w:val="000000"/>
-          <w:sz w:val="24"/>
-          <w:szCs w:val="24"/>
-        </w:rPr>
-        <w:t xml:space="preserve">4. Convertis : a) 3 L en cL ; b) 250 cL en L ; d) 5 L en mL ; e) 1 500 mL en L.</w:t>
-      </w:r>
-    </w:p>
-    <w:p>
-      <w:pPr>
-        <w:spacing w:after="110" w:line="300"/>
-        <w:jc w:val="both"/>
-      </w:pPr>
-      <w:r>
-        <w:rPr>
-          <w:rFonts w:ascii="Times New Roman" w:cs="Times New Roman" w:eastAsia="Times New Roman" w:hAnsi="Times New Roman"/>
-          <w:b w:val="false"/>
-          <w:bCs w:val="false"/>
-          <w:i w:val="false"/>
-          <w:iCs w:val="false"/>
-          <w:color w:val="000000"/>
-          <w:sz w:val="24"/>
-          <w:szCs w:val="24"/>
-        </w:rPr>
-        <w:t xml:space="preserve">5. Une bouteille contient 1,5 L de jus. a) Convertis en centilitres. b) Combien de verres de 25 cL peut-on remplir ? d) On a déjà servi 4 verres : quel volume a été servi ? e) Exprime ce volume servi en litres.</w:t>
-      </w:r>
-    </w:p>
-    <w:p>
-      <w:pPr>
-        <w:spacing w:after="110" w:line="300"/>
-        <w:jc w:val="both"/>
-      </w:pPr>
-      <w:r>
-        <w:rPr>
-          <w:rFonts w:ascii="Times New Roman" w:cs="Times New Roman" w:eastAsia="Times New Roman" w:hAnsi="Times New Roman"/>
-          <w:b w:val="false"/>
-          <w:bCs w:val="false"/>
-          <w:i w:val="false"/>
-          <w:iCs w:val="false"/>
-          <w:color w:val="000000"/>
-          <w:sz w:val="24"/>
-          <w:szCs w:val="24"/>
-        </w:rPr>
-        <w:t xml:space="preserve">6. Défi CEPE — Un fût contient 200 L d’eau ; un arrosoir contient 12,5 L. a) Combien d’arrosoirs pleins peut-on remplir ? b) Vérifie ta réponse par une multiplication. d) On utilise 4 arrosoirs par jour : en combien de jours vide-t-on le fût ? e) Quel volume reste-t-il après 3 jours ?</w:t>
-      </w:r>
-    </w:p>
-    <w:p>
-      <w:pPr>
-        <w:spacing w:after="150" w:before="200"/>
-        <w:jc w:val="left"/>
-      </w:pPr>
-      <w:r>
-        <w:rPr>
-          <w:rFonts w:ascii="Times New Roman" w:cs="Times New Roman" w:eastAsia="Times New Roman" w:hAnsi="Times New Roman"/>
-          <w:b/>
-          <w:bCs/>
-          <w:i w:val="false"/>
-          <w:iCs w:val="false"/>
-          <w:color w:val="2E7D32"/>
-          <w:sz w:val="28"/>
-          <w:szCs w:val="28"/>
-        </w:rPr>
-        <w:t xml:space="preserve">Correction</w:t>
-      </w:r>
-    </w:p>
-    <w:p>
-      <w:pPr>
-        <w:spacing w:after="80"/>
-      </w:pPr>
-      <w:r>
-        <w:rPr>
-          <w:rFonts w:ascii="Times New Roman" w:cs="Times New Roman" w:eastAsia="Times New Roman" w:hAnsi="Times New Roman"/>
-          <w:b/>
-          <w:bCs/>
-          <w:i w:val="false"/>
-          <w:iCs w:val="false"/>
-          <w:color w:val="C2185B"/>
-          <w:sz w:val="24"/>
-          <w:szCs w:val="24"/>
-        </w:rPr>
-        <w:t xml:space="preserve">1. </w:t>
-      </w:r>
-      <w:r>
-        <w:rPr>
-          <w:rFonts w:ascii="Times New Roman" w:cs="Times New Roman" w:eastAsia="Times New Roman" w:hAnsi="Times New Roman"/>
-          <w:b w:val="false"/>
-          <w:bCs w:val="false"/>
-          <w:i w:val="false"/>
-          <w:iCs w:val="false"/>
-          <w:color w:val="000000"/>
-          <w:sz w:val="24"/>
-          <w:szCs w:val="24"/>
-        </w:rPr>
-        <w:t xml:space="preserve">a) 300 cL ; b) 1,5 L ; d) 200 L ; e) 250 mL.</w:t>
-      </w:r>
-    </w:p>
-    <w:p>
-      <w:pPr>
-        <w:spacing w:after="80"/>
-      </w:pPr>
-      <w:r>
-        <w:rPr>
-          <w:rFonts w:ascii="Times New Roman" w:cs="Times New Roman" w:eastAsia="Times New Roman" w:hAnsi="Times New Roman"/>
-          <w:b/>
-          <w:bCs/>
-          <w:i w:val="false"/>
-          <w:iCs w:val="false"/>
-          <w:color w:val="C2185B"/>
-          <w:sz w:val="24"/>
-          <w:szCs w:val="24"/>
-        </w:rPr>
-        <w:t xml:space="preserve">2. </w:t>
-      </w:r>
-      <w:r>
-        <w:rPr>
-          <w:rFonts w:ascii="Times New Roman" w:cs="Times New Roman" w:eastAsia="Times New Roman" w:hAnsi="Times New Roman"/>
-          <w:b w:val="false"/>
-          <w:bCs w:val="false"/>
-          <w:i w:val="false"/>
-          <w:iCs w:val="false"/>
-          <w:color w:val="000000"/>
-          <w:sz w:val="24"/>
-          <w:szCs w:val="24"/>
-        </w:rPr>
-        <w:t xml:space="preserve">a) mL ; b) cL ; d) L ; e) hL.</w:t>
-      </w:r>
-    </w:p>
-    <w:p>
-      <w:pPr>
-        <w:spacing w:after="80"/>
-      </w:pPr>
-      <w:r>
-        <w:rPr>
-          <w:rFonts w:ascii="Times New Roman" w:cs="Times New Roman" w:eastAsia="Times New Roman" w:hAnsi="Times New Roman"/>
-          <w:b/>
-          <w:bCs/>
-          <w:i w:val="false"/>
-          <w:iCs w:val="false"/>
-          <w:color w:val="C2185B"/>
-          <w:sz w:val="24"/>
-          <w:szCs w:val="24"/>
-        </w:rPr>
-        <w:t xml:space="preserve">3. </w:t>
-      </w:r>
-      <w:r>
-        <w:rPr>
-          <w:rFonts w:ascii="Times New Roman" w:cs="Times New Roman" w:eastAsia="Times New Roman" w:hAnsi="Times New Roman"/>
-          <w:b w:val="false"/>
-          <w:bCs w:val="false"/>
-          <w:i w:val="false"/>
-          <w:iCs w:val="false"/>
-          <w:color w:val="000000"/>
-          <w:sz w:val="24"/>
-          <w:szCs w:val="24"/>
-        </w:rPr>
-        <w:t xml:space="preserve">a) 20 ÷ 1,5 → 13 bouteilles pleines ; b) 20 − 13 × 1,5 = 0,5 L ; d) 20 kg ; e) 1 000 kg = 1 tonne.</w:t>
-      </w:r>
-    </w:p>
-    <w:p>
-      <w:pPr>
-        <w:spacing w:after="80"/>
-      </w:pPr>
-      <w:r>
-        <w:rPr>
-          <w:rFonts w:ascii="Times New Roman" w:cs="Times New Roman" w:eastAsia="Times New Roman" w:hAnsi="Times New Roman"/>
-          <w:b/>
-          <w:bCs/>
-          <w:i w:val="false"/>
-          <w:iCs w:val="false"/>
-          <w:color w:val="C2185B"/>
-          <w:sz w:val="24"/>
-          <w:szCs w:val="24"/>
-        </w:rPr>
-        <w:t xml:space="preserve">4. </w:t>
-      </w:r>
-      <w:r>
-        <w:rPr>
-          <w:rFonts w:ascii="Times New Roman" w:cs="Times New Roman" w:eastAsia="Times New Roman" w:hAnsi="Times New Roman"/>
-          <w:b w:val="false"/>
-          <w:bCs w:val="false"/>
-          <w:i w:val="false"/>
-          <w:iCs w:val="false"/>
-          <w:color w:val="000000"/>
-          <w:sz w:val="24"/>
-          <w:szCs w:val="24"/>
-        </w:rPr>
-        <w:t xml:space="preserve">a) 300 cL ; b) 2,5 L ; d) 5 000 mL ; e) 1,5 L.</w:t>
-      </w:r>
-    </w:p>
-    <w:p>
-      <w:pPr>
-        <w:spacing w:after="80"/>
-      </w:pPr>
-      <w:r>
-        <w:rPr>
-          <w:rFonts w:ascii="Times New Roman" w:cs="Times New Roman" w:eastAsia="Times New Roman" w:hAnsi="Times New Roman"/>
-          <w:b/>
-          <w:bCs/>
-          <w:i w:val="false"/>
-          <w:iCs w:val="false"/>
-          <w:color w:val="C2185B"/>
-          <w:sz w:val="24"/>
-          <w:szCs w:val="24"/>
-        </w:rPr>
-        <w:t xml:space="preserve">5. </w:t>
-      </w:r>
-      <w:r>
-        <w:rPr>
-          <w:rFonts w:ascii="Times New Roman" w:cs="Times New Roman" w:eastAsia="Times New Roman" w:hAnsi="Times New Roman"/>
-          <w:b w:val="false"/>
-          <w:bCs w:val="false"/>
-          <w:i w:val="false"/>
-          <w:iCs w:val="false"/>
-          <w:color w:val="000000"/>
-          <w:sz w:val="24"/>
-          <w:szCs w:val="24"/>
-        </w:rPr>
-        <w:t xml:space="preserve">a) 150 cL ; b) 150 ÷ 25 = 6 verres ; d) 4 × 25 = 100 cL ; e) 1 L.</w:t>
-      </w:r>
-    </w:p>
-    <w:p>
-      <w:pPr>
-        <w:spacing w:after="80"/>
-      </w:pPr>
-      <w:r>
-        <w:rPr>
-          <w:rFonts w:ascii="Times New Roman" w:cs="Times New Roman" w:eastAsia="Times New Roman" w:hAnsi="Times New Roman"/>
-          <w:b/>
-          <w:bCs/>
-          <w:i w:val="false"/>
-          <w:iCs w:val="false"/>
-          <w:color w:val="C2185B"/>
-          <w:sz w:val="24"/>
-          <w:szCs w:val="24"/>
-        </w:rPr>
-        <w:t xml:space="preserve">6. </w:t>
-      </w:r>
-      <w:r>
-        <w:rPr>
-          <w:rFonts w:ascii="Times New Roman" w:cs="Times New Roman" w:eastAsia="Times New Roman" w:hAnsi="Times New Roman"/>
-          <w:b w:val="false"/>
-          <w:bCs w:val="false"/>
-          <w:i w:val="false"/>
-          <w:iCs w:val="false"/>
-          <w:color w:val="000000"/>
-          <w:sz w:val="24"/>
-          <w:szCs w:val="24"/>
-        </w:rPr>
-        <w:t xml:space="preserve">a) 200 ÷ 12,5 = 16 arrosoirs ; b) 16 × 12,5 = 200 L : c’est juste ; d) 16 ÷ 4 = 4 jours ; e) 3 jours = 12 arrosoirs = 150 L utilisés, il reste 200 − 150 = 50 L.</w:t>
-      </w:r>
-    </w:p>
-    <w:p>
-      <w:r>
-        <w:br w:type="page"/>
-      </w:r>
-    </w:p>
-    <w:p>
-      <w:pPr>
-        <w:spacing w:after="150" w:before="200"/>
-        <w:jc w:val="center"/>
-      </w:pPr>
-      <w:bookmarkStart w:name="u5_l6" w:id="7"/>
-      <w:r>
-        <w:rPr>
-          <w:rFonts w:ascii="Times New Roman" w:cs="Times New Roman" w:eastAsia="Times New Roman" w:hAnsi="Times New Roman"/>
-          <w:b/>
-          <w:bCs/>
-          <w:i w:val="false"/>
-          <w:iCs w:val="false"/>
-          <w:color w:val="C00000"/>
-          <w:sz w:val="32"/>
-          <w:szCs w:val="32"/>
-        </w:rPr>
-        <w:t xml:space="preserve">LA MESURE DU TEMPS : CONVERSIONS ET OPÉRATIONS</w:t>
-      </w:r>
-      <w:bookmarkEnd w:id="7"/>
-    </w:p>
-    <w:p>
-      <w:pPr>
-        <w:spacing w:after="150" w:before="200"/>
-        <w:jc w:val="left"/>
-      </w:pPr>
-      <w:r>
-        <w:rPr>
-          <w:rFonts w:ascii="Times New Roman" w:cs="Times New Roman" w:eastAsia="Times New Roman" w:hAnsi="Times New Roman"/>
-          <w:b/>
-          <w:bCs/>
-          <w:i w:val="false"/>
-          <w:iCs w:val="false"/>
-          <w:color w:val="2E7D32"/>
-          <w:sz w:val="28"/>
-          <w:szCs w:val="28"/>
-        </w:rPr>
-        <w:t xml:space="preserve">Temps : conversions, calculs de durées</w:t>
-      </w:r>
-    </w:p>
-    <w:p>
-      <w:pPr>
-        <w:spacing w:after="110" w:line="300"/>
-        <w:jc w:val="both"/>
-      </w:pPr>
-      <w:r>
-        <w:rPr>
-          <w:rFonts w:ascii="Times New Roman" w:cs="Times New Roman" w:eastAsia="Times New Roman" w:hAnsi="Times New Roman"/>
-          <w:b w:val="false"/>
-          <w:bCs w:val="false"/>
-          <w:i w:val="false"/>
-          <w:iCs w:val="false"/>
-          <w:color w:val="000000"/>
-          <w:sz w:val="24"/>
-          <w:szCs w:val="24"/>
-        </w:rPr>
-        <w:t xml:space="preserve">Les unités de temps sont la seconde (s), la minute (min = 60 s), l’heure (h = 60 min), le jour (= 24 h), la semaine (7 jours), le mois et l’année (12 mois, 365 jours). Pour additionner ou soustraire des durées, on travaille les heures ensemble et les minutes ensemble, en échangeant 60 minutes contre 1 heure chaque fois que nécessaire.</w:t>
+        <w:t xml:space="preserve">Circonférence : C = d × 3,14</w:t>
+      </w:r>
+    </w:p>
+    <w:p>
+      <w:pPr>
+        <w:spacing w:after="110" w:line="300"/>
+        <w:jc w:val="both"/>
+      </w:pPr>
+      <w:r>
+        <w:rPr>
+          <w:rFonts w:ascii="Times New Roman" w:cs="Times New Roman" w:eastAsia="Times New Roman" w:hAnsi="Times New Roman"/>
+          <w:b w:val="false"/>
+          <w:bCs w:val="false"/>
+          <w:i w:val="false"/>
+          <w:iCs w:val="false"/>
+          <w:color w:val="000000"/>
+          <w:sz w:val="24"/>
+          <w:szCs w:val="24"/>
+        </w:rPr>
+        <w:t xml:space="preserve">La circonférence est le périmètre du cercle. Le diamètre d est la longueur qui traverse le cercle en passant par le centre ; le rayon r va du centre au bord, et d = 2 × r. La circonférence se calcule par la formule C = d × 3,14.</w:t>
       </w:r>
     </w:p>
     <w:p>
@@ -3914,7 +2165,7 @@
           <w:sz w:val="24"/>
           <w:szCs w:val="24"/>
         </w:rPr>
-        <w:t xml:space="preserve">le temps compte en 60 et en 24, jamais en 10 : dès que les minutes atteignent 60, elles se transforment en une heure.</w:t>
+        <w:t xml:space="preserve">le tour d’un cercle vaut toujours environ 3,14 fois sa traversée : mesure la traversée, multiplie par 3,14, tu as le tour.</w:t>
       </w:r>
     </w:p>
     <w:p>
@@ -3925,7 +2176,7 @@
       <w:r>
         <w:drawing>
           <wp:inline distT="0" distB="0" distL="0" distR="0">
-            <wp:extent cx="4762500" cy="1800225"/>
+            <wp:extent cx="4762500" cy="2762250"/>
             <wp:effectExtent t="0" r="0" b="0" l="0"/>
             <wp:docPr id="6" name=""/>
             <wp:cNvGraphicFramePr>
@@ -3950,7 +2201,7 @@
                   <pic:spPr bwMode="auto">
                     <a:xfrm>
                       <a:off x="0" y="0"/>
-                      <a:ext cx="4762500" cy="1800225"/>
+                      <a:ext cx="4762500" cy="2762250"/>
                     </a:xfrm>
                     <a:prstGeom prst="rect">
                       <a:avLst/>
@@ -3993,7 +2244,7 @@
           <w:sz w:val="24"/>
           <w:szCs w:val="24"/>
         </w:rPr>
-        <w:t xml:space="preserve"> 2 h 45 + 1 h 30 = 3 h 75 = 4 h 15 ; et de 7 h 50 à 9 h 20, il s’écoule 10 min + 1 h 20 = 1 h 30.</w:t>
+        <w:t xml:space="preserve"> Assiette de 24 cm de diamètre : C = 24 × 3,14 = 75,36 cm ; puits de rayon 0,5 m : C = 1 × 3,14 = 3,14 m.</w:t>
       </w:r>
     </w:p>
     <w:p>
@@ -4013,7 +2264,7 @@
           <w:sz w:val="24"/>
           <w:szCs w:val="24"/>
         </w:rPr>
-        <w:t xml:space="preserve">1. Poser heures sous heures, minutes sous minutes.</w:t>
+        <w:t xml:space="preserve">1. Repérer la donnée : diamètre ou rayon (rayon → doubler d’abord).</w:t>
       </w:r>
     </w:p>
     <w:p>
@@ -4033,7 +2284,7 @@
           <w:sz w:val="24"/>
           <w:szCs w:val="24"/>
         </w:rPr>
-        <w:t xml:space="preserve">2. Calculer chaque colonne ; si les minutes atteignent 60, échanger contre 1 heure (ou emprunter 1 h = 60 min pour soustraire).</w:t>
+        <w:t xml:space="preserve">2. Multiplier le diamètre par 3,14.</w:t>
       </w:r>
     </w:p>
     <w:p>
@@ -4053,7 +2304,7 @@
           <w:sz w:val="24"/>
           <w:szCs w:val="24"/>
         </w:rPr>
-        <w:t xml:space="preserve">3. Vérifier avec la méthode « compter en avant » sur l’horloge.</w:t>
+        <w:t xml:space="preserve">3. Écrire l’unité et contrôler : la circonférence fait un peu plus de 3 diamètres.</w:t>
       </w:r>
     </w:p>
     <w:p>
@@ -4073,7 +2324,7 @@
           <w:sz w:val="24"/>
           <w:szCs w:val="24"/>
         </w:rPr>
-        <w:t xml:space="preserve">1 min = 60 s, 1 h = 60 min, 1 jour = 24 h ; additionner heures et minutes séparément, échanger à 60 ; durée entre deux horaires : compter en avant.</w:t>
+        <w:t xml:space="preserve">d = 2 × r ; C = d × 3,14 (= 2 × r × 3,14) ; à reculons : d = C ÷ 3,14 ; 3,14 ≈ π, le même pour tous les cercles.</w:t>
       </w:r>
     </w:p>
     <w:p>
@@ -4093,7 +2344,34 @@
           <w:sz w:val="24"/>
           <w:szCs w:val="24"/>
         </w:rPr>
-        <w:t xml:space="preserve">Le savais-tu ? Pourquoi 60 ? Les Babyloniens comptaient sur les phalanges : le pouce pointe les 12 phalanges des quatre doigts d’une main, et les 5 doigts de l’autre main comptent les tours : 12 × 5 = 60 ! Ce calcul vieux de 4 000 ans vit encore dans chaque minute de ta montre.</w:t>
+        <w:t xml:space="preserve">Le savais-tu ? Le nombre π fascine l’humanité depuis 4 000 ans : les Babyloniens l’estimaient à 3,125, Archimède l’a coincé entre deux fractions, et les ordinateurs connaissent aujourd’hui plus de 100 000 milliards de ses décimales ! Il existe même un « jour de π » : le 14 mars (</w:t>
+      </w:r>
+      <m:oMath>
+        <m:f>
+          <m:num>
+            <m:r>
+              <m:t>3</m:t>
+            </m:r>
+          </m:num>
+          <m:den>
+            <m:r>
+              <m:t>14</m:t>
+            </m:r>
+          </m:den>
+        </m:f>
+      </m:oMath>
+      <w:r>
+        <w:rPr>
+          <w:rFonts w:ascii="Times New Roman" w:cs="Times New Roman" w:eastAsia="Times New Roman" w:hAnsi="Times New Roman"/>
+          <w:b w:val="false"/>
+          <w:bCs w:val="false"/>
+          <w:i w:val="false"/>
+          <w:iCs w:val="false"/>
+          <w:color w:val="1F4E79"/>
+          <w:sz w:val="24"/>
+          <w:szCs w:val="24"/>
+        </w:rPr>
+        <w:t xml:space="preserve">), fêté par les mathématiciens du monde entier.</w:t>
       </w:r>
     </w:p>
     <w:p>
@@ -4113,7 +2391,7 @@
           <w:sz w:val="24"/>
           <w:szCs w:val="24"/>
         </w:rPr>
-        <w:t xml:space="preserve">Attention : Poser 1 h 30 = 1,30 h et calculer en décimal : FAUX, 1 h 30 = 1,5 h ! Les minutes ne sont pas des centièmes d’heure : on ne mélange jamais l’écriture du temps et l’écriture décimale.</w:t>
+        <w:t xml:space="preserve">Attention : Multiplier le RAYON par 3,14 en croyant tenir la circonférence : avec r = 35 cm on obtiendrait 109,9 cm, la moitié du vrai tour ! C’est le DIAMÈTRE qui entre dans la formule.</w:t>
       </w:r>
     </w:p>
     <w:p>
@@ -4151,102 +2429,102 @@
           <w:sz w:val="24"/>
           <w:szCs w:val="24"/>
         </w:rPr>
-        <w:t xml:space="preserve">1. Convertis : a) 3 min en s ; b) 240 min en h ; d) 2 h 30 en min ; e) 3 jours en h.</w:t>
-      </w:r>
-    </w:p>
-    <w:p>
-      <w:pPr>
-        <w:spacing w:after="110" w:line="300"/>
-        <w:jc w:val="both"/>
-      </w:pPr>
-      <w:r>
-        <w:rPr>
-          <w:rFonts w:ascii="Times New Roman" w:cs="Times New Roman" w:eastAsia="Times New Roman" w:hAnsi="Times New Roman"/>
-          <w:b w:val="false"/>
-          <w:bCs w:val="false"/>
-          <w:i w:val="false"/>
-          <w:iCs w:val="false"/>
-          <w:color w:val="000000"/>
-          <w:sz w:val="24"/>
-          <w:szCs w:val="24"/>
-        </w:rPr>
-        <w:t xml:space="preserve">2. Calcule : a) 1 h 20 + 2 h 15 ; b) 3 h 50 + 1 h 25 ; d) 5 h 10 − 2 h 40 ; e) 12 h − 7 h 35.</w:t>
-      </w:r>
-    </w:p>
-    <w:p>
-      <w:pPr>
-        <w:spacing w:after="110" w:line="300"/>
-        <w:jc w:val="both"/>
-      </w:pPr>
-      <w:r>
-        <w:rPr>
-          <w:rFonts w:ascii="Times New Roman" w:cs="Times New Roman" w:eastAsia="Times New Roman" w:hAnsi="Times New Roman"/>
-          <w:b w:val="false"/>
-          <w:bCs w:val="false"/>
-          <w:i w:val="false"/>
-          <w:iCs w:val="false"/>
-          <w:color w:val="000000"/>
-          <w:sz w:val="24"/>
-          <w:szCs w:val="24"/>
-        </w:rPr>
-        <w:t xml:space="preserve">3. Le taxi-brousse part à 8 h 45 et le voyage dure 2 h 30. a) À quelle heure arrive-t-il ? b) Le retour part à 15 h 20 et arrive à 18 h 05 : durée du retour ? d) Pourquoi le retour dure-t-il plus longtemps ? Propose une raison. e) Durée totale passée sur la route ce jour-là ?</w:t>
-      </w:r>
-    </w:p>
-    <w:p>
-      <w:pPr>
-        <w:spacing w:after="110" w:line="300"/>
-        <w:jc w:val="both"/>
-      </w:pPr>
-      <w:r>
-        <w:rPr>
-          <w:rFonts w:ascii="Times New Roman" w:cs="Times New Roman" w:eastAsia="Times New Roman" w:hAnsi="Times New Roman"/>
-          <w:b w:val="false"/>
-          <w:bCs w:val="false"/>
-          <w:i w:val="false"/>
-          <w:iCs w:val="false"/>
-          <w:color w:val="000000"/>
-          <w:sz w:val="24"/>
-          <w:szCs w:val="24"/>
-        </w:rPr>
-        <w:t xml:space="preserve">4. Convertis : a) 2 h en minutes ; b) 180 s en minutes ; d) 3 min 20 s en secondes ; e) 90 min en heures et minutes.</w:t>
-      </w:r>
-    </w:p>
-    <w:p>
-      <w:pPr>
-        <w:spacing w:after="110" w:line="300"/>
-        <w:jc w:val="both"/>
-      </w:pPr>
-      <w:r>
-        <w:rPr>
-          <w:rFonts w:ascii="Times New Roman" w:cs="Times New Roman" w:eastAsia="Times New Roman" w:hAnsi="Times New Roman"/>
-          <w:b w:val="false"/>
-          <w:bCs w:val="false"/>
-          <w:i w:val="false"/>
-          <w:iCs w:val="false"/>
-          <w:color w:val="000000"/>
-          <w:sz w:val="24"/>
-          <w:szCs w:val="24"/>
-        </w:rPr>
-        <w:t xml:space="preserve">5. Le taxi-brousse part à 8 h 45 et arrive à 11 h 20. a) Quelle est la durée du trajet ? b) S’il était parti avec 25 min de retard, à quelle heure serait-il arrivé ? d) Le retour dure 2 h 50 ; il repart à 14 h 30 : heure d’arrivée ? e) Quelle est la durée totale de route aller-retour ?</w:t>
-      </w:r>
-    </w:p>
-    <w:p>
-      <w:pPr>
-        <w:spacing w:after="110" w:line="300"/>
-        <w:jc w:val="both"/>
-      </w:pPr>
-      <w:r>
-        <w:rPr>
-          <w:rFonts w:ascii="Times New Roman" w:cs="Times New Roman" w:eastAsia="Times New Roman" w:hAnsi="Times New Roman"/>
-          <w:b w:val="false"/>
-          <w:bCs w:val="false"/>
-          <w:i w:val="false"/>
-          <w:iCs w:val="false"/>
-          <w:color w:val="000000"/>
-          <w:sz w:val="24"/>
-          <w:szCs w:val="24"/>
-        </w:rPr>
-        <w:t xml:space="preserve">6. Défi CEPE — Un film commence à 20 h 35 et dure 1 h 50. a) À quelle heure finit-il ? b) Fara doit se coucher à 21 h 30 : combien de minutes du film va-t-elle manquer ? d) Le film est rediffusé le lendemain à 14 h 05 : à quelle heure finira-t-il ? e) Convertis la durée du film en minutes.</w:t>
+        <w:t xml:space="preserve">1. Calcule la circonférence : a) d = 10 cm ; b) d = 25 cm ; d) r = 4 m ; e) r = 50 cm.</w:t>
+      </w:r>
+    </w:p>
+    <w:p>
+      <w:pPr>
+        <w:spacing w:after="110" w:line="300"/>
+        <w:jc w:val="both"/>
+      </w:pPr>
+      <w:r>
+        <w:rPr>
+          <w:rFonts w:ascii="Times New Roman" w:cs="Times New Roman" w:eastAsia="Times New Roman" w:hAnsi="Times New Roman"/>
+          <w:b w:val="false"/>
+          <w:bCs w:val="false"/>
+          <w:i w:val="false"/>
+          <w:iCs w:val="false"/>
+          <w:color w:val="000000"/>
+          <w:sz w:val="24"/>
+          <w:szCs w:val="24"/>
+        </w:rPr>
+        <w:t xml:space="preserve">2. a) Une roue de vélo a un diamètre de 60 cm : circonférence ? b) Distance parcourue en 10 tours ? d) En 100 tours ? e) Convertis ce dernier résultat en mètres.</w:t>
+      </w:r>
+    </w:p>
+    <w:p>
+      <w:pPr>
+        <w:spacing w:after="110" w:line="300"/>
+        <w:jc w:val="both"/>
+      </w:pPr>
+      <w:r>
+        <w:rPr>
+          <w:rFonts w:ascii="Times New Roman" w:cs="Times New Roman" w:eastAsia="Times New Roman" w:hAnsi="Times New Roman"/>
+          <w:b w:val="false"/>
+          <w:bCs w:val="false"/>
+          <w:i w:val="false"/>
+          <w:iCs w:val="false"/>
+          <w:color w:val="000000"/>
+          <w:sz w:val="24"/>
+          <w:szCs w:val="24"/>
+        </w:rPr>
+        <w:t xml:space="preserve">3. Le bassin rond du village a une circonférence de 9,42 m. a) Calcule son diamètre. b) Son rayon. d) On veut l’entourer d’une petite barrière vendue au mètre entier : combien de mètres acheter ? e) Pourquoi la ficelle des enfants donne-t-elle « environ » 3,14 et pas exactement ?</w:t>
+      </w:r>
+    </w:p>
+    <w:p>
+      <w:pPr>
+        <w:spacing w:after="110" w:line="300"/>
+        <w:jc w:val="both"/>
+      </w:pPr>
+      <w:r>
+        <w:rPr>
+          <w:rFonts w:ascii="Times New Roman" w:cs="Times New Roman" w:eastAsia="Times New Roman" w:hAnsi="Times New Roman"/>
+          <w:b w:val="false"/>
+          <w:bCs w:val="false"/>
+          <w:i w:val="false"/>
+          <w:iCs w:val="false"/>
+          <w:color w:val="000000"/>
+          <w:sz w:val="24"/>
+          <w:szCs w:val="24"/>
+        </w:rPr>
+        <w:t xml:space="preserve">4. Prends π ≈ 3,14. Calcule la circonférence d’un cercle de : a) diamètre 10 cm ; b) diamètre 4 cm ; d) rayon 3 cm ; e) rayon 10 cm.</w:t>
+      </w:r>
+    </w:p>
+    <w:p>
+      <w:pPr>
+        <w:spacing w:after="110" w:line="300"/>
+        <w:jc w:val="both"/>
+      </w:pPr>
+      <w:r>
+        <w:rPr>
+          <w:rFonts w:ascii="Times New Roman" w:cs="Times New Roman" w:eastAsia="Times New Roman" w:hAnsi="Times New Roman"/>
+          <w:b w:val="false"/>
+          <w:bCs w:val="false"/>
+          <w:i w:val="false"/>
+          <w:iCs w:val="false"/>
+          <w:color w:val="000000"/>
+          <w:sz w:val="24"/>
+          <w:szCs w:val="24"/>
+        </w:rPr>
+        <w:t xml:space="preserve">5. Une roue de bicyclette a un diamètre de 60 cm. a) Quelle est sa circonférence ? b) Quelle distance parcourt-elle en 10 tours ? d) Exprime cette distance en mètres. e) Combien de tours environ pour parcourir 100 m ?</w:t>
+      </w:r>
+    </w:p>
+    <w:p>
+      <w:pPr>
+        <w:spacing w:after="110" w:line="300"/>
+        <w:jc w:val="both"/>
+      </w:pPr>
+      <w:r>
+        <w:rPr>
+          <w:rFonts w:ascii="Times New Roman" w:cs="Times New Roman" w:eastAsia="Times New Roman" w:hAnsi="Times New Roman"/>
+          <w:b w:val="false"/>
+          <w:bCs w:val="false"/>
+          <w:i w:val="false"/>
+          <w:iCs w:val="false"/>
+          <w:color w:val="000000"/>
+          <w:sz w:val="24"/>
+          <w:szCs w:val="24"/>
+        </w:rPr>
+        <w:t xml:space="preserve">6. Défi CEPE — Le tour d’un puits circulaire mesure 6,28 m. a) Quelle formule relie la circonférence et le diamètre ? b) Calcule le diamètre du puits. d) Son rayon. e) On construit une margelle circulaire dont le bord est à 1 m du bord du puits : quelle est la circonférence de ce grand cercle ?</w:t>
       </w:r>
     </w:p>
     <w:p>
@@ -4296,7 +2574,7 @@
           <w:sz w:val="24"/>
           <w:szCs w:val="24"/>
         </w:rPr>
-        <w:t xml:space="preserve">a) 180 s ; b) 4 h ; d) 150 min ; e) 72 h.</w:t>
+        <w:t xml:space="preserve">a) 31,4 cm ; b) 78,5 cm ; d) 8 × 3,14 = 25,12 m ; e) 100 × 3,14 = 314 cm.</w:t>
       </w:r>
     </w:p>
     <w:p>
@@ -4327,7 +2605,7 @@
           <w:sz w:val="24"/>
           <w:szCs w:val="24"/>
         </w:rPr>
-        <w:t xml:space="preserve">a) 3 h 35 ; b) 4 h 75 = 5 h 15 ; d) 4 h 70 − 2 h 40 = 2 h 30 ; e) 11 h 60 − 7 h 35 = 4 h 25.</w:t>
+        <w:t xml:space="preserve">a) 60 × 3,14 = 188,4 cm ; b) 1 884 cm ; d) 18 840 cm ; e) 188,40 m.</w:t>
       </w:r>
     </w:p>
     <w:p>
@@ -4358,7 +2636,7 @@
           <w:sz w:val="24"/>
           <w:szCs w:val="24"/>
         </w:rPr>
-        <w:t xml:space="preserve">a) 11 h 15 ; b) de 15 h 20 à 18 h 05 : 40 min + 2 h 05 = 2 h 45 ; d) toute raison sensée (route encombrée, arrêts…) ; e) 2 h 30 + 2 h 45 = 5 h 15.</w:t>
+        <w:t xml:space="preserve">a) 9,42 ÷ 3,14 = 3 m ; b) 1,5 m ; d) 10 m (9,42 arrondi au mètre supérieur) ; e) la mesure à la ficelle est imprécise, et 3,14 est déjà une valeur approchée de π.</w:t>
       </w:r>
     </w:p>
     <w:p>
@@ -4389,7 +2667,7 @@
           <w:sz w:val="24"/>
           <w:szCs w:val="24"/>
         </w:rPr>
-        <w:t xml:space="preserve">a) 120 min ; b) 3 min ; d) 200 s ; e) 1 h 30 min.</w:t>
+        <w:t xml:space="preserve">a) 10 × 3,14 = 31,4 cm ; b) 12,56 cm ; d) 2 × 3,14 × 3 = 18,84 cm ; e) 62,8 cm.</w:t>
       </w:r>
     </w:p>
     <w:p>
@@ -4420,7 +2698,7 @@
           <w:sz w:val="24"/>
           <w:szCs w:val="24"/>
         </w:rPr>
-        <w:t xml:space="preserve">a) 2 h 35 min ; b) à 11 h 45 ; d) à 17 h 20 ; e) 2 h 35 + 2 h 50 = 5 h 25 min.</w:t>
+        <w:t xml:space="preserve">a) 60 × 3,14 = 188,4 cm ; b) 1 884 cm ; d) 18,84 m ; e) 100 ÷ 1,884 ≈ 53 tours.</w:t>
       </w:r>
     </w:p>
     <w:p>
@@ -4451,7 +2729,7 @@
           <w:sz w:val="24"/>
           <w:szCs w:val="24"/>
         </w:rPr>
-        <w:t xml:space="preserve">a) à 22 h 25 ; b) de 21 h 30 à 22 h 25 : 55 minutes ; d) à 15 h 55 ; e) 60 + 50 = 110 minutes.</w:t>
+        <w:t xml:space="preserve">a) circonférence = diamètre × π ; b) 6,28 ÷ 3,14 = 2 m ; d) 1 m ; e) le grand rayon vaut 1 + 1 = 2 m, donc 2 × 3,14 × 2 = 12,56 m.</w:t>
       </w:r>
     </w:p>
     <w:p>
@@ -4464,7 +2742,7 @@
         <w:spacing w:after="150" w:before="200"/>
         <w:jc w:val="center"/>
       </w:pPr>
-      <w:bookmarkStart w:name="u5_l7" w:id="8"/>
+      <w:bookmarkStart w:name="u5_l4" w:id="5"/>
       <w:r>
         <w:rPr>
           <w:rFonts w:ascii="Times New Roman" w:cs="Times New Roman" w:eastAsia="Times New Roman" w:hAnsi="Times New Roman"/>
@@ -4476,76 +2754,19 @@
           <w:sz w:val="32"/>
           <w:szCs w:val="32"/>
         </w:rPr>
-        <w:t xml:space="preserve">L’AIRE DU RECTANGLE ET DU CARRÉ</w:t>
-      </w:r>
-      <w:bookmarkEnd w:id="8"/>
-    </w:p>
-    <w:p>
-      <w:pPr>
-        <w:spacing w:after="150" w:before="200"/>
-        <w:jc w:val="left"/>
-      </w:pPr>
-      <w:r>
-        <w:rPr>
-          <w:rFonts w:ascii="Times New Roman" w:cs="Times New Roman" w:eastAsia="Times New Roman" w:hAnsi="Times New Roman"/>
-          <w:b/>
-          <w:bCs/>
-          <w:i w:val="false"/>
-          <w:iCs w:val="false"/>
-          <w:color w:val="2E7D32"/>
-          <w:sz w:val="28"/>
-          <w:szCs w:val="28"/>
-        </w:rPr>
-        <w:t xml:space="preserve">Aires : rectangle et carré</w:t>
-      </w:r>
-    </w:p>
-    <w:p>
-      <w:pPr>
-        <w:spacing w:after="110" w:line="300"/>
-        <w:jc w:val="both"/>
-      </w:pPr>
-      <w:r>
-        <w:rPr>
-          <w:rFonts w:ascii="Times New Roman" w:cs="Times New Roman" w:eastAsia="Times New Roman" w:hAnsi="Times New Roman"/>
-          <w:b w:val="false"/>
-          <w:bCs w:val="false"/>
-          <w:i w:val="false"/>
-          <w:iCs w:val="false"/>
-          <w:color w:val="000000"/>
-          <w:sz w:val="24"/>
-          <w:szCs w:val="24"/>
-        </w:rPr>
-        <w:t xml:space="preserve">L’aire d’une figure est la mesure de sa surface, en unités carrées : le cm² (un carré de 1 cm de côté), le m²… L’aire du rectangle est longueur × largeur ; l’aire du carré est côté × côté.</w:t>
-      </w:r>
-    </w:p>
-    <w:p>
-      <w:pPr>
-        <w:spacing w:after="110" w:line="300"/>
-        <w:jc w:val="both"/>
-      </w:pPr>
-      <w:r>
-        <w:rPr>
-          <w:rFonts w:ascii="Times New Roman" w:cs="Times New Roman" w:eastAsia="Times New Roman" w:hAnsi="Times New Roman"/>
-          <w:b w:val="false"/>
-          <w:bCs w:val="false"/>
-          <w:i/>
-          <w:iCs/>
-          <w:color w:val="1F4E79"/>
-          <w:sz w:val="24"/>
-          <w:szCs w:val="24"/>
-        </w:rPr>
-        <w:t xml:space="preserve">l’aire compte combien de petits carreaux d’un centimètre de côté il faut pour recouvrir la figure sans trou ni débord.</w:t>
-      </w:r>
-    </w:p>
-    <w:p>
-      <w:pPr>
-        <w:spacing w:after="120" w:before="120"/>
+        <w:t xml:space="preserve">LA MASSE : ESTIMER, MESURER, CONVERTIR</w:t>
+      </w:r>
+      <w:bookmarkEnd w:id="5"/>
+    </w:p>
+    <w:p>
+      <w:pPr>
+        <w:spacing w:after="120" w:before="100"/>
         <w:jc w:val="center"/>
       </w:pPr>
       <w:r>
         <w:drawing>
           <wp:inline distT="0" distB="0" distL="0" distR="0">
-            <wp:extent cx="4762500" cy="2066925"/>
+            <wp:extent cx="4476750" cy="2438400"/>
             <wp:effectExtent t="0" r="0" b="0" l="0"/>
             <wp:docPr id="7" name=""/>
             <wp:cNvGraphicFramePr>
@@ -4570,7 +2791,7 @@
                   <pic:spPr bwMode="auto">
                     <a:xfrm>
                       <a:off x="0" y="0"/>
-                      <a:ext cx="4762500" cy="2066925"/>
+                      <a:ext cx="4476750" cy="2438400"/>
                     </a:xfrm>
                     <a:prstGeom prst="rect">
                       <a:avLst/>
@@ -4585,159 +2806,6 @@
     </w:p>
     <w:p>
       <w:pPr>
-        <w:spacing w:after="130" w:before="100" w:line="300"/>
-        <w:jc w:val="both"/>
-      </w:pPr>
-      <w:r>
-        <w:rPr>
-          <w:rFonts w:ascii="Times New Roman" w:cs="Times New Roman" w:eastAsia="Times New Roman" w:hAnsi="Times New Roman"/>
-          <w:b w:val="false"/>
-          <w:bCs w:val="false"/>
-          <w:i/>
-          <w:iCs/>
-          <w:color w:val="000000"/>
-          <w:sz w:val="24"/>
-          <w:szCs w:val="24"/>
-          <w:u w:val="single"/>
-        </w:rPr>
-        <w:t xml:space="preserve">Exemple :</w:t>
-      </w:r>
-      <w:r>
-        <w:rPr>
-          <w:rFonts w:ascii="Times New Roman" w:cs="Times New Roman" w:eastAsia="Times New Roman" w:hAnsi="Times New Roman"/>
-          <w:b w:val="false"/>
-          <w:bCs w:val="false"/>
-          <w:i w:val="false"/>
-          <w:iCs w:val="false"/>
-          <w:color w:val="000000"/>
-          <w:sz w:val="24"/>
-          <w:szCs w:val="24"/>
-        </w:rPr>
-        <w:t xml:space="preserve"> Salle de 6 m sur 4 m : aire 24 m², périmètre 20 m — deux réponses, deux unités, deux questions différentes.</w:t>
-      </w:r>
-    </w:p>
-    <w:p>
-      <w:pPr>
-        <w:spacing w:after="55" w:line="300"/>
-        <w:ind w:left="260"/>
-        <w:jc w:val="both"/>
-      </w:pPr>
-      <w:r>
-        <w:rPr>
-          <w:rFonts w:ascii="Times New Roman" w:cs="Times New Roman" w:eastAsia="Times New Roman" w:hAnsi="Times New Roman"/>
-          <w:b w:val="false"/>
-          <w:bCs w:val="false"/>
-          <w:i w:val="false"/>
-          <w:iCs w:val="false"/>
-          <w:color w:val="000000"/>
-          <w:sz w:val="24"/>
-          <w:szCs w:val="24"/>
-        </w:rPr>
-        <w:t xml:space="preserve">1. Vérifier que les deux dimensions sont dans la même unité.</w:t>
-      </w:r>
-    </w:p>
-    <w:p>
-      <w:pPr>
-        <w:spacing w:after="55" w:line="300"/>
-        <w:ind w:left="260"/>
-        <w:jc w:val="both"/>
-      </w:pPr>
-      <w:r>
-        <w:rPr>
-          <w:rFonts w:ascii="Times New Roman" w:cs="Times New Roman" w:eastAsia="Times New Roman" w:hAnsi="Times New Roman"/>
-          <w:b w:val="false"/>
-          <w:bCs w:val="false"/>
-          <w:i w:val="false"/>
-          <w:iCs w:val="false"/>
-          <w:color w:val="000000"/>
-          <w:sz w:val="24"/>
-          <w:szCs w:val="24"/>
-        </w:rPr>
-        <w:t xml:space="preserve">2. Multiplier : L × l (rectangle) ou côté × côté (carré).</w:t>
-      </w:r>
-    </w:p>
-    <w:p>
-      <w:pPr>
-        <w:spacing w:after="55" w:line="300"/>
-        <w:ind w:left="260"/>
-        <w:jc w:val="both"/>
-      </w:pPr>
-      <w:r>
-        <w:rPr>
-          <w:rFonts w:ascii="Times New Roman" w:cs="Times New Roman" w:eastAsia="Times New Roman" w:hAnsi="Times New Roman"/>
-          <w:b w:val="false"/>
-          <w:bCs w:val="false"/>
-          <w:i w:val="false"/>
-          <w:iCs w:val="false"/>
-          <w:color w:val="000000"/>
-          <w:sz w:val="24"/>
-          <w:szCs w:val="24"/>
-        </w:rPr>
-        <w:t xml:space="preserve">3. Écrire l’unité CARRÉE du résultat, et vérifier qu’on ne confond pas avec le périmètre.</w:t>
-      </w:r>
-    </w:p>
-    <w:p>
-      <w:pPr>
-        <w:shd w:fill="E8F5E9" w:val="clear"/>
-        <w:spacing w:after="110" w:line="300"/>
-        <w:jc w:val="both"/>
-      </w:pPr>
-      <w:r>
-        <w:rPr>
-          <w:rFonts w:ascii="Times New Roman" w:cs="Times New Roman" w:eastAsia="Times New Roman" w:hAnsi="Times New Roman"/>
-          <w:b/>
-          <w:bCs/>
-          <w:i w:val="false"/>
-          <w:iCs w:val="false"/>
-          <w:color w:val="000000"/>
-          <w:sz w:val="24"/>
-          <w:szCs w:val="24"/>
-        </w:rPr>
-        <w:t xml:space="preserve">aire = surface en unités carrées ; rectangle L × l, carré c × c ; périmètre en cm, aire en cm² ; même périmètre n’implique pas même aire ; 1 m² = 10 000 cm².</w:t>
-      </w:r>
-    </w:p>
-    <w:p>
-      <w:pPr>
-        <w:shd w:fill="E3F2FD" w:val="clear"/>
-        <w:spacing w:after="110" w:line="300"/>
-        <w:jc w:val="both"/>
-      </w:pPr>
-      <w:r>
-        <w:rPr>
-          <w:rFonts w:ascii="Times New Roman" w:cs="Times New Roman" w:eastAsia="Times New Roman" w:hAnsi="Times New Roman"/>
-          <w:b w:val="false"/>
-          <w:bCs w:val="false"/>
-          <w:i w:val="false"/>
-          <w:iCs w:val="false"/>
-          <w:color w:val="1F4E79"/>
-          <w:sz w:val="24"/>
-          <w:szCs w:val="24"/>
-        </w:rPr>
-        <w:t xml:space="preserve">Le savais-tu ? Les rizières de Madagascar se mesurent souvent en ares : 1 are = 100 m², le carré de 10 m sur 10 m.</w:t>
-      </w:r>
-    </w:p>
-    <w:p>
-      <w:pPr>
-        <w:shd w:fill="FFF8E1" w:val="clear"/>
-        <w:spacing w:after="110" w:line="300"/>
-        <w:jc w:val="both"/>
-      </w:pPr>
-      <w:r>
-        <w:rPr>
-          <w:rFonts w:ascii="Times New Roman" w:cs="Times New Roman" w:eastAsia="Times New Roman" w:hAnsi="Times New Roman"/>
-          <w:b w:val="false"/>
-          <w:bCs w:val="false"/>
-          <w:i w:val="false"/>
-          <w:iCs w:val="false"/>
-          <w:color w:val="000000"/>
-          <w:sz w:val="24"/>
-          <w:szCs w:val="24"/>
-        </w:rPr>
-        <w:t xml:space="preserve">Attention : Répondre « 15 cm » pour une aire : sans le ², la réponse est fausse à l’examen ! L’aire compte des carreaux (cm²), le périmètre mesure du fil (cm). Relire la question : couvrir → aire ; entourer → périmètre.</w:t>
-      </w:r>
-    </w:p>
-    <w:p>
-      <w:pPr>
         <w:spacing w:after="150" w:before="200"/>
         <w:jc w:val="left"/>
       </w:pPr>
@@ -4752,390 +2820,26 @@
           <w:sz w:val="28"/>
           <w:szCs w:val="28"/>
         </w:rPr>
-        <w:t xml:space="preserve">EXERCICE</w:t>
-      </w:r>
-    </w:p>
-    <w:p>
-      <w:pPr>
-        <w:spacing w:after="110" w:line="300"/>
-        <w:jc w:val="both"/>
-      </w:pPr>
-      <w:r>
-        <w:rPr>
-          <w:rFonts w:ascii="Times New Roman" w:cs="Times New Roman" w:eastAsia="Times New Roman" w:hAnsi="Times New Roman"/>
-          <w:b w:val="false"/>
-          <w:bCs w:val="false"/>
-          <w:i w:val="false"/>
-          <w:iCs w:val="false"/>
-          <w:color w:val="000000"/>
-          <w:sz w:val="24"/>
-          <w:szCs w:val="24"/>
-        </w:rPr>
-        <w:t xml:space="preserve">1. Calcule l’aire : a) rectangle de 7 cm sur 4 cm ; b) carré de 9 cm ; d) rectangle de 12 m sur 5 m ; e) carré de 20 m.</w:t>
-      </w:r>
-    </w:p>
-    <w:p>
-      <w:pPr>
-        <w:spacing w:after="110" w:line="300"/>
-        <w:jc w:val="both"/>
-      </w:pPr>
-      <w:r>
-        <w:rPr>
-          <w:rFonts w:ascii="Times New Roman" w:cs="Times New Roman" w:eastAsia="Times New Roman" w:hAnsi="Times New Roman"/>
-          <w:b w:val="false"/>
-          <w:bCs w:val="false"/>
-          <w:i w:val="false"/>
-          <w:iCs w:val="false"/>
-          <w:color w:val="000000"/>
-          <w:sz w:val="24"/>
-          <w:szCs w:val="24"/>
-        </w:rPr>
-        <w:t xml:space="preserve">2. Pour un rectangle de 10 m sur 3 m : a) calcule l’aire ; b) calcule le périmètre ; d) quelle réponse sert à acheter du grillage pour l’entourer ? e) laquelle sert à acheter du gazon pour le couvrir ?</w:t>
-      </w:r>
-    </w:p>
-    <w:p>
-      <w:pPr>
-        <w:spacing w:after="110" w:line="300"/>
-        <w:jc w:val="both"/>
-      </w:pPr>
-      <w:r>
-        <w:rPr>
-          <w:rFonts w:ascii="Times New Roman" w:cs="Times New Roman" w:eastAsia="Times New Roman" w:hAnsi="Times New Roman"/>
-          <w:b w:val="false"/>
-          <w:bCs w:val="false"/>
-          <w:i w:val="false"/>
-          <w:iCs w:val="false"/>
-          <w:color w:val="000000"/>
-          <w:sz w:val="24"/>
-          <w:szCs w:val="24"/>
-        </w:rPr>
-        <w:t xml:space="preserve">3. La salle de classe mesure 8 m sur 6 m. a) Calcule son aire. b) Un carreau couvre 0,25 m² : combien de carreaux pour le sol ? d) La longueur reste 8 m mais l’aire d’une autre salle est 40 m² : quelle est sa largeur ? e) Compare les deux salles en une phrase.</w:t>
-      </w:r>
-    </w:p>
-    <w:p>
-      <w:pPr>
-        <w:spacing w:after="110" w:line="300"/>
-        <w:jc w:val="both"/>
-      </w:pPr>
-      <w:r>
-        <w:rPr>
-          <w:rFonts w:ascii="Times New Roman" w:cs="Times New Roman" w:eastAsia="Times New Roman" w:hAnsi="Times New Roman"/>
-          <w:b w:val="false"/>
-          <w:bCs w:val="false"/>
-          <w:i w:val="false"/>
-          <w:iCs w:val="false"/>
-          <w:color w:val="000000"/>
-          <w:sz w:val="24"/>
-          <w:szCs w:val="24"/>
-        </w:rPr>
-        <w:t xml:space="preserve">4. Calcule l’aire : a) un carré de côté 6 cm ; b) un rectangle de 8 cm sur 5 cm ; d) un carré de côté 12 m ; e) un rectangle de 20 m sur 7 m.</w:t>
-      </w:r>
-    </w:p>
-    <w:p>
-      <w:pPr>
-        <w:spacing w:after="110" w:line="300"/>
-        <w:jc w:val="both"/>
-      </w:pPr>
-      <w:r>
-        <w:rPr>
-          <w:rFonts w:ascii="Times New Roman" w:cs="Times New Roman" w:eastAsia="Times New Roman" w:hAnsi="Times New Roman"/>
-          <w:b w:val="false"/>
-          <w:bCs w:val="false"/>
-          <w:i w:val="false"/>
-          <w:iCs w:val="false"/>
-          <w:color w:val="000000"/>
-          <w:sz w:val="24"/>
-          <w:szCs w:val="24"/>
-        </w:rPr>
-        <w:t xml:space="preserve">5. Une salle rectangulaire mesure 9 m sur 6 m. a) Quelle est son aire ? b) Combien de carreaux de 1 m² faut-il pour couvrir le sol ? d) À 8 000 Ar le carreau, quelle est la dépense ? e) Quel est le périmètre de la salle ?</w:t>
-      </w:r>
-    </w:p>
-    <w:p>
-      <w:pPr>
-        <w:spacing w:after="110" w:line="300"/>
-        <w:jc w:val="both"/>
-      </w:pPr>
-      <w:r>
-        <w:rPr>
-          <w:rFonts w:ascii="Times New Roman" w:cs="Times New Roman" w:eastAsia="Times New Roman" w:hAnsi="Times New Roman"/>
-          <w:b w:val="false"/>
-          <w:bCs w:val="false"/>
-          <w:i w:val="false"/>
-          <w:iCs w:val="false"/>
-          <w:color w:val="000000"/>
-          <w:sz w:val="24"/>
-          <w:szCs w:val="24"/>
-        </w:rPr>
-        <w:t xml:space="preserve">6. Défi CEPE — Un terrain rectangulaire de 24 m sur 15 m porte une maison carrée de 8 m de côté ; le reste est un jardin. a) Quelle est l’aire du terrain ? b) L’aire de la maison ? d) L’aire du jardin ? e) On sème du gazon à 1 500 Ar le m² : combien coûte le jardin ?</w:t>
-      </w:r>
-    </w:p>
-    <w:p>
-      <w:pPr>
-        <w:spacing w:after="150" w:before="200"/>
-        <w:jc w:val="left"/>
-      </w:pPr>
-      <w:r>
-        <w:rPr>
-          <w:rFonts w:ascii="Times New Roman" w:cs="Times New Roman" w:eastAsia="Times New Roman" w:hAnsi="Times New Roman"/>
-          <w:b/>
-          <w:bCs/>
-          <w:i w:val="false"/>
-          <w:iCs w:val="false"/>
-          <w:color w:val="2E7D32"/>
-          <w:sz w:val="28"/>
-          <w:szCs w:val="28"/>
-        </w:rPr>
-        <w:t xml:space="preserve">Correction</w:t>
-      </w:r>
-    </w:p>
-    <w:p>
-      <w:pPr>
-        <w:spacing w:after="80"/>
-      </w:pPr>
-      <w:r>
-        <w:rPr>
-          <w:rFonts w:ascii="Times New Roman" w:cs="Times New Roman" w:eastAsia="Times New Roman" w:hAnsi="Times New Roman"/>
-          <w:b/>
-          <w:bCs/>
-          <w:i w:val="false"/>
-          <w:iCs w:val="false"/>
-          <w:color w:val="C2185B"/>
-          <w:sz w:val="24"/>
-          <w:szCs w:val="24"/>
-        </w:rPr>
-        <w:t xml:space="preserve">1. </w:t>
-      </w:r>
-      <w:r>
-        <w:rPr>
-          <w:rFonts w:ascii="Times New Roman" w:cs="Times New Roman" w:eastAsia="Times New Roman" w:hAnsi="Times New Roman"/>
-          <w:b w:val="false"/>
-          <w:bCs w:val="false"/>
-          <w:i w:val="false"/>
-          <w:iCs w:val="false"/>
-          <w:color w:val="000000"/>
-          <w:sz w:val="24"/>
-          <w:szCs w:val="24"/>
-        </w:rPr>
-        <w:t xml:space="preserve">a) 28 cm² ; b) 81 cm² ; d) 60 m² ; e) 400 m².</w:t>
-      </w:r>
-    </w:p>
-    <w:p>
-      <w:pPr>
-        <w:spacing w:after="80"/>
-      </w:pPr>
-      <w:r>
-        <w:rPr>
-          <w:rFonts w:ascii="Times New Roman" w:cs="Times New Roman" w:eastAsia="Times New Roman" w:hAnsi="Times New Roman"/>
-          <w:b/>
-          <w:bCs/>
-          <w:i w:val="false"/>
-          <w:iCs w:val="false"/>
-          <w:color w:val="C2185B"/>
-          <w:sz w:val="24"/>
-          <w:szCs w:val="24"/>
-        </w:rPr>
-        <w:t xml:space="preserve">2. </w:t>
-      </w:r>
-      <w:r>
-        <w:rPr>
-          <w:rFonts w:ascii="Times New Roman" w:cs="Times New Roman" w:eastAsia="Times New Roman" w:hAnsi="Times New Roman"/>
-          <w:b w:val="false"/>
-          <w:bCs w:val="false"/>
-          <w:i w:val="false"/>
-          <w:iCs w:val="false"/>
-          <w:color w:val="000000"/>
-          <w:sz w:val="24"/>
-          <w:szCs w:val="24"/>
-        </w:rPr>
-        <w:t xml:space="preserve">a) 30 m² ; b) 26 m ; d) le périmètre (26 m) ; e) l’aire (30 m²).</w:t>
-      </w:r>
-    </w:p>
-    <w:p>
-      <w:pPr>
-        <w:spacing w:after="80"/>
-      </w:pPr>
-      <w:r>
-        <w:rPr>
-          <w:rFonts w:ascii="Times New Roman" w:cs="Times New Roman" w:eastAsia="Times New Roman" w:hAnsi="Times New Roman"/>
-          <w:b/>
-          <w:bCs/>
-          <w:i w:val="false"/>
-          <w:iCs w:val="false"/>
-          <w:color w:val="C2185B"/>
-          <w:sz w:val="24"/>
-          <w:szCs w:val="24"/>
-        </w:rPr>
-        <w:t xml:space="preserve">3. </w:t>
-      </w:r>
-      <w:r>
-        <w:rPr>
-          <w:rFonts w:ascii="Times New Roman" w:cs="Times New Roman" w:eastAsia="Times New Roman" w:hAnsi="Times New Roman"/>
-          <w:b w:val="false"/>
-          <w:bCs w:val="false"/>
-          <w:i w:val="false"/>
-          <w:iCs w:val="false"/>
-          <w:color w:val="000000"/>
-          <w:sz w:val="24"/>
-          <w:szCs w:val="24"/>
-        </w:rPr>
-        <w:t xml:space="preserve">a) 48 m² ; b) 48 ÷ 0,25 = 192 carreaux ; d) 40 ÷ 8 = 5 m ; e) la première salle (48 m²) est plus grande que la seconde (40 m²) de 8 m².</w:t>
-      </w:r>
-    </w:p>
-    <w:p>
-      <w:pPr>
-        <w:spacing w:after="80"/>
-      </w:pPr>
-      <w:r>
-        <w:rPr>
-          <w:rFonts w:ascii="Times New Roman" w:cs="Times New Roman" w:eastAsia="Times New Roman" w:hAnsi="Times New Roman"/>
-          <w:b/>
-          <w:bCs/>
-          <w:i w:val="false"/>
-          <w:iCs w:val="false"/>
-          <w:color w:val="C2185B"/>
-          <w:sz w:val="24"/>
-          <w:szCs w:val="24"/>
-        </w:rPr>
-        <w:t xml:space="preserve">4. </w:t>
-      </w:r>
-      <w:r>
-        <w:rPr>
-          <w:rFonts w:ascii="Times New Roman" w:cs="Times New Roman" w:eastAsia="Times New Roman" w:hAnsi="Times New Roman"/>
-          <w:b w:val="false"/>
-          <w:bCs w:val="false"/>
-          <w:i w:val="false"/>
-          <w:iCs w:val="false"/>
-          <w:color w:val="000000"/>
-          <w:sz w:val="24"/>
-          <w:szCs w:val="24"/>
-        </w:rPr>
-        <w:t xml:space="preserve">a) 6 × 6 = 36 cm² ; b) 8 × 5 = 40 cm² ; d) 144 m² ; e) 140 m².</w:t>
-      </w:r>
-    </w:p>
-    <w:p>
-      <w:pPr>
-        <w:spacing w:after="80"/>
-      </w:pPr>
-      <w:r>
-        <w:rPr>
-          <w:rFonts w:ascii="Times New Roman" w:cs="Times New Roman" w:eastAsia="Times New Roman" w:hAnsi="Times New Roman"/>
-          <w:b/>
-          <w:bCs/>
-          <w:i w:val="false"/>
-          <w:iCs w:val="false"/>
-          <w:color w:val="C2185B"/>
-          <w:sz w:val="24"/>
-          <w:szCs w:val="24"/>
-        </w:rPr>
-        <w:t xml:space="preserve">5. </w:t>
-      </w:r>
-      <w:r>
-        <w:rPr>
-          <w:rFonts w:ascii="Times New Roman" w:cs="Times New Roman" w:eastAsia="Times New Roman" w:hAnsi="Times New Roman"/>
-          <w:b w:val="false"/>
-          <w:bCs w:val="false"/>
-          <w:i w:val="false"/>
-          <w:iCs w:val="false"/>
-          <w:color w:val="000000"/>
-          <w:sz w:val="24"/>
-          <w:szCs w:val="24"/>
-        </w:rPr>
-        <w:t xml:space="preserve">a) 9 × 6 = 54 m² ; b) 54 carreaux ; d) 54 × 8 000 = 432 000 Ar ; e) (9 + 6) × 2 = 30 m.</w:t>
-      </w:r>
-    </w:p>
-    <w:p>
-      <w:pPr>
-        <w:spacing w:after="80"/>
-      </w:pPr>
-      <w:r>
-        <w:rPr>
-          <w:rFonts w:ascii="Times New Roman" w:cs="Times New Roman" w:eastAsia="Times New Roman" w:hAnsi="Times New Roman"/>
-          <w:b/>
-          <w:bCs/>
-          <w:i w:val="false"/>
-          <w:iCs w:val="false"/>
-          <w:color w:val="C2185B"/>
-          <w:sz w:val="24"/>
-          <w:szCs w:val="24"/>
-        </w:rPr>
-        <w:t xml:space="preserve">6. </w:t>
-      </w:r>
-      <w:r>
-        <w:rPr>
-          <w:rFonts w:ascii="Times New Roman" w:cs="Times New Roman" w:eastAsia="Times New Roman" w:hAnsi="Times New Roman"/>
-          <w:b w:val="false"/>
-          <w:bCs w:val="false"/>
-          <w:i w:val="false"/>
-          <w:iCs w:val="false"/>
-          <w:color w:val="000000"/>
-          <w:sz w:val="24"/>
-          <w:szCs w:val="24"/>
-        </w:rPr>
-        <w:t xml:space="preserve">a) 24 × 15 = 360 m² ; b) 8 × 8 = 64 m² ; d) 360 − 64 = 296 m² ; e) 296 × 1 500 = 444 000 Ar.</w:t>
-      </w:r>
-    </w:p>
-    <w:p>
-      <w:r>
-        <w:br w:type="page"/>
-      </w:r>
-    </w:p>
-    <w:p>
-      <w:pPr>
-        <w:spacing w:after="150" w:before="200"/>
-        <w:jc w:val="center"/>
-      </w:pPr>
-      <w:bookmarkStart w:name="u5_l8" w:id="9"/>
-      <w:r>
-        <w:rPr>
-          <w:rFonts w:ascii="Times New Roman" w:cs="Times New Roman" w:eastAsia="Times New Roman" w:hAnsi="Times New Roman"/>
-          <w:b/>
-          <w:bCs/>
-          <w:i w:val="false"/>
-          <w:iCs w:val="false"/>
-          <w:color w:val="C00000"/>
-          <w:sz w:val="32"/>
-          <w:szCs w:val="32"/>
-        </w:rPr>
-        <w:t xml:space="preserve">L’AIRE DU TRIANGLE ; COMPARER DES AIRES</w:t>
-      </w:r>
-      <w:bookmarkEnd w:id="9"/>
-    </w:p>
-    <w:p>
-      <w:pPr>
-        <w:spacing w:after="150" w:before="200"/>
-        <w:jc w:val="left"/>
-      </w:pPr>
-      <w:r>
-        <w:rPr>
-          <w:rFonts w:ascii="Times New Roman" w:cs="Times New Roman" w:eastAsia="Times New Roman" w:hAnsi="Times New Roman"/>
-          <w:b/>
-          <w:bCs/>
-          <w:i w:val="false"/>
-          <w:iCs w:val="false"/>
-          <w:color w:val="2E7D32"/>
-          <w:sz w:val="28"/>
-          <w:szCs w:val="28"/>
-        </w:rPr>
-        <w:t xml:space="preserve">Aire du triangle ; comparaison d’aires</w:t>
-      </w:r>
-    </w:p>
-    <w:p>
-      <w:pPr>
-        <w:spacing w:after="110" w:line="300"/>
-        <w:jc w:val="both"/>
-      </w:pPr>
-      <w:r>
-        <w:rPr>
-          <w:rFonts w:ascii="Times New Roman" w:cs="Times New Roman" w:eastAsia="Times New Roman" w:hAnsi="Times New Roman"/>
-          <w:b w:val="false"/>
-          <w:bCs w:val="false"/>
-          <w:i w:val="false"/>
-          <w:iCs w:val="false"/>
-          <w:color w:val="000000"/>
-          <w:sz w:val="24"/>
-          <w:szCs w:val="24"/>
-        </w:rPr>
-        <w:t xml:space="preserve">L’aire d’un triangle est la moitié de l’aire du rectangle qui a la même base et la même hauteur : aire du triangle = (base × hauteur) ÷ 2. La hauteur est la distance qui tombe PERPENDICULAIREMENT de la pointe sur la base.</w:t>
+        <w:t xml:space="preserve">Unités de masse jusqu’à la tonne</w:t>
+      </w:r>
+    </w:p>
+    <w:p>
+      <w:pPr>
+        <w:spacing w:after="110" w:line="300"/>
+        <w:jc w:val="both"/>
+      </w:pPr>
+      <w:r>
+        <w:rPr>
+          <w:rFonts w:ascii="Times New Roman" w:cs="Times New Roman" w:eastAsia="Times New Roman" w:hAnsi="Times New Roman"/>
+          <w:b w:val="false"/>
+          <w:bCs w:val="false"/>
+          <w:i w:val="false"/>
+          <w:iCs w:val="false"/>
+          <w:color w:val="000000"/>
+          <w:sz w:val="24"/>
+          <w:szCs w:val="24"/>
+        </w:rPr>
+        <w:t xml:space="preserve">La masse mesure ce que pèse un objet. L’unité principale est le gramme (g) ; au-dessus : le décagramme (dag), l’hectogramme (hg), le kilogramme (kg = 1 000 g), le quintal (q = 100 kg) et la tonne (t = 1 000 kg). Le tableau de conversion fonctionne comme celui des longueurs : un chiffre par colonne.</w:t>
       </w:r>
     </w:p>
     <w:p>
@@ -5154,7 +2858,7 @@
           <w:sz w:val="24"/>
           <w:szCs w:val="24"/>
         </w:rPr>
-        <w:t xml:space="preserve">un triangle est toujours un demi-rectangle caché : base fois hauteur, puis on partage en deux.</w:t>
+        <w:t xml:space="preserve">même escalier que les longueurs, mais pour le poids : g pour les petits objets, kg pour le quotidien, tonne pour les camions.</w:t>
       </w:r>
     </w:p>
     <w:p>
@@ -5165,7 +2869,7 @@
       <w:r>
         <w:drawing>
           <wp:inline distT="0" distB="0" distL="0" distR="0">
-            <wp:extent cx="4762500" cy="3486150"/>
+            <wp:extent cx="4762500" cy="1790700"/>
             <wp:effectExtent t="0" r="0" b="0" l="0"/>
             <wp:docPr id="8" name=""/>
             <wp:cNvGraphicFramePr>
@@ -5190,7 +2894,7 @@
                   <pic:spPr bwMode="auto">
                     <a:xfrm>
                       <a:off x="0" y="0"/>
-                      <a:ext cx="4762500" cy="3486150"/>
+                      <a:ext cx="4762500" cy="1790700"/>
                     </a:xfrm>
                     <a:prstGeom prst="rect">
                       <a:avLst/>
@@ -5233,7 +2937,7 @@
           <w:sz w:val="24"/>
           <w:szCs w:val="24"/>
         </w:rPr>
-        <w:t xml:space="preserve"> Triangle de base 10 cm et de hauteur 6 cm : (10 × 6) ÷ 2 = 30 cm² — la moitié du rectangle 10 × 6.</w:t>
+        <w:t xml:space="preserve"> 3,2 kg = 3 200 g ; 450 kg = 4,5 q ; 7 t = 7 000 kg ; un sac de ciment estimé « lourd comme 5 seaux » ≈ 50 kg.</w:t>
       </w:r>
     </w:p>
     <w:p>
@@ -5253,7 +2957,7 @@
           <w:sz w:val="24"/>
           <w:szCs w:val="24"/>
         </w:rPr>
-        <w:t xml:space="preserve">1. Repérer la base, puis la hauteur perpendiculaire (l’équerre contrôle).</w:t>
+        <w:t xml:space="preserve">1. Estimer d’abord la masse avec un repère connu.</w:t>
       </w:r>
     </w:p>
     <w:p>
@@ -5273,7 +2977,7 @@
           <w:sz w:val="24"/>
           <w:szCs w:val="24"/>
         </w:rPr>
-        <w:t xml:space="preserve">2. Multiplier base × hauteur, puis diviser par 2.</w:t>
+        <w:t xml:space="preserve">2. Peser (équilibre des plateaux) ou convertir au tableau, un chiffre par colonne.</w:t>
       </w:r>
     </w:p>
     <w:p>
@@ -5293,7 +2997,7 @@
           <w:sz w:val="24"/>
           <w:szCs w:val="24"/>
         </w:rPr>
-        <w:t xml:space="preserve">3. Pour comparer des figures : calculer chaque aire dans la même unité, ou compter les carreaux.</w:t>
+        <w:t xml:space="preserve">3. Confronter mesure et estimation ; écrire l’unité.</w:t>
       </w:r>
     </w:p>
     <w:p>
@@ -5313,7 +3017,7 @@
           <w:sz w:val="24"/>
           <w:szCs w:val="24"/>
         </w:rPr>
-        <w:t xml:space="preserve">aire du triangle = (base × hauteur) ÷ 2 ; la hauteur tombe perpendiculairement sur la base ; comparer par formule, carreaux ou découpage.</w:t>
+        <w:t xml:space="preserve">t q kg hg dag g ; 1 t = 1 000 kg, 1 q = 100 kg, 1 kg = 1 000 g ; estimer avant de peser avec des repères (orange 200 g, seau 10 kg, zébu 400 kg).</w:t>
       </w:r>
     </w:p>
     <w:p>
@@ -5333,7 +3037,7 @@
           <w:sz w:val="24"/>
           <w:szCs w:val="24"/>
         </w:rPr>
-        <w:t xml:space="preserve">Le savais-tu ? Il y a 4 000 ans, les arpenteurs d’Égypte recalculaient les champs après chaque crue du Nil qui effaçait les bornes : ils découpaient les terrains en triangles et mesuraient leurs aires — c’est la naissance même du mot « géométrie » : geo-metria, la mesure de la terre !</w:t>
+        <w:t xml:space="preserve">Le savais-tu ? Pendant 130 ans, le kilogramme du monde entier a été UN objet : un cylindre de métal précieux gardé sous trois cloches de verre près de Paris, le « grand K ».</w:t>
       </w:r>
     </w:p>
     <w:p>
@@ -5353,7 +3057,7 @@
           <w:sz w:val="24"/>
           <w:szCs w:val="24"/>
         </w:rPr>
-        <w:t xml:space="preserve">Attention : Oublier le ÷ 2 : base × hauteur donne l’aire du RECTANGLE entier, le double du triangle ! Le triangle n’est que la moitié : la division par 2 fait partie de la formule.</w:t>
+        <w:t xml:space="preserve">Attention : Confondre les écarts : entre kg et g il y a TROIS colonnes (× 1 000), pas une ! 2,5 kg = 2 500 g, et non 250 g. Le quintal (100 kg) et la tonne (1 000 kg) se confondent aussi : un zébu pèse des quintaux, pas des tonnes.</w:t>
       </w:r>
     </w:p>
     <w:p>
@@ -5391,102 +3095,102 @@
           <w:sz w:val="24"/>
           <w:szCs w:val="24"/>
         </w:rPr>
-        <w:t xml:space="preserve">1. Calcule l’aire du triangle : a) base 8 cm, hauteur 5 cm ; b) base 12 cm, hauteur 7 cm ; d) base 9 m, hauteur 4 m ; e) triangle rectangle de côtés de l’angle droit 6 et 8 cm.</w:t>
-      </w:r>
-    </w:p>
-    <w:p>
-      <w:pPr>
-        <w:spacing w:after="110" w:line="300"/>
-        <w:jc w:val="both"/>
-      </w:pPr>
-      <w:r>
-        <w:rPr>
-          <w:rFonts w:ascii="Times New Roman" w:cs="Times New Roman" w:eastAsia="Times New Roman" w:hAnsi="Times New Roman"/>
-          <w:b w:val="false"/>
-          <w:bCs w:val="false"/>
-          <w:i w:val="false"/>
-          <w:iCs w:val="false"/>
-          <w:color w:val="000000"/>
-          <w:sz w:val="24"/>
-          <w:szCs w:val="24"/>
-        </w:rPr>
-        <w:t xml:space="preserve">2. Un rectangle de 10 cm sur 6 cm est coupé par sa diagonale. a) Aire du rectangle ? b) Aire de chaque triangle ? d) Les deux triangles ont-ils la même aire ? e) Quel est le périmètre du rectangle (pour ne pas confondre !) ?</w:t>
-      </w:r>
-    </w:p>
-    <w:p>
-      <w:pPr>
-        <w:spacing w:after="110" w:line="300"/>
-        <w:jc w:val="both"/>
-      </w:pPr>
-      <w:r>
-        <w:rPr>
-          <w:rFonts w:ascii="Times New Roman" w:cs="Times New Roman" w:eastAsia="Times New Roman" w:hAnsi="Times New Roman"/>
-          <w:b w:val="false"/>
-          <w:bCs w:val="false"/>
-          <w:i w:val="false"/>
-          <w:iCs w:val="false"/>
-          <w:color w:val="000000"/>
-          <w:sz w:val="24"/>
-          <w:szCs w:val="24"/>
-        </w:rPr>
-        <w:t xml:space="preserve">3. Compare les aires : a) triangle de base 10 et hauteur 4 ; b) carré de 5 ; d) rectangle de 7 sur 3 (tout en cm) ; e) range les trois figures de la plus petite à la plus grande aire.</w:t>
-      </w:r>
-    </w:p>
-    <w:p>
-      <w:pPr>
-        <w:spacing w:after="110" w:line="300"/>
-        <w:jc w:val="both"/>
-      </w:pPr>
-      <w:r>
-        <w:rPr>
-          <w:rFonts w:ascii="Times New Roman" w:cs="Times New Roman" w:eastAsia="Times New Roman" w:hAnsi="Times New Roman"/>
-          <w:b w:val="false"/>
-          <w:bCs w:val="false"/>
-          <w:i w:val="false"/>
-          <w:iCs w:val="false"/>
-          <w:color w:val="000000"/>
-          <w:sz w:val="24"/>
-          <w:szCs w:val="24"/>
-        </w:rPr>
-        <w:t xml:space="preserve">4. Calcule l’aire du triangle : a) base 6 cm, hauteur 4 cm ; b) base 10 cm, hauteur 7 cm ; d) base 9 cm, hauteur 6 cm ; e) base 5 cm, hauteur 5 cm.</w:t>
-      </w:r>
-    </w:p>
-    <w:p>
-      <w:pPr>
-        <w:spacing w:after="110" w:line="300"/>
-        <w:jc w:val="both"/>
-      </w:pPr>
-      <w:r>
-        <w:rPr>
-          <w:rFonts w:ascii="Times New Roman" w:cs="Times New Roman" w:eastAsia="Times New Roman" w:hAnsi="Times New Roman"/>
-          <w:b w:val="false"/>
-          <w:bCs w:val="false"/>
-          <w:i w:val="false"/>
-          <w:iCs w:val="false"/>
-          <w:color w:val="000000"/>
-          <w:sz w:val="24"/>
-          <w:szCs w:val="24"/>
-        </w:rPr>
-        <w:t xml:space="preserve">5. a) Un triangle a une aire de 24 cm² et une base de 8 cm : quelle est sa hauteur ? b) Compare l’aire du triangle de base 12 cm et hauteur 5 cm avec celle du rectangle de 6 cm sur 5 cm. d) Deux triangles ont la même base de 8 cm, avec des hauteurs de 3 cm et 6 cm : compare leurs aires. e) Pourquoi divise-t-on par 2 dans la formule de l’aire du triangle ?</w:t>
-      </w:r>
-    </w:p>
-    <w:p>
-      <w:pPr>
-        <w:spacing w:after="110" w:line="300"/>
-        <w:jc w:val="both"/>
-      </w:pPr>
-      <w:r>
-        <w:rPr>
-          <w:rFonts w:ascii="Times New Roman" w:cs="Times New Roman" w:eastAsia="Times New Roman" w:hAnsi="Times New Roman"/>
-          <w:b w:val="false"/>
-          <w:bCs w:val="false"/>
-          <w:i w:val="false"/>
-          <w:iCs w:val="false"/>
-          <w:color w:val="000000"/>
-          <w:sz w:val="24"/>
-          <w:szCs w:val="24"/>
-        </w:rPr>
-        <w:t xml:space="preserve">6. Défi CEPE — Un champ en forme de quadrilatère est coupé par une diagonale en deux triangles : le premier a une base de 40 m et une hauteur de 25 m ; le second, la même base de 40 m et une hauteur de 15 m. a) Aire du premier triangle ? b) Du second ? d) Aire totale du champ ? e) Avec 2 kg de maïs récoltés par m², quelle est la récolte totale ?</w:t>
+        <w:t xml:space="preserve">1. Convertis : a) 4 kg en g ; b) 2 500 g en kg ; d) 3 t en kg ; e) 5 q en kg.</w:t>
+      </w:r>
+    </w:p>
+    <w:p>
+      <w:pPr>
+        <w:spacing w:after="110" w:line="300"/>
+        <w:jc w:val="both"/>
+      </w:pPr>
+      <w:r>
+        <w:rPr>
+          <w:rFonts w:ascii="Times New Roman" w:cs="Times New Roman" w:eastAsia="Times New Roman" w:hAnsi="Times New Roman"/>
+          <w:b w:val="false"/>
+          <w:bCs w:val="false"/>
+          <w:i w:val="false"/>
+          <w:iCs w:val="false"/>
+          <w:color w:val="000000"/>
+          <w:sz w:val="24"/>
+          <w:szCs w:val="24"/>
+        </w:rPr>
+        <w:t xml:space="preserve">2. Choisis l’unité (g, kg, q ou t) : a) une gomme ; b) un sac de riz du marché ; d) un zébu ; e) un camion chargé.</w:t>
+      </w:r>
+    </w:p>
+    <w:p>
+      <w:pPr>
+        <w:spacing w:after="110" w:line="300"/>
+        <w:jc w:val="both"/>
+      </w:pPr>
+      <w:r>
+        <w:rPr>
+          <w:rFonts w:ascii="Times New Roman" w:cs="Times New Roman" w:eastAsia="Times New Roman" w:hAnsi="Times New Roman"/>
+          <w:b w:val="false"/>
+          <w:bCs w:val="false"/>
+          <w:i w:val="false"/>
+          <w:iCs w:val="false"/>
+          <w:color w:val="000000"/>
+          <w:sz w:val="24"/>
+          <w:szCs w:val="24"/>
+        </w:rPr>
+        <w:t xml:space="preserve">3. La coopérative stocke 2,4 t de riz. a) Convertis en kg. b) On remplit des sacs de 50 kg : combien de sacs ? d) Un client achète 6 sacs : quelle masse en kg ? e) Exprime le reste du stock en tonnes.</w:t>
+      </w:r>
+    </w:p>
+    <w:p>
+      <w:pPr>
+        <w:spacing w:after="110" w:line="300"/>
+        <w:jc w:val="both"/>
+      </w:pPr>
+      <w:r>
+        <w:rPr>
+          <w:rFonts w:ascii="Times New Roman" w:cs="Times New Roman" w:eastAsia="Times New Roman" w:hAnsi="Times New Roman"/>
+          <w:b w:val="false"/>
+          <w:bCs w:val="false"/>
+          <w:i w:val="false"/>
+          <w:iCs w:val="false"/>
+          <w:color w:val="000000"/>
+          <w:sz w:val="24"/>
+          <w:szCs w:val="24"/>
+        </w:rPr>
+        <w:t xml:space="preserve">4. Convertis : a) 3 kg en g ; b) 4 500 g en kg ; d) 2 t en kg ; e) 750 g + 250 g, en kg.</w:t>
+      </w:r>
+    </w:p>
+    <w:p>
+      <w:pPr>
+        <w:spacing w:after="110" w:line="300"/>
+        <w:jc w:val="both"/>
+      </w:pPr>
+      <w:r>
+        <w:rPr>
+          <w:rFonts w:ascii="Times New Roman" w:cs="Times New Roman" w:eastAsia="Times New Roman" w:hAnsi="Times New Roman"/>
+          <w:b w:val="false"/>
+          <w:bCs w:val="false"/>
+          <w:i w:val="false"/>
+          <w:iCs w:val="false"/>
+          <w:color w:val="000000"/>
+          <w:sz w:val="24"/>
+          <w:szCs w:val="24"/>
+        </w:rPr>
+        <w:t xml:space="preserve">5. Choisis l’unité qui convient (g, kg ou t) : a) la masse d’un zébu ; b) d’une orange ; d) d’un sac de riz ; e) d’un camion chargé.</w:t>
+      </w:r>
+    </w:p>
+    <w:p>
+      <w:pPr>
+        <w:spacing w:after="110" w:line="300"/>
+        <w:jc w:val="both"/>
+      </w:pPr>
+      <w:r>
+        <w:rPr>
+          <w:rFonts w:ascii="Times New Roman" w:cs="Times New Roman" w:eastAsia="Times New Roman" w:hAnsi="Times New Roman"/>
+          <w:b w:val="false"/>
+          <w:bCs w:val="false"/>
+          <w:i w:val="false"/>
+          <w:iCs w:val="false"/>
+          <w:color w:val="000000"/>
+          <w:sz w:val="24"/>
+          <w:szCs w:val="24"/>
+        </w:rPr>
+        <w:t xml:space="preserve">6. Défi CEPE — Une marchande achète 25 kg de sucre pour 110 000 Ar et prépare des sachets de 500 g. a) Convertis 25 kg en grammes. b) Combien de sachets obtient-elle ? d) Elle vend chaque sachet 2 500 Ar : quelle est sa recette totale ? e) Quel est son bénéfice ?</w:t>
       </w:r>
     </w:p>
     <w:p>
@@ -5536,7 +3240,7 @@
           <w:sz w:val="24"/>
           <w:szCs w:val="24"/>
         </w:rPr>
-        <w:t xml:space="preserve">a) 20 cm² ; b) 42 cm² ; d) 18 m² ; e) (6 × 8) ÷ 2 = 24 cm².</w:t>
+        <w:t xml:space="preserve">a) 4 000 g ; b) 2,5 kg ; d) 3 000 kg ; e) 500 kg.</w:t>
       </w:r>
     </w:p>
     <w:p>
@@ -5567,7 +3271,7 @@
           <w:sz w:val="24"/>
           <w:szCs w:val="24"/>
         </w:rPr>
-        <w:t xml:space="preserve">a) 60 cm² ; b) 30 cm² ; d) oui : superposables, même aire ; e) (10 + 6) × 2 = 32 cm.</w:t>
+        <w:t xml:space="preserve">a) g (≈ 20 g) ; b) kg ; d) q (3 à 5 q) ; e) t.</w:t>
       </w:r>
     </w:p>
     <w:p>
@@ -5598,7 +3302,7 @@
           <w:sz w:val="24"/>
           <w:szCs w:val="24"/>
         </w:rPr>
-        <w:t xml:space="preserve">a) 20 cm² ; b) 25 cm² ; d) 21 cm² ; e) triangle (20) &lt; rectangle (21) &lt; carré (25).</w:t>
+        <w:t xml:space="preserve">a) 2 400 kg ; b) 2 400 ÷ 50 = 48 sacs ; d) 300 kg ; e) 2 400 − 300 = 2 100 kg = 2,1 t.</w:t>
       </w:r>
     </w:p>
     <w:p>
@@ -5629,7 +3333,7 @@
           <w:sz w:val="24"/>
           <w:szCs w:val="24"/>
         </w:rPr>
-        <w:t xml:space="preserve">a) (6 × 4) ÷ 2 = 12 cm² ; b) 35 cm² ; d) 27 cm² ; e) 12,5 cm².</w:t>
+        <w:t xml:space="preserve">a) 3 000 g ; b) 4,5 kg ; d) 2 000 kg ; e) 1 000 g = 1 kg.</w:t>
       </w:r>
     </w:p>
     <w:p>
@@ -5660,7 +3364,7 @@
           <w:sz w:val="24"/>
           <w:szCs w:val="24"/>
         </w:rPr>
-        <w:t xml:space="preserve">a) (24 × 2) ÷ 8 = 6 cm ; b) triangle : (12 × 5) ÷ 2 = 30 cm² ; rectangle : 6 × 5 = 30 cm² : aires égales ; d) 12 cm² et 24 cm² : la seconde est le double ; e) parce qu’un triangle est la moitié d’un rectangle de même base et de même hauteur.</w:t>
+        <w:t xml:space="preserve">a) en kg (300 à 400 kg environ) ; b) en g ; d) en kg ; e) en t.</w:t>
       </w:r>
     </w:p>
     <w:p>
@@ -5691,7 +3395,7 @@
           <w:sz w:val="24"/>
           <w:szCs w:val="24"/>
         </w:rPr>
-        <w:t xml:space="preserve">a) (40 × 25) ÷ 2 = 500 m² ; b) (40 × 15) ÷ 2 = 300 m² ; d) 500 + 300 = 800 m² ; e) 800 × 2 = 1 600 kg de maïs.</w:t>
+        <w:t xml:space="preserve">a) 25 000 g ; b) 25 000 ÷ 500 = 50 sachets ; d) 50 × 2 500 = 125 000 Ar ; e) 125 000 − 110 000 = 15 000 Ar.</w:t>
       </w:r>
     </w:p>
     <w:p>
@@ -5704,7 +3408,7 @@
         <w:spacing w:after="150" w:before="200"/>
         <w:jc w:val="center"/>
       </w:pPr>
-      <w:bookmarkStart w:name="u5_l9" w:id="10"/>
+      <w:bookmarkStart w:name="u5_l5" w:id="6"/>
       <w:r>
         <w:rPr>
           <w:rFonts w:ascii="Times New Roman" w:cs="Times New Roman" w:eastAsia="Times New Roman" w:hAnsi="Times New Roman"/>
@@ -5716,76 +3420,19 @@
           <w:sz w:val="32"/>
           <w:szCs w:val="32"/>
         </w:rPr>
-        <w:t xml:space="preserve">LE VOLUME : CUBES UNITÉS, CUBE ET PAVÉ DROIT</w:t>
-      </w:r>
-      <w:bookmarkEnd w:id="10"/>
-    </w:p>
-    <w:p>
-      <w:pPr>
-        <w:spacing w:after="150" w:before="200"/>
-        <w:jc w:val="left"/>
-      </w:pPr>
-      <w:r>
-        <w:rPr>
-          <w:rFonts w:ascii="Times New Roman" w:cs="Times New Roman" w:eastAsia="Times New Roman" w:hAnsi="Times New Roman"/>
-          <w:b/>
-          <w:bCs/>
-          <w:i w:val="false"/>
-          <w:iCs w:val="false"/>
-          <w:color w:val="2E7D32"/>
-          <w:sz w:val="28"/>
-          <w:szCs w:val="28"/>
-        </w:rPr>
-        <w:t xml:space="preserve">Notion intuitive de volume (cm³)</w:t>
-      </w:r>
-    </w:p>
-    <w:p>
-      <w:pPr>
-        <w:spacing w:after="110" w:line="300"/>
-        <w:jc w:val="both"/>
-      </w:pPr>
-      <w:r>
-        <w:rPr>
-          <w:rFonts w:ascii="Times New Roman" w:cs="Times New Roman" w:eastAsia="Times New Roman" w:hAnsi="Times New Roman"/>
-          <w:b w:val="false"/>
-          <w:bCs w:val="false"/>
-          <w:i w:val="false"/>
-          <w:iCs w:val="false"/>
-          <w:color w:val="000000"/>
-          <w:sz w:val="24"/>
-          <w:szCs w:val="24"/>
-        </w:rPr>
-        <w:t xml:space="preserve">Le volume mesure la place qu’occupe un objet dans l’espace. L’unité est le cube unité : le cm³ est un cube de 1 cm d’arête. Le volume d’un pavé droit se trouve en comptant ses cubes : longueur × largeur × hauteur ; le cube, dont toutes les arêtes sont égales, a pour volume arête × arête × arête.</w:t>
-      </w:r>
-    </w:p>
-    <w:p>
-      <w:pPr>
-        <w:spacing w:after="110" w:line="300"/>
-        <w:jc w:val="both"/>
-      </w:pPr>
-      <w:r>
-        <w:rPr>
-          <w:rFonts w:ascii="Times New Roman" w:cs="Times New Roman" w:eastAsia="Times New Roman" w:hAnsi="Times New Roman"/>
-          <w:b w:val="false"/>
-          <w:bCs w:val="false"/>
-          <w:i/>
-          <w:iCs/>
-          <w:color w:val="1F4E79"/>
-          <w:sz w:val="24"/>
-          <w:szCs w:val="24"/>
-        </w:rPr>
-        <w:t xml:space="preserve">après le fil du périmètre et les carreaux de l’aire, voici les dés du volume : on compte combien de petits cubes remplissent la boîte.</w:t>
-      </w:r>
-    </w:p>
-    <w:p>
-      <w:pPr>
-        <w:spacing w:after="120" w:before="120"/>
+        <w:t xml:space="preserve">LA CAPACITÉ : LITRES ET CONVERSIONS</w:t>
+      </w:r>
+      <w:bookmarkEnd w:id="6"/>
+    </w:p>
+    <w:p>
+      <w:pPr>
+        <w:spacing w:after="120" w:before="100"/>
         <w:jc w:val="center"/>
       </w:pPr>
       <w:r>
         <w:drawing>
           <wp:inline distT="0" distB="0" distL="0" distR="0">
-            <wp:extent cx="4762500" cy="4362450"/>
+            <wp:extent cx="4476750" cy="2438400"/>
             <wp:effectExtent t="0" r="0" b="0" l="0"/>
             <wp:docPr id="9" name=""/>
             <wp:cNvGraphicFramePr>
@@ -5802,6 +3449,2773 @@
                   </pic:nvPicPr>
                   <pic:blipFill>
                     <a:blip r:embed="rId17" cstate="none"/>
+                    <a:srcRect/>
+                    <a:stretch>
+                      <a:fillRect/>
+                    </a:stretch>
+                  </pic:blipFill>
+                  <pic:spPr bwMode="auto">
+                    <a:xfrm>
+                      <a:off x="0" y="0"/>
+                      <a:ext cx="4476750" cy="2438400"/>
+                    </a:xfrm>
+                    <a:prstGeom prst="rect">
+                      <a:avLst/>
+                    </a:prstGeom>
+                  </pic:spPr>
+                </pic:pic>
+              </a:graphicData>
+            </a:graphic>
+          </wp:inline>
+        </w:drawing>
+      </w:r>
+    </w:p>
+    <w:p>
+      <w:pPr>
+        <w:spacing w:after="150" w:before="200"/>
+        <w:jc w:val="left"/>
+      </w:pPr>
+      <w:r>
+        <w:rPr>
+          <w:rFonts w:ascii="Times New Roman" w:cs="Times New Roman" w:eastAsia="Times New Roman" w:hAnsi="Times New Roman"/>
+          <w:b/>
+          <w:bCs/>
+          <w:i w:val="false"/>
+          <w:iCs w:val="false"/>
+          <w:color w:val="2E7D32"/>
+          <w:sz w:val="28"/>
+          <w:szCs w:val="28"/>
+        </w:rPr>
+        <w:t xml:space="preserve">Unités de capacité ; lien capacité-masse</w:t>
+      </w:r>
+    </w:p>
+    <w:p>
+      <w:pPr>
+        <w:spacing w:after="110" w:line="300"/>
+        <w:jc w:val="both"/>
+      </w:pPr>
+      <w:r>
+        <w:rPr>
+          <w:rFonts w:ascii="Times New Roman" w:cs="Times New Roman" w:eastAsia="Times New Roman" w:hAnsi="Times New Roman"/>
+          <w:b w:val="false"/>
+          <w:bCs w:val="false"/>
+          <w:i w:val="false"/>
+          <w:iCs w:val="false"/>
+          <w:color w:val="000000"/>
+          <w:sz w:val="24"/>
+          <w:szCs w:val="24"/>
+        </w:rPr>
+        <w:t xml:space="preserve">La capacité mesure ce qu’un récipient peut contenir. L’unité principale est le litre (L) ; au-dessus : le décalitre (daL) et l’hectolitre (hL = 100 L) ; en dessous : le décilitre (dL), le centilitre (cL) et le millilitre (mL). 1 L = 100 cL = 1 000 mL. Pour l’eau, 1 litre pèse 1 kilogramme.</w:t>
+      </w:r>
+    </w:p>
+    <w:p>
+      <w:pPr>
+        <w:spacing w:after="110" w:line="300"/>
+        <w:jc w:val="both"/>
+      </w:pPr>
+      <w:r>
+        <w:rPr>
+          <w:rFonts w:ascii="Times New Roman" w:cs="Times New Roman" w:eastAsia="Times New Roman" w:hAnsi="Times New Roman"/>
+          <w:b w:val="false"/>
+          <w:bCs w:val="false"/>
+          <w:i/>
+          <w:iCs/>
+          <w:color w:val="1F4E79"/>
+          <w:sz w:val="24"/>
+          <w:szCs w:val="24"/>
+        </w:rPr>
+        <w:t xml:space="preserve">le litre a le même escalier que les autres unités — et pour l’eau, litres et kilos disent le même nombre.</w:t>
+      </w:r>
+    </w:p>
+    <w:p>
+      <w:pPr>
+        <w:spacing w:after="120" w:before="120"/>
+        <w:jc w:val="center"/>
+      </w:pPr>
+      <w:r>
+        <w:drawing>
+          <wp:inline distT="0" distB="0" distL="0" distR="0">
+            <wp:extent cx="4762500" cy="2000250"/>
+            <wp:effectExtent t="0" r="0" b="0" l="0"/>
+            <wp:docPr id="10" name=""/>
+            <wp:cNvGraphicFramePr>
+              <a:graphicFrameLocks xmlns:a="http://schemas.openxmlformats.org/drawingml/2006/main" noChangeAspect="1"/>
+            </wp:cNvGraphicFramePr>
+            <a:graphic xmlns:a="http://schemas.openxmlformats.org/drawingml/2006/main">
+              <a:graphicData uri="http://schemas.openxmlformats.org/drawingml/2006/picture">
+                <pic:pic xmlns:pic="http://schemas.openxmlformats.org/drawingml/2006/picture">
+                  <pic:nvPicPr>
+                    <pic:cNvPr id="0" name="" descr=""/>
+                    <pic:cNvPicPr>
+                      <a:picLocks noChangeAspect="1" noChangeArrowheads="1"/>
+                    </pic:cNvPicPr>
+                  </pic:nvPicPr>
+                  <pic:blipFill>
+                    <a:blip r:embed="rId18" cstate="none"/>
+                    <a:srcRect/>
+                    <a:stretch>
+                      <a:fillRect/>
+                    </a:stretch>
+                  </pic:blipFill>
+                  <pic:spPr bwMode="auto">
+                    <a:xfrm>
+                      <a:off x="0" y="0"/>
+                      <a:ext cx="4762500" cy="2000250"/>
+                    </a:xfrm>
+                    <a:prstGeom prst="rect">
+                      <a:avLst/>
+                    </a:prstGeom>
+                  </pic:spPr>
+                </pic:pic>
+              </a:graphicData>
+            </a:graphic>
+          </wp:inline>
+        </w:drawing>
+      </w:r>
+    </w:p>
+    <w:p>
+      <w:pPr>
+        <w:spacing w:after="130" w:before="100" w:line="300"/>
+        <w:jc w:val="both"/>
+      </w:pPr>
+      <w:r>
+        <w:rPr>
+          <w:rFonts w:ascii="Times New Roman" w:cs="Times New Roman" w:eastAsia="Times New Roman" w:hAnsi="Times New Roman"/>
+          <w:b w:val="false"/>
+          <w:bCs w:val="false"/>
+          <w:i/>
+          <w:iCs/>
+          <w:color w:val="000000"/>
+          <w:sz w:val="24"/>
+          <w:szCs w:val="24"/>
+          <w:u w:val="single"/>
+        </w:rPr>
+        <w:t xml:space="preserve">Exemple :</w:t>
+      </w:r>
+      <w:r>
+        <w:rPr>
+          <w:rFonts w:ascii="Times New Roman" w:cs="Times New Roman" w:eastAsia="Times New Roman" w:hAnsi="Times New Roman"/>
+          <w:b w:val="false"/>
+          <w:bCs w:val="false"/>
+          <w:i w:val="false"/>
+          <w:iCs w:val="false"/>
+          <w:color w:val="000000"/>
+          <w:sz w:val="24"/>
+          <w:szCs w:val="24"/>
+        </w:rPr>
+        <w:t xml:space="preserve"> 2,5 L = 250 cL ; 500 mL = 0,5 L ; une citerne de 1 500 L d’eau pèse 1 500 kg = 1,5 t.</w:t>
+      </w:r>
+    </w:p>
+    <w:p>
+      <w:pPr>
+        <w:spacing w:after="55" w:line="300"/>
+        <w:ind w:left="260"/>
+        <w:jc w:val="both"/>
+      </w:pPr>
+      <w:r>
+        <w:rPr>
+          <w:rFonts w:ascii="Times New Roman" w:cs="Times New Roman" w:eastAsia="Times New Roman" w:hAnsi="Times New Roman"/>
+          <w:b w:val="false"/>
+          <w:bCs w:val="false"/>
+          <w:i w:val="false"/>
+          <w:iCs w:val="false"/>
+          <w:color w:val="000000"/>
+          <w:sz w:val="24"/>
+          <w:szCs w:val="24"/>
+        </w:rPr>
+        <w:t xml:space="preserve">1. Estimer la capacité avec un repère (verre, bouteille, seau, bidon).</w:t>
+      </w:r>
+    </w:p>
+    <w:p>
+      <w:pPr>
+        <w:spacing w:after="55" w:line="300"/>
+        <w:ind w:left="260"/>
+        <w:jc w:val="both"/>
+      </w:pPr>
+      <w:r>
+        <w:rPr>
+          <w:rFonts w:ascii="Times New Roman" w:cs="Times New Roman" w:eastAsia="Times New Roman" w:hAnsi="Times New Roman"/>
+          <w:b w:val="false"/>
+          <w:bCs w:val="false"/>
+          <w:i w:val="false"/>
+          <w:iCs w:val="false"/>
+          <w:color w:val="000000"/>
+          <w:sz w:val="24"/>
+          <w:szCs w:val="24"/>
+        </w:rPr>
+        <w:t xml:space="preserve">2. Convertir au tableau, un chiffre par colonne.</w:t>
+      </w:r>
+    </w:p>
+    <w:p>
+      <w:pPr>
+        <w:spacing w:after="55" w:line="300"/>
+        <w:ind w:left="260"/>
+        <w:jc w:val="both"/>
+      </w:pPr>
+      <w:r>
+        <w:rPr>
+          <w:rFonts w:ascii="Times New Roman" w:cs="Times New Roman" w:eastAsia="Times New Roman" w:hAnsi="Times New Roman"/>
+          <w:b w:val="false"/>
+          <w:bCs w:val="false"/>
+          <w:i w:val="false"/>
+          <w:iCs w:val="false"/>
+          <w:color w:val="000000"/>
+          <w:sz w:val="24"/>
+          <w:szCs w:val="24"/>
+        </w:rPr>
+        <w:t xml:space="preserve">3. Pour l’eau, traduire les litres en kg (même nombre) si le problème parle de masse.</w:t>
+      </w:r>
+    </w:p>
+    <w:p>
+      <w:pPr>
+        <w:shd w:fill="E8F5E9" w:val="clear"/>
+        <w:spacing w:after="110" w:line="300"/>
+        <w:jc w:val="both"/>
+      </w:pPr>
+      <w:r>
+        <w:rPr>
+          <w:rFonts w:ascii="Times New Roman" w:cs="Times New Roman" w:eastAsia="Times New Roman" w:hAnsi="Times New Roman"/>
+          <w:b/>
+          <w:bCs/>
+          <w:i w:val="false"/>
+          <w:iCs w:val="false"/>
+          <w:color w:val="000000"/>
+          <w:sz w:val="24"/>
+          <w:szCs w:val="24"/>
+        </w:rPr>
+        <w:t xml:space="preserve">hL daL L dL cL mL ; 1 L = 100 cL = 1 000 mL ; repères (verre 20 cL, seau 10 L, bidon 20 L) ; eau : 1 L = 1 kg, 1 000 L = 1 t.</w:t>
+      </w:r>
+    </w:p>
+    <w:p>
+      <w:pPr>
+        <w:shd w:fill="E3F2FD" w:val="clear"/>
+        <w:spacing w:after="110" w:line="300"/>
+        <w:jc w:val="both"/>
+      </w:pPr>
+      <w:r>
+        <w:rPr>
+          <w:rFonts w:ascii="Times New Roman" w:cs="Times New Roman" w:eastAsia="Times New Roman" w:hAnsi="Times New Roman"/>
+          <w:b w:val="false"/>
+          <w:bCs w:val="false"/>
+          <w:i w:val="false"/>
+          <w:iCs w:val="false"/>
+          <w:color w:val="1F4E79"/>
+          <w:sz w:val="24"/>
+          <w:szCs w:val="24"/>
+        </w:rPr>
+        <w:t xml:space="preserve">Le savais-tu ? Ton corps est un vrai réservoir : il contient environ 35 litres d’eau pour un adulte — près de 60 % de sa masse ! Et le zébu qui rentre du pâturage peut boire plus de 40 L d’un coup : deux bidons jaunes entiers, soit 40 kg d’eau avalés en quelques minutes.</w:t>
+      </w:r>
+    </w:p>
+    <w:p>
+      <w:pPr>
+        <w:shd w:fill="FFF8E1" w:val="clear"/>
+        <w:spacing w:after="110" w:line="300"/>
+        <w:jc w:val="both"/>
+      </w:pPr>
+      <w:r>
+        <w:rPr>
+          <w:rFonts w:ascii="Times New Roman" w:cs="Times New Roman" w:eastAsia="Times New Roman" w:hAnsi="Times New Roman"/>
+          <w:b w:val="false"/>
+          <w:bCs w:val="false"/>
+          <w:i w:val="false"/>
+          <w:iCs w:val="false"/>
+          <w:color w:val="000000"/>
+          <w:sz w:val="24"/>
+          <w:szCs w:val="24"/>
+        </w:rPr>
+        <w:t xml:space="preserve">Attention : Étendre « 1 L = 1 kg » à tous les liquides : un litre d’huile ne pèse PAS 1 kg ! Le pont litre-kilo est réservé à l’eau.</w:t>
+      </w:r>
+    </w:p>
+    <w:p>
+      <w:pPr>
+        <w:spacing w:after="150" w:before="200"/>
+        <w:jc w:val="left"/>
+      </w:pPr>
+      <w:r>
+        <w:rPr>
+          <w:rFonts w:ascii="Times New Roman" w:cs="Times New Roman" w:eastAsia="Times New Roman" w:hAnsi="Times New Roman"/>
+          <w:b/>
+          <w:bCs/>
+          <w:i w:val="false"/>
+          <w:iCs w:val="false"/>
+          <w:color w:val="2E7D32"/>
+          <w:sz w:val="28"/>
+          <w:szCs w:val="28"/>
+        </w:rPr>
+        <w:t xml:space="preserve">EXERCICE</w:t>
+      </w:r>
+    </w:p>
+    <w:p>
+      <w:pPr>
+        <w:spacing w:after="110" w:line="300"/>
+        <w:jc w:val="both"/>
+      </w:pPr>
+      <w:r>
+        <w:rPr>
+          <w:rFonts w:ascii="Times New Roman" w:cs="Times New Roman" w:eastAsia="Times New Roman" w:hAnsi="Times New Roman"/>
+          <w:b w:val="false"/>
+          <w:bCs w:val="false"/>
+          <w:i w:val="false"/>
+          <w:iCs w:val="false"/>
+          <w:color w:val="000000"/>
+          <w:sz w:val="24"/>
+          <w:szCs w:val="24"/>
+        </w:rPr>
+        <w:t xml:space="preserve">1. Convertis : a) 3 L en cL ; b) 1 500 mL en L ; d) 2 hL en L ; e) 25 cL en mL.</w:t>
+      </w:r>
+    </w:p>
+    <w:p>
+      <w:pPr>
+        <w:spacing w:after="110" w:line="300"/>
+        <w:jc w:val="both"/>
+      </w:pPr>
+      <w:r>
+        <w:rPr>
+          <w:rFonts w:ascii="Times New Roman" w:cs="Times New Roman" w:eastAsia="Times New Roman" w:hAnsi="Times New Roman"/>
+          <w:b w:val="false"/>
+          <w:bCs w:val="false"/>
+          <w:i w:val="false"/>
+          <w:iCs w:val="false"/>
+          <w:color w:val="000000"/>
+          <w:sz w:val="24"/>
+          <w:szCs w:val="24"/>
+        </w:rPr>
+        <w:t xml:space="preserve">2. Choisis l’unité (mL, cL, L ou hL) : a) une cuillère de sirop ; b) un verre de jus ; d) un seau ; e) la citerne de l’école.</w:t>
+      </w:r>
+    </w:p>
+    <w:p>
+      <w:pPr>
+        <w:spacing w:after="110" w:line="300"/>
+        <w:jc w:val="both"/>
+      </w:pPr>
+      <w:r>
+        <w:rPr>
+          <w:rFonts w:ascii="Times New Roman" w:cs="Times New Roman" w:eastAsia="Times New Roman" w:hAnsi="Times New Roman"/>
+          <w:b w:val="false"/>
+          <w:bCs w:val="false"/>
+          <w:i w:val="false"/>
+          <w:iCs w:val="false"/>
+          <w:color w:val="000000"/>
+          <w:sz w:val="24"/>
+          <w:szCs w:val="24"/>
+        </w:rPr>
+        <w:t xml:space="preserve">3. Hanta remplit des bouteilles de 1,5 L au bidon de 20 L. a) Combien de bouteilles pleines ? b) Que reste-t-il dans le bidon ? d) Combien pèse l’eau du bidon plein ? e) Combien pèsent 1 000 L d’eau ? Donne l’unité la mieux adaptée.</w:t>
+      </w:r>
+    </w:p>
+    <w:p>
+      <w:pPr>
+        <w:spacing w:after="110" w:line="300"/>
+        <w:jc w:val="both"/>
+      </w:pPr>
+      <w:r>
+        <w:rPr>
+          <w:rFonts w:ascii="Times New Roman" w:cs="Times New Roman" w:eastAsia="Times New Roman" w:hAnsi="Times New Roman"/>
+          <w:b w:val="false"/>
+          <w:bCs w:val="false"/>
+          <w:i w:val="false"/>
+          <w:iCs w:val="false"/>
+          <w:color w:val="000000"/>
+          <w:sz w:val="24"/>
+          <w:szCs w:val="24"/>
+        </w:rPr>
+        <w:t xml:space="preserve">4. Convertis : a) 3 L en cL ; b) 250 cL en L ; d) 5 L en mL ; e) 1 500 mL en L.</w:t>
+      </w:r>
+    </w:p>
+    <w:p>
+      <w:pPr>
+        <w:spacing w:after="110" w:line="300"/>
+        <w:jc w:val="both"/>
+      </w:pPr>
+      <w:r>
+        <w:rPr>
+          <w:rFonts w:ascii="Times New Roman" w:cs="Times New Roman" w:eastAsia="Times New Roman" w:hAnsi="Times New Roman"/>
+          <w:b w:val="false"/>
+          <w:bCs w:val="false"/>
+          <w:i w:val="false"/>
+          <w:iCs w:val="false"/>
+          <w:color w:val="000000"/>
+          <w:sz w:val="24"/>
+          <w:szCs w:val="24"/>
+        </w:rPr>
+        <w:t xml:space="preserve">5. Une bouteille contient 1,5 L de jus. a) Convertis en centilitres. b) Combien de verres de 25 cL peut-on remplir ? d) On a déjà servi 4 verres : quel volume a été servi ? e) Exprime ce volume servi en litres.</w:t>
+      </w:r>
+    </w:p>
+    <w:p>
+      <w:pPr>
+        <w:spacing w:after="110" w:line="300"/>
+        <w:jc w:val="both"/>
+      </w:pPr>
+      <w:r>
+        <w:rPr>
+          <w:rFonts w:ascii="Times New Roman" w:cs="Times New Roman" w:eastAsia="Times New Roman" w:hAnsi="Times New Roman"/>
+          <w:b w:val="false"/>
+          <w:bCs w:val="false"/>
+          <w:i w:val="false"/>
+          <w:iCs w:val="false"/>
+          <w:color w:val="000000"/>
+          <w:sz w:val="24"/>
+          <w:szCs w:val="24"/>
+        </w:rPr>
+        <w:t xml:space="preserve">6. Défi CEPE — Un fût contient 200 L d’eau ; un arrosoir contient 12,5 L. a) Combien d’arrosoirs pleins peut-on remplir ? b) Vérifie ta réponse par une multiplication. d) On utilise 4 arrosoirs par jour : en combien de jours vide-t-on le fût ? e) Quel volume reste-t-il après 3 jours ?</w:t>
+      </w:r>
+    </w:p>
+    <w:p>
+      <w:pPr>
+        <w:spacing w:after="150" w:before="200"/>
+        <w:jc w:val="left"/>
+      </w:pPr>
+      <w:r>
+        <w:rPr>
+          <w:rFonts w:ascii="Times New Roman" w:cs="Times New Roman" w:eastAsia="Times New Roman" w:hAnsi="Times New Roman"/>
+          <w:b/>
+          <w:bCs/>
+          <w:i w:val="false"/>
+          <w:iCs w:val="false"/>
+          <w:color w:val="2E7D32"/>
+          <w:sz w:val="28"/>
+          <w:szCs w:val="28"/>
+        </w:rPr>
+        <w:t xml:space="preserve">Correction</w:t>
+      </w:r>
+    </w:p>
+    <w:p>
+      <w:pPr>
+        <w:spacing w:after="80"/>
+      </w:pPr>
+      <w:r>
+        <w:rPr>
+          <w:rFonts w:ascii="Times New Roman" w:cs="Times New Roman" w:eastAsia="Times New Roman" w:hAnsi="Times New Roman"/>
+          <w:b/>
+          <w:bCs/>
+          <w:i w:val="false"/>
+          <w:iCs w:val="false"/>
+          <w:color w:val="C2185B"/>
+          <w:sz w:val="24"/>
+          <w:szCs w:val="24"/>
+        </w:rPr>
+        <w:t xml:space="preserve">1. </w:t>
+      </w:r>
+      <w:r>
+        <w:rPr>
+          <w:rFonts w:ascii="Times New Roman" w:cs="Times New Roman" w:eastAsia="Times New Roman" w:hAnsi="Times New Roman"/>
+          <w:b w:val="false"/>
+          <w:bCs w:val="false"/>
+          <w:i w:val="false"/>
+          <w:iCs w:val="false"/>
+          <w:color w:val="000000"/>
+          <w:sz w:val="24"/>
+          <w:szCs w:val="24"/>
+        </w:rPr>
+        <w:t xml:space="preserve">a) 300 cL ; b) 1,5 L ; d) 200 L ; e) 250 mL.</w:t>
+      </w:r>
+    </w:p>
+    <w:p>
+      <w:pPr>
+        <w:spacing w:after="80"/>
+      </w:pPr>
+      <w:r>
+        <w:rPr>
+          <w:rFonts w:ascii="Times New Roman" w:cs="Times New Roman" w:eastAsia="Times New Roman" w:hAnsi="Times New Roman"/>
+          <w:b/>
+          <w:bCs/>
+          <w:i w:val="false"/>
+          <w:iCs w:val="false"/>
+          <w:color w:val="C2185B"/>
+          <w:sz w:val="24"/>
+          <w:szCs w:val="24"/>
+        </w:rPr>
+        <w:t xml:space="preserve">2. </w:t>
+      </w:r>
+      <w:r>
+        <w:rPr>
+          <w:rFonts w:ascii="Times New Roman" w:cs="Times New Roman" w:eastAsia="Times New Roman" w:hAnsi="Times New Roman"/>
+          <w:b w:val="false"/>
+          <w:bCs w:val="false"/>
+          <w:i w:val="false"/>
+          <w:iCs w:val="false"/>
+          <w:color w:val="000000"/>
+          <w:sz w:val="24"/>
+          <w:szCs w:val="24"/>
+        </w:rPr>
+        <w:t xml:space="preserve">a) mL ; b) cL ; d) L ; e) hL.</w:t>
+      </w:r>
+    </w:p>
+    <w:p>
+      <w:pPr>
+        <w:spacing w:after="80"/>
+      </w:pPr>
+      <w:r>
+        <w:rPr>
+          <w:rFonts w:ascii="Times New Roman" w:cs="Times New Roman" w:eastAsia="Times New Roman" w:hAnsi="Times New Roman"/>
+          <w:b/>
+          <w:bCs/>
+          <w:i w:val="false"/>
+          <w:iCs w:val="false"/>
+          <w:color w:val="C2185B"/>
+          <w:sz w:val="24"/>
+          <w:szCs w:val="24"/>
+        </w:rPr>
+        <w:t xml:space="preserve">3. </w:t>
+      </w:r>
+      <w:r>
+        <w:rPr>
+          <w:rFonts w:ascii="Times New Roman" w:cs="Times New Roman" w:eastAsia="Times New Roman" w:hAnsi="Times New Roman"/>
+          <w:b w:val="false"/>
+          <w:bCs w:val="false"/>
+          <w:i w:val="false"/>
+          <w:iCs w:val="false"/>
+          <w:color w:val="000000"/>
+          <w:sz w:val="24"/>
+          <w:szCs w:val="24"/>
+        </w:rPr>
+        <w:t xml:space="preserve">a) 20 ÷ 1,5 → 13 bouteilles pleines ; b) 20 − 13 × 1,5 = 0,5 L ; d) 20 kg ; e) 1 000 kg = 1 tonne.</w:t>
+      </w:r>
+    </w:p>
+    <w:p>
+      <w:pPr>
+        <w:spacing w:after="80"/>
+      </w:pPr>
+      <w:r>
+        <w:rPr>
+          <w:rFonts w:ascii="Times New Roman" w:cs="Times New Roman" w:eastAsia="Times New Roman" w:hAnsi="Times New Roman"/>
+          <w:b/>
+          <w:bCs/>
+          <w:i w:val="false"/>
+          <w:iCs w:val="false"/>
+          <w:color w:val="C2185B"/>
+          <w:sz w:val="24"/>
+          <w:szCs w:val="24"/>
+        </w:rPr>
+        <w:t xml:space="preserve">4. </w:t>
+      </w:r>
+      <w:r>
+        <w:rPr>
+          <w:rFonts w:ascii="Times New Roman" w:cs="Times New Roman" w:eastAsia="Times New Roman" w:hAnsi="Times New Roman"/>
+          <w:b w:val="false"/>
+          <w:bCs w:val="false"/>
+          <w:i w:val="false"/>
+          <w:iCs w:val="false"/>
+          <w:color w:val="000000"/>
+          <w:sz w:val="24"/>
+          <w:szCs w:val="24"/>
+        </w:rPr>
+        <w:t xml:space="preserve">a) 300 cL ; b) 2,5 L ; d) 5 000 mL ; e) 1,5 L.</w:t>
+      </w:r>
+    </w:p>
+    <w:p>
+      <w:pPr>
+        <w:spacing w:after="80"/>
+      </w:pPr>
+      <w:r>
+        <w:rPr>
+          <w:rFonts w:ascii="Times New Roman" w:cs="Times New Roman" w:eastAsia="Times New Roman" w:hAnsi="Times New Roman"/>
+          <w:b/>
+          <w:bCs/>
+          <w:i w:val="false"/>
+          <w:iCs w:val="false"/>
+          <w:color w:val="C2185B"/>
+          <w:sz w:val="24"/>
+          <w:szCs w:val="24"/>
+        </w:rPr>
+        <w:t xml:space="preserve">5. </w:t>
+      </w:r>
+      <w:r>
+        <w:rPr>
+          <w:rFonts w:ascii="Times New Roman" w:cs="Times New Roman" w:eastAsia="Times New Roman" w:hAnsi="Times New Roman"/>
+          <w:b w:val="false"/>
+          <w:bCs w:val="false"/>
+          <w:i w:val="false"/>
+          <w:iCs w:val="false"/>
+          <w:color w:val="000000"/>
+          <w:sz w:val="24"/>
+          <w:szCs w:val="24"/>
+        </w:rPr>
+        <w:t xml:space="preserve">a) 150 cL ; b) 150 ÷ 25 = 6 verres ; d) 4 × 25 = 100 cL ; e) 1 L.</w:t>
+      </w:r>
+    </w:p>
+    <w:p>
+      <w:pPr>
+        <w:spacing w:after="80"/>
+      </w:pPr>
+      <w:r>
+        <w:rPr>
+          <w:rFonts w:ascii="Times New Roman" w:cs="Times New Roman" w:eastAsia="Times New Roman" w:hAnsi="Times New Roman"/>
+          <w:b/>
+          <w:bCs/>
+          <w:i w:val="false"/>
+          <w:iCs w:val="false"/>
+          <w:color w:val="C2185B"/>
+          <w:sz w:val="24"/>
+          <w:szCs w:val="24"/>
+        </w:rPr>
+        <w:t xml:space="preserve">6. </w:t>
+      </w:r>
+      <w:r>
+        <w:rPr>
+          <w:rFonts w:ascii="Times New Roman" w:cs="Times New Roman" w:eastAsia="Times New Roman" w:hAnsi="Times New Roman"/>
+          <w:b w:val="false"/>
+          <w:bCs w:val="false"/>
+          <w:i w:val="false"/>
+          <w:iCs w:val="false"/>
+          <w:color w:val="000000"/>
+          <w:sz w:val="24"/>
+          <w:szCs w:val="24"/>
+        </w:rPr>
+        <w:t xml:space="preserve">a) 200 ÷ 12,5 = 16 arrosoirs ; b) 16 × 12,5 = 200 L : c’est juste ; d) 16 ÷ 4 = 4 jours ; e) 3 jours = 12 arrosoirs = 150 L utilisés, il reste 200 − 150 = 50 L.</w:t>
+      </w:r>
+    </w:p>
+    <w:p>
+      <w:r>
+        <w:br w:type="page"/>
+      </w:r>
+    </w:p>
+    <w:p>
+      <w:pPr>
+        <w:spacing w:after="150" w:before="200"/>
+        <w:jc w:val="center"/>
+      </w:pPr>
+      <w:bookmarkStart w:name="u5_l6" w:id="7"/>
+      <w:r>
+        <w:rPr>
+          <w:rFonts w:ascii="Times New Roman" w:cs="Times New Roman" w:eastAsia="Times New Roman" w:hAnsi="Times New Roman"/>
+          <w:b/>
+          <w:bCs/>
+          <w:i w:val="false"/>
+          <w:iCs w:val="false"/>
+          <w:color w:val="C00000"/>
+          <w:sz w:val="32"/>
+          <w:szCs w:val="32"/>
+        </w:rPr>
+        <w:t xml:space="preserve">LA MESURE DU TEMPS : CONVERSIONS ET OPÉRATIONS</w:t>
+      </w:r>
+      <w:bookmarkEnd w:id="7"/>
+    </w:p>
+    <w:p>
+      <w:pPr>
+        <w:spacing w:after="120" w:before="100"/>
+        <w:jc w:val="center"/>
+      </w:pPr>
+      <w:r>
+        <w:drawing>
+          <wp:inline distT="0" distB="0" distL="0" distR="0">
+            <wp:extent cx="4476750" cy="2438400"/>
+            <wp:effectExtent t="0" r="0" b="0" l="0"/>
+            <wp:docPr id="11" name=""/>
+            <wp:cNvGraphicFramePr>
+              <a:graphicFrameLocks xmlns:a="http://schemas.openxmlformats.org/drawingml/2006/main" noChangeAspect="1"/>
+            </wp:cNvGraphicFramePr>
+            <a:graphic xmlns:a="http://schemas.openxmlformats.org/drawingml/2006/main">
+              <a:graphicData uri="http://schemas.openxmlformats.org/drawingml/2006/picture">
+                <pic:pic xmlns:pic="http://schemas.openxmlformats.org/drawingml/2006/picture">
+                  <pic:nvPicPr>
+                    <pic:cNvPr id="0" name="" descr=""/>
+                    <pic:cNvPicPr>
+                      <a:picLocks noChangeAspect="1" noChangeArrowheads="1"/>
+                    </pic:cNvPicPr>
+                  </pic:nvPicPr>
+                  <pic:blipFill>
+                    <a:blip r:embed="rId19" cstate="none"/>
+                    <a:srcRect/>
+                    <a:stretch>
+                      <a:fillRect/>
+                    </a:stretch>
+                  </pic:blipFill>
+                  <pic:spPr bwMode="auto">
+                    <a:xfrm>
+                      <a:off x="0" y="0"/>
+                      <a:ext cx="4476750" cy="2438400"/>
+                    </a:xfrm>
+                    <a:prstGeom prst="rect">
+                      <a:avLst/>
+                    </a:prstGeom>
+                  </pic:spPr>
+                </pic:pic>
+              </a:graphicData>
+            </a:graphic>
+          </wp:inline>
+        </w:drawing>
+      </w:r>
+    </w:p>
+    <w:p>
+      <w:pPr>
+        <w:spacing w:after="150" w:before="200"/>
+        <w:jc w:val="left"/>
+      </w:pPr>
+      <w:r>
+        <w:rPr>
+          <w:rFonts w:ascii="Times New Roman" w:cs="Times New Roman" w:eastAsia="Times New Roman" w:hAnsi="Times New Roman"/>
+          <w:b/>
+          <w:bCs/>
+          <w:i w:val="false"/>
+          <w:iCs w:val="false"/>
+          <w:color w:val="2E7D32"/>
+          <w:sz w:val="28"/>
+          <w:szCs w:val="28"/>
+        </w:rPr>
+        <w:t xml:space="preserve">Temps : conversions, calculs de durées</w:t>
+      </w:r>
+    </w:p>
+    <w:p>
+      <w:pPr>
+        <w:spacing w:after="110" w:line="300"/>
+        <w:jc w:val="both"/>
+      </w:pPr>
+      <w:r>
+        <w:rPr>
+          <w:rFonts w:ascii="Times New Roman" w:cs="Times New Roman" w:eastAsia="Times New Roman" w:hAnsi="Times New Roman"/>
+          <w:b w:val="false"/>
+          <w:bCs w:val="false"/>
+          <w:i w:val="false"/>
+          <w:iCs w:val="false"/>
+          <w:color w:val="000000"/>
+          <w:sz w:val="24"/>
+          <w:szCs w:val="24"/>
+        </w:rPr>
+        <w:t xml:space="preserve">Les unités de temps sont la seconde (s), la minute (min = 60 s), l’heure (h = 60 min), le jour (= 24 h), la semaine (7 jours), le mois et l’année (12 mois, 365 jours). Pour additionner ou soustraire des durées, on travaille les heures ensemble et les minutes ensemble, en échangeant 60 minutes contre 1 heure chaque fois que nécessaire.</w:t>
+      </w:r>
+    </w:p>
+    <w:p>
+      <w:pPr>
+        <w:spacing w:after="110" w:line="300"/>
+        <w:jc w:val="both"/>
+      </w:pPr>
+      <w:r>
+        <w:rPr>
+          <w:rFonts w:ascii="Times New Roman" w:cs="Times New Roman" w:eastAsia="Times New Roman" w:hAnsi="Times New Roman"/>
+          <w:b w:val="false"/>
+          <w:bCs w:val="false"/>
+          <w:i/>
+          <w:iCs/>
+          <w:color w:val="1F4E79"/>
+          <w:sz w:val="24"/>
+          <w:szCs w:val="24"/>
+        </w:rPr>
+        <w:t xml:space="preserve">le temps compte en 60 et en 24, jamais en 10 : dès que les minutes atteignent 60, elles se transforment en une heure.</w:t>
+      </w:r>
+    </w:p>
+    <w:p>
+      <w:pPr>
+        <w:spacing w:after="120" w:before="120"/>
+        <w:jc w:val="center"/>
+      </w:pPr>
+      <w:r>
+        <w:drawing>
+          <wp:inline distT="0" distB="0" distL="0" distR="0">
+            <wp:extent cx="4762500" cy="1800225"/>
+            <wp:effectExtent t="0" r="0" b="0" l="0"/>
+            <wp:docPr id="12" name=""/>
+            <wp:cNvGraphicFramePr>
+              <a:graphicFrameLocks xmlns:a="http://schemas.openxmlformats.org/drawingml/2006/main" noChangeAspect="1"/>
+            </wp:cNvGraphicFramePr>
+            <a:graphic xmlns:a="http://schemas.openxmlformats.org/drawingml/2006/main">
+              <a:graphicData uri="http://schemas.openxmlformats.org/drawingml/2006/picture">
+                <pic:pic xmlns:pic="http://schemas.openxmlformats.org/drawingml/2006/picture">
+                  <pic:nvPicPr>
+                    <pic:cNvPr id="0" name="" descr=""/>
+                    <pic:cNvPicPr>
+                      <a:picLocks noChangeAspect="1" noChangeArrowheads="1"/>
+                    </pic:cNvPicPr>
+                  </pic:nvPicPr>
+                  <pic:blipFill>
+                    <a:blip r:embed="rId20" cstate="none"/>
+                    <a:srcRect/>
+                    <a:stretch>
+                      <a:fillRect/>
+                    </a:stretch>
+                  </pic:blipFill>
+                  <pic:spPr bwMode="auto">
+                    <a:xfrm>
+                      <a:off x="0" y="0"/>
+                      <a:ext cx="4762500" cy="1800225"/>
+                    </a:xfrm>
+                    <a:prstGeom prst="rect">
+                      <a:avLst/>
+                    </a:prstGeom>
+                  </pic:spPr>
+                </pic:pic>
+              </a:graphicData>
+            </a:graphic>
+          </wp:inline>
+        </w:drawing>
+      </w:r>
+    </w:p>
+    <w:p>
+      <w:pPr>
+        <w:spacing w:after="130" w:before="100" w:line="300"/>
+        <w:jc w:val="both"/>
+      </w:pPr>
+      <w:r>
+        <w:rPr>
+          <w:rFonts w:ascii="Times New Roman" w:cs="Times New Roman" w:eastAsia="Times New Roman" w:hAnsi="Times New Roman"/>
+          <w:b w:val="false"/>
+          <w:bCs w:val="false"/>
+          <w:i/>
+          <w:iCs/>
+          <w:color w:val="000000"/>
+          <w:sz w:val="24"/>
+          <w:szCs w:val="24"/>
+          <w:u w:val="single"/>
+        </w:rPr>
+        <w:t xml:space="preserve">Exemple :</w:t>
+      </w:r>
+      <w:r>
+        <w:rPr>
+          <w:rFonts w:ascii="Times New Roman" w:cs="Times New Roman" w:eastAsia="Times New Roman" w:hAnsi="Times New Roman"/>
+          <w:b w:val="false"/>
+          <w:bCs w:val="false"/>
+          <w:i w:val="false"/>
+          <w:iCs w:val="false"/>
+          <w:color w:val="000000"/>
+          <w:sz w:val="24"/>
+          <w:szCs w:val="24"/>
+        </w:rPr>
+        <w:t xml:space="preserve"> 2 h 45 + 1 h 30 = 3 h 75 = 4 h 15 ; et de 7 h 50 à 9 h 20, il s’écoule 10 min + 1 h 20 = 1 h 30.</w:t>
+      </w:r>
+    </w:p>
+    <w:p>
+      <w:pPr>
+        <w:spacing w:after="55" w:line="300"/>
+        <w:ind w:left="260"/>
+        <w:jc w:val="both"/>
+      </w:pPr>
+      <w:r>
+        <w:rPr>
+          <w:rFonts w:ascii="Times New Roman" w:cs="Times New Roman" w:eastAsia="Times New Roman" w:hAnsi="Times New Roman"/>
+          <w:b w:val="false"/>
+          <w:bCs w:val="false"/>
+          <w:i w:val="false"/>
+          <w:iCs w:val="false"/>
+          <w:color w:val="000000"/>
+          <w:sz w:val="24"/>
+          <w:szCs w:val="24"/>
+        </w:rPr>
+        <w:t xml:space="preserve">1. Poser heures sous heures, minutes sous minutes.</w:t>
+      </w:r>
+    </w:p>
+    <w:p>
+      <w:pPr>
+        <w:spacing w:after="55" w:line="300"/>
+        <w:ind w:left="260"/>
+        <w:jc w:val="both"/>
+      </w:pPr>
+      <w:r>
+        <w:rPr>
+          <w:rFonts w:ascii="Times New Roman" w:cs="Times New Roman" w:eastAsia="Times New Roman" w:hAnsi="Times New Roman"/>
+          <w:b w:val="false"/>
+          <w:bCs w:val="false"/>
+          <w:i w:val="false"/>
+          <w:iCs w:val="false"/>
+          <w:color w:val="000000"/>
+          <w:sz w:val="24"/>
+          <w:szCs w:val="24"/>
+        </w:rPr>
+        <w:t xml:space="preserve">2. Calculer chaque colonne ; si les minutes atteignent 60, échanger contre 1 heure (ou emprunter 1 h = 60 min pour soustraire).</w:t>
+      </w:r>
+    </w:p>
+    <w:p>
+      <w:pPr>
+        <w:spacing w:after="55" w:line="300"/>
+        <w:ind w:left="260"/>
+        <w:jc w:val="both"/>
+      </w:pPr>
+      <w:r>
+        <w:rPr>
+          <w:rFonts w:ascii="Times New Roman" w:cs="Times New Roman" w:eastAsia="Times New Roman" w:hAnsi="Times New Roman"/>
+          <w:b w:val="false"/>
+          <w:bCs w:val="false"/>
+          <w:i w:val="false"/>
+          <w:iCs w:val="false"/>
+          <w:color w:val="000000"/>
+          <w:sz w:val="24"/>
+          <w:szCs w:val="24"/>
+        </w:rPr>
+        <w:t xml:space="preserve">3. Vérifier avec la méthode « compter en avant » sur l’horloge.</w:t>
+      </w:r>
+    </w:p>
+    <w:p>
+      <w:pPr>
+        <w:shd w:fill="E8F5E9" w:val="clear"/>
+        <w:spacing w:after="110" w:line="300"/>
+        <w:jc w:val="both"/>
+      </w:pPr>
+      <w:r>
+        <w:rPr>
+          <w:rFonts w:ascii="Times New Roman" w:cs="Times New Roman" w:eastAsia="Times New Roman" w:hAnsi="Times New Roman"/>
+          <w:b/>
+          <w:bCs/>
+          <w:i w:val="false"/>
+          <w:iCs w:val="false"/>
+          <w:color w:val="000000"/>
+          <w:sz w:val="24"/>
+          <w:szCs w:val="24"/>
+        </w:rPr>
+        <w:t xml:space="preserve">1 min = 60 s, 1 h = 60 min, 1 jour = 24 h ; additionner heures et minutes séparément, échanger à 60 ; durée entre deux horaires : compter en avant.</w:t>
+      </w:r>
+    </w:p>
+    <w:p>
+      <w:pPr>
+        <w:shd w:fill="E3F2FD" w:val="clear"/>
+        <w:spacing w:after="110" w:line="300"/>
+        <w:jc w:val="both"/>
+      </w:pPr>
+      <w:r>
+        <w:rPr>
+          <w:rFonts w:ascii="Times New Roman" w:cs="Times New Roman" w:eastAsia="Times New Roman" w:hAnsi="Times New Roman"/>
+          <w:b w:val="false"/>
+          <w:bCs w:val="false"/>
+          <w:i w:val="false"/>
+          <w:iCs w:val="false"/>
+          <w:color w:val="1F4E79"/>
+          <w:sz w:val="24"/>
+          <w:szCs w:val="24"/>
+        </w:rPr>
+        <w:t xml:space="preserve">Le savais-tu ? Pourquoi 60 ? Les Babyloniens comptaient sur les phalanges : le pouce pointe les 12 phalanges des quatre doigts d’une main, et les 5 doigts de l’autre main comptent les tours : 12 × 5 = 60 ! Ce calcul vieux de 4 000 ans vit encore dans chaque minute de ta montre.</w:t>
+      </w:r>
+    </w:p>
+    <w:p>
+      <w:pPr>
+        <w:shd w:fill="FFF8E1" w:val="clear"/>
+        <w:spacing w:after="110" w:line="300"/>
+        <w:jc w:val="both"/>
+      </w:pPr>
+      <w:r>
+        <w:rPr>
+          <w:rFonts w:ascii="Times New Roman" w:cs="Times New Roman" w:eastAsia="Times New Roman" w:hAnsi="Times New Roman"/>
+          <w:b w:val="false"/>
+          <w:bCs w:val="false"/>
+          <w:i w:val="false"/>
+          <w:iCs w:val="false"/>
+          <w:color w:val="000000"/>
+          <w:sz w:val="24"/>
+          <w:szCs w:val="24"/>
+        </w:rPr>
+        <w:t xml:space="preserve">Attention : Poser 1 h 30 = 1,30 h et calculer en décimal : FAUX, 1 h 30 = 1,5 h ! Les minutes ne sont pas des centièmes d’heure : on ne mélange jamais l’écriture du temps et l’écriture décimale.</w:t>
+      </w:r>
+    </w:p>
+    <w:p>
+      <w:pPr>
+        <w:spacing w:after="150" w:before="200"/>
+        <w:jc w:val="left"/>
+      </w:pPr>
+      <w:r>
+        <w:rPr>
+          <w:rFonts w:ascii="Times New Roman" w:cs="Times New Roman" w:eastAsia="Times New Roman" w:hAnsi="Times New Roman"/>
+          <w:b/>
+          <w:bCs/>
+          <w:i w:val="false"/>
+          <w:iCs w:val="false"/>
+          <w:color w:val="2E7D32"/>
+          <w:sz w:val="28"/>
+          <w:szCs w:val="28"/>
+        </w:rPr>
+        <w:t xml:space="preserve">EXERCICE</w:t>
+      </w:r>
+    </w:p>
+    <w:p>
+      <w:pPr>
+        <w:spacing w:after="110" w:line="300"/>
+        <w:jc w:val="both"/>
+      </w:pPr>
+      <w:r>
+        <w:rPr>
+          <w:rFonts w:ascii="Times New Roman" w:cs="Times New Roman" w:eastAsia="Times New Roman" w:hAnsi="Times New Roman"/>
+          <w:b w:val="false"/>
+          <w:bCs w:val="false"/>
+          <w:i w:val="false"/>
+          <w:iCs w:val="false"/>
+          <w:color w:val="000000"/>
+          <w:sz w:val="24"/>
+          <w:szCs w:val="24"/>
+        </w:rPr>
+        <w:t xml:space="preserve">1. Convertis : a) 3 min en s ; b) 240 min en h ; d) 2 h 30 en min ; e) 3 jours en h.</w:t>
+      </w:r>
+    </w:p>
+    <w:p>
+      <w:pPr>
+        <w:spacing w:after="110" w:line="300"/>
+        <w:jc w:val="both"/>
+      </w:pPr>
+      <w:r>
+        <w:rPr>
+          <w:rFonts w:ascii="Times New Roman" w:cs="Times New Roman" w:eastAsia="Times New Roman" w:hAnsi="Times New Roman"/>
+          <w:b w:val="false"/>
+          <w:bCs w:val="false"/>
+          <w:i w:val="false"/>
+          <w:iCs w:val="false"/>
+          <w:color w:val="000000"/>
+          <w:sz w:val="24"/>
+          <w:szCs w:val="24"/>
+        </w:rPr>
+        <w:t xml:space="preserve">2. Calcule : a) 1 h 20 + 2 h 15 ; b) 3 h 50 + 1 h 25 ; d) 5 h 10 − 2 h 40 ; e) 12 h − 7 h 35.</w:t>
+      </w:r>
+    </w:p>
+    <w:p>
+      <w:pPr>
+        <w:spacing w:after="110" w:line="300"/>
+        <w:jc w:val="both"/>
+      </w:pPr>
+      <w:r>
+        <w:rPr>
+          <w:rFonts w:ascii="Times New Roman" w:cs="Times New Roman" w:eastAsia="Times New Roman" w:hAnsi="Times New Roman"/>
+          <w:b w:val="false"/>
+          <w:bCs w:val="false"/>
+          <w:i w:val="false"/>
+          <w:iCs w:val="false"/>
+          <w:color w:val="000000"/>
+          <w:sz w:val="24"/>
+          <w:szCs w:val="24"/>
+        </w:rPr>
+        <w:t xml:space="preserve">3. Le taxi-brousse part à 8 h 45 et le voyage dure 2 h 30. a) À quelle heure arrive-t-il ? b) Le retour part à 15 h 20 et arrive à 18 h 05 : durée du retour ? d) Pourquoi le retour dure-t-il plus longtemps ? Propose une raison. e) Durée totale passée sur la route ce jour-là ?</w:t>
+      </w:r>
+    </w:p>
+    <w:p>
+      <w:pPr>
+        <w:spacing w:after="110" w:line="300"/>
+        <w:jc w:val="both"/>
+      </w:pPr>
+      <w:r>
+        <w:rPr>
+          <w:rFonts w:ascii="Times New Roman" w:cs="Times New Roman" w:eastAsia="Times New Roman" w:hAnsi="Times New Roman"/>
+          <w:b w:val="false"/>
+          <w:bCs w:val="false"/>
+          <w:i w:val="false"/>
+          <w:iCs w:val="false"/>
+          <w:color w:val="000000"/>
+          <w:sz w:val="24"/>
+          <w:szCs w:val="24"/>
+        </w:rPr>
+        <w:t xml:space="preserve">4. Convertis : a) 2 h en minutes ; b) 180 s en minutes ; d) 3 min 20 s en secondes ; e) 90 min en heures et minutes.</w:t>
+      </w:r>
+    </w:p>
+    <w:p>
+      <w:pPr>
+        <w:spacing w:after="110" w:line="300"/>
+        <w:jc w:val="both"/>
+      </w:pPr>
+      <w:r>
+        <w:rPr>
+          <w:rFonts w:ascii="Times New Roman" w:cs="Times New Roman" w:eastAsia="Times New Roman" w:hAnsi="Times New Roman"/>
+          <w:b w:val="false"/>
+          <w:bCs w:val="false"/>
+          <w:i w:val="false"/>
+          <w:iCs w:val="false"/>
+          <w:color w:val="000000"/>
+          <w:sz w:val="24"/>
+          <w:szCs w:val="24"/>
+        </w:rPr>
+        <w:t xml:space="preserve">5. Le taxi-brousse part à 8 h 45 et arrive à 11 h 20. a) Quelle est la durée du trajet ? b) S’il était parti avec 25 min de retard, à quelle heure serait-il arrivé ? d) Le retour dure 2 h 50 ; il repart à 14 h 30 : heure d’arrivée ? e) Quelle est la durée totale de route aller-retour ?</w:t>
+      </w:r>
+    </w:p>
+    <w:p>
+      <w:pPr>
+        <w:spacing w:after="110" w:line="300"/>
+        <w:jc w:val="both"/>
+      </w:pPr>
+      <w:r>
+        <w:rPr>
+          <w:rFonts w:ascii="Times New Roman" w:cs="Times New Roman" w:eastAsia="Times New Roman" w:hAnsi="Times New Roman"/>
+          <w:b w:val="false"/>
+          <w:bCs w:val="false"/>
+          <w:i w:val="false"/>
+          <w:iCs w:val="false"/>
+          <w:color w:val="000000"/>
+          <w:sz w:val="24"/>
+          <w:szCs w:val="24"/>
+        </w:rPr>
+        <w:t xml:space="preserve">6. Défi CEPE — Un film commence à 20 h 35 et dure 1 h 50. a) À quelle heure finit-il ? b) Fara doit se coucher à 21 h 30 : combien de minutes du film va-t-elle manquer ? d) Le film est rediffusé le lendemain à 14 h 05 : à quelle heure finira-t-il ? e) Convertis la durée du film en minutes.</w:t>
+      </w:r>
+    </w:p>
+    <w:p>
+      <w:pPr>
+        <w:spacing w:after="150" w:before="200"/>
+        <w:jc w:val="left"/>
+      </w:pPr>
+      <w:r>
+        <w:rPr>
+          <w:rFonts w:ascii="Times New Roman" w:cs="Times New Roman" w:eastAsia="Times New Roman" w:hAnsi="Times New Roman"/>
+          <w:b/>
+          <w:bCs/>
+          <w:i w:val="false"/>
+          <w:iCs w:val="false"/>
+          <w:color w:val="2E7D32"/>
+          <w:sz w:val="28"/>
+          <w:szCs w:val="28"/>
+        </w:rPr>
+        <w:t xml:space="preserve">Correction</w:t>
+      </w:r>
+    </w:p>
+    <w:p>
+      <w:pPr>
+        <w:spacing w:after="80"/>
+      </w:pPr>
+      <w:r>
+        <w:rPr>
+          <w:rFonts w:ascii="Times New Roman" w:cs="Times New Roman" w:eastAsia="Times New Roman" w:hAnsi="Times New Roman"/>
+          <w:b/>
+          <w:bCs/>
+          <w:i w:val="false"/>
+          <w:iCs w:val="false"/>
+          <w:color w:val="C2185B"/>
+          <w:sz w:val="24"/>
+          <w:szCs w:val="24"/>
+        </w:rPr>
+        <w:t xml:space="preserve">1. </w:t>
+      </w:r>
+      <w:r>
+        <w:rPr>
+          <w:rFonts w:ascii="Times New Roman" w:cs="Times New Roman" w:eastAsia="Times New Roman" w:hAnsi="Times New Roman"/>
+          <w:b w:val="false"/>
+          <w:bCs w:val="false"/>
+          <w:i w:val="false"/>
+          <w:iCs w:val="false"/>
+          <w:color w:val="000000"/>
+          <w:sz w:val="24"/>
+          <w:szCs w:val="24"/>
+        </w:rPr>
+        <w:t xml:space="preserve">a) 180 s ; b) 4 h ; d) 150 min ; e) 72 h.</w:t>
+      </w:r>
+    </w:p>
+    <w:p>
+      <w:pPr>
+        <w:spacing w:after="80"/>
+      </w:pPr>
+      <w:r>
+        <w:rPr>
+          <w:rFonts w:ascii="Times New Roman" w:cs="Times New Roman" w:eastAsia="Times New Roman" w:hAnsi="Times New Roman"/>
+          <w:b/>
+          <w:bCs/>
+          <w:i w:val="false"/>
+          <w:iCs w:val="false"/>
+          <w:color w:val="C2185B"/>
+          <w:sz w:val="24"/>
+          <w:szCs w:val="24"/>
+        </w:rPr>
+        <w:t xml:space="preserve">2. </w:t>
+      </w:r>
+      <w:r>
+        <w:rPr>
+          <w:rFonts w:ascii="Times New Roman" w:cs="Times New Roman" w:eastAsia="Times New Roman" w:hAnsi="Times New Roman"/>
+          <w:b w:val="false"/>
+          <w:bCs w:val="false"/>
+          <w:i w:val="false"/>
+          <w:iCs w:val="false"/>
+          <w:color w:val="000000"/>
+          <w:sz w:val="24"/>
+          <w:szCs w:val="24"/>
+        </w:rPr>
+        <w:t xml:space="preserve">a) 3 h 35 ; b) 4 h 75 = 5 h 15 ; d) 4 h 70 − 2 h 40 = 2 h 30 ; e) 11 h 60 − 7 h 35 = 4 h 25.</w:t>
+      </w:r>
+    </w:p>
+    <w:p>
+      <w:pPr>
+        <w:spacing w:after="80"/>
+      </w:pPr>
+      <w:r>
+        <w:rPr>
+          <w:rFonts w:ascii="Times New Roman" w:cs="Times New Roman" w:eastAsia="Times New Roman" w:hAnsi="Times New Roman"/>
+          <w:b/>
+          <w:bCs/>
+          <w:i w:val="false"/>
+          <w:iCs w:val="false"/>
+          <w:color w:val="C2185B"/>
+          <w:sz w:val="24"/>
+          <w:szCs w:val="24"/>
+        </w:rPr>
+        <w:t xml:space="preserve">3. </w:t>
+      </w:r>
+      <w:r>
+        <w:rPr>
+          <w:rFonts w:ascii="Times New Roman" w:cs="Times New Roman" w:eastAsia="Times New Roman" w:hAnsi="Times New Roman"/>
+          <w:b w:val="false"/>
+          <w:bCs w:val="false"/>
+          <w:i w:val="false"/>
+          <w:iCs w:val="false"/>
+          <w:color w:val="000000"/>
+          <w:sz w:val="24"/>
+          <w:szCs w:val="24"/>
+        </w:rPr>
+        <w:t xml:space="preserve">a) 11 h 15 ; b) de 15 h 20 à 18 h 05 : 40 min + 2 h 05 = 2 h 45 ; d) toute raison sensée (route encombrée, arrêts…) ; e) 2 h 30 + 2 h 45 = 5 h 15.</w:t>
+      </w:r>
+    </w:p>
+    <w:p>
+      <w:pPr>
+        <w:spacing w:after="80"/>
+      </w:pPr>
+      <w:r>
+        <w:rPr>
+          <w:rFonts w:ascii="Times New Roman" w:cs="Times New Roman" w:eastAsia="Times New Roman" w:hAnsi="Times New Roman"/>
+          <w:b/>
+          <w:bCs/>
+          <w:i w:val="false"/>
+          <w:iCs w:val="false"/>
+          <w:color w:val="C2185B"/>
+          <w:sz w:val="24"/>
+          <w:szCs w:val="24"/>
+        </w:rPr>
+        <w:t xml:space="preserve">4. </w:t>
+      </w:r>
+      <w:r>
+        <w:rPr>
+          <w:rFonts w:ascii="Times New Roman" w:cs="Times New Roman" w:eastAsia="Times New Roman" w:hAnsi="Times New Roman"/>
+          <w:b w:val="false"/>
+          <w:bCs w:val="false"/>
+          <w:i w:val="false"/>
+          <w:iCs w:val="false"/>
+          <w:color w:val="000000"/>
+          <w:sz w:val="24"/>
+          <w:szCs w:val="24"/>
+        </w:rPr>
+        <w:t xml:space="preserve">a) 120 min ; b) 3 min ; d) 200 s ; e) 1 h 30 min.</w:t>
+      </w:r>
+    </w:p>
+    <w:p>
+      <w:pPr>
+        <w:spacing w:after="80"/>
+      </w:pPr>
+      <w:r>
+        <w:rPr>
+          <w:rFonts w:ascii="Times New Roman" w:cs="Times New Roman" w:eastAsia="Times New Roman" w:hAnsi="Times New Roman"/>
+          <w:b/>
+          <w:bCs/>
+          <w:i w:val="false"/>
+          <w:iCs w:val="false"/>
+          <w:color w:val="C2185B"/>
+          <w:sz w:val="24"/>
+          <w:szCs w:val="24"/>
+        </w:rPr>
+        <w:t xml:space="preserve">5. </w:t>
+      </w:r>
+      <w:r>
+        <w:rPr>
+          <w:rFonts w:ascii="Times New Roman" w:cs="Times New Roman" w:eastAsia="Times New Roman" w:hAnsi="Times New Roman"/>
+          <w:b w:val="false"/>
+          <w:bCs w:val="false"/>
+          <w:i w:val="false"/>
+          <w:iCs w:val="false"/>
+          <w:color w:val="000000"/>
+          <w:sz w:val="24"/>
+          <w:szCs w:val="24"/>
+        </w:rPr>
+        <w:t xml:space="preserve">a) 2 h 35 min ; b) à 11 h 45 ; d) à 17 h 20 ; e) 2 h 35 + 2 h 50 = 5 h 25 min.</w:t>
+      </w:r>
+    </w:p>
+    <w:p>
+      <w:pPr>
+        <w:spacing w:after="80"/>
+      </w:pPr>
+      <w:r>
+        <w:rPr>
+          <w:rFonts w:ascii="Times New Roman" w:cs="Times New Roman" w:eastAsia="Times New Roman" w:hAnsi="Times New Roman"/>
+          <w:b/>
+          <w:bCs/>
+          <w:i w:val="false"/>
+          <w:iCs w:val="false"/>
+          <w:color w:val="C2185B"/>
+          <w:sz w:val="24"/>
+          <w:szCs w:val="24"/>
+        </w:rPr>
+        <w:t xml:space="preserve">6. </w:t>
+      </w:r>
+      <w:r>
+        <w:rPr>
+          <w:rFonts w:ascii="Times New Roman" w:cs="Times New Roman" w:eastAsia="Times New Roman" w:hAnsi="Times New Roman"/>
+          <w:b w:val="false"/>
+          <w:bCs w:val="false"/>
+          <w:i w:val="false"/>
+          <w:iCs w:val="false"/>
+          <w:color w:val="000000"/>
+          <w:sz w:val="24"/>
+          <w:szCs w:val="24"/>
+        </w:rPr>
+        <w:t xml:space="preserve">a) à 22 h 25 ; b) de 21 h 30 à 22 h 25 : 55 minutes ; d) à 15 h 55 ; e) 60 + 50 = 110 minutes.</w:t>
+      </w:r>
+    </w:p>
+    <w:p>
+      <w:r>
+        <w:br w:type="page"/>
+      </w:r>
+    </w:p>
+    <w:p>
+      <w:pPr>
+        <w:spacing w:after="150" w:before="200"/>
+        <w:jc w:val="center"/>
+      </w:pPr>
+      <w:bookmarkStart w:name="u5_l7" w:id="8"/>
+      <w:r>
+        <w:rPr>
+          <w:rFonts w:ascii="Times New Roman" w:cs="Times New Roman" w:eastAsia="Times New Roman" w:hAnsi="Times New Roman"/>
+          <w:b/>
+          <w:bCs/>
+          <w:i w:val="false"/>
+          <w:iCs w:val="false"/>
+          <w:color w:val="C00000"/>
+          <w:sz w:val="32"/>
+          <w:szCs w:val="32"/>
+        </w:rPr>
+        <w:t xml:space="preserve">L’AIRE DU RECTANGLE ET DU CARRÉ</w:t>
+      </w:r>
+      <w:bookmarkEnd w:id="8"/>
+    </w:p>
+    <w:p>
+      <w:pPr>
+        <w:spacing w:after="120" w:before="100"/>
+        <w:jc w:val="center"/>
+      </w:pPr>
+      <w:r>
+        <w:drawing>
+          <wp:inline distT="0" distB="0" distL="0" distR="0">
+            <wp:extent cx="4476750" cy="2438400"/>
+            <wp:effectExtent t="0" r="0" b="0" l="0"/>
+            <wp:docPr id="13" name=""/>
+            <wp:cNvGraphicFramePr>
+              <a:graphicFrameLocks xmlns:a="http://schemas.openxmlformats.org/drawingml/2006/main" noChangeAspect="1"/>
+            </wp:cNvGraphicFramePr>
+            <a:graphic xmlns:a="http://schemas.openxmlformats.org/drawingml/2006/main">
+              <a:graphicData uri="http://schemas.openxmlformats.org/drawingml/2006/picture">
+                <pic:pic xmlns:pic="http://schemas.openxmlformats.org/drawingml/2006/picture">
+                  <pic:nvPicPr>
+                    <pic:cNvPr id="0" name="" descr=""/>
+                    <pic:cNvPicPr>
+                      <a:picLocks noChangeAspect="1" noChangeArrowheads="1"/>
+                    </pic:cNvPicPr>
+                  </pic:nvPicPr>
+                  <pic:blipFill>
+                    <a:blip r:embed="rId21" cstate="none"/>
+                    <a:srcRect/>
+                    <a:stretch>
+                      <a:fillRect/>
+                    </a:stretch>
+                  </pic:blipFill>
+                  <pic:spPr bwMode="auto">
+                    <a:xfrm>
+                      <a:off x="0" y="0"/>
+                      <a:ext cx="4476750" cy="2438400"/>
+                    </a:xfrm>
+                    <a:prstGeom prst="rect">
+                      <a:avLst/>
+                    </a:prstGeom>
+                  </pic:spPr>
+                </pic:pic>
+              </a:graphicData>
+            </a:graphic>
+          </wp:inline>
+        </w:drawing>
+      </w:r>
+    </w:p>
+    <w:p>
+      <w:pPr>
+        <w:spacing w:after="150" w:before="200"/>
+        <w:jc w:val="left"/>
+      </w:pPr>
+      <w:r>
+        <w:rPr>
+          <w:rFonts w:ascii="Times New Roman" w:cs="Times New Roman" w:eastAsia="Times New Roman" w:hAnsi="Times New Roman"/>
+          <w:b/>
+          <w:bCs/>
+          <w:i w:val="false"/>
+          <w:iCs w:val="false"/>
+          <w:color w:val="2E7D32"/>
+          <w:sz w:val="28"/>
+          <w:szCs w:val="28"/>
+        </w:rPr>
+        <w:t xml:space="preserve">Aires : rectangle et carré</w:t>
+      </w:r>
+    </w:p>
+    <w:p>
+      <w:pPr>
+        <w:spacing w:after="110" w:line="300"/>
+        <w:jc w:val="both"/>
+      </w:pPr>
+      <w:r>
+        <w:rPr>
+          <w:rFonts w:ascii="Times New Roman" w:cs="Times New Roman" w:eastAsia="Times New Roman" w:hAnsi="Times New Roman"/>
+          <w:b w:val="false"/>
+          <w:bCs w:val="false"/>
+          <w:i w:val="false"/>
+          <w:iCs w:val="false"/>
+          <w:color w:val="000000"/>
+          <w:sz w:val="24"/>
+          <w:szCs w:val="24"/>
+        </w:rPr>
+        <w:t xml:space="preserve">L’aire d’une figure est la mesure de sa surface, en unités carrées : le cm² (un carré de 1 cm de côté), le m²… L’aire du rectangle est longueur × largeur ; l’aire du carré est côté × côté.</w:t>
+      </w:r>
+    </w:p>
+    <w:p>
+      <w:pPr>
+        <w:spacing w:after="110" w:line="300"/>
+        <w:jc w:val="both"/>
+      </w:pPr>
+      <w:r>
+        <w:rPr>
+          <w:rFonts w:ascii="Times New Roman" w:cs="Times New Roman" w:eastAsia="Times New Roman" w:hAnsi="Times New Roman"/>
+          <w:b w:val="false"/>
+          <w:bCs w:val="false"/>
+          <w:i/>
+          <w:iCs/>
+          <w:color w:val="1F4E79"/>
+          <w:sz w:val="24"/>
+          <w:szCs w:val="24"/>
+        </w:rPr>
+        <w:t xml:space="preserve">l’aire compte combien de petits carreaux d’un centimètre de côté il faut pour recouvrir la figure sans trou ni débord.</w:t>
+      </w:r>
+    </w:p>
+    <w:p>
+      <w:pPr>
+        <w:spacing w:after="120" w:before="120"/>
+        <w:jc w:val="center"/>
+      </w:pPr>
+      <w:r>
+        <w:drawing>
+          <wp:inline distT="0" distB="0" distL="0" distR="0">
+            <wp:extent cx="4762500" cy="2066925"/>
+            <wp:effectExtent t="0" r="0" b="0" l="0"/>
+            <wp:docPr id="14" name=""/>
+            <wp:cNvGraphicFramePr>
+              <a:graphicFrameLocks xmlns:a="http://schemas.openxmlformats.org/drawingml/2006/main" noChangeAspect="1"/>
+            </wp:cNvGraphicFramePr>
+            <a:graphic xmlns:a="http://schemas.openxmlformats.org/drawingml/2006/main">
+              <a:graphicData uri="http://schemas.openxmlformats.org/drawingml/2006/picture">
+                <pic:pic xmlns:pic="http://schemas.openxmlformats.org/drawingml/2006/picture">
+                  <pic:nvPicPr>
+                    <pic:cNvPr id="0" name="" descr=""/>
+                    <pic:cNvPicPr>
+                      <a:picLocks noChangeAspect="1" noChangeArrowheads="1"/>
+                    </pic:cNvPicPr>
+                  </pic:nvPicPr>
+                  <pic:blipFill>
+                    <a:blip r:embed="rId22" cstate="none"/>
+                    <a:srcRect/>
+                    <a:stretch>
+                      <a:fillRect/>
+                    </a:stretch>
+                  </pic:blipFill>
+                  <pic:spPr bwMode="auto">
+                    <a:xfrm>
+                      <a:off x="0" y="0"/>
+                      <a:ext cx="4762500" cy="2066925"/>
+                    </a:xfrm>
+                    <a:prstGeom prst="rect">
+                      <a:avLst/>
+                    </a:prstGeom>
+                  </pic:spPr>
+                </pic:pic>
+              </a:graphicData>
+            </a:graphic>
+          </wp:inline>
+        </w:drawing>
+      </w:r>
+    </w:p>
+    <w:p>
+      <w:pPr>
+        <w:spacing w:after="130" w:before="100" w:line="300"/>
+        <w:jc w:val="both"/>
+      </w:pPr>
+      <w:r>
+        <w:rPr>
+          <w:rFonts w:ascii="Times New Roman" w:cs="Times New Roman" w:eastAsia="Times New Roman" w:hAnsi="Times New Roman"/>
+          <w:b w:val="false"/>
+          <w:bCs w:val="false"/>
+          <w:i/>
+          <w:iCs/>
+          <w:color w:val="000000"/>
+          <w:sz w:val="24"/>
+          <w:szCs w:val="24"/>
+          <w:u w:val="single"/>
+        </w:rPr>
+        <w:t xml:space="preserve">Exemple :</w:t>
+      </w:r>
+      <w:r>
+        <w:rPr>
+          <w:rFonts w:ascii="Times New Roman" w:cs="Times New Roman" w:eastAsia="Times New Roman" w:hAnsi="Times New Roman"/>
+          <w:b w:val="false"/>
+          <w:bCs w:val="false"/>
+          <w:i w:val="false"/>
+          <w:iCs w:val="false"/>
+          <w:color w:val="000000"/>
+          <w:sz w:val="24"/>
+          <w:szCs w:val="24"/>
+        </w:rPr>
+        <w:t xml:space="preserve"> Salle de 6 m sur 4 m : aire 24 m², périmètre 20 m — deux réponses, deux unités, deux questions différentes.</w:t>
+      </w:r>
+    </w:p>
+    <w:p>
+      <w:pPr>
+        <w:spacing w:after="55" w:line="300"/>
+        <w:ind w:left="260"/>
+        <w:jc w:val="both"/>
+      </w:pPr>
+      <w:r>
+        <w:rPr>
+          <w:rFonts w:ascii="Times New Roman" w:cs="Times New Roman" w:eastAsia="Times New Roman" w:hAnsi="Times New Roman"/>
+          <w:b w:val="false"/>
+          <w:bCs w:val="false"/>
+          <w:i w:val="false"/>
+          <w:iCs w:val="false"/>
+          <w:color w:val="000000"/>
+          <w:sz w:val="24"/>
+          <w:szCs w:val="24"/>
+        </w:rPr>
+        <w:t xml:space="preserve">1. Vérifier que les deux dimensions sont dans la même unité.</w:t>
+      </w:r>
+    </w:p>
+    <w:p>
+      <w:pPr>
+        <w:spacing w:after="55" w:line="300"/>
+        <w:ind w:left="260"/>
+        <w:jc w:val="both"/>
+      </w:pPr>
+      <w:r>
+        <w:rPr>
+          <w:rFonts w:ascii="Times New Roman" w:cs="Times New Roman" w:eastAsia="Times New Roman" w:hAnsi="Times New Roman"/>
+          <w:b w:val="false"/>
+          <w:bCs w:val="false"/>
+          <w:i w:val="false"/>
+          <w:iCs w:val="false"/>
+          <w:color w:val="000000"/>
+          <w:sz w:val="24"/>
+          <w:szCs w:val="24"/>
+        </w:rPr>
+        <w:t xml:space="preserve">2. Multiplier : L × l (rectangle) ou côté × côté (carré).</w:t>
+      </w:r>
+    </w:p>
+    <w:p>
+      <w:pPr>
+        <w:spacing w:after="55" w:line="300"/>
+        <w:ind w:left="260"/>
+        <w:jc w:val="both"/>
+      </w:pPr>
+      <w:r>
+        <w:rPr>
+          <w:rFonts w:ascii="Times New Roman" w:cs="Times New Roman" w:eastAsia="Times New Roman" w:hAnsi="Times New Roman"/>
+          <w:b w:val="false"/>
+          <w:bCs w:val="false"/>
+          <w:i w:val="false"/>
+          <w:iCs w:val="false"/>
+          <w:color w:val="000000"/>
+          <w:sz w:val="24"/>
+          <w:szCs w:val="24"/>
+        </w:rPr>
+        <w:t xml:space="preserve">3. Écrire l’unité CARRÉE du résultat, et vérifier qu’on ne confond pas avec le périmètre.</w:t>
+      </w:r>
+    </w:p>
+    <w:p>
+      <w:pPr>
+        <w:shd w:fill="E8F5E9" w:val="clear"/>
+        <w:spacing w:after="110" w:line="300"/>
+        <w:jc w:val="both"/>
+      </w:pPr>
+      <w:r>
+        <w:rPr>
+          <w:rFonts w:ascii="Times New Roman" w:cs="Times New Roman" w:eastAsia="Times New Roman" w:hAnsi="Times New Roman"/>
+          <w:b/>
+          <w:bCs/>
+          <w:i w:val="false"/>
+          <w:iCs w:val="false"/>
+          <w:color w:val="000000"/>
+          <w:sz w:val="24"/>
+          <w:szCs w:val="24"/>
+        </w:rPr>
+        <w:t xml:space="preserve">aire = surface en unités carrées ; rectangle L × l, carré c × c ; périmètre en cm, aire en cm² ; même périmètre n’implique pas même aire ; 1 m² = 10 000 cm².</w:t>
+      </w:r>
+    </w:p>
+    <w:p>
+      <w:pPr>
+        <w:shd w:fill="E3F2FD" w:val="clear"/>
+        <w:spacing w:after="110" w:line="300"/>
+        <w:jc w:val="both"/>
+      </w:pPr>
+      <w:r>
+        <w:rPr>
+          <w:rFonts w:ascii="Times New Roman" w:cs="Times New Roman" w:eastAsia="Times New Roman" w:hAnsi="Times New Roman"/>
+          <w:b w:val="false"/>
+          <w:bCs w:val="false"/>
+          <w:i w:val="false"/>
+          <w:iCs w:val="false"/>
+          <w:color w:val="1F4E79"/>
+          <w:sz w:val="24"/>
+          <w:szCs w:val="24"/>
+        </w:rPr>
+        <w:t xml:space="preserve">Le savais-tu ? Les rizières de Madagascar se mesurent souvent en ares : 1 are = 100 m², le carré de 10 m sur 10 m.</w:t>
+      </w:r>
+    </w:p>
+    <w:p>
+      <w:pPr>
+        <w:shd w:fill="FFF8E1" w:val="clear"/>
+        <w:spacing w:after="110" w:line="300"/>
+        <w:jc w:val="both"/>
+      </w:pPr>
+      <w:r>
+        <w:rPr>
+          <w:rFonts w:ascii="Times New Roman" w:cs="Times New Roman" w:eastAsia="Times New Roman" w:hAnsi="Times New Roman"/>
+          <w:b w:val="false"/>
+          <w:bCs w:val="false"/>
+          <w:i w:val="false"/>
+          <w:iCs w:val="false"/>
+          <w:color w:val="000000"/>
+          <w:sz w:val="24"/>
+          <w:szCs w:val="24"/>
+        </w:rPr>
+        <w:t xml:space="preserve">Attention : Répondre « 15 cm » pour une aire : sans le ², la réponse est fausse à l’examen ! L’aire compte des carreaux (cm²), le périmètre mesure du fil (cm). Relire la question : couvrir → aire ; entourer → périmètre.</w:t>
+      </w:r>
+    </w:p>
+    <w:p>
+      <w:pPr>
+        <w:spacing w:after="150" w:before="200"/>
+        <w:jc w:val="left"/>
+      </w:pPr>
+      <w:r>
+        <w:rPr>
+          <w:rFonts w:ascii="Times New Roman" w:cs="Times New Roman" w:eastAsia="Times New Roman" w:hAnsi="Times New Roman"/>
+          <w:b/>
+          <w:bCs/>
+          <w:i w:val="false"/>
+          <w:iCs w:val="false"/>
+          <w:color w:val="2E7D32"/>
+          <w:sz w:val="28"/>
+          <w:szCs w:val="28"/>
+        </w:rPr>
+        <w:t xml:space="preserve">EXERCICE</w:t>
+      </w:r>
+    </w:p>
+    <w:p>
+      <w:pPr>
+        <w:spacing w:after="110" w:line="300"/>
+        <w:jc w:val="both"/>
+      </w:pPr>
+      <w:r>
+        <w:rPr>
+          <w:rFonts w:ascii="Times New Roman" w:cs="Times New Roman" w:eastAsia="Times New Roman" w:hAnsi="Times New Roman"/>
+          <w:b w:val="false"/>
+          <w:bCs w:val="false"/>
+          <w:i w:val="false"/>
+          <w:iCs w:val="false"/>
+          <w:color w:val="000000"/>
+          <w:sz w:val="24"/>
+          <w:szCs w:val="24"/>
+        </w:rPr>
+        <w:t xml:space="preserve">1. Calcule l’aire : a) rectangle de 7 cm sur 4 cm ; b) carré de 9 cm ; d) rectangle de 12 m sur 5 m ; e) carré de 20 m.</w:t>
+      </w:r>
+    </w:p>
+    <w:p>
+      <w:pPr>
+        <w:spacing w:after="110" w:line="300"/>
+        <w:jc w:val="both"/>
+      </w:pPr>
+      <w:r>
+        <w:rPr>
+          <w:rFonts w:ascii="Times New Roman" w:cs="Times New Roman" w:eastAsia="Times New Roman" w:hAnsi="Times New Roman"/>
+          <w:b w:val="false"/>
+          <w:bCs w:val="false"/>
+          <w:i w:val="false"/>
+          <w:iCs w:val="false"/>
+          <w:color w:val="000000"/>
+          <w:sz w:val="24"/>
+          <w:szCs w:val="24"/>
+        </w:rPr>
+        <w:t xml:space="preserve">2. Pour un rectangle de 10 m sur 3 m : a) calcule l’aire ; b) calcule le périmètre ; d) quelle réponse sert à acheter du grillage pour l’entourer ? e) laquelle sert à acheter du gazon pour le couvrir ?</w:t>
+      </w:r>
+    </w:p>
+    <w:p>
+      <w:pPr>
+        <w:spacing w:after="110" w:line="300"/>
+        <w:jc w:val="both"/>
+      </w:pPr>
+      <w:r>
+        <w:rPr>
+          <w:rFonts w:ascii="Times New Roman" w:cs="Times New Roman" w:eastAsia="Times New Roman" w:hAnsi="Times New Roman"/>
+          <w:b w:val="false"/>
+          <w:bCs w:val="false"/>
+          <w:i w:val="false"/>
+          <w:iCs w:val="false"/>
+          <w:color w:val="000000"/>
+          <w:sz w:val="24"/>
+          <w:szCs w:val="24"/>
+        </w:rPr>
+        <w:t xml:space="preserve">3. La salle de classe mesure 8 m sur 6 m. a) Calcule son aire. b) Un carreau couvre 0,25 m² : combien de carreaux pour le sol ? d) La longueur reste 8 m mais l’aire d’une autre salle est 40 m² : quelle est sa largeur ? e) Compare les deux salles en une phrase.</w:t>
+      </w:r>
+    </w:p>
+    <w:p>
+      <w:pPr>
+        <w:spacing w:after="110" w:line="300"/>
+        <w:jc w:val="both"/>
+      </w:pPr>
+      <w:r>
+        <w:rPr>
+          <w:rFonts w:ascii="Times New Roman" w:cs="Times New Roman" w:eastAsia="Times New Roman" w:hAnsi="Times New Roman"/>
+          <w:b w:val="false"/>
+          <w:bCs w:val="false"/>
+          <w:i w:val="false"/>
+          <w:iCs w:val="false"/>
+          <w:color w:val="000000"/>
+          <w:sz w:val="24"/>
+          <w:szCs w:val="24"/>
+        </w:rPr>
+        <w:t xml:space="preserve">4. Calcule l’aire : a) un carré de côté 6 cm ; b) un rectangle de 8 cm sur 5 cm ; d) un carré de côté 12 m ; e) un rectangle de 20 m sur 7 m.</w:t>
+      </w:r>
+    </w:p>
+    <w:p>
+      <w:pPr>
+        <w:spacing w:after="110" w:line="300"/>
+        <w:jc w:val="both"/>
+      </w:pPr>
+      <w:r>
+        <w:rPr>
+          <w:rFonts w:ascii="Times New Roman" w:cs="Times New Roman" w:eastAsia="Times New Roman" w:hAnsi="Times New Roman"/>
+          <w:b w:val="false"/>
+          <w:bCs w:val="false"/>
+          <w:i w:val="false"/>
+          <w:iCs w:val="false"/>
+          <w:color w:val="000000"/>
+          <w:sz w:val="24"/>
+          <w:szCs w:val="24"/>
+        </w:rPr>
+        <w:t xml:space="preserve">5. Une salle rectangulaire mesure 9 m sur 6 m. a) Quelle est son aire ? b) Combien de carreaux de 1 m² faut-il pour couvrir le sol ? d) À 8 000 Ar le carreau, quelle est la dépense ? e) Quel est le périmètre de la salle ?</w:t>
+      </w:r>
+    </w:p>
+    <w:p>
+      <w:pPr>
+        <w:spacing w:after="110" w:line="300"/>
+        <w:jc w:val="both"/>
+      </w:pPr>
+      <w:r>
+        <w:rPr>
+          <w:rFonts w:ascii="Times New Roman" w:cs="Times New Roman" w:eastAsia="Times New Roman" w:hAnsi="Times New Roman"/>
+          <w:b w:val="false"/>
+          <w:bCs w:val="false"/>
+          <w:i w:val="false"/>
+          <w:iCs w:val="false"/>
+          <w:color w:val="000000"/>
+          <w:sz w:val="24"/>
+          <w:szCs w:val="24"/>
+        </w:rPr>
+        <w:t xml:space="preserve">6. Défi CEPE — Un terrain rectangulaire de 24 m sur 15 m porte une maison carrée de 8 m de côté ; le reste est un jardin. a) Quelle est l’aire du terrain ? b) L’aire de la maison ? d) L’aire du jardin ? e) On sème du gazon à 1 500 Ar le m² : combien coûte le jardin ?</w:t>
+      </w:r>
+    </w:p>
+    <w:p>
+      <w:pPr>
+        <w:spacing w:after="150" w:before="200"/>
+        <w:jc w:val="left"/>
+      </w:pPr>
+      <w:r>
+        <w:rPr>
+          <w:rFonts w:ascii="Times New Roman" w:cs="Times New Roman" w:eastAsia="Times New Roman" w:hAnsi="Times New Roman"/>
+          <w:b/>
+          <w:bCs/>
+          <w:i w:val="false"/>
+          <w:iCs w:val="false"/>
+          <w:color w:val="2E7D32"/>
+          <w:sz w:val="28"/>
+          <w:szCs w:val="28"/>
+        </w:rPr>
+        <w:t xml:space="preserve">Correction</w:t>
+      </w:r>
+    </w:p>
+    <w:p>
+      <w:pPr>
+        <w:spacing w:after="80"/>
+      </w:pPr>
+      <w:r>
+        <w:rPr>
+          <w:rFonts w:ascii="Times New Roman" w:cs="Times New Roman" w:eastAsia="Times New Roman" w:hAnsi="Times New Roman"/>
+          <w:b/>
+          <w:bCs/>
+          <w:i w:val="false"/>
+          <w:iCs w:val="false"/>
+          <w:color w:val="C2185B"/>
+          <w:sz w:val="24"/>
+          <w:szCs w:val="24"/>
+        </w:rPr>
+        <w:t xml:space="preserve">1. </w:t>
+      </w:r>
+      <w:r>
+        <w:rPr>
+          <w:rFonts w:ascii="Times New Roman" w:cs="Times New Roman" w:eastAsia="Times New Roman" w:hAnsi="Times New Roman"/>
+          <w:b w:val="false"/>
+          <w:bCs w:val="false"/>
+          <w:i w:val="false"/>
+          <w:iCs w:val="false"/>
+          <w:color w:val="000000"/>
+          <w:sz w:val="24"/>
+          <w:szCs w:val="24"/>
+        </w:rPr>
+        <w:t xml:space="preserve">a) 28 cm² ; b) 81 cm² ; d) 60 m² ; e) 400 m².</w:t>
+      </w:r>
+    </w:p>
+    <w:p>
+      <w:pPr>
+        <w:spacing w:after="80"/>
+      </w:pPr>
+      <w:r>
+        <w:rPr>
+          <w:rFonts w:ascii="Times New Roman" w:cs="Times New Roman" w:eastAsia="Times New Roman" w:hAnsi="Times New Roman"/>
+          <w:b/>
+          <w:bCs/>
+          <w:i w:val="false"/>
+          <w:iCs w:val="false"/>
+          <w:color w:val="C2185B"/>
+          <w:sz w:val="24"/>
+          <w:szCs w:val="24"/>
+        </w:rPr>
+        <w:t xml:space="preserve">2. </w:t>
+      </w:r>
+      <w:r>
+        <w:rPr>
+          <w:rFonts w:ascii="Times New Roman" w:cs="Times New Roman" w:eastAsia="Times New Roman" w:hAnsi="Times New Roman"/>
+          <w:b w:val="false"/>
+          <w:bCs w:val="false"/>
+          <w:i w:val="false"/>
+          <w:iCs w:val="false"/>
+          <w:color w:val="000000"/>
+          <w:sz w:val="24"/>
+          <w:szCs w:val="24"/>
+        </w:rPr>
+        <w:t xml:space="preserve">a) 30 m² ; b) 26 m ; d) le périmètre (26 m) ; e) l’aire (30 m²).</w:t>
+      </w:r>
+    </w:p>
+    <w:p>
+      <w:pPr>
+        <w:spacing w:after="80"/>
+      </w:pPr>
+      <w:r>
+        <w:rPr>
+          <w:rFonts w:ascii="Times New Roman" w:cs="Times New Roman" w:eastAsia="Times New Roman" w:hAnsi="Times New Roman"/>
+          <w:b/>
+          <w:bCs/>
+          <w:i w:val="false"/>
+          <w:iCs w:val="false"/>
+          <w:color w:val="C2185B"/>
+          <w:sz w:val="24"/>
+          <w:szCs w:val="24"/>
+        </w:rPr>
+        <w:t xml:space="preserve">3. </w:t>
+      </w:r>
+      <w:r>
+        <w:rPr>
+          <w:rFonts w:ascii="Times New Roman" w:cs="Times New Roman" w:eastAsia="Times New Roman" w:hAnsi="Times New Roman"/>
+          <w:b w:val="false"/>
+          <w:bCs w:val="false"/>
+          <w:i w:val="false"/>
+          <w:iCs w:val="false"/>
+          <w:color w:val="000000"/>
+          <w:sz w:val="24"/>
+          <w:szCs w:val="24"/>
+        </w:rPr>
+        <w:t xml:space="preserve">a) 48 m² ; b) 48 ÷ 0,25 = 192 carreaux ; d) 40 ÷ 8 = 5 m ; e) la première salle (48 m²) est plus grande que la seconde (40 m²) de 8 m².</w:t>
+      </w:r>
+    </w:p>
+    <w:p>
+      <w:pPr>
+        <w:spacing w:after="80"/>
+      </w:pPr>
+      <w:r>
+        <w:rPr>
+          <w:rFonts w:ascii="Times New Roman" w:cs="Times New Roman" w:eastAsia="Times New Roman" w:hAnsi="Times New Roman"/>
+          <w:b/>
+          <w:bCs/>
+          <w:i w:val="false"/>
+          <w:iCs w:val="false"/>
+          <w:color w:val="C2185B"/>
+          <w:sz w:val="24"/>
+          <w:szCs w:val="24"/>
+        </w:rPr>
+        <w:t xml:space="preserve">4. </w:t>
+      </w:r>
+      <w:r>
+        <w:rPr>
+          <w:rFonts w:ascii="Times New Roman" w:cs="Times New Roman" w:eastAsia="Times New Roman" w:hAnsi="Times New Roman"/>
+          <w:b w:val="false"/>
+          <w:bCs w:val="false"/>
+          <w:i w:val="false"/>
+          <w:iCs w:val="false"/>
+          <w:color w:val="000000"/>
+          <w:sz w:val="24"/>
+          <w:szCs w:val="24"/>
+        </w:rPr>
+        <w:t xml:space="preserve">a) 6 × 6 = 36 cm² ; b) 8 × 5 = 40 cm² ; d) 144 m² ; e) 140 m².</w:t>
+      </w:r>
+    </w:p>
+    <w:p>
+      <w:pPr>
+        <w:spacing w:after="80"/>
+      </w:pPr>
+      <w:r>
+        <w:rPr>
+          <w:rFonts w:ascii="Times New Roman" w:cs="Times New Roman" w:eastAsia="Times New Roman" w:hAnsi="Times New Roman"/>
+          <w:b/>
+          <w:bCs/>
+          <w:i w:val="false"/>
+          <w:iCs w:val="false"/>
+          <w:color w:val="C2185B"/>
+          <w:sz w:val="24"/>
+          <w:szCs w:val="24"/>
+        </w:rPr>
+        <w:t xml:space="preserve">5. </w:t>
+      </w:r>
+      <w:r>
+        <w:rPr>
+          <w:rFonts w:ascii="Times New Roman" w:cs="Times New Roman" w:eastAsia="Times New Roman" w:hAnsi="Times New Roman"/>
+          <w:b w:val="false"/>
+          <w:bCs w:val="false"/>
+          <w:i w:val="false"/>
+          <w:iCs w:val="false"/>
+          <w:color w:val="000000"/>
+          <w:sz w:val="24"/>
+          <w:szCs w:val="24"/>
+        </w:rPr>
+        <w:t xml:space="preserve">a) 9 × 6 = 54 m² ; b) 54 carreaux ; d) 54 × 8 000 = 432 000 Ar ; e) (9 + 6) × 2 = 30 m.</w:t>
+      </w:r>
+    </w:p>
+    <w:p>
+      <w:pPr>
+        <w:spacing w:after="80"/>
+      </w:pPr>
+      <w:r>
+        <w:rPr>
+          <w:rFonts w:ascii="Times New Roman" w:cs="Times New Roman" w:eastAsia="Times New Roman" w:hAnsi="Times New Roman"/>
+          <w:b/>
+          <w:bCs/>
+          <w:i w:val="false"/>
+          <w:iCs w:val="false"/>
+          <w:color w:val="C2185B"/>
+          <w:sz w:val="24"/>
+          <w:szCs w:val="24"/>
+        </w:rPr>
+        <w:t xml:space="preserve">6. </w:t>
+      </w:r>
+      <w:r>
+        <w:rPr>
+          <w:rFonts w:ascii="Times New Roman" w:cs="Times New Roman" w:eastAsia="Times New Roman" w:hAnsi="Times New Roman"/>
+          <w:b w:val="false"/>
+          <w:bCs w:val="false"/>
+          <w:i w:val="false"/>
+          <w:iCs w:val="false"/>
+          <w:color w:val="000000"/>
+          <w:sz w:val="24"/>
+          <w:szCs w:val="24"/>
+        </w:rPr>
+        <w:t xml:space="preserve">a) 24 × 15 = 360 m² ; b) 8 × 8 = 64 m² ; d) 360 − 64 = 296 m² ; e) 296 × 1 500 = 444 000 Ar.</w:t>
+      </w:r>
+    </w:p>
+    <w:p>
+      <w:r>
+        <w:br w:type="page"/>
+      </w:r>
+    </w:p>
+    <w:p>
+      <w:pPr>
+        <w:spacing w:after="150" w:before="200"/>
+        <w:jc w:val="center"/>
+      </w:pPr>
+      <w:bookmarkStart w:name="u5_l8" w:id="9"/>
+      <w:r>
+        <w:rPr>
+          <w:rFonts w:ascii="Times New Roman" w:cs="Times New Roman" w:eastAsia="Times New Roman" w:hAnsi="Times New Roman"/>
+          <w:b/>
+          <w:bCs/>
+          <w:i w:val="false"/>
+          <w:iCs w:val="false"/>
+          <w:color w:val="C00000"/>
+          <w:sz w:val="32"/>
+          <w:szCs w:val="32"/>
+        </w:rPr>
+        <w:t xml:space="preserve">L’AIRE DU TRIANGLE ; COMPARER DES AIRES</w:t>
+      </w:r>
+      <w:bookmarkEnd w:id="9"/>
+    </w:p>
+    <w:p>
+      <w:pPr>
+        <w:spacing w:after="120" w:before="100"/>
+        <w:jc w:val="center"/>
+      </w:pPr>
+      <w:r>
+        <w:drawing>
+          <wp:inline distT="0" distB="0" distL="0" distR="0">
+            <wp:extent cx="4476750" cy="2438400"/>
+            <wp:effectExtent t="0" r="0" b="0" l="0"/>
+            <wp:docPr id="15" name=""/>
+            <wp:cNvGraphicFramePr>
+              <a:graphicFrameLocks xmlns:a="http://schemas.openxmlformats.org/drawingml/2006/main" noChangeAspect="1"/>
+            </wp:cNvGraphicFramePr>
+            <a:graphic xmlns:a="http://schemas.openxmlformats.org/drawingml/2006/main">
+              <a:graphicData uri="http://schemas.openxmlformats.org/drawingml/2006/picture">
+                <pic:pic xmlns:pic="http://schemas.openxmlformats.org/drawingml/2006/picture">
+                  <pic:nvPicPr>
+                    <pic:cNvPr id="0" name="" descr=""/>
+                    <pic:cNvPicPr>
+                      <a:picLocks noChangeAspect="1" noChangeArrowheads="1"/>
+                    </pic:cNvPicPr>
+                  </pic:nvPicPr>
+                  <pic:blipFill>
+                    <a:blip r:embed="rId23" cstate="none"/>
+                    <a:srcRect/>
+                    <a:stretch>
+                      <a:fillRect/>
+                    </a:stretch>
+                  </pic:blipFill>
+                  <pic:spPr bwMode="auto">
+                    <a:xfrm>
+                      <a:off x="0" y="0"/>
+                      <a:ext cx="4476750" cy="2438400"/>
+                    </a:xfrm>
+                    <a:prstGeom prst="rect">
+                      <a:avLst/>
+                    </a:prstGeom>
+                  </pic:spPr>
+                </pic:pic>
+              </a:graphicData>
+            </a:graphic>
+          </wp:inline>
+        </w:drawing>
+      </w:r>
+    </w:p>
+    <w:p>
+      <w:pPr>
+        <w:spacing w:after="150" w:before="200"/>
+        <w:jc w:val="left"/>
+      </w:pPr>
+      <w:r>
+        <w:rPr>
+          <w:rFonts w:ascii="Times New Roman" w:cs="Times New Roman" w:eastAsia="Times New Roman" w:hAnsi="Times New Roman"/>
+          <w:b/>
+          <w:bCs/>
+          <w:i w:val="false"/>
+          <w:iCs w:val="false"/>
+          <w:color w:val="2E7D32"/>
+          <w:sz w:val="28"/>
+          <w:szCs w:val="28"/>
+        </w:rPr>
+        <w:t xml:space="preserve">Aire du triangle ; comparaison d’aires</w:t>
+      </w:r>
+    </w:p>
+    <w:p>
+      <w:pPr>
+        <w:spacing w:after="110" w:line="300"/>
+        <w:jc w:val="both"/>
+      </w:pPr>
+      <w:r>
+        <w:rPr>
+          <w:rFonts w:ascii="Times New Roman" w:cs="Times New Roman" w:eastAsia="Times New Roman" w:hAnsi="Times New Roman"/>
+          <w:b w:val="false"/>
+          <w:bCs w:val="false"/>
+          <w:i w:val="false"/>
+          <w:iCs w:val="false"/>
+          <w:color w:val="000000"/>
+          <w:sz w:val="24"/>
+          <w:szCs w:val="24"/>
+        </w:rPr>
+        <w:t xml:space="preserve">L’aire d’un triangle est la moitié de l’aire du rectangle qui a la même base et la même hauteur : aire du triangle = (base × hauteur) ÷ 2. La hauteur est la distance qui tombe PERPENDICULAIREMENT de la pointe sur la base.</w:t>
+      </w:r>
+    </w:p>
+    <w:p>
+      <w:pPr>
+        <w:spacing w:after="110" w:line="300"/>
+        <w:jc w:val="both"/>
+      </w:pPr>
+      <w:r>
+        <w:rPr>
+          <w:rFonts w:ascii="Times New Roman" w:cs="Times New Roman" w:eastAsia="Times New Roman" w:hAnsi="Times New Roman"/>
+          <w:b w:val="false"/>
+          <w:bCs w:val="false"/>
+          <w:i/>
+          <w:iCs/>
+          <w:color w:val="1F4E79"/>
+          <w:sz w:val="24"/>
+          <w:szCs w:val="24"/>
+        </w:rPr>
+        <w:t xml:space="preserve">un triangle est toujours un demi-rectangle caché : base fois hauteur, puis on partage en deux.</w:t>
+      </w:r>
+    </w:p>
+    <w:p>
+      <w:pPr>
+        <w:spacing w:after="120" w:before="120"/>
+        <w:jc w:val="center"/>
+      </w:pPr>
+      <w:r>
+        <w:drawing>
+          <wp:inline distT="0" distB="0" distL="0" distR="0">
+            <wp:extent cx="4762500" cy="3486150"/>
+            <wp:effectExtent t="0" r="0" b="0" l="0"/>
+            <wp:docPr id="16" name=""/>
+            <wp:cNvGraphicFramePr>
+              <a:graphicFrameLocks xmlns:a="http://schemas.openxmlformats.org/drawingml/2006/main" noChangeAspect="1"/>
+            </wp:cNvGraphicFramePr>
+            <a:graphic xmlns:a="http://schemas.openxmlformats.org/drawingml/2006/main">
+              <a:graphicData uri="http://schemas.openxmlformats.org/drawingml/2006/picture">
+                <pic:pic xmlns:pic="http://schemas.openxmlformats.org/drawingml/2006/picture">
+                  <pic:nvPicPr>
+                    <pic:cNvPr id="0" name="" descr=""/>
+                    <pic:cNvPicPr>
+                      <a:picLocks noChangeAspect="1" noChangeArrowheads="1"/>
+                    </pic:cNvPicPr>
+                  </pic:nvPicPr>
+                  <pic:blipFill>
+                    <a:blip r:embed="rId24" cstate="none"/>
+                    <a:srcRect/>
+                    <a:stretch>
+                      <a:fillRect/>
+                    </a:stretch>
+                  </pic:blipFill>
+                  <pic:spPr bwMode="auto">
+                    <a:xfrm>
+                      <a:off x="0" y="0"/>
+                      <a:ext cx="4762500" cy="3486150"/>
+                    </a:xfrm>
+                    <a:prstGeom prst="rect">
+                      <a:avLst/>
+                    </a:prstGeom>
+                  </pic:spPr>
+                </pic:pic>
+              </a:graphicData>
+            </a:graphic>
+          </wp:inline>
+        </w:drawing>
+      </w:r>
+    </w:p>
+    <w:p>
+      <w:pPr>
+        <w:spacing w:after="130" w:before="100" w:line="300"/>
+        <w:jc w:val="both"/>
+      </w:pPr>
+      <w:r>
+        <w:rPr>
+          <w:rFonts w:ascii="Times New Roman" w:cs="Times New Roman" w:eastAsia="Times New Roman" w:hAnsi="Times New Roman"/>
+          <w:b w:val="false"/>
+          <w:bCs w:val="false"/>
+          <w:i/>
+          <w:iCs/>
+          <w:color w:val="000000"/>
+          <w:sz w:val="24"/>
+          <w:szCs w:val="24"/>
+          <w:u w:val="single"/>
+        </w:rPr>
+        <w:t xml:space="preserve">Exemple :</w:t>
+      </w:r>
+      <w:r>
+        <w:rPr>
+          <w:rFonts w:ascii="Times New Roman" w:cs="Times New Roman" w:eastAsia="Times New Roman" w:hAnsi="Times New Roman"/>
+          <w:b w:val="false"/>
+          <w:bCs w:val="false"/>
+          <w:i w:val="false"/>
+          <w:iCs w:val="false"/>
+          <w:color w:val="000000"/>
+          <w:sz w:val="24"/>
+          <w:szCs w:val="24"/>
+        </w:rPr>
+        <w:t xml:space="preserve"> Triangle de base 10 cm et de hauteur 6 cm : (10 × 6) ÷ 2 = 30 cm² — la moitié du rectangle 10 × 6.</w:t>
+      </w:r>
+    </w:p>
+    <w:p>
+      <w:pPr>
+        <w:spacing w:after="55" w:line="300"/>
+        <w:ind w:left="260"/>
+        <w:jc w:val="both"/>
+      </w:pPr>
+      <w:r>
+        <w:rPr>
+          <w:rFonts w:ascii="Times New Roman" w:cs="Times New Roman" w:eastAsia="Times New Roman" w:hAnsi="Times New Roman"/>
+          <w:b w:val="false"/>
+          <w:bCs w:val="false"/>
+          <w:i w:val="false"/>
+          <w:iCs w:val="false"/>
+          <w:color w:val="000000"/>
+          <w:sz w:val="24"/>
+          <w:szCs w:val="24"/>
+        </w:rPr>
+        <w:t xml:space="preserve">1. Repérer la base, puis la hauteur perpendiculaire (l’équerre contrôle).</w:t>
+      </w:r>
+    </w:p>
+    <w:p>
+      <w:pPr>
+        <w:spacing w:after="55" w:line="300"/>
+        <w:ind w:left="260"/>
+        <w:jc w:val="both"/>
+      </w:pPr>
+      <w:r>
+        <w:rPr>
+          <w:rFonts w:ascii="Times New Roman" w:cs="Times New Roman" w:eastAsia="Times New Roman" w:hAnsi="Times New Roman"/>
+          <w:b w:val="false"/>
+          <w:bCs w:val="false"/>
+          <w:i w:val="false"/>
+          <w:iCs w:val="false"/>
+          <w:color w:val="000000"/>
+          <w:sz w:val="24"/>
+          <w:szCs w:val="24"/>
+        </w:rPr>
+        <w:t xml:space="preserve">2. Multiplier base × hauteur, puis diviser par 2.</w:t>
+      </w:r>
+    </w:p>
+    <w:p>
+      <w:pPr>
+        <w:spacing w:after="55" w:line="300"/>
+        <w:ind w:left="260"/>
+        <w:jc w:val="both"/>
+      </w:pPr>
+      <w:r>
+        <w:rPr>
+          <w:rFonts w:ascii="Times New Roman" w:cs="Times New Roman" w:eastAsia="Times New Roman" w:hAnsi="Times New Roman"/>
+          <w:b w:val="false"/>
+          <w:bCs w:val="false"/>
+          <w:i w:val="false"/>
+          <w:iCs w:val="false"/>
+          <w:color w:val="000000"/>
+          <w:sz w:val="24"/>
+          <w:szCs w:val="24"/>
+        </w:rPr>
+        <w:t xml:space="preserve">3. Pour comparer des figures : calculer chaque aire dans la même unité, ou compter les carreaux.</w:t>
+      </w:r>
+    </w:p>
+    <w:p>
+      <w:pPr>
+        <w:shd w:fill="E8F5E9" w:val="clear"/>
+        <w:spacing w:after="110" w:line="300"/>
+        <w:jc w:val="both"/>
+      </w:pPr>
+      <w:r>
+        <w:rPr>
+          <w:rFonts w:ascii="Times New Roman" w:cs="Times New Roman" w:eastAsia="Times New Roman" w:hAnsi="Times New Roman"/>
+          <w:b/>
+          <w:bCs/>
+          <w:i w:val="false"/>
+          <w:iCs w:val="false"/>
+          <w:color w:val="000000"/>
+          <w:sz w:val="24"/>
+          <w:szCs w:val="24"/>
+        </w:rPr>
+        <w:t xml:space="preserve">aire du triangle = (base × hauteur) ÷ 2 ; la hauteur tombe perpendiculairement sur la base ; comparer par formule, carreaux ou découpage.</w:t>
+      </w:r>
+    </w:p>
+    <w:p>
+      <w:pPr>
+        <w:shd w:fill="E3F2FD" w:val="clear"/>
+        <w:spacing w:after="110" w:line="300"/>
+        <w:jc w:val="both"/>
+      </w:pPr>
+      <w:r>
+        <w:rPr>
+          <w:rFonts w:ascii="Times New Roman" w:cs="Times New Roman" w:eastAsia="Times New Roman" w:hAnsi="Times New Roman"/>
+          <w:b w:val="false"/>
+          <w:bCs w:val="false"/>
+          <w:i w:val="false"/>
+          <w:iCs w:val="false"/>
+          <w:color w:val="1F4E79"/>
+          <w:sz w:val="24"/>
+          <w:szCs w:val="24"/>
+        </w:rPr>
+        <w:t xml:space="preserve">Le savais-tu ? Il y a 4 000 ans, les arpenteurs d’Égypte recalculaient les champs après chaque crue du Nil qui effaçait les bornes : ils découpaient les terrains en triangles et mesuraient leurs aires — c’est la naissance même du mot « géométrie » : geo-metria, la mesure de la terre !</w:t>
+      </w:r>
+    </w:p>
+    <w:p>
+      <w:pPr>
+        <w:shd w:fill="FFF8E1" w:val="clear"/>
+        <w:spacing w:after="110" w:line="300"/>
+        <w:jc w:val="both"/>
+      </w:pPr>
+      <w:r>
+        <w:rPr>
+          <w:rFonts w:ascii="Times New Roman" w:cs="Times New Roman" w:eastAsia="Times New Roman" w:hAnsi="Times New Roman"/>
+          <w:b w:val="false"/>
+          <w:bCs w:val="false"/>
+          <w:i w:val="false"/>
+          <w:iCs w:val="false"/>
+          <w:color w:val="000000"/>
+          <w:sz w:val="24"/>
+          <w:szCs w:val="24"/>
+        </w:rPr>
+        <w:t xml:space="preserve">Attention : Oublier le ÷ 2 : base × hauteur donne l’aire du RECTANGLE entier, le double du triangle ! Le triangle n’est que la moitié : la division par 2 fait partie de la formule.</w:t>
+      </w:r>
+    </w:p>
+    <w:p>
+      <w:pPr>
+        <w:spacing w:after="150" w:before="200"/>
+        <w:jc w:val="left"/>
+      </w:pPr>
+      <w:r>
+        <w:rPr>
+          <w:rFonts w:ascii="Times New Roman" w:cs="Times New Roman" w:eastAsia="Times New Roman" w:hAnsi="Times New Roman"/>
+          <w:b/>
+          <w:bCs/>
+          <w:i w:val="false"/>
+          <w:iCs w:val="false"/>
+          <w:color w:val="2E7D32"/>
+          <w:sz w:val="28"/>
+          <w:szCs w:val="28"/>
+        </w:rPr>
+        <w:t xml:space="preserve">EXERCICE</w:t>
+      </w:r>
+    </w:p>
+    <w:p>
+      <w:pPr>
+        <w:spacing w:after="110" w:line="300"/>
+        <w:jc w:val="both"/>
+      </w:pPr>
+      <w:r>
+        <w:rPr>
+          <w:rFonts w:ascii="Times New Roman" w:cs="Times New Roman" w:eastAsia="Times New Roman" w:hAnsi="Times New Roman"/>
+          <w:b w:val="false"/>
+          <w:bCs w:val="false"/>
+          <w:i w:val="false"/>
+          <w:iCs w:val="false"/>
+          <w:color w:val="000000"/>
+          <w:sz w:val="24"/>
+          <w:szCs w:val="24"/>
+        </w:rPr>
+        <w:t xml:space="preserve">1. Calcule l’aire du triangle : a) base 8 cm, hauteur 5 cm ; b) base 12 cm, hauteur 7 cm ; d) base 9 m, hauteur 4 m ; e) triangle rectangle de côtés de l’angle droit 6 et 8 cm.</w:t>
+      </w:r>
+    </w:p>
+    <w:p>
+      <w:pPr>
+        <w:spacing w:after="110" w:line="300"/>
+        <w:jc w:val="both"/>
+      </w:pPr>
+      <w:r>
+        <w:rPr>
+          <w:rFonts w:ascii="Times New Roman" w:cs="Times New Roman" w:eastAsia="Times New Roman" w:hAnsi="Times New Roman"/>
+          <w:b w:val="false"/>
+          <w:bCs w:val="false"/>
+          <w:i w:val="false"/>
+          <w:iCs w:val="false"/>
+          <w:color w:val="000000"/>
+          <w:sz w:val="24"/>
+          <w:szCs w:val="24"/>
+        </w:rPr>
+        <w:t xml:space="preserve">2. Un rectangle de 10 cm sur 6 cm est coupé par sa diagonale. a) Aire du rectangle ? b) Aire de chaque triangle ? d) Les deux triangles ont-ils la même aire ? e) Quel est le périmètre du rectangle (pour ne pas confondre !) ?</w:t>
+      </w:r>
+    </w:p>
+    <w:p>
+      <w:pPr>
+        <w:spacing w:after="110" w:line="300"/>
+        <w:jc w:val="both"/>
+      </w:pPr>
+      <w:r>
+        <w:rPr>
+          <w:rFonts w:ascii="Times New Roman" w:cs="Times New Roman" w:eastAsia="Times New Roman" w:hAnsi="Times New Roman"/>
+          <w:b w:val="false"/>
+          <w:bCs w:val="false"/>
+          <w:i w:val="false"/>
+          <w:iCs w:val="false"/>
+          <w:color w:val="000000"/>
+          <w:sz w:val="24"/>
+          <w:szCs w:val="24"/>
+        </w:rPr>
+        <w:t xml:space="preserve">3. Compare les aires : a) triangle de base 10 et hauteur 4 ; b) carré de 5 ; d) rectangle de 7 sur 3 (tout en cm) ; e) range les trois figures de la plus petite à la plus grande aire.</w:t>
+      </w:r>
+    </w:p>
+    <w:p>
+      <w:pPr>
+        <w:spacing w:after="110" w:line="300"/>
+        <w:jc w:val="both"/>
+      </w:pPr>
+      <w:r>
+        <w:rPr>
+          <w:rFonts w:ascii="Times New Roman" w:cs="Times New Roman" w:eastAsia="Times New Roman" w:hAnsi="Times New Roman"/>
+          <w:b w:val="false"/>
+          <w:bCs w:val="false"/>
+          <w:i w:val="false"/>
+          <w:iCs w:val="false"/>
+          <w:color w:val="000000"/>
+          <w:sz w:val="24"/>
+          <w:szCs w:val="24"/>
+        </w:rPr>
+        <w:t xml:space="preserve">4. Calcule l’aire du triangle : a) base 6 cm, hauteur 4 cm ; b) base 10 cm, hauteur 7 cm ; d) base 9 cm, hauteur 6 cm ; e) base 5 cm, hauteur 5 cm.</w:t>
+      </w:r>
+    </w:p>
+    <w:p>
+      <w:pPr>
+        <w:spacing w:after="110" w:line="300"/>
+        <w:jc w:val="both"/>
+      </w:pPr>
+      <w:r>
+        <w:rPr>
+          <w:rFonts w:ascii="Times New Roman" w:cs="Times New Roman" w:eastAsia="Times New Roman" w:hAnsi="Times New Roman"/>
+          <w:b w:val="false"/>
+          <w:bCs w:val="false"/>
+          <w:i w:val="false"/>
+          <w:iCs w:val="false"/>
+          <w:color w:val="000000"/>
+          <w:sz w:val="24"/>
+          <w:szCs w:val="24"/>
+        </w:rPr>
+        <w:t xml:space="preserve">5. a) Un triangle a une aire de 24 cm² et une base de 8 cm : quelle est sa hauteur ? b) Compare l’aire du triangle de base 12 cm et hauteur 5 cm avec celle du rectangle de 6 cm sur 5 cm. d) Deux triangles ont la même base de 8 cm, avec des hauteurs de 3 cm et 6 cm : compare leurs aires. e) Pourquoi divise-t-on par 2 dans la formule de l’aire du triangle ?</w:t>
+      </w:r>
+    </w:p>
+    <w:p>
+      <w:pPr>
+        <w:spacing w:after="110" w:line="300"/>
+        <w:jc w:val="both"/>
+      </w:pPr>
+      <w:r>
+        <w:rPr>
+          <w:rFonts w:ascii="Times New Roman" w:cs="Times New Roman" w:eastAsia="Times New Roman" w:hAnsi="Times New Roman"/>
+          <w:b w:val="false"/>
+          <w:bCs w:val="false"/>
+          <w:i w:val="false"/>
+          <w:iCs w:val="false"/>
+          <w:color w:val="000000"/>
+          <w:sz w:val="24"/>
+          <w:szCs w:val="24"/>
+        </w:rPr>
+        <w:t xml:space="preserve">6. Défi CEPE — Un champ en forme de quadrilatère est coupé par une diagonale en deux triangles : le premier a une base de 40 m et une hauteur de 25 m ; le second, la même base de 40 m et une hauteur de 15 m. a) Aire du premier triangle ? b) Du second ? d) Aire totale du champ ? e) Avec 2 kg de maïs récoltés par m², quelle est la récolte totale ?</w:t>
+      </w:r>
+    </w:p>
+    <w:p>
+      <w:pPr>
+        <w:spacing w:after="150" w:before="200"/>
+        <w:jc w:val="left"/>
+      </w:pPr>
+      <w:r>
+        <w:rPr>
+          <w:rFonts w:ascii="Times New Roman" w:cs="Times New Roman" w:eastAsia="Times New Roman" w:hAnsi="Times New Roman"/>
+          <w:b/>
+          <w:bCs/>
+          <w:i w:val="false"/>
+          <w:iCs w:val="false"/>
+          <w:color w:val="2E7D32"/>
+          <w:sz w:val="28"/>
+          <w:szCs w:val="28"/>
+        </w:rPr>
+        <w:t xml:space="preserve">Correction</w:t>
+      </w:r>
+    </w:p>
+    <w:p>
+      <w:pPr>
+        <w:spacing w:after="80"/>
+      </w:pPr>
+      <w:r>
+        <w:rPr>
+          <w:rFonts w:ascii="Times New Roman" w:cs="Times New Roman" w:eastAsia="Times New Roman" w:hAnsi="Times New Roman"/>
+          <w:b/>
+          <w:bCs/>
+          <w:i w:val="false"/>
+          <w:iCs w:val="false"/>
+          <w:color w:val="C2185B"/>
+          <w:sz w:val="24"/>
+          <w:szCs w:val="24"/>
+        </w:rPr>
+        <w:t xml:space="preserve">1. </w:t>
+      </w:r>
+      <w:r>
+        <w:rPr>
+          <w:rFonts w:ascii="Times New Roman" w:cs="Times New Roman" w:eastAsia="Times New Roman" w:hAnsi="Times New Roman"/>
+          <w:b w:val="false"/>
+          <w:bCs w:val="false"/>
+          <w:i w:val="false"/>
+          <w:iCs w:val="false"/>
+          <w:color w:val="000000"/>
+          <w:sz w:val="24"/>
+          <w:szCs w:val="24"/>
+        </w:rPr>
+        <w:t xml:space="preserve">a) 20 cm² ; b) 42 cm² ; d) 18 m² ; e) (6 × 8) ÷ 2 = 24 cm².</w:t>
+      </w:r>
+    </w:p>
+    <w:p>
+      <w:pPr>
+        <w:spacing w:after="80"/>
+      </w:pPr>
+      <w:r>
+        <w:rPr>
+          <w:rFonts w:ascii="Times New Roman" w:cs="Times New Roman" w:eastAsia="Times New Roman" w:hAnsi="Times New Roman"/>
+          <w:b/>
+          <w:bCs/>
+          <w:i w:val="false"/>
+          <w:iCs w:val="false"/>
+          <w:color w:val="C2185B"/>
+          <w:sz w:val="24"/>
+          <w:szCs w:val="24"/>
+        </w:rPr>
+        <w:t xml:space="preserve">2. </w:t>
+      </w:r>
+      <w:r>
+        <w:rPr>
+          <w:rFonts w:ascii="Times New Roman" w:cs="Times New Roman" w:eastAsia="Times New Roman" w:hAnsi="Times New Roman"/>
+          <w:b w:val="false"/>
+          <w:bCs w:val="false"/>
+          <w:i w:val="false"/>
+          <w:iCs w:val="false"/>
+          <w:color w:val="000000"/>
+          <w:sz w:val="24"/>
+          <w:szCs w:val="24"/>
+        </w:rPr>
+        <w:t xml:space="preserve">a) 60 cm² ; b) 30 cm² ; d) oui : superposables, même aire ; e) (10 + 6) × 2 = 32 cm.</w:t>
+      </w:r>
+    </w:p>
+    <w:p>
+      <w:pPr>
+        <w:spacing w:after="80"/>
+      </w:pPr>
+      <w:r>
+        <w:rPr>
+          <w:rFonts w:ascii="Times New Roman" w:cs="Times New Roman" w:eastAsia="Times New Roman" w:hAnsi="Times New Roman"/>
+          <w:b/>
+          <w:bCs/>
+          <w:i w:val="false"/>
+          <w:iCs w:val="false"/>
+          <w:color w:val="C2185B"/>
+          <w:sz w:val="24"/>
+          <w:szCs w:val="24"/>
+        </w:rPr>
+        <w:t xml:space="preserve">3. </w:t>
+      </w:r>
+      <w:r>
+        <w:rPr>
+          <w:rFonts w:ascii="Times New Roman" w:cs="Times New Roman" w:eastAsia="Times New Roman" w:hAnsi="Times New Roman"/>
+          <w:b w:val="false"/>
+          <w:bCs w:val="false"/>
+          <w:i w:val="false"/>
+          <w:iCs w:val="false"/>
+          <w:color w:val="000000"/>
+          <w:sz w:val="24"/>
+          <w:szCs w:val="24"/>
+        </w:rPr>
+        <w:t xml:space="preserve">a) 20 cm² ; b) 25 cm² ; d) 21 cm² ; e) triangle (20) &lt; rectangle (21) &lt; carré (25).</w:t>
+      </w:r>
+    </w:p>
+    <w:p>
+      <w:pPr>
+        <w:spacing w:after="80"/>
+      </w:pPr>
+      <w:r>
+        <w:rPr>
+          <w:rFonts w:ascii="Times New Roman" w:cs="Times New Roman" w:eastAsia="Times New Roman" w:hAnsi="Times New Roman"/>
+          <w:b/>
+          <w:bCs/>
+          <w:i w:val="false"/>
+          <w:iCs w:val="false"/>
+          <w:color w:val="C2185B"/>
+          <w:sz w:val="24"/>
+          <w:szCs w:val="24"/>
+        </w:rPr>
+        <w:t xml:space="preserve">4. </w:t>
+      </w:r>
+      <w:r>
+        <w:rPr>
+          <w:rFonts w:ascii="Times New Roman" w:cs="Times New Roman" w:eastAsia="Times New Roman" w:hAnsi="Times New Roman"/>
+          <w:b w:val="false"/>
+          <w:bCs w:val="false"/>
+          <w:i w:val="false"/>
+          <w:iCs w:val="false"/>
+          <w:color w:val="000000"/>
+          <w:sz w:val="24"/>
+          <w:szCs w:val="24"/>
+        </w:rPr>
+        <w:t xml:space="preserve">a) (6 × 4) ÷ 2 = 12 cm² ; b) 35 cm² ; d) 27 cm² ; e) 12,5 cm².</w:t>
+      </w:r>
+    </w:p>
+    <w:p>
+      <w:pPr>
+        <w:spacing w:after="80"/>
+      </w:pPr>
+      <w:r>
+        <w:rPr>
+          <w:rFonts w:ascii="Times New Roman" w:cs="Times New Roman" w:eastAsia="Times New Roman" w:hAnsi="Times New Roman"/>
+          <w:b/>
+          <w:bCs/>
+          <w:i w:val="false"/>
+          <w:iCs w:val="false"/>
+          <w:color w:val="C2185B"/>
+          <w:sz w:val="24"/>
+          <w:szCs w:val="24"/>
+        </w:rPr>
+        <w:t xml:space="preserve">5. </w:t>
+      </w:r>
+      <w:r>
+        <w:rPr>
+          <w:rFonts w:ascii="Times New Roman" w:cs="Times New Roman" w:eastAsia="Times New Roman" w:hAnsi="Times New Roman"/>
+          <w:b w:val="false"/>
+          <w:bCs w:val="false"/>
+          <w:i w:val="false"/>
+          <w:iCs w:val="false"/>
+          <w:color w:val="000000"/>
+          <w:sz w:val="24"/>
+          <w:szCs w:val="24"/>
+        </w:rPr>
+        <w:t xml:space="preserve">a) (24 × 2) ÷ 8 = 6 cm ; b) triangle : (12 × 5) ÷ 2 = 30 cm² ; rectangle : 6 × 5 = 30 cm² : aires égales ; d) 12 cm² et 24 cm² : la seconde est le double ; e) parce qu’un triangle est la moitié d’un rectangle de même base et de même hauteur.</w:t>
+      </w:r>
+    </w:p>
+    <w:p>
+      <w:pPr>
+        <w:spacing w:after="80"/>
+      </w:pPr>
+      <w:r>
+        <w:rPr>
+          <w:rFonts w:ascii="Times New Roman" w:cs="Times New Roman" w:eastAsia="Times New Roman" w:hAnsi="Times New Roman"/>
+          <w:b/>
+          <w:bCs/>
+          <w:i w:val="false"/>
+          <w:iCs w:val="false"/>
+          <w:color w:val="C2185B"/>
+          <w:sz w:val="24"/>
+          <w:szCs w:val="24"/>
+        </w:rPr>
+        <w:t xml:space="preserve">6. </w:t>
+      </w:r>
+      <w:r>
+        <w:rPr>
+          <w:rFonts w:ascii="Times New Roman" w:cs="Times New Roman" w:eastAsia="Times New Roman" w:hAnsi="Times New Roman"/>
+          <w:b w:val="false"/>
+          <w:bCs w:val="false"/>
+          <w:i w:val="false"/>
+          <w:iCs w:val="false"/>
+          <w:color w:val="000000"/>
+          <w:sz w:val="24"/>
+          <w:szCs w:val="24"/>
+        </w:rPr>
+        <w:t xml:space="preserve">a) (40 × 25) ÷ 2 = 500 m² ; b) (40 × 15) ÷ 2 = 300 m² ; d) 500 + 300 = 800 m² ; e) 800 × 2 = 1 600 kg de maïs.</w:t>
+      </w:r>
+    </w:p>
+    <w:p>
+      <w:r>
+        <w:br w:type="page"/>
+      </w:r>
+    </w:p>
+    <w:p>
+      <w:pPr>
+        <w:spacing w:after="150" w:before="200"/>
+        <w:jc w:val="center"/>
+      </w:pPr>
+      <w:bookmarkStart w:name="u5_l9" w:id="10"/>
+      <w:r>
+        <w:rPr>
+          <w:rFonts w:ascii="Times New Roman" w:cs="Times New Roman" w:eastAsia="Times New Roman" w:hAnsi="Times New Roman"/>
+          <w:b/>
+          <w:bCs/>
+          <w:i w:val="false"/>
+          <w:iCs w:val="false"/>
+          <w:color w:val="C00000"/>
+          <w:sz w:val="32"/>
+          <w:szCs w:val="32"/>
+        </w:rPr>
+        <w:t xml:space="preserve">LE VOLUME : CUBES UNITÉS, CUBE ET PAVÉ DROIT</w:t>
+      </w:r>
+      <w:bookmarkEnd w:id="10"/>
+    </w:p>
+    <w:p>
+      <w:pPr>
+        <w:spacing w:after="120" w:before="100"/>
+        <w:jc w:val="center"/>
+      </w:pPr>
+      <w:r>
+        <w:drawing>
+          <wp:inline distT="0" distB="0" distL="0" distR="0">
+            <wp:extent cx="4476750" cy="2438400"/>
+            <wp:effectExtent t="0" r="0" b="0" l="0"/>
+            <wp:docPr id="17" name=""/>
+            <wp:cNvGraphicFramePr>
+              <a:graphicFrameLocks xmlns:a="http://schemas.openxmlformats.org/drawingml/2006/main" noChangeAspect="1"/>
+            </wp:cNvGraphicFramePr>
+            <a:graphic xmlns:a="http://schemas.openxmlformats.org/drawingml/2006/main">
+              <a:graphicData uri="http://schemas.openxmlformats.org/drawingml/2006/picture">
+                <pic:pic xmlns:pic="http://schemas.openxmlformats.org/drawingml/2006/picture">
+                  <pic:nvPicPr>
+                    <pic:cNvPr id="0" name="" descr=""/>
+                    <pic:cNvPicPr>
+                      <a:picLocks noChangeAspect="1" noChangeArrowheads="1"/>
+                    </pic:cNvPicPr>
+                  </pic:nvPicPr>
+                  <pic:blipFill>
+                    <a:blip r:embed="rId25" cstate="none"/>
+                    <a:srcRect/>
+                    <a:stretch>
+                      <a:fillRect/>
+                    </a:stretch>
+                  </pic:blipFill>
+                  <pic:spPr bwMode="auto">
+                    <a:xfrm>
+                      <a:off x="0" y="0"/>
+                      <a:ext cx="4476750" cy="2438400"/>
+                    </a:xfrm>
+                    <a:prstGeom prst="rect">
+                      <a:avLst/>
+                    </a:prstGeom>
+                  </pic:spPr>
+                </pic:pic>
+              </a:graphicData>
+            </a:graphic>
+          </wp:inline>
+        </w:drawing>
+      </w:r>
+    </w:p>
+    <w:p>
+      <w:pPr>
+        <w:spacing w:after="150" w:before="200"/>
+        <w:jc w:val="left"/>
+      </w:pPr>
+      <w:r>
+        <w:rPr>
+          <w:rFonts w:ascii="Times New Roman" w:cs="Times New Roman" w:eastAsia="Times New Roman" w:hAnsi="Times New Roman"/>
+          <w:b/>
+          <w:bCs/>
+          <w:i w:val="false"/>
+          <w:iCs w:val="false"/>
+          <w:color w:val="2E7D32"/>
+          <w:sz w:val="28"/>
+          <w:szCs w:val="28"/>
+        </w:rPr>
+        <w:t xml:space="preserve">Notion intuitive de volume (cm³)</w:t>
+      </w:r>
+    </w:p>
+    <w:p>
+      <w:pPr>
+        <w:spacing w:after="110" w:line="300"/>
+        <w:jc w:val="both"/>
+      </w:pPr>
+      <w:r>
+        <w:rPr>
+          <w:rFonts w:ascii="Times New Roman" w:cs="Times New Roman" w:eastAsia="Times New Roman" w:hAnsi="Times New Roman"/>
+          <w:b w:val="false"/>
+          <w:bCs w:val="false"/>
+          <w:i w:val="false"/>
+          <w:iCs w:val="false"/>
+          <w:color w:val="000000"/>
+          <w:sz w:val="24"/>
+          <w:szCs w:val="24"/>
+        </w:rPr>
+        <w:t xml:space="preserve">Le volume mesure la place qu’occupe un objet dans l’espace. L’unité est le cube unité : le cm³ est un cube de 1 cm d’arête. Le volume d’un pavé droit se trouve en comptant ses cubes : longueur × largeur × hauteur ; le cube, dont toutes les arêtes sont égales, a pour volume arête × arête × arête.</w:t>
+      </w:r>
+    </w:p>
+    <w:p>
+      <w:pPr>
+        <w:spacing w:after="110" w:line="300"/>
+        <w:jc w:val="both"/>
+      </w:pPr>
+      <w:r>
+        <w:rPr>
+          <w:rFonts w:ascii="Times New Roman" w:cs="Times New Roman" w:eastAsia="Times New Roman" w:hAnsi="Times New Roman"/>
+          <w:b w:val="false"/>
+          <w:bCs w:val="false"/>
+          <w:i/>
+          <w:iCs/>
+          <w:color w:val="1F4E79"/>
+          <w:sz w:val="24"/>
+          <w:szCs w:val="24"/>
+        </w:rPr>
+        <w:t xml:space="preserve">après le fil du périmètre et les carreaux de l’aire, voici les dés du volume : on compte combien de petits cubes remplissent la boîte.</w:t>
+      </w:r>
+    </w:p>
+    <w:p>
+      <w:pPr>
+        <w:spacing w:after="120" w:before="120"/>
+        <w:jc w:val="center"/>
+      </w:pPr>
+      <w:r>
+        <w:drawing>
+          <wp:inline distT="0" distB="0" distL="0" distR="0">
+            <wp:extent cx="4762500" cy="4362450"/>
+            <wp:effectExtent t="0" r="0" b="0" l="0"/>
+            <wp:docPr id="18" name=""/>
+            <wp:cNvGraphicFramePr>
+              <a:graphicFrameLocks xmlns:a="http://schemas.openxmlformats.org/drawingml/2006/main" noChangeAspect="1"/>
+            </wp:cNvGraphicFramePr>
+            <a:graphic xmlns:a="http://schemas.openxmlformats.org/drawingml/2006/main">
+              <a:graphicData uri="http://schemas.openxmlformats.org/drawingml/2006/picture">
+                <pic:pic xmlns:pic="http://schemas.openxmlformats.org/drawingml/2006/picture">
+                  <pic:nvPicPr>
+                    <pic:cNvPr id="0" name="" descr=""/>
+                    <pic:cNvPicPr>
+                      <a:picLocks noChangeAspect="1" noChangeArrowheads="1"/>
+                    </pic:cNvPicPr>
+                  </pic:nvPicPr>
+                  <pic:blipFill>
+                    <a:blip r:embed="rId26" cstate="none"/>
                     <a:srcRect/>
                     <a:stretch>
                       <a:fillRect/>
